--- a/2026.9.7-2026.9.18_AI 通信进展调研.docx
+++ b/2026.9.7-2026.9.18_AI 通信进展调研.docx
@@ -49,14 +49,8 @@
           <w:rFonts w:ascii="微软雅黑" w:hAnsi="微软雅黑" w:eastAsia="微软雅黑" w:cs="微软雅黑"/>
           <w:b w:val="on"/>
         </w:rPr>
-        <w:t>面向网络数字孪生的数据采集：申请：2024-05-24；公开：2025-01-02 专利 WO2025001669A1 — 数据采集方法、装置和系统</w:t>
-      </w:r>
-    </w:p>
-    <w:p>
-      <w:pPr>
-        <w:spacing w:line="288" w:lineRule="auto"/>
-        <w:jc w:val="left"/>
-      </w:pPr>
+        <w:t xml:space="preserve">面向网络数字孪生的数据采集：申请：2024-05-24；公开：2025-01-02 专利 WO2025001669A1 — </w:t>
+      </w:r>
       <w:r>
         <w:rPr>
           <w:rFonts w:ascii="微软雅黑" w:hAnsi="微软雅黑" w:eastAsia="微软雅黑" w:cs="微软雅黑"/>
@@ -66,10 +60,11 @@
         <w:r>
           <w:rPr>
             <w:rFonts w:ascii="微软雅黑" w:hAnsi="微软雅黑" w:eastAsia="微软雅黑" w:cs="微软雅黑"/>
+            <w:b w:val="on"/>
             <w:color w:val="0000FF"/>
             <w:u w:val="single"/>
           </w:rPr>
-          <w:t>https://patents.google.com/patent/WO2025001669A1/zh</w:t>
+          <w:t>数据采集方法、装置和系统</w:t>
         </w:r>
       </w:hyperlink>
     </w:p>
@@ -438,29 +433,23 @@
         <w:rPr>
           <w:rFonts w:ascii="微软雅黑" w:hAnsi="微软雅黑" w:eastAsia="微软雅黑" w:cs="微软雅黑"/>
           <w:b w:val="on"/>
-        </w:rPr>
-        <w:t xml:space="preserve">Attention-based Wireless Digital Twin：申请：2023-07-10；公开：2025-01-16 专利 WO2025010581A1 — </w:t>
-      </w:r>
-      <w:r>
-        <w:rPr>
-          <w:rFonts w:ascii="微软雅黑" w:hAnsi="微软雅黑" w:eastAsia="微软雅黑" w:cs="微软雅黑"/>
-        </w:rPr>
-      </w:r>
-      <w:r>
-        <w:rPr>
-          <w:rFonts w:ascii="微软雅黑" w:hAnsi="微软雅黑" w:eastAsia="微软雅黑" w:cs="微软雅黑"/>
-          <w:b w:val="on"/>
           <w:color w:val="0D0D0D"/>
           <w:shd w:val="clear" w:fill="FFFFFF"/>
         </w:rPr>
         <w:t>基于注意力机制的无线数字孪生模型</w:t>
       </w:r>
-    </w:p>
-    <w:p>
-      <w:pPr>
-        <w:spacing w:line="288" w:lineRule="auto"/>
-        <w:jc w:val="left"/>
-      </w:pPr>
+      <w:r>
+        <w:rPr>
+          <w:rFonts w:ascii="微软雅黑" w:hAnsi="微软雅黑" w:eastAsia="微软雅黑" w:cs="微软雅黑"/>
+        </w:rPr>
+      </w:r>
+      <w:r>
+        <w:rPr>
+          <w:rFonts w:ascii="微软雅黑" w:hAnsi="微软雅黑" w:eastAsia="微软雅黑" w:cs="微软雅黑"/>
+          <w:b w:val="on"/>
+        </w:rPr>
+        <w:t xml:space="preserve">：申请：2023-07-10；公开：2025-01-16 专利 WO2025010581A1 — </w:t>
+      </w:r>
       <w:r>
         <w:rPr>
           <w:rFonts w:ascii="微软雅黑" w:hAnsi="微软雅黑" w:eastAsia="微软雅黑" w:cs="微软雅黑"/>
@@ -470,10 +459,11 @@
         <w:r>
           <w:rPr>
             <w:rFonts w:ascii="微软雅黑" w:hAnsi="微软雅黑" w:eastAsia="微软雅黑" w:cs="微软雅黑"/>
+            <w:b w:val="on"/>
             <w:color w:val="0000FF"/>
             <w:u w:val="single"/>
           </w:rPr>
-          <w:t>https://patents.google.com/patent/WO2025010581A1/en?oq=WO2025010581A1</w:t>
+          <w:t>Attention-based model for wireless digital twin</w:t>
         </w:r>
       </w:hyperlink>
     </w:p>
@@ -1109,14 +1099,8 @@
           <w:rFonts w:ascii="微软雅黑" w:hAnsi="微软雅黑" w:eastAsia="微软雅黑" w:cs="微软雅黑"/>
           <w:b w:val="on"/>
         </w:rPr>
-        <w:t>Model-aware network measurement：申请：2023-09-27；公开：2025-03-28 专利 CN119728456A — 网络管理方法及装置</w:t>
-      </w:r>
-    </w:p>
-    <w:p>
-      <w:pPr>
-        <w:spacing w:line="288" w:lineRule="auto"/>
-        <w:jc w:val="left"/>
-      </w:pPr>
+        <w:t xml:space="preserve">Model-aware network measurement：申请：2023-09-27；公开：2025-03-28 专利 CN119728456A — </w:t>
+      </w:r>
       <w:r>
         <w:rPr>
           <w:rFonts w:ascii="微软雅黑" w:hAnsi="微软雅黑" w:eastAsia="微软雅黑" w:cs="微软雅黑"/>
@@ -1126,10 +1110,11 @@
         <w:r>
           <w:rPr>
             <w:rFonts w:ascii="微软雅黑" w:hAnsi="微软雅黑" w:eastAsia="微软雅黑" w:cs="微软雅黑"/>
+            <w:b w:val="on"/>
             <w:color w:val="0000FF"/>
             <w:u w:val="single"/>
           </w:rPr>
-          <w:t>https://patents.google.com/patent/CN119728456A/zh</w:t>
+          <w:t>网络管理方法及装置</w:t>
         </w:r>
       </w:hyperlink>
     </w:p>
@@ -1679,14 +1664,8 @@
           <w:rFonts w:ascii="微软雅黑" w:hAnsi="微软雅黑" w:eastAsia="微软雅黑" w:cs="微软雅黑"/>
           <w:b w:val="on"/>
         </w:rPr>
-        <w:t>AI 模型训练的数据动态采集：申请：2025-09-29；公开：2026-04-09 专利 WO2026075914A1 — 面向网络模型训练的事件驱动数据采集</w:t>
-      </w:r>
-    </w:p>
-    <w:p>
-      <w:pPr>
-        <w:spacing w:line="288" w:lineRule="auto"/>
-        <w:jc w:val="left"/>
-      </w:pPr>
+        <w:t xml:space="preserve">面向网络模型训练的事件驱动数据采集：申请：2025-09-29；公开：2026-04-09 专利 WO2026075914A1 — </w:t>
+      </w:r>
       <w:r>
         <w:rPr>
           <w:rFonts w:ascii="微软雅黑" w:hAnsi="微软雅黑" w:eastAsia="微软雅黑" w:cs="微软雅黑"/>
@@ -1696,10 +1675,11 @@
         <w:r>
           <w:rPr>
             <w:rFonts w:ascii="微软雅黑" w:hAnsi="微软雅黑" w:eastAsia="微软雅黑" w:cs="微软雅黑"/>
+            <w:b w:val="on"/>
             <w:color w:val="0000FF"/>
             <w:u w:val="single"/>
           </w:rPr>
-          <w:t>https://patents.google.com/patent/WO2026075914A1/en</w:t>
+          <w:t>Data collection for network model training</w:t>
         </w:r>
       </w:hyperlink>
     </w:p>
@@ -2462,14 +2442,8 @@
           <w:rFonts w:ascii="微软雅黑" w:hAnsi="微软雅黑" w:eastAsia="微软雅黑" w:cs="微软雅黑"/>
           <w:b w:val="on"/>
         </w:rPr>
-        <w:t>AI/ML measurement 的“质量标签”：申请：2025-09-24；公开：2026-05-21 专利 WO2026106710A1 — AI/ML信道测量的质量信息</w:t>
-      </w:r>
-    </w:p>
-    <w:p>
-      <w:pPr>
-        <w:spacing w:line="288" w:lineRule="auto"/>
-        <w:jc w:val="left"/>
-      </w:pPr>
+        <w:t xml:space="preserve">AI/ML 测量的“质量标签”：申请：2025-09-24；公开：2026-05-21 专利 WO2026106710A1 — </w:t>
+      </w:r>
       <w:r>
         <w:rPr>
           <w:rFonts w:ascii="微软雅黑" w:hAnsi="微软雅黑" w:eastAsia="微软雅黑" w:cs="微软雅黑"/>
@@ -2479,10 +2453,11 @@
         <w:r>
           <w:rPr>
             <w:rFonts w:ascii="微软雅黑" w:hAnsi="微软雅黑" w:eastAsia="微软雅黑" w:cs="微软雅黑"/>
+            <w:b w:val="on"/>
             <w:color w:val="0000FF"/>
             <w:u w:val="single"/>
           </w:rPr>
-          <w:t>https://patents.google.com/patent/WO2026106710A1/en</w:t>
+          <w:t>Communications for quality information associated with artificial intelligence or machine learning</w:t>
         </w:r>
       </w:hyperlink>
     </w:p>
@@ -3330,29 +3305,23 @@
         <w:rPr>
           <w:rFonts w:ascii="微软雅黑" w:hAnsi="微软雅黑" w:eastAsia="微软雅黑" w:cs="微软雅黑"/>
           <w:b w:val="on"/>
-        </w:rPr>
-        <w:t xml:space="preserve">虚拟测量：申请：2023-01-18；公开：2024-07-18；授权：2026-05-12 专利 US12625275B2 — </w:t>
-      </w:r>
-      <w:r>
-        <w:rPr>
-          <w:rFonts w:ascii="微软雅黑" w:hAnsi="微软雅黑" w:eastAsia="微软雅黑" w:cs="微软雅黑"/>
-        </w:rPr>
-      </w:r>
-      <w:r>
-        <w:rPr>
-          <w:rFonts w:ascii="微软雅黑" w:hAnsi="微软雅黑" w:eastAsia="微软雅黑" w:cs="微软雅黑"/>
-          <w:b w:val="on"/>
           <w:color w:val="0D0D0D"/>
           <w:shd w:val="clear" w:fill="FFFFFF"/>
         </w:rPr>
         <w:t>虚拟定位信号测量</w:t>
       </w:r>
-    </w:p>
-    <w:p>
-      <w:pPr>
-        <w:spacing w:line="288" w:lineRule="auto"/>
-        <w:jc w:val="left"/>
-      </w:pPr>
+      <w:r>
+        <w:rPr>
+          <w:rFonts w:ascii="微软雅黑" w:hAnsi="微软雅黑" w:eastAsia="微软雅黑" w:cs="微软雅黑"/>
+        </w:rPr>
+      </w:r>
+      <w:r>
+        <w:rPr>
+          <w:rFonts w:ascii="微软雅黑" w:hAnsi="微软雅黑" w:eastAsia="微软雅黑" w:cs="微软雅黑"/>
+          <w:b w:val="on"/>
+        </w:rPr>
+        <w:t xml:space="preserve">：申请：2023-01-18；公开：2024-07-18；授权：2026-05-12 专利 US12625275B2 — </w:t>
+      </w:r>
       <w:r>
         <w:rPr>
           <w:rFonts w:ascii="微软雅黑" w:hAnsi="微软雅黑" w:eastAsia="微软雅黑" w:cs="微软雅黑"/>
@@ -3362,10 +3331,11 @@
         <w:r>
           <w:rPr>
             <w:rFonts w:ascii="微软雅黑" w:hAnsi="微软雅黑" w:eastAsia="微软雅黑" w:cs="微软雅黑"/>
+            <w:b w:val="on"/>
             <w:color w:val="0000FF"/>
             <w:u w:val="single"/>
           </w:rPr>
-          <w:t>https://patents.google.com/patent/US12625275B2/en</w:t>
+          <w:t>Virtual positioning signal measurements</w:t>
         </w:r>
       </w:hyperlink>
     </w:p>
@@ -3816,29 +3786,37 @@
         <w:rPr>
           <w:rFonts w:ascii="微软雅黑" w:hAnsi="微软雅黑" w:eastAsia="微软雅黑" w:cs="微软雅黑"/>
           <w:b w:val="on"/>
-        </w:rPr>
-        <w:t xml:space="preserve">申请：2024-01-26；公开：2024-11-07；授权：2026-05-05 专利 </w:t>
-      </w:r>
-      <w:r>
-        <w:rPr>
-          <w:rFonts w:ascii="微软雅黑" w:hAnsi="微软雅黑" w:eastAsia="微软雅黑" w:cs="微软雅黑"/>
-        </w:rPr>
-      </w:r>
-      <w:r>
-        <w:rPr>
-          <w:rFonts w:ascii="微软雅黑" w:hAnsi="微软雅黑" w:eastAsia="微软雅黑" w:cs="微软雅黑"/>
-          <w:b w:val="on"/>
           <w:color w:val="0D0D0D"/>
           <w:shd w:val="clear" w:fill="FFFFFF"/>
         </w:rPr>
-        <w:t>US12621840B2 — 播放卡顿预期上报</w:t>
-      </w:r>
-    </w:p>
-    <w:p>
-      <w:pPr>
-        <w:spacing w:line="288" w:lineRule="auto"/>
-        <w:jc w:val="left"/>
-      </w:pPr>
+        <w:t>播放卡顿预期上报：</w:t>
+      </w:r>
+      <w:r>
+        <w:rPr>
+          <w:rFonts w:ascii="微软雅黑" w:hAnsi="微软雅黑" w:eastAsia="微软雅黑" w:cs="微软雅黑"/>
+        </w:rPr>
+      </w:r>
+      <w:r>
+        <w:rPr>
+          <w:rFonts w:ascii="微软雅黑" w:hAnsi="微软雅黑" w:eastAsia="微软雅黑" w:cs="微软雅黑"/>
+          <w:b w:val="on"/>
+        </w:rPr>
+        <w:t xml:space="preserve">申请：2024-01-26；公开：2024-11-07；授权：2026-05-05 专利 </w:t>
+      </w:r>
+      <w:r>
+        <w:rPr>
+          <w:rFonts w:ascii="微软雅黑" w:hAnsi="微软雅黑" w:eastAsia="微软雅黑" w:cs="微软雅黑"/>
+        </w:rPr>
+      </w:r>
+      <w:r>
+        <w:rPr>
+          <w:rFonts w:ascii="微软雅黑" w:hAnsi="微软雅黑" w:eastAsia="微软雅黑" w:cs="微软雅黑"/>
+          <w:b w:val="on"/>
+          <w:color w:val="0D0D0D"/>
+          <w:shd w:val="clear" w:fill="FFFFFF"/>
+        </w:rPr>
+        <w:t xml:space="preserve">US12621840B2 — </w:t>
+      </w:r>
       <w:r>
         <w:rPr>
           <w:rFonts w:ascii="微软雅黑" w:hAnsi="微软雅黑" w:eastAsia="微软雅黑" w:cs="微软雅黑"/>
@@ -3848,10 +3826,11 @@
         <w:r>
           <w:rPr>
             <w:rFonts w:ascii="微软雅黑" w:hAnsi="微软雅黑" w:eastAsia="微软雅黑" w:cs="微软雅黑"/>
+            <w:b w:val="on"/>
             <w:color w:val="0000FF"/>
             <w:u w:val="single"/>
           </w:rPr>
-          <w:t>https://patents.google.com/patent/US12621840B2/en</w:t>
+          <w:t>Playback stall expectation reporting</w:t>
         </w:r>
       </w:hyperlink>
     </w:p>
@@ -4127,48 +4106,24 @@
           <w:rFonts w:ascii="微软雅黑" w:hAnsi="微软雅黑" w:eastAsia="微软雅黑" w:cs="微软雅黑"/>
           <w:b w:val="on"/>
         </w:rPr>
-        <w:t xml:space="preserve">UE主动要求重新配置QoE测量 </w:t>
-      </w:r>
-      <w:r>
-        <w:rPr>
-          <w:rFonts w:ascii="微软雅黑" w:hAnsi="微软雅黑" w:eastAsia="微软雅黑" w:cs="微软雅黑"/>
-        </w:rPr>
-      </w:r>
-      <w:r>
-        <w:rPr>
-          <w:rFonts w:ascii="微软雅黑" w:hAnsi="微软雅黑" w:eastAsia="微软雅黑" w:cs="微软雅黑"/>
-          <w:b w:val="on"/>
-          <w:color w:val="0D0D0D"/>
-          <w:shd w:val="clear" w:fill="FFFFFF"/>
-        </w:rPr>
-        <w:t xml:space="preserve">：优先权 2022-08-09；申请 2023-07-20；公开 2026-01-29 </w:t>
-      </w:r>
-      <w:r>
-        <w:rPr>
-          <w:rFonts w:ascii="微软雅黑" w:hAnsi="微软雅黑" w:eastAsia="微软雅黑" w:cs="微软雅黑"/>
-        </w:rPr>
-      </w:r>
-      <w:r>
-        <w:rPr>
-          <w:rFonts w:ascii="微软雅黑" w:hAnsi="微软雅黑" w:eastAsia="微软雅黑" w:cs="微软雅黑"/>
-          <w:b w:val="on"/>
-        </w:rPr>
-        <w:t>专利</w:t>
-      </w:r>
-      <w:r>
-        <w:rPr>
-          <w:rFonts w:ascii="微软雅黑" w:hAnsi="微软雅黑" w:eastAsia="微软雅黑" w:cs="微软雅黑"/>
-        </w:rPr>
-      </w:r>
-      <w:r>
-        <w:rPr>
-          <w:rFonts w:ascii="微软雅黑" w:hAnsi="微软雅黑" w:eastAsia="微软雅黑" w:cs="微软雅黑"/>
-          <w:b w:val="on"/>
-          <w:color w:val="0D0D0D"/>
-          <w:shd w:val="clear" w:fill="FFFFFF"/>
-        </w:rPr>
-        <w:t xml:space="preserve"> US20260032488A1 — UE 主动触发的应用层测量上报重配置</w:t>
-      </w:r>
+        <w:t xml:space="preserve">UE 主动触发的 QoE / 应用层测量上报重配置：优先权 2022-08-09；申请 2023-07-20；公开 2024-02-15；专利 WO2024035532A1 — </w:t>
+      </w:r>
+      <w:r>
+        <w:rPr>
+          <w:rFonts w:ascii="微软雅黑" w:hAnsi="微软雅黑" w:eastAsia="微软雅黑" w:cs="微软雅黑"/>
+        </w:rPr>
+      </w:r>
+      <w:hyperlink r:id="rId11">
+        <w:r>
+          <w:rPr>
+            <w:rFonts w:ascii="微软雅黑" w:hAnsi="微软雅黑" w:eastAsia="微软雅黑" w:cs="微软雅黑"/>
+            <w:b w:val="on"/>
+            <w:color w:val="0000FF"/>
+            <w:u w:val="single"/>
+          </w:rPr>
+          <w:t>UE-triggered Reconfiguration for Quality of Experience (QoE) Measurement Reporting</w:t>
+        </w:r>
+      </w:hyperlink>
     </w:p>
     <w:p>
       <w:pPr>
@@ -5193,29 +5148,36 @@
           <w:rFonts w:ascii="微软雅黑" w:hAnsi="微软雅黑" w:eastAsia="微软雅黑" w:cs="微软雅黑"/>
           <w:b w:val="on"/>
         </w:rPr>
-        <w:t>（4）AI-Driven Mobility Management for High-Speed Railway Communications: Compressed Measurements and Proactive Handover 面向高速铁路通信的AI驱动移动性管理：压缩测量和主动切换</w:t>
-      </w:r>
-    </w:p>
-    <w:p>
-      <w:pPr>
-        <w:spacing w:line="288" w:lineRule="auto"/>
-        <w:jc w:val="left"/>
-      </w:pPr>
-      <w:r>
-        <w:rPr>
-          <w:rFonts w:ascii="微软雅黑" w:hAnsi="微软雅黑" w:eastAsia="微软雅黑" w:cs="微软雅黑"/>
-        </w:rPr>
-      </w:r>
-      <w:hyperlink r:id="rId11">
+        <w:t>（4）</w:t>
+      </w:r>
+      <w:r>
+        <w:rPr>
+          <w:rFonts w:ascii="微软雅黑" w:hAnsi="微软雅黑" w:eastAsia="微软雅黑" w:cs="微软雅黑"/>
+        </w:rPr>
+      </w:r>
+      <w:hyperlink r:id="rId12">
         <w:r>
           <w:rPr>
             <w:rFonts w:ascii="微软雅黑" w:hAnsi="微软雅黑" w:eastAsia="微软雅黑" w:cs="微软雅黑"/>
+            <w:b w:val="on"/>
             <w:color w:val="0000FF"/>
             <w:u w:val="single"/>
           </w:rPr>
-          <w:t>https://arxiv.org/html/2407.04336v3</w:t>
+          <w:t>AI-Driven Mobility Management for High-Speed Railway Communications: Compressed Measurements and Proactive Handover</w:t>
         </w:r>
       </w:hyperlink>
+      <w:r>
+        <w:rPr>
+          <w:rFonts w:ascii="微软雅黑" w:hAnsi="微软雅黑" w:eastAsia="微软雅黑" w:cs="微软雅黑"/>
+        </w:rPr>
+      </w:r>
+      <w:r>
+        <w:rPr>
+          <w:rFonts w:ascii="微软雅黑" w:hAnsi="微软雅黑" w:eastAsia="微软雅黑" w:cs="微软雅黑"/>
+          <w:b w:val="on"/>
+        </w:rPr>
+        <w:t xml:space="preserve"> 面向高速铁路通信的AI驱动移动性管理：压缩测量和主动切换</w:t>
+      </w:r>
     </w:p>
     <w:p>
       <w:pPr>
@@ -5236,13 +5198,326 @@
           <w:rFonts w:ascii="微软雅黑" w:hAnsi="微软雅黑" w:eastAsia="微软雅黑" w:cs="微软雅黑"/>
           <w:b w:val="on"/>
         </w:rPr>
-        <w:t>作者</w:t>
-      </w:r>
-      <w:r>
-        <w:rPr>
-          <w:rFonts w:ascii="微软雅黑" w:hAnsi="微软雅黑" w:eastAsia="微软雅黑" w:cs="微软雅黑"/>
-        </w:rPr>
-        <w:t>：Wen Li, Wei Chen, Shiyue Wang, Yuanyuan Zhang, Michail Matthaiou 等</w:t>
+        <w:t>出处</w:t>
+      </w:r>
+      <w:r>
+        <w:rPr>
+          <w:rFonts w:ascii="微软雅黑" w:hAnsi="微软雅黑" w:eastAsia="微软雅黑" w:cs="微软雅黑"/>
+        </w:rPr>
+        <w:t>：IEEE Transactions on Vehicular Technology / IEEE 期刊，2025年</w:t>
+      </w:r>
+    </w:p>
+    <w:p>
+      <w:pPr>
+        <w:spacing w:line="288" w:lineRule="auto"/>
+        <w:jc w:val="left"/>
+      </w:pPr>
+      <w:r>
+        <w:rPr>
+          <w:rFonts w:ascii="微软雅黑" w:hAnsi="微软雅黑" w:eastAsia="微软雅黑" w:cs="微软雅黑"/>
+        </w:rPr>
+      </w:r>
+      <w:r>
+        <w:rPr>
+          <w:rFonts w:ascii="微软雅黑" w:hAnsi="微软雅黑" w:eastAsia="微软雅黑" w:cs="微软雅黑"/>
+          <w:b w:val="on"/>
+        </w:rPr>
+        <w:t>a. 技术概述</w:t>
+      </w:r>
+    </w:p>
+    <w:p>
+      <w:pPr>
+        <w:spacing w:line="288" w:lineRule="auto"/>
+        <w:jc w:val="left"/>
+      </w:pPr>
+      <w:r>
+        <w:rPr>
+          <w:rFonts w:ascii="微软雅黑" w:hAnsi="微软雅黑" w:eastAsia="微软雅黑" w:cs="微软雅黑"/>
+        </w:rPr>
+        <w:t>该论文针对高铁通信中移动性管理的核心挑战——</w:t>
+      </w:r>
+      <w:r>
+        <w:rPr>
+          <w:rFonts w:ascii="微软雅黑" w:hAnsi="微软雅黑" w:eastAsia="微软雅黑" w:cs="微软雅黑"/>
+        </w:rPr>
+      </w:r>
+      <w:r>
+        <w:rPr>
+          <w:rFonts w:ascii="微软雅黑" w:hAnsi="微软雅黑" w:eastAsia="微软雅黑" w:cs="微软雅黑"/>
+          <w:b w:val="on"/>
+        </w:rPr>
+        <w:t>列车高速移动导致频繁切换和信道剧烈波动</w:t>
+      </w:r>
+      <w:r>
+        <w:rPr>
+          <w:rFonts w:ascii="微软雅黑" w:hAnsi="微软雅黑" w:eastAsia="微软雅黑" w:cs="微软雅黑"/>
+        </w:rPr>
+        <w:t>——提出了一套 AI 驱动的解决方案。论文包含两个核心模块：① 利用压缩感知（Compressed Sensing）对测量数据进行</w:t>
+      </w:r>
+      <w:r>
+        <w:rPr>
+          <w:rFonts w:ascii="微软雅黑" w:hAnsi="微软雅黑" w:eastAsia="微软雅黑" w:cs="微软雅黑"/>
+        </w:rPr>
+      </w:r>
+      <w:r>
+        <w:rPr>
+          <w:rFonts w:ascii="微软雅黑" w:hAnsi="微软雅黑" w:eastAsia="微软雅黑" w:cs="微软雅黑"/>
+          <w:b w:val="on"/>
+        </w:rPr>
+        <w:t>压缩采集</w:t>
+      </w:r>
+      <w:r>
+        <w:rPr>
+          <w:rFonts w:ascii="微软雅黑" w:hAnsi="微软雅黑" w:eastAsia="微软雅黑" w:cs="微软雅黑"/>
+        </w:rPr>
+        <w:t>，用少量测量样本重建完整的信道状态，从而降低高铁场景下的测量和反馈开销；② 基于 AI（LSTM 等）对信道和吞吐量进行</w:t>
+      </w:r>
+      <w:r>
+        <w:rPr>
+          <w:rFonts w:ascii="微软雅黑" w:hAnsi="微软雅黑" w:eastAsia="微软雅黑" w:cs="微软雅黑"/>
+        </w:rPr>
+      </w:r>
+      <w:r>
+        <w:rPr>
+          <w:rFonts w:ascii="微软雅黑" w:hAnsi="微软雅黑" w:eastAsia="微软雅黑" w:cs="微软雅黑"/>
+          <w:b w:val="on"/>
+        </w:rPr>
+        <w:t>预测</w:t>
+      </w:r>
+      <w:r>
+        <w:rPr>
+          <w:rFonts w:ascii="微软雅黑" w:hAnsi="微软雅黑" w:eastAsia="微软雅黑" w:cs="微软雅黑"/>
+        </w:rPr>
+        <w:t>，提前判断最优切换时机和目的小区，实现</w:t>
+      </w:r>
+      <w:r>
+        <w:rPr>
+          <w:rFonts w:ascii="微软雅黑" w:hAnsi="微软雅黑" w:eastAsia="微软雅黑" w:cs="微软雅黑"/>
+        </w:rPr>
+      </w:r>
+      <w:r>
+        <w:rPr>
+          <w:rFonts w:ascii="微软雅黑" w:hAnsi="微软雅黑" w:eastAsia="微软雅黑" w:cs="微软雅黑"/>
+          <w:b w:val="on"/>
+        </w:rPr>
+        <w:t>主动切换（Proactive Handover）</w:t>
+      </w:r>
+      <w:r>
+        <w:rPr>
+          <w:rFonts w:ascii="微软雅黑" w:hAnsi="微软雅黑" w:eastAsia="微软雅黑" w:cs="微软雅黑"/>
+        </w:rPr>
+        <w:t>，而非传统的事后反应式切换。</w:t>
+      </w:r>
+    </w:p>
+    <w:p>
+      <w:pPr>
+        <w:spacing w:line="288" w:lineRule="auto"/>
+        <w:jc w:val="left"/>
+      </w:pPr>
+      <w:r>
+        <w:rPr>
+          <w:rFonts w:ascii="微软雅黑" w:hAnsi="微软雅黑" w:eastAsia="微软雅黑" w:cs="微软雅黑"/>
+        </w:rPr>
+      </w:r>
+      <w:r>
+        <w:rPr>
+          <w:rFonts w:ascii="微软雅黑" w:hAnsi="微软雅黑" w:eastAsia="微软雅黑" w:cs="微软雅黑"/>
+          <w:b w:val="on"/>
+        </w:rPr>
+        <w:t>b. 核心思路</w:t>
+      </w:r>
+    </w:p>
+    <w:p>
+      <w:pPr>
+        <w:spacing w:line="288" w:lineRule="auto"/>
+        <w:jc w:val="left"/>
+      </w:pPr>
+      <w:r>
+        <w:rPr>
+          <w:rFonts w:ascii="微软雅黑" w:hAnsi="微软雅黑" w:eastAsia="微软雅黑" w:cs="微软雅黑"/>
+        </w:rPr>
+        <w:t>高铁场景的特殊性——列车路线固定、速度已知——为 AI 预测提供了天然优势。论文的核心逻辑是：</w:t>
+      </w:r>
+    </w:p>
+    <w:p>
+      <w:pPr>
+        <w:spacing w:line="288" w:lineRule="auto"/>
+        <w:jc w:val="left"/>
+      </w:pPr>
+      <w:r>
+        <w:rPr>
+          <w:rFonts w:ascii="微软雅黑" w:hAnsi="微软雅黑" w:eastAsia="微软雅黑" w:cs="微软雅黑"/>
+        </w:rPr>
+      </w:r>
+      <w:r>
+        <w:rPr>
+          <w:rFonts w:ascii="微软雅黑" w:hAnsi="微软雅黑" w:eastAsia="微软雅黑" w:cs="微软雅黑"/>
+          <w:color w:val="000000"/>
+          <w:shd w:val="clear" w:fill="FFFFFF"/>
+        </w:rPr>
+        <w:t>传统做法：</w:t>
+      </w:r>
+    </w:p>
+    <w:p>
+      <w:pPr>
+        <w:spacing w:line="288" w:lineRule="auto"/>
+        <w:jc w:val="left"/>
+      </w:pPr>
+      <w:r>
+        <w:rPr>
+          <w:rFonts w:ascii="微软雅黑" w:hAnsi="微软雅黑" w:eastAsia="微软雅黑" w:cs="微软雅黑"/>
+        </w:rPr>
+      </w:r>
+      <w:r>
+        <w:rPr>
+          <w:rFonts w:ascii="微软雅黑" w:hAnsi="微软雅黑" w:eastAsia="微软雅黑" w:cs="微软雅黑"/>
+          <w:color w:val="000000"/>
+          <w:shd w:val="clear" w:fill="FFFFFF"/>
+        </w:rPr>
+        <w:t xml:space="preserve">  列车高速移动 → 信道快速变化 → 频繁测量 → 大量测量开销</w:t>
+      </w:r>
+    </w:p>
+    <w:p>
+      <w:pPr>
+        <w:spacing w:line="288" w:lineRule="auto"/>
+        <w:jc w:val="left"/>
+      </w:pPr>
+      <w:r>
+        <w:rPr>
+          <w:rFonts w:ascii="微软雅黑" w:hAnsi="微软雅黑" w:eastAsia="微软雅黑" w:cs="微软雅黑"/>
+        </w:rPr>
+      </w:r>
+      <w:r>
+        <w:rPr>
+          <w:rFonts w:ascii="微软雅黑" w:hAnsi="微软雅黑" w:eastAsia="微软雅黑" w:cs="微软雅黑"/>
+          <w:color w:val="000000"/>
+          <w:shd w:val="clear" w:fill="FFFFFF"/>
+        </w:rPr>
+        <w:t xml:space="preserve">  → 信号变差后才触发切换 → 切换延迟 → 掉话/卡顿</w:t>
+      </w:r>
+    </w:p>
+    <w:p>
+      <w:pPr>
+        <w:spacing w:line="288" w:lineRule="auto"/>
+        <w:jc w:val="left"/>
+      </w:pPr>
+      <w:r>
+        <w:rPr>
+          <w:rFonts w:ascii="微软雅黑" w:hAnsi="微软雅黑" w:eastAsia="微软雅黑" w:cs="微软雅黑"/>
+        </w:rPr>
+      </w:r>
+      <w:r>
+        <w:rPr>
+          <w:rFonts w:ascii="微软雅黑" w:hAnsi="微软雅黑" w:eastAsia="微软雅黑" w:cs="微软雅黑"/>
+          <w:color w:val="000000"/>
+          <w:shd w:val="clear" w:fill="FFFFFF"/>
+        </w:rPr>
+        <w:t>本文方案：</w:t>
+      </w:r>
+    </w:p>
+    <w:p>
+      <w:pPr>
+        <w:spacing w:line="288" w:lineRule="auto"/>
+        <w:jc w:val="left"/>
+      </w:pPr>
+      <w:r>
+        <w:rPr>
+          <w:rFonts w:ascii="微软雅黑" w:hAnsi="微软雅黑" w:eastAsia="微软雅黑" w:cs="微软雅黑"/>
+        </w:rPr>
+      </w:r>
+      <w:r>
+        <w:rPr>
+          <w:rFonts w:ascii="微软雅黑" w:hAnsi="微软雅黑" w:eastAsia="微软雅黑" w:cs="微软雅黑"/>
+          <w:color w:val="000000"/>
+          <w:shd w:val="clear" w:fill="FFFFFF"/>
+        </w:rPr>
+        <w:t xml:space="preserve">  压缩采集少量测量 → 重建完整信道信息 → LSTM 预测未来信道状态</w:t>
+      </w:r>
+    </w:p>
+    <w:p>
+      <w:pPr>
+        <w:spacing w:line="288" w:lineRule="auto"/>
+        <w:jc w:val="left"/>
+      </w:pPr>
+      <w:r>
+        <w:rPr>
+          <w:rFonts w:ascii="微软雅黑" w:hAnsi="微软雅黑" w:eastAsia="微软雅黑" w:cs="微软雅黑"/>
+        </w:rPr>
+      </w:r>
+      <w:r>
+        <w:rPr>
+          <w:rFonts w:ascii="微软雅黑" w:hAnsi="微软雅黑" w:eastAsia="微软雅黑" w:cs="微软雅黑"/>
+          <w:color w:val="000000"/>
+          <w:shd w:val="clear" w:fill="FFFFFF"/>
+        </w:rPr>
+        <w:t xml:space="preserve">  → 提前判断"什么时候、切到哪个小区"</w:t>
+      </w:r>
+    </w:p>
+    <w:p>
+      <w:pPr>
+        <w:spacing w:line="288" w:lineRule="auto"/>
+        <w:jc w:val="left"/>
+      </w:pPr>
+      <w:r>
+        <w:rPr>
+          <w:rFonts w:ascii="微软雅黑" w:hAnsi="微软雅黑" w:eastAsia="微软雅黑" w:cs="微软雅黑"/>
+        </w:rPr>
+      </w:r>
+      <w:r>
+        <w:rPr>
+          <w:rFonts w:ascii="微软雅黑" w:hAnsi="微软雅黑" w:eastAsia="微软雅黑" w:cs="微软雅黑"/>
+          <w:color w:val="000000"/>
+          <w:shd w:val="clear" w:fill="FFFFFF"/>
+        </w:rPr>
+        <w:t xml:space="preserve">  → 主动发起切换 → 零中断/低中断</w:t>
+      </w:r>
+    </w:p>
+    <w:p>
+      <w:pPr>
+        <w:spacing w:line="288" w:lineRule="auto"/>
+        <w:jc w:val="left"/>
+      </w:pPr>
+      <w:r>
+        <w:rPr>
+          <w:rFonts w:ascii="微软雅黑" w:hAnsi="微软雅黑" w:eastAsia="微软雅黑" w:cs="微软雅黑"/>
+        </w:rPr>
+      </w:r>
+      <w:r>
+        <w:rPr>
+          <w:rFonts w:ascii="微软雅黑" w:hAnsi="微软雅黑" w:eastAsia="微软雅黑" w:cs="微软雅黑"/>
+          <w:b w:val="on"/>
+        </w:rPr>
+        <w:t>c. 两个关键技术模块</w:t>
+      </w:r>
+    </w:p>
+    <w:p>
+      <w:pPr>
+        <w:spacing w:line="288" w:lineRule="auto"/>
+        <w:jc w:val="left"/>
+      </w:pPr>
+      <w:r>
+        <w:rPr>
+          <w:rFonts w:ascii="微软雅黑" w:hAnsi="微软雅黑" w:eastAsia="微软雅黑" w:cs="微软雅黑"/>
+        </w:rPr>
+      </w:r>
+      <w:r>
+        <w:rPr>
+          <w:rFonts w:ascii="微软雅黑" w:hAnsi="微软雅黑" w:eastAsia="微软雅黑" w:cs="微软雅黑"/>
+          <w:b w:val="on"/>
+        </w:rPr>
+        <w:t>模块一：压缩测量（Compressed Measurements）</w:t>
+      </w:r>
+    </w:p>
+    <w:p>
+      <w:pPr>
+        <w:spacing w:line="288" w:lineRule="auto"/>
+        <w:jc w:val="left"/>
+      </w:pPr>
+      <w:r>
+        <w:rPr>
+          <w:rFonts w:ascii="微软雅黑" w:hAnsi="微软雅黑" w:eastAsia="微软雅黑" w:cs="微软雅黑"/>
+        </w:rPr>
+        <w:t>高铁信道在空间-时间域具有稀疏性（大部分能量集中在少数路径上）</w:t>
       </w:r>
     </w:p>
     <w:p>
@@ -5258,19 +5533,7 @@
         <w:rPr>
           <w:rFonts w:ascii="微软雅黑" w:hAnsi="微软雅黑" w:eastAsia="微软雅黑" w:cs="微软雅黑"/>
         </w:rPr>
-      </w:r>
-      <w:r>
-        <w:rPr>
-          <w:rFonts w:ascii="微软雅黑" w:hAnsi="微软雅黑" w:eastAsia="微软雅黑" w:cs="微软雅黑"/>
-          <w:b w:val="on"/>
-        </w:rPr>
-        <w:t>出处</w:t>
-      </w:r>
-      <w:r>
-        <w:rPr>
-          <w:rFonts w:ascii="微软雅黑" w:hAnsi="微软雅黑" w:eastAsia="微软雅黑" w:cs="微软雅黑"/>
-        </w:rPr>
-        <w:t>：IEEE Transactions on Vehicular Technology / IEEE 期刊，2025年</w:t>
+        <w:t>利用压缩感知理论，只需采集远少于奈奎斯特采样率要求的测量样本</w:t>
       </w:r>
     </w:p>
     <w:p>
@@ -5286,332 +5549,7 @@
         <w:rPr>
           <w:rFonts w:ascii="微软雅黑" w:hAnsi="微软雅黑" w:eastAsia="微软雅黑" w:cs="微软雅黑"/>
         </w:rPr>
-      </w:r>
-      <w:r>
-        <w:rPr>
-          <w:rFonts w:ascii="微软雅黑" w:hAnsi="微软雅黑" w:eastAsia="微软雅黑" w:cs="微软雅黑"/>
-          <w:b w:val="on"/>
-        </w:rPr>
-        <w:t>机构</w:t>
-      </w:r>
-      <w:r>
-        <w:rPr>
-          <w:rFonts w:ascii="微软雅黑" w:hAnsi="微软雅黑" w:eastAsia="微软雅黑" w:cs="微软雅黑"/>
-        </w:rPr>
-        <w:t>：北京交通大学（轨道交通控制与安全国家重点实验室）</w:t>
-      </w:r>
-    </w:p>
-    <w:p>
-      <w:pPr>
-        <w:spacing w:line="288" w:lineRule="auto"/>
-        <w:jc w:val="left"/>
-      </w:pPr>
-      <w:r>
-        <w:rPr>
-          <w:rFonts w:ascii="微软雅黑" w:hAnsi="微软雅黑" w:eastAsia="微软雅黑" w:cs="微软雅黑"/>
-        </w:rPr>
-      </w:r>
-      <w:r>
-        <w:rPr>
-          <w:rFonts w:ascii="微软雅黑" w:hAnsi="微软雅黑" w:eastAsia="微软雅黑" w:cs="微软雅黑"/>
-          <w:b w:val="on"/>
-        </w:rPr>
-        <w:t>a. 技术概述</w:t>
-      </w:r>
-    </w:p>
-    <w:p>
-      <w:pPr>
-        <w:spacing w:line="288" w:lineRule="auto"/>
-        <w:jc w:val="left"/>
-      </w:pPr>
-      <w:r>
-        <w:rPr>
-          <w:rFonts w:ascii="微软雅黑" w:hAnsi="微软雅黑" w:eastAsia="微软雅黑" w:cs="微软雅黑"/>
-        </w:rPr>
-        <w:t>该论文针对高铁通信中移动性管理的核心挑战——</w:t>
-      </w:r>
-      <w:r>
-        <w:rPr>
-          <w:rFonts w:ascii="微软雅黑" w:hAnsi="微软雅黑" w:eastAsia="微软雅黑" w:cs="微软雅黑"/>
-        </w:rPr>
-      </w:r>
-      <w:r>
-        <w:rPr>
-          <w:rFonts w:ascii="微软雅黑" w:hAnsi="微软雅黑" w:eastAsia="微软雅黑" w:cs="微软雅黑"/>
-          <w:b w:val="on"/>
-        </w:rPr>
-        <w:t>列车高速移动导致频繁切换和信道剧烈波动</w:t>
-      </w:r>
-      <w:r>
-        <w:rPr>
-          <w:rFonts w:ascii="微软雅黑" w:hAnsi="微软雅黑" w:eastAsia="微软雅黑" w:cs="微软雅黑"/>
-        </w:rPr>
-        <w:t>——提出了一套 AI 驱动的解决方案。论文包含两个核心模块：① 利用压缩感知（Compressed Sensing）对测量数据进行</w:t>
-      </w:r>
-      <w:r>
-        <w:rPr>
-          <w:rFonts w:ascii="微软雅黑" w:hAnsi="微软雅黑" w:eastAsia="微软雅黑" w:cs="微软雅黑"/>
-        </w:rPr>
-      </w:r>
-      <w:r>
-        <w:rPr>
-          <w:rFonts w:ascii="微软雅黑" w:hAnsi="微软雅黑" w:eastAsia="微软雅黑" w:cs="微软雅黑"/>
-          <w:b w:val="on"/>
-        </w:rPr>
-        <w:t>压缩采集</w:t>
-      </w:r>
-      <w:r>
-        <w:rPr>
-          <w:rFonts w:ascii="微软雅黑" w:hAnsi="微软雅黑" w:eastAsia="微软雅黑" w:cs="微软雅黑"/>
-        </w:rPr>
-        <w:t>，用少量测量样本重建完整的信道状态，从而降低高铁场景下的测量和反馈开销；② 基于 AI（LSTM 等）对信道和吞吐量进行</w:t>
-      </w:r>
-      <w:r>
-        <w:rPr>
-          <w:rFonts w:ascii="微软雅黑" w:hAnsi="微软雅黑" w:eastAsia="微软雅黑" w:cs="微软雅黑"/>
-        </w:rPr>
-      </w:r>
-      <w:r>
-        <w:rPr>
-          <w:rFonts w:ascii="微软雅黑" w:hAnsi="微软雅黑" w:eastAsia="微软雅黑" w:cs="微软雅黑"/>
-          <w:b w:val="on"/>
-        </w:rPr>
-        <w:t>预测</w:t>
-      </w:r>
-      <w:r>
-        <w:rPr>
-          <w:rFonts w:ascii="微软雅黑" w:hAnsi="微软雅黑" w:eastAsia="微软雅黑" w:cs="微软雅黑"/>
-        </w:rPr>
-        <w:t>，提前判断最优切换时机和目的小区，实现</w:t>
-      </w:r>
-      <w:r>
-        <w:rPr>
-          <w:rFonts w:ascii="微软雅黑" w:hAnsi="微软雅黑" w:eastAsia="微软雅黑" w:cs="微软雅黑"/>
-        </w:rPr>
-      </w:r>
-      <w:r>
-        <w:rPr>
-          <w:rFonts w:ascii="微软雅黑" w:hAnsi="微软雅黑" w:eastAsia="微软雅黑" w:cs="微软雅黑"/>
-          <w:b w:val="on"/>
-        </w:rPr>
-        <w:t>主动切换（Proactive Handover）</w:t>
-      </w:r>
-      <w:r>
-        <w:rPr>
-          <w:rFonts w:ascii="微软雅黑" w:hAnsi="微软雅黑" w:eastAsia="微软雅黑" w:cs="微软雅黑"/>
-        </w:rPr>
-        <w:t>，而非传统的事后反应式切换。</w:t>
-      </w:r>
-    </w:p>
-    <w:p>
-      <w:pPr>
-        <w:spacing w:line="288" w:lineRule="auto"/>
-        <w:jc w:val="left"/>
-      </w:pPr>
-      <w:r>
-        <w:rPr>
-          <w:rFonts w:ascii="微软雅黑" w:hAnsi="微软雅黑" w:eastAsia="微软雅黑" w:cs="微软雅黑"/>
-        </w:rPr>
-      </w:r>
-      <w:r>
-        <w:rPr>
-          <w:rFonts w:ascii="微软雅黑" w:hAnsi="微软雅黑" w:eastAsia="微软雅黑" w:cs="微软雅黑"/>
-          <w:b w:val="on"/>
-        </w:rPr>
-        <w:t>b. 核心思路</w:t>
-      </w:r>
-    </w:p>
-    <w:p>
-      <w:pPr>
-        <w:spacing w:line="288" w:lineRule="auto"/>
-        <w:jc w:val="left"/>
-      </w:pPr>
-      <w:r>
-        <w:rPr>
-          <w:rFonts w:ascii="微软雅黑" w:hAnsi="微软雅黑" w:eastAsia="微软雅黑" w:cs="微软雅黑"/>
-        </w:rPr>
-        <w:t>高铁场景的特殊性——列车路线固定、速度已知——为 AI 预测提供了天然优势。论文的核心逻辑是：</w:t>
-      </w:r>
-    </w:p>
-    <w:p>
-      <w:pPr>
-        <w:spacing w:line="288" w:lineRule="auto"/>
-        <w:jc w:val="left"/>
-      </w:pPr>
-      <w:r>
-        <w:rPr>
-          <w:rFonts w:ascii="微软雅黑" w:hAnsi="微软雅黑" w:eastAsia="微软雅黑" w:cs="微软雅黑"/>
-        </w:rPr>
-      </w:r>
-      <w:r>
-        <w:rPr>
-          <w:rFonts w:ascii="微软雅黑" w:hAnsi="微软雅黑" w:eastAsia="微软雅黑" w:cs="微软雅黑"/>
-          <w:color w:val="000000"/>
-          <w:shd w:val="clear" w:fill="FFFFFF"/>
-        </w:rPr>
-        <w:t>传统做法：</w:t>
-      </w:r>
-    </w:p>
-    <w:p>
-      <w:pPr>
-        <w:spacing w:line="288" w:lineRule="auto"/>
-        <w:jc w:val="left"/>
-      </w:pPr>
-      <w:r>
-        <w:rPr>
-          <w:rFonts w:ascii="微软雅黑" w:hAnsi="微软雅黑" w:eastAsia="微软雅黑" w:cs="微软雅黑"/>
-        </w:rPr>
-      </w:r>
-      <w:r>
-        <w:rPr>
-          <w:rFonts w:ascii="微软雅黑" w:hAnsi="微软雅黑" w:eastAsia="微软雅黑" w:cs="微软雅黑"/>
-          <w:color w:val="000000"/>
-          <w:shd w:val="clear" w:fill="FFFFFF"/>
-        </w:rPr>
-        <w:t xml:space="preserve">  列车高速移动 → 信道快速变化 → 频繁测量 → 大量测量开销</w:t>
-      </w:r>
-    </w:p>
-    <w:p>
-      <w:pPr>
-        <w:spacing w:line="288" w:lineRule="auto"/>
-        <w:jc w:val="left"/>
-      </w:pPr>
-      <w:r>
-        <w:rPr>
-          <w:rFonts w:ascii="微软雅黑" w:hAnsi="微软雅黑" w:eastAsia="微软雅黑" w:cs="微软雅黑"/>
-        </w:rPr>
-      </w:r>
-      <w:r>
-        <w:rPr>
-          <w:rFonts w:ascii="微软雅黑" w:hAnsi="微软雅黑" w:eastAsia="微软雅黑" w:cs="微软雅黑"/>
-          <w:color w:val="000000"/>
-          <w:shd w:val="clear" w:fill="FFFFFF"/>
-        </w:rPr>
-        <w:t xml:space="preserve">  → 信号变差后才触发切换 → 切换延迟 → 掉话/卡顿</w:t>
-      </w:r>
-    </w:p>
-    <w:p>
-      <w:pPr>
-        <w:spacing w:line="288" w:lineRule="auto"/>
-        <w:jc w:val="left"/>
-      </w:pPr>
-      <w:r>
-        <w:rPr>
-          <w:rFonts w:ascii="微软雅黑" w:hAnsi="微软雅黑" w:eastAsia="微软雅黑" w:cs="微软雅黑"/>
-        </w:rPr>
-      </w:r>
-      <w:r>
-        <w:rPr>
-          <w:rFonts w:ascii="微软雅黑" w:hAnsi="微软雅黑" w:eastAsia="微软雅黑" w:cs="微软雅黑"/>
-          <w:color w:val="000000"/>
-          <w:shd w:val="clear" w:fill="FFFFFF"/>
-        </w:rPr>
-        <w:t>本文方案：</w:t>
-      </w:r>
-    </w:p>
-    <w:p>
-      <w:pPr>
-        <w:spacing w:line="288" w:lineRule="auto"/>
-        <w:jc w:val="left"/>
-      </w:pPr>
-      <w:r>
-        <w:rPr>
-          <w:rFonts w:ascii="微软雅黑" w:hAnsi="微软雅黑" w:eastAsia="微软雅黑" w:cs="微软雅黑"/>
-        </w:rPr>
-      </w:r>
-      <w:r>
-        <w:rPr>
-          <w:rFonts w:ascii="微软雅黑" w:hAnsi="微软雅黑" w:eastAsia="微软雅黑" w:cs="微软雅黑"/>
-          <w:color w:val="000000"/>
-          <w:shd w:val="clear" w:fill="FFFFFF"/>
-        </w:rPr>
-        <w:t xml:space="preserve">  压缩采集少量测量 → 重建完整信道信息 → LSTM 预测未来信道状态</w:t>
-      </w:r>
-    </w:p>
-    <w:p>
-      <w:pPr>
-        <w:spacing w:line="288" w:lineRule="auto"/>
-        <w:jc w:val="left"/>
-      </w:pPr>
-      <w:r>
-        <w:rPr>
-          <w:rFonts w:ascii="微软雅黑" w:hAnsi="微软雅黑" w:eastAsia="微软雅黑" w:cs="微软雅黑"/>
-        </w:rPr>
-      </w:r>
-      <w:r>
-        <w:rPr>
-          <w:rFonts w:ascii="微软雅黑" w:hAnsi="微软雅黑" w:eastAsia="微软雅黑" w:cs="微软雅黑"/>
-          <w:color w:val="000000"/>
-          <w:shd w:val="clear" w:fill="FFFFFF"/>
-        </w:rPr>
-        <w:t xml:space="preserve">  → 提前判断"什么时候、切到哪个小区"</w:t>
-      </w:r>
-    </w:p>
-    <w:p>
-      <w:pPr>
-        <w:spacing w:line="288" w:lineRule="auto"/>
-        <w:jc w:val="left"/>
-      </w:pPr>
-      <w:r>
-        <w:rPr>
-          <w:rFonts w:ascii="微软雅黑" w:hAnsi="微软雅黑" w:eastAsia="微软雅黑" w:cs="微软雅黑"/>
-        </w:rPr>
-      </w:r>
-      <w:r>
-        <w:rPr>
-          <w:rFonts w:ascii="微软雅黑" w:hAnsi="微软雅黑" w:eastAsia="微软雅黑" w:cs="微软雅黑"/>
-          <w:color w:val="000000"/>
-          <w:shd w:val="clear" w:fill="FFFFFF"/>
-        </w:rPr>
-        <w:t xml:space="preserve">  → 主动发起切换 → 零中断/低中断</w:t>
-      </w:r>
-    </w:p>
-    <w:p>
-      <w:pPr>
-        <w:spacing w:line="288" w:lineRule="auto"/>
-        <w:jc w:val="left"/>
-      </w:pPr>
-      <w:r>
-        <w:rPr>
-          <w:rFonts w:ascii="微软雅黑" w:hAnsi="微软雅黑" w:eastAsia="微软雅黑" w:cs="微软雅黑"/>
-        </w:rPr>
-      </w:r>
-      <w:r>
-        <w:rPr>
-          <w:rFonts w:ascii="微软雅黑" w:hAnsi="微软雅黑" w:eastAsia="微软雅黑" w:cs="微软雅黑"/>
-          <w:b w:val="on"/>
-        </w:rPr>
-        <w:t>c. 两个关键技术模块</w:t>
-      </w:r>
-    </w:p>
-    <w:p>
-      <w:pPr>
-        <w:spacing w:line="288" w:lineRule="auto"/>
-        <w:jc w:val="left"/>
-      </w:pPr>
-      <w:r>
-        <w:rPr>
-          <w:rFonts w:ascii="微软雅黑" w:hAnsi="微软雅黑" w:eastAsia="微软雅黑" w:cs="微软雅黑"/>
-        </w:rPr>
-      </w:r>
-      <w:r>
-        <w:rPr>
-          <w:rFonts w:ascii="微软雅黑" w:hAnsi="微软雅黑" w:eastAsia="微软雅黑" w:cs="微软雅黑"/>
-          <w:b w:val="on"/>
-        </w:rPr>
-        <w:t>模块一：压缩测量（Compressed Measurements）</w:t>
-      </w:r>
-    </w:p>
-    <w:p>
-      <w:pPr>
-        <w:spacing w:line="288" w:lineRule="auto"/>
-        <w:jc w:val="left"/>
-      </w:pPr>
-      <w:r>
-        <w:rPr>
-          <w:rFonts w:ascii="微软雅黑" w:hAnsi="微软雅黑" w:eastAsia="微软雅黑" w:cs="微软雅黑"/>
-        </w:rPr>
-        <w:t>高铁信道在空间-时间域具有稀疏性（大部分能量集中在少数路径上）</w:t>
+        <w:t>通过重建算法恢复完整的信道状态信息（CSI）</w:t>
       </w:r>
     </w:p>
     <w:p>
@@ -5627,7 +5565,25 @@
         <w:rPr>
           <w:rFonts w:ascii="微软雅黑" w:hAnsi="微软雅黑" w:eastAsia="微软雅黑" w:cs="微软雅黑"/>
         </w:rPr>
-        <w:t>利用压缩感知理论，只需采集远少于奈奎斯特采样率要求的测量样本</w:t>
+        <w:t>效果：大幅降低测量开销和上行反馈带宽需求</w:t>
+      </w:r>
+    </w:p>
+    <w:p>
+      <w:pPr>
+        <w:spacing w:line="288" w:lineRule="auto"/>
+        <w:jc w:val="left"/>
+      </w:pPr>
+      <w:r>
+        <w:rPr>
+          <w:rFonts w:ascii="微软雅黑" w:hAnsi="微软雅黑" w:eastAsia="微软雅黑" w:cs="微软雅黑"/>
+        </w:rPr>
+      </w:r>
+      <w:r>
+        <w:rPr>
+          <w:rFonts w:ascii="微软雅黑" w:hAnsi="微软雅黑" w:eastAsia="微软雅黑" w:cs="微软雅黑"/>
+          <w:b w:val="on"/>
+        </w:rPr>
+        <w:t>模块二：主动切换（Proactive Handover）</w:t>
       </w:r>
     </w:p>
     <w:p>
@@ -5643,7 +5599,7 @@
         <w:rPr>
           <w:rFonts w:ascii="微软雅黑" w:hAnsi="微软雅黑" w:eastAsia="微软雅黑" w:cs="微软雅黑"/>
         </w:rPr>
-        <w:t>通过重建算法恢复完整的信道状态信息（CSI）</w:t>
+        <w:t>利用 LSTM 网络学习高铁历史信道变化的时序模式</w:t>
       </w:r>
     </w:p>
     <w:p>
@@ -5659,25 +5615,7 @@
         <w:rPr>
           <w:rFonts w:ascii="微软雅黑" w:hAnsi="微软雅黑" w:eastAsia="微软雅黑" w:cs="微软雅黑"/>
         </w:rPr>
-        <w:t>效果：大幅降低测量开销和上行反馈带宽需求</w:t>
-      </w:r>
-    </w:p>
-    <w:p>
-      <w:pPr>
-        <w:spacing w:line="288" w:lineRule="auto"/>
-        <w:jc w:val="left"/>
-      </w:pPr>
-      <w:r>
-        <w:rPr>
-          <w:rFonts w:ascii="微软雅黑" w:hAnsi="微软雅黑" w:eastAsia="微软雅黑" w:cs="微软雅黑"/>
-        </w:rPr>
-      </w:r>
-      <w:r>
-        <w:rPr>
-          <w:rFonts w:ascii="微软雅黑" w:hAnsi="微软雅黑" w:eastAsia="微软雅黑" w:cs="微软雅黑"/>
-          <w:b w:val="on"/>
-        </w:rPr>
-        <w:t>模块二：主动切换（Proactive Handover）</w:t>
+        <w:t>输入：压缩重建的信道状态 + 列车位置/速度</w:t>
       </w:r>
     </w:p>
     <w:p>
@@ -5693,7 +5631,7 @@
         <w:rPr>
           <w:rFonts w:ascii="微软雅黑" w:hAnsi="微软雅黑" w:eastAsia="微软雅黑" w:cs="微软雅黑"/>
         </w:rPr>
-        <w:t>利用 LSTM 网络学习高铁历史信道变化的时序模式</w:t>
+        <w:t>输出：预测的未来吞吐量/信号质量 + 最优切换时机和目的小区</w:t>
       </w:r>
     </w:p>
     <w:p>
@@ -5709,7 +5647,83 @@
         <w:rPr>
           <w:rFonts w:ascii="微软雅黑" w:hAnsi="微软雅黑" w:eastAsia="微软雅黑" w:cs="微软雅黑"/>
         </w:rPr>
-        <w:t>输入：压缩重建的信道状态 + 列车位置/速度</w:t>
+        <w:t>效果：在信号恶化前完成切换准备，实现接近零中断的移动性管理</w:t>
+      </w:r>
+    </w:p>
+    <w:p>
+      <w:pPr>
+        <w:spacing w:line="288" w:lineRule="auto"/>
+        <w:jc w:val="left"/>
+      </w:pPr>
+      <w:r>
+        <w:rPr>
+          <w:rFonts w:ascii="微软雅黑" w:hAnsi="微软雅黑" w:eastAsia="微软雅黑" w:cs="微软雅黑"/>
+        </w:rPr>
+      </w:r>
+      <w:r>
+        <w:rPr>
+          <w:rFonts w:ascii="微软雅黑" w:hAnsi="微软雅黑" w:eastAsia="微软雅黑" w:cs="微软雅黑"/>
+          <w:b w:val="on"/>
+        </w:rPr>
+        <w:t>d. 研究启示</w:t>
+      </w:r>
+    </w:p>
+    <w:p>
+      <w:pPr>
+        <w:spacing w:line="288" w:lineRule="auto"/>
+        <w:jc w:val="left"/>
+      </w:pPr>
+      <w:r>
+        <w:rPr>
+          <w:rFonts w:ascii="微软雅黑" w:hAnsi="微软雅黑" w:eastAsia="微软雅黑" w:cs="微软雅黑"/>
+        </w:rPr>
+        <w:t>论文的压缩测量思路与高通 WO2026075914A1（事件驱动采集）形成了两个互补的减少测量开销的思路——前者是"测少但重建全"，后者是"只测关键时刻"；论文同时处理"信道预测"和"切换优化"两个问题，为后续研究将"QoE 预测"和"主动测试触发"耦合设计提供了方法参考——两者不是独立的，预测结果的不确定性正是触发测试的信号。</w:t>
+      </w:r>
+    </w:p>
+    <w:p>
+      <w:pPr>
+        <w:spacing w:line="288" w:lineRule="auto"/>
+        <w:jc w:val="left"/>
+      </w:pPr>
+      <w:r>
+        <w:rPr>
+          <w:rFonts w:ascii="微软雅黑" w:hAnsi="微软雅黑" w:eastAsia="微软雅黑" w:cs="微软雅黑"/>
+        </w:rPr>
+      </w:r>
+      <w:r>
+        <w:rPr>
+          <w:rFonts w:ascii="微软雅黑" w:hAnsi="微软雅黑" w:eastAsia="微软雅黑" w:cs="微软雅黑"/>
+          <w:b w:val="on"/>
+        </w:rPr>
+        <w:t>（5）</w:t>
+      </w:r>
+      <w:r>
+        <w:rPr>
+          <w:rFonts w:ascii="微软雅黑" w:hAnsi="微软雅黑" w:eastAsia="微软雅黑" w:cs="微软雅黑"/>
+        </w:rPr>
+      </w:r>
+      <w:hyperlink r:id="rId13">
+        <w:r>
+          <w:rPr>
+            <w:rFonts w:ascii="微软雅黑" w:hAnsi="微软雅黑" w:eastAsia="微软雅黑" w:cs="微软雅黑"/>
+            <w:b w:val="on"/>
+            <w:color w:val="0000FF"/>
+            <w:u w:val="single"/>
+          </w:rPr>
+          <w:t>Lossy Compression of Cellular Network KPIs</w:t>
+        </w:r>
+      </w:hyperlink>
+      <w:r>
+        <w:rPr>
+          <w:rFonts w:ascii="微软雅黑" w:hAnsi="微软雅黑" w:eastAsia="微软雅黑" w:cs="微软雅黑"/>
+        </w:rPr>
+      </w:r>
+      <w:r>
+        <w:rPr>
+          <w:rFonts w:ascii="微软雅黑" w:hAnsi="微软雅黑" w:eastAsia="微软雅黑" w:cs="微软雅黑"/>
+          <w:b w:val="on"/>
+        </w:rPr>
+        <w:t xml:space="preserve"> 蜂窝网络 KPI 的有损压缩</w:t>
       </w:r>
     </w:p>
     <w:p>
@@ -5725,93 +5739,8 @@
         <w:rPr>
           <w:rFonts w:ascii="微软雅黑" w:hAnsi="微软雅黑" w:eastAsia="微软雅黑" w:cs="微软雅黑"/>
         </w:rPr>
-        <w:t>输出：预测的未来吞吐量/信号质量 + 最优切换时机和目的小区</w:t>
-      </w:r>
-    </w:p>
-    <w:p>
-      <w:pPr>
-        <w:numPr>
-          <w:ilvl w:val="0"/>
-          <w:numId w:val="44"/>
-        </w:numPr>
-        <w:spacing w:line="288" w:lineRule="auto"/>
-        <w:jc w:val="left"/>
-      </w:pPr>
-      <w:r>
-        <w:rPr>
-          <w:rFonts w:ascii="微软雅黑" w:hAnsi="微软雅黑" w:eastAsia="微软雅黑" w:cs="微软雅黑"/>
-        </w:rPr>
-        <w:t>效果：在信号恶化前完成切换准备，实现接近零中断的移动性管理</w:t>
-      </w:r>
-    </w:p>
-    <w:p>
-      <w:pPr>
-        <w:spacing w:line="288" w:lineRule="auto"/>
-        <w:jc w:val="left"/>
-      </w:pPr>
-      <w:r>
-        <w:rPr>
-          <w:rFonts w:ascii="微软雅黑" w:hAnsi="微软雅黑" w:eastAsia="微软雅黑" w:cs="微软雅黑"/>
-        </w:rPr>
-      </w:r>
-      <w:r>
-        <w:rPr>
-          <w:rFonts w:ascii="微软雅黑" w:hAnsi="微软雅黑" w:eastAsia="微软雅黑" w:cs="微软雅黑"/>
-          <w:b w:val="on"/>
-        </w:rPr>
-        <w:t>d. 研究启示</w:t>
-      </w:r>
-    </w:p>
-    <w:p>
-      <w:pPr>
-        <w:spacing w:line="288" w:lineRule="auto"/>
-        <w:jc w:val="left"/>
-      </w:pPr>
-      <w:r>
-        <w:rPr>
-          <w:rFonts w:ascii="微软雅黑" w:hAnsi="微软雅黑" w:eastAsia="微软雅黑" w:cs="微软雅黑"/>
-        </w:rPr>
-        <w:t>论文的压缩测量思路与高通 WO2026075914A1（事件驱动采集）形成了两个互补的减少测量开销的思路——前者是"测少但重建全"，后者是"只测关键时刻"；论文同时处理"信道预测"和"切换优化"两个问题，为后续研究将"QoE 预测"和"主动测试触发"耦合设计提供了方法参考——两者不是独立的，预测结果的不确定性正是触发测试的信号。</w:t>
-      </w:r>
-    </w:p>
-    <w:p>
-      <w:pPr>
-        <w:spacing w:line="288" w:lineRule="auto"/>
-        <w:jc w:val="left"/>
-      </w:pPr>
-      <w:r>
-        <w:rPr>
-          <w:rFonts w:ascii="微软雅黑" w:hAnsi="微软雅黑" w:eastAsia="微软雅黑" w:cs="微软雅黑"/>
-        </w:rPr>
-      </w:r>
-      <w:r>
-        <w:rPr>
-          <w:rFonts w:ascii="微软雅黑" w:hAnsi="微软雅黑" w:eastAsia="微软雅黑" w:cs="微软雅黑"/>
-          <w:b w:val="on"/>
-        </w:rPr>
-        <w:t>（5）Lossy Compression of Cellular Network KPIs：2026 年 1 月 arXiv:2601.23105v1 — 蜂窝网络 KPI 的有损压缩（米兰理工大学 &amp; 贝加莫大学）</w:t>
-      </w:r>
-    </w:p>
-    <w:p>
-      <w:pPr>
-        <w:spacing w:line="288" w:lineRule="auto"/>
-        <w:jc w:val="left"/>
-      </w:pPr>
-      <w:r>
-        <w:rPr>
-          <w:rFonts w:ascii="微软雅黑" w:hAnsi="微软雅黑" w:eastAsia="微软雅黑" w:cs="微软雅黑"/>
-        </w:rPr>
-      </w:r>
-      <w:hyperlink r:id="rId12">
-        <w:r>
-          <w:rPr>
-            <w:rFonts w:ascii="微软雅黑" w:hAnsi="微软雅黑" w:eastAsia="微软雅黑" w:cs="微软雅黑"/>
-            <w:color w:val="0000FF"/>
-            <w:u w:val="single"/>
-          </w:rPr>
-          <w:t>https://arxiv.org/html/2601.23105v1</w:t>
-        </w:r>
-      </w:hyperlink>
+        <w:t>发表：IEEE Networking Letters，2026</w:t>
+      </w:r>
     </w:p>
     <w:p>
       <w:pPr>
@@ -6356,29 +6285,98 @@
           <w:rFonts w:ascii="微软雅黑" w:hAnsi="微软雅黑" w:eastAsia="微软雅黑" w:cs="微软雅黑"/>
           <w:b w:val="on"/>
         </w:rPr>
-        <w:t>（6）Automatic Generation of Digital Twins for Network Testing 自动生成用于网络测试的数字孪生</w:t>
-      </w:r>
-    </w:p>
-    <w:p>
-      <w:pPr>
-        <w:spacing w:line="288" w:lineRule="auto"/>
-        <w:jc w:val="left"/>
-      </w:pPr>
-      <w:r>
-        <w:rPr>
-          <w:rFonts w:ascii="微软雅黑" w:hAnsi="微软雅黑" w:eastAsia="微软雅黑" w:cs="微软雅黑"/>
-        </w:rPr>
-      </w:r>
-      <w:hyperlink r:id="rId13">
+        <w:t>（6）</w:t>
+      </w:r>
+      <w:r>
+        <w:rPr>
+          <w:rFonts w:ascii="微软雅黑" w:hAnsi="微软雅黑" w:eastAsia="微软雅黑" w:cs="微软雅黑"/>
+        </w:rPr>
+      </w:r>
+      <w:hyperlink r:id="rId14">
         <w:r>
           <w:rPr>
             <w:rFonts w:ascii="微软雅黑" w:hAnsi="微软雅黑" w:eastAsia="微软雅黑" w:cs="微软雅黑"/>
+            <w:b w:val="on"/>
             <w:color w:val="0000FF"/>
             <w:u w:val="single"/>
           </w:rPr>
-          <w:t>https://arxiv.org/abs/2510.03205?utm_source=chatgpt.com</w:t>
+          <w:t>Automatic Generation of Digital Twins for Network Testing</w:t>
         </w:r>
       </w:hyperlink>
+      <w:r>
+        <w:rPr>
+          <w:rFonts w:ascii="微软雅黑" w:hAnsi="微软雅黑" w:eastAsia="微软雅黑" w:cs="微软雅黑"/>
+        </w:rPr>
+      </w:r>
+      <w:r>
+        <w:rPr>
+          <w:rFonts w:ascii="微软雅黑" w:hAnsi="微软雅黑" w:eastAsia="微软雅黑" w:cs="微软雅黑"/>
+          <w:b w:val="on"/>
+        </w:rPr>
+        <w:t xml:space="preserve"> 自动生成用于网络测试的数字孪生</w:t>
+      </w:r>
+    </w:p>
+    <w:p>
+      <w:pPr>
+        <w:numPr>
+          <w:ilvl w:val="0"/>
+          <w:numId w:val="44"/>
+        </w:numPr>
+        <w:spacing w:line="288" w:lineRule="auto"/>
+        <w:jc w:val="left"/>
+      </w:pPr>
+      <w:r>
+        <w:rPr>
+          <w:rFonts w:ascii="微软雅黑" w:hAnsi="微软雅黑" w:eastAsia="微软雅黑" w:cs="微软雅黑"/>
+        </w:rPr>
+      </w:r>
+      <w:r>
+        <w:rPr>
+          <w:rFonts w:ascii="微软雅黑" w:hAnsi="微软雅黑" w:eastAsia="微软雅黑" w:cs="微软雅黑"/>
+          <w:b w:val="on"/>
+        </w:rPr>
+        <w:t>发表</w:t>
+      </w:r>
+      <w:r>
+        <w:rPr>
+          <w:rFonts w:ascii="微软雅黑" w:hAnsi="微软雅黑" w:eastAsia="微软雅黑" w:cs="微软雅黑"/>
+        </w:rPr>
+        <w:t>：IEEE ICDCS 2025 Workshops（ANMS Workshop）</w:t>
+      </w:r>
+    </w:p>
+    <w:p>
+      <w:pPr>
+        <w:spacing w:line="288" w:lineRule="auto"/>
+        <w:jc w:val="left"/>
+      </w:pPr>
+      <w:r>
+        <w:rPr>
+          <w:rFonts w:ascii="微软雅黑" w:hAnsi="微软雅黑" w:eastAsia="微软雅黑" w:cs="微软雅黑"/>
+        </w:rPr>
+      </w:r>
+      <w:hyperlink r:id="rId15">
+        <w:r>
+          <w:rPr>
+            <w:rFonts w:ascii="微软雅黑" w:hAnsi="微软雅黑" w:eastAsia="微软雅黑" w:cs="微软雅黑"/>
+            <w:b w:val="on"/>
+            <w:color w:val="0000FF"/>
+            <w:u w:val="single"/>
+          </w:rPr>
+          <w:t>Automated Digital Twin Generation for Network Testing: A Multi-Topology Validation</w:t>
+        </w:r>
+      </w:hyperlink>
+      <w:r>
+        <w:rPr>
+          <w:rFonts w:ascii="微软雅黑" w:hAnsi="微软雅黑" w:eastAsia="微软雅黑" w:cs="微软雅黑"/>
+        </w:rPr>
+      </w:r>
+      <w:r>
+        <w:rPr>
+          <w:rFonts w:ascii="微软雅黑" w:hAnsi="微软雅黑" w:eastAsia="微软雅黑" w:cs="微软雅黑"/>
+          <w:b w:val="on"/>
+        </w:rPr>
+        <w:t xml:space="preserve"> 用于网络测试的自动化数字孪生生成：多拓扑验证</w:t>
+      </w:r>
     </w:p>
     <w:p>
       <w:pPr>
@@ -6399,192 +6397,13 @@
           <w:rFonts w:ascii="微软雅黑" w:hAnsi="微软雅黑" w:eastAsia="微软雅黑" w:cs="微软雅黑"/>
           <w:b w:val="on"/>
         </w:rPr>
-        <w:t>作者</w:t>
-      </w:r>
-      <w:r>
-        <w:rPr>
-          <w:rFonts w:ascii="微软雅黑" w:hAnsi="微软雅黑" w:eastAsia="微软雅黑" w:cs="微软雅黑"/>
-        </w:rPr>
-        <w:t>：Shenjia Ding、David Flynn、Paul Harvey（格拉斯哥大学计算科学学院 &amp; 工程学院）</w:t>
-      </w:r>
-    </w:p>
-    <w:p>
-      <w:pPr>
-        <w:numPr>
-          <w:ilvl w:val="0"/>
-          <w:numId w:val="46"/>
-        </w:numPr>
-        <w:spacing w:line="288" w:lineRule="auto"/>
-        <w:jc w:val="left"/>
-      </w:pPr>
-      <w:r>
-        <w:rPr>
-          <w:rFonts w:ascii="微软雅黑" w:hAnsi="微软雅黑" w:eastAsia="微软雅黑" w:cs="微软雅黑"/>
-        </w:rPr>
-      </w:r>
-      <w:r>
-        <w:rPr>
-          <w:rFonts w:ascii="微软雅黑" w:hAnsi="微软雅黑" w:eastAsia="微软雅黑" w:cs="微软雅黑"/>
-          <w:b w:val="on"/>
-        </w:rPr>
         <w:t>发表</w:t>
       </w:r>
       <w:r>
         <w:rPr>
           <w:rFonts w:ascii="微软雅黑" w:hAnsi="微软雅黑" w:eastAsia="微软雅黑" w:cs="微软雅黑"/>
         </w:rPr>
-        <w:t>：IEEE ICDCS 2025 Workshops（ANMS Workshop）</w:t>
-      </w:r>
-    </w:p>
-    <w:p>
-      <w:pPr>
-        <w:numPr>
-          <w:ilvl w:val="0"/>
-          <w:numId w:val="47"/>
-        </w:numPr>
-        <w:spacing w:line="288" w:lineRule="auto"/>
-        <w:jc w:val="left"/>
-      </w:pPr>
-      <w:r>
-        <w:rPr>
-          <w:rFonts w:ascii="微软雅黑" w:hAnsi="微软雅黑" w:eastAsia="微软雅黑" w:cs="微软雅黑"/>
-        </w:rPr>
-      </w:r>
-      <w:r>
-        <w:rPr>
-          <w:rFonts w:ascii="微软雅黑" w:hAnsi="微软雅黑" w:eastAsia="微软雅黑" w:cs="微软雅黑"/>
-          <w:b w:val="on"/>
-        </w:rPr>
-        <w:t>时间</w:t>
-      </w:r>
-      <w:r>
-        <w:rPr>
-          <w:rFonts w:ascii="微软雅黑" w:hAnsi="微软雅黑" w:eastAsia="微软雅黑" w:cs="微软雅黑"/>
-        </w:rPr>
-        <w:t>：2025年10月</w:t>
-      </w:r>
-    </w:p>
-    <w:p>
-      <w:pPr>
-        <w:spacing w:line="288" w:lineRule="auto"/>
-        <w:jc w:val="left"/>
-      </w:pPr>
-      <w:r>
-        <w:rPr>
-          <w:rFonts w:ascii="微软雅黑" w:hAnsi="微软雅黑" w:eastAsia="微软雅黑" w:cs="微软雅黑"/>
-        </w:rPr>
-      </w:r>
-      <w:r>
-        <w:rPr>
-          <w:rFonts w:ascii="微软雅黑" w:hAnsi="微软雅黑" w:eastAsia="微软雅黑" w:cs="微软雅黑"/>
-          <w:b w:val="on"/>
-        </w:rPr>
-        <w:t>Automated Digital Twin Generation for Network Testing: A Multi-Topology Validation 用于网络测试的自动化数字孪生生成：多拓扑验证</w:t>
-      </w:r>
-    </w:p>
-    <w:p>
-      <w:pPr>
-        <w:spacing w:line="288" w:lineRule="auto"/>
-        <w:jc w:val="left"/>
-      </w:pPr>
-      <w:r>
-        <w:rPr>
-          <w:rFonts w:ascii="微软雅黑" w:hAnsi="微软雅黑" w:eastAsia="微软雅黑" w:cs="微软雅黑"/>
-        </w:rPr>
-      </w:r>
-      <w:hyperlink r:id="rId14">
-        <w:r>
-          <w:rPr>
-            <w:rFonts w:ascii="微软雅黑" w:hAnsi="微软雅黑" w:eastAsia="微软雅黑" w:cs="微软雅黑"/>
-            <w:color w:val="0000FF"/>
-            <w:u w:val="single"/>
-          </w:rPr>
-          <w:t>https://ieeexplore.ieee.org/document/11587859</w:t>
-        </w:r>
-      </w:hyperlink>
-    </w:p>
-    <w:p>
-      <w:pPr>
-        <w:numPr>
-          <w:ilvl w:val="0"/>
-          <w:numId w:val="48"/>
-        </w:numPr>
-        <w:spacing w:line="288" w:lineRule="auto"/>
-        <w:jc w:val="left"/>
-      </w:pPr>
-      <w:r>
-        <w:rPr>
-          <w:rFonts w:ascii="微软雅黑" w:hAnsi="微软雅黑" w:eastAsia="微软雅黑" w:cs="微软雅黑"/>
-        </w:rPr>
-      </w:r>
-      <w:r>
-        <w:rPr>
-          <w:rFonts w:ascii="微软雅黑" w:hAnsi="微软雅黑" w:eastAsia="微软雅黑" w:cs="微软雅黑"/>
-          <w:b w:val="on"/>
-        </w:rPr>
-        <w:t>作者</w:t>
-      </w:r>
-      <w:r>
-        <w:rPr>
-          <w:rFonts w:ascii="微软雅黑" w:hAnsi="微软雅黑" w:eastAsia="微软雅黑" w:cs="微软雅黑"/>
-        </w:rPr>
-        <w:t>：Shenjia Ding、David Flynn、Paul Harvey（格拉斯哥大学）</w:t>
-      </w:r>
-    </w:p>
-    <w:p>
-      <w:pPr>
-        <w:numPr>
-          <w:ilvl w:val="0"/>
-          <w:numId w:val="49"/>
-        </w:numPr>
-        <w:spacing w:line="288" w:lineRule="auto"/>
-        <w:jc w:val="left"/>
-      </w:pPr>
-      <w:r>
-        <w:rPr>
-          <w:rFonts w:ascii="微软雅黑" w:hAnsi="微软雅黑" w:eastAsia="微软雅黑" w:cs="微软雅黑"/>
-        </w:rPr>
-      </w:r>
-      <w:r>
-        <w:rPr>
-          <w:rFonts w:ascii="微软雅黑" w:hAnsi="微软雅黑" w:eastAsia="微软雅黑" w:cs="微软雅黑"/>
-          <w:b w:val="on"/>
-        </w:rPr>
-        <w:t>发表</w:t>
-      </w:r>
-      <w:r>
-        <w:rPr>
-          <w:rFonts w:ascii="微软雅黑" w:hAnsi="微软雅黑" w:eastAsia="微软雅黑" w:cs="微软雅黑"/>
-        </w:rPr>
-        <w:t>：IEEE ICC 2026，DOI:10.1109/ICC59461.2026.11587859</w:t>
-      </w:r>
-    </w:p>
-    <w:p>
-      <w:pPr>
-        <w:numPr>
-          <w:ilvl w:val="0"/>
-          <w:numId w:val="50"/>
-        </w:numPr>
-        <w:spacing w:line="288" w:lineRule="auto"/>
-        <w:jc w:val="left"/>
-      </w:pPr>
-      <w:r>
-        <w:rPr>
-          <w:rFonts w:ascii="微软雅黑" w:hAnsi="微软雅黑" w:eastAsia="微软雅黑" w:cs="微软雅黑"/>
-        </w:rPr>
-      </w:r>
-      <w:r>
-        <w:rPr>
-          <w:rFonts w:ascii="微软雅黑" w:hAnsi="微软雅黑" w:eastAsia="微软雅黑" w:cs="微软雅黑"/>
-          <w:b w:val="on"/>
-        </w:rPr>
-        <w:t>时间</w:t>
-      </w:r>
-      <w:r>
-        <w:rPr>
-          <w:rFonts w:ascii="微软雅黑" w:hAnsi="微软雅黑" w:eastAsia="微软雅黑" w:cs="微软雅黑"/>
-        </w:rPr>
-        <w:t>：2026年5月</w:t>
+        <w:t>：IEEE ICC 2026</w:t>
       </w:r>
     </w:p>
     <w:p>
@@ -7028,7 +6847,7 @@
       <w:pPr>
         <w:numPr>
           <w:ilvl w:val="0"/>
-          <w:numId w:val="51"/>
+          <w:numId w:val="46"/>
         </w:numPr>
         <w:spacing w:line="288" w:lineRule="auto"/>
         <w:jc w:val="left"/>
@@ -7074,7 +6893,7 @@
       <w:pPr>
         <w:numPr>
           <w:ilvl w:val="0"/>
-          <w:numId w:val="52"/>
+          <w:numId w:val="47"/>
         </w:numPr>
         <w:spacing w:line="288" w:lineRule="auto"/>
         <w:jc w:val="left"/>
@@ -7102,7 +6921,7 @@
       <w:pPr>
         <w:numPr>
           <w:ilvl w:val="0"/>
-          <w:numId w:val="53"/>
+          <w:numId w:val="48"/>
         </w:numPr>
         <w:spacing w:line="288" w:lineRule="auto"/>
         <w:jc w:val="left"/>
@@ -7130,7 +6949,7 @@
       <w:pPr>
         <w:numPr>
           <w:ilvl w:val="0"/>
-          <w:numId w:val="54"/>
+          <w:numId w:val="49"/>
         </w:numPr>
         <w:spacing w:line="288" w:lineRule="auto"/>
         <w:jc w:val="left"/>
@@ -7158,7 +6977,7 @@
       <w:pPr>
         <w:numPr>
           <w:ilvl w:val="0"/>
-          <w:numId w:val="54"/>
+          <w:numId w:val="49"/>
         </w:numPr>
         <w:spacing w:line="288" w:lineRule="auto"/>
         <w:jc w:val="left"/>
@@ -7330,7 +7149,7 @@
           <w:rFonts w:ascii="微软雅黑" w:hAnsi="微软雅黑" w:eastAsia="微软雅黑" w:cs="微软雅黑"/>
         </w:rPr>
       </w:r>
-      <w:hyperlink r:id="rId15">
+      <w:hyperlink r:id="rId16">
         <w:r>
           <w:rPr>
             <w:rFonts w:ascii="微软雅黑" w:hAnsi="微软雅黑" w:eastAsia="微软雅黑" w:cs="微软雅黑"/>
@@ -7563,7 +7382,7 @@
           <w:rFonts w:ascii="微软雅黑" w:hAnsi="微软雅黑" w:eastAsia="微软雅黑" w:cs="微软雅黑"/>
         </w:rPr>
       </w:r>
-      <w:hyperlink r:id="rId16">
+      <w:hyperlink r:id="rId17">
         <w:r>
           <w:rPr>
             <w:rFonts w:ascii="微软雅黑" w:hAnsi="微软雅黑" w:eastAsia="微软雅黑" w:cs="微软雅黑"/>
@@ -7801,7 +7620,7 @@
           <w:rFonts w:ascii="微软雅黑" w:hAnsi="微软雅黑" w:eastAsia="微软雅黑" w:cs="微软雅黑"/>
         </w:rPr>
       </w:r>
-      <w:hyperlink r:id="rId17">
+      <w:hyperlink r:id="rId18">
         <w:r>
           <w:rPr>
             <w:rFonts w:ascii="微软雅黑" w:hAnsi="微软雅黑" w:eastAsia="微软雅黑" w:cs="微软雅黑"/>
@@ -7829,7 +7648,7 @@
       <w:pPr>
         <w:numPr>
           <w:ilvl w:val="0"/>
-          <w:numId w:val="55"/>
+          <w:numId w:val="50"/>
         </w:numPr>
         <w:spacing w:line="288" w:lineRule="auto"/>
         <w:jc w:val="left"/>
@@ -7844,20 +7663,134 @@
           <w:rFonts w:ascii="微软雅黑" w:hAnsi="微软雅黑" w:eastAsia="微软雅黑" w:cs="微软雅黑"/>
           <w:b w:val="on"/>
         </w:rPr>
-        <w:t>作者</w:t>
-      </w:r>
-      <w:r>
-        <w:rPr>
-          <w:rFonts w:ascii="微软雅黑" w:hAnsi="微软雅黑" w:eastAsia="微软雅黑" w:cs="微软雅黑"/>
-        </w:rPr>
-        <w:t>：Y. Sun, W. Xiong, G. Pan, S. Xu, S. Zhang, X. Chen</w:t>
+        <w:t>出处</w:t>
+      </w:r>
+      <w:r>
+        <w:rPr>
+          <w:rFonts w:ascii="微软雅黑" w:hAnsi="微软雅黑" w:eastAsia="微软雅黑" w:cs="微软雅黑"/>
+        </w:rPr>
+        <w:t>：IEEE Transactions on Vehicular Technology，2025年</w:t>
+      </w:r>
+    </w:p>
+    <w:p>
+      <w:pPr>
+        <w:spacing w:line="288" w:lineRule="auto"/>
+        <w:jc w:val="left"/>
+      </w:pPr>
+      <w:r>
+        <w:rPr>
+          <w:rFonts w:ascii="微软雅黑" w:hAnsi="微软雅黑" w:eastAsia="微软雅黑" w:cs="微软雅黑"/>
+        </w:rPr>
+      </w:r>
+      <w:r>
+        <w:rPr>
+          <w:rFonts w:ascii="微软雅黑" w:hAnsi="微软雅黑" w:eastAsia="微软雅黑" w:cs="微软雅黑"/>
+          <w:b w:val="on"/>
+        </w:rPr>
+        <w:t>a. 技术概述</w:t>
+      </w:r>
+    </w:p>
+    <w:p>
+      <w:pPr>
+        <w:spacing w:line="288" w:lineRule="auto"/>
+        <w:jc w:val="left"/>
+      </w:pPr>
+      <w:r>
+        <w:rPr>
+          <w:rFonts w:ascii="微软雅黑" w:hAnsi="微软雅黑" w:eastAsia="微软雅黑" w:cs="微软雅黑"/>
+        </w:rPr>
+        <w:t>该论文提出了一套</w:t>
+      </w:r>
+      <w:r>
+        <w:rPr>
+          <w:rFonts w:ascii="微软雅黑" w:hAnsi="微软雅黑" w:eastAsia="微软雅黑" w:cs="微软雅黑"/>
+        </w:rPr>
+      </w:r>
+      <w:r>
+        <w:rPr>
+          <w:rFonts w:ascii="微软雅黑" w:hAnsi="微软雅黑" w:eastAsia="微软雅黑" w:cs="微软雅黑"/>
+          <w:b w:val="on"/>
+        </w:rPr>
+        <w:t>RIC 辅助的无线实时视频 QoE 预测系统</w:t>
+      </w:r>
+      <w:r>
+        <w:rPr>
+          <w:rFonts w:ascii="微软雅黑" w:hAnsi="微软雅黑" w:eastAsia="微软雅黑" w:cs="微软雅黑"/>
+        </w:rPr>
+        <w:t>，在真实硬件平台上实现了"网络测量 → AI 预测 → 网络控制"的闭环。系统基于 OpenAirInterface（OAI）搭建 4G/5G 基站和核心网、Edgegallery 作为 RIC 平台、USRP B210 作为射频前端，同时搭建 WebRTC 实时视频传输服务，使 6 台华为 Nexus 6P 商用手机作为 UE 接入并播放视频。UE 在移动过程中——论文通过</w:t>
+      </w:r>
+      <w:r>
+        <w:rPr>
+          <w:rFonts w:ascii="微软雅黑" w:hAnsi="微软雅黑" w:eastAsia="微软雅黑" w:cs="微软雅黑"/>
+        </w:rPr>
+      </w:r>
+      <w:r>
+        <w:rPr>
+          <w:rFonts w:ascii="微软雅黑" w:hAnsi="微软雅黑" w:eastAsia="微软雅黑" w:cs="微软雅黑"/>
+          <w:b w:val="on"/>
+        </w:rPr>
+        <w:t>移动 UE 的位置来改变无线网络状态</w:t>
+      </w:r>
+      <w:r>
+        <w:rPr>
+          <w:rFonts w:ascii="微软雅黑" w:hAnsi="微软雅黑" w:eastAsia="微软雅黑" w:cs="微软雅黑"/>
+        </w:rPr>
+        <w:t>——产生不同传输条件下的数据，RIC 服务器通过 flexRAN 反馈接口采集 RAN 侧的上下文测量数据，WebRTC 服务器同时记录视频 QoE 指标，形成"网络状态 + QoE 标签"的配对数据集。</w:t>
+      </w:r>
+    </w:p>
+    <w:p>
+      <w:pPr>
+        <w:spacing w:line="288" w:lineRule="auto"/>
+        <w:jc w:val="left"/>
+      </w:pPr>
+      <w:r>
+        <w:rPr>
+          <w:rFonts w:ascii="微软雅黑" w:hAnsi="微软雅黑" w:eastAsia="微软雅黑" w:cs="微软雅黑"/>
+        </w:rPr>
+      </w:r>
+      <w:r>
+        <w:rPr>
+          <w:rFonts w:ascii="微软雅黑" w:hAnsi="微软雅黑" w:eastAsia="微软雅黑" w:cs="微软雅黑"/>
+          <w:b w:val="on"/>
+        </w:rPr>
+        <w:t>b. 预测模型与核心设计</w:t>
+      </w:r>
+    </w:p>
+    <w:p>
+      <w:pPr>
+        <w:spacing w:line="288" w:lineRule="auto"/>
+        <w:jc w:val="left"/>
+      </w:pPr>
+      <w:r>
+        <w:rPr>
+          <w:rFonts w:ascii="微软雅黑" w:hAnsi="微软雅黑" w:eastAsia="微软雅黑" w:cs="微软雅黑"/>
+        </w:rPr>
+        <w:t>论文提出</w:t>
+      </w:r>
+      <w:r>
+        <w:rPr>
+          <w:rFonts w:ascii="微软雅黑" w:hAnsi="微软雅黑" w:eastAsia="微软雅黑" w:cs="微软雅黑"/>
+        </w:rPr>
+      </w:r>
+      <w:r>
+        <w:rPr>
+          <w:rFonts w:ascii="微软雅黑" w:hAnsi="微软雅黑" w:eastAsia="微软雅黑" w:cs="微软雅黑"/>
+          <w:b w:val="on"/>
+        </w:rPr>
+        <w:t>两阶段Transformer感知与预测模型 TTPP（Transformer-based Transmission Period Prediction）</w:t>
+      </w:r>
+      <w:r>
+        <w:rPr>
+          <w:rFonts w:ascii="微软雅黑" w:hAnsi="微软雅黑" w:eastAsia="微软雅黑" w:cs="微软雅黑"/>
+        </w:rPr>
+        <w:t xml:space="preserve"> 方案：</w:t>
       </w:r>
     </w:p>
     <w:p>
       <w:pPr>
         <w:numPr>
           <w:ilvl w:val="0"/>
-          <w:numId w:val="56"/>
+          <w:numId w:val="51"/>
         </w:numPr>
         <w:spacing w:line="288" w:lineRule="auto"/>
         <w:jc w:val="left"/>
@@ -7866,140 +7799,14 @@
         <w:rPr>
           <w:rFonts w:ascii="微软雅黑" w:hAnsi="微软雅黑" w:eastAsia="微软雅黑" w:cs="微软雅黑"/>
         </w:rPr>
-      </w:r>
-      <w:r>
-        <w:rPr>
-          <w:rFonts w:ascii="微软雅黑" w:hAnsi="微软雅黑" w:eastAsia="微软雅黑" w:cs="微软雅黑"/>
-          <w:b w:val="on"/>
-        </w:rPr>
-        <w:t>出处</w:t>
-      </w:r>
-      <w:r>
-        <w:rPr>
-          <w:rFonts w:ascii="微软雅黑" w:hAnsi="微软雅黑" w:eastAsia="微软雅黑" w:cs="微软雅黑"/>
-        </w:rPr>
-        <w:t>：IEEE Transactions on Vehicular Technology，2025年</w:t>
-      </w:r>
-    </w:p>
-    <w:p>
-      <w:pPr>
-        <w:spacing w:line="288" w:lineRule="auto"/>
-        <w:jc w:val="left"/>
-      </w:pPr>
-      <w:r>
-        <w:rPr>
-          <w:rFonts w:ascii="微软雅黑" w:hAnsi="微软雅黑" w:eastAsia="微软雅黑" w:cs="微软雅黑"/>
-        </w:rPr>
-      </w:r>
-      <w:r>
-        <w:rPr>
-          <w:rFonts w:ascii="微软雅黑" w:hAnsi="微软雅黑" w:eastAsia="微软雅黑" w:cs="微软雅黑"/>
-          <w:b w:val="on"/>
-        </w:rPr>
-        <w:t>a. 技术概述</w:t>
-      </w:r>
-    </w:p>
-    <w:p>
-      <w:pPr>
-        <w:spacing w:line="288" w:lineRule="auto"/>
-        <w:jc w:val="left"/>
-      </w:pPr>
-      <w:r>
-        <w:rPr>
-          <w:rFonts w:ascii="微软雅黑" w:hAnsi="微软雅黑" w:eastAsia="微软雅黑" w:cs="微软雅黑"/>
-        </w:rPr>
-        <w:t>该论文提出了一套</w:t>
-      </w:r>
-      <w:r>
-        <w:rPr>
-          <w:rFonts w:ascii="微软雅黑" w:hAnsi="微软雅黑" w:eastAsia="微软雅黑" w:cs="微软雅黑"/>
-        </w:rPr>
-      </w:r>
-      <w:r>
-        <w:rPr>
-          <w:rFonts w:ascii="微软雅黑" w:hAnsi="微软雅黑" w:eastAsia="微软雅黑" w:cs="微软雅黑"/>
-          <w:b w:val="on"/>
-        </w:rPr>
-        <w:t>RIC 辅助的无线实时视频 QoE 预测系统</w:t>
-      </w:r>
-      <w:r>
-        <w:rPr>
-          <w:rFonts w:ascii="微软雅黑" w:hAnsi="微软雅黑" w:eastAsia="微软雅黑" w:cs="微软雅黑"/>
-        </w:rPr>
-        <w:t>，在真实硬件平台上实现了"网络测量 → AI 预测 → 网络控制"的闭环。系统基于 OpenAirInterface（OAI）搭建 4G/5G 基站和核心网、Edgegallery 作为 RIC 平台、USRP B210 作为射频前端，同时搭建 WebRTC 实时视频传输服务，使 6 台华为 Nexus 6P 商用手机作为 UE 接入并播放视频。UE 在移动过程中——论文通过</w:t>
-      </w:r>
-      <w:r>
-        <w:rPr>
-          <w:rFonts w:ascii="微软雅黑" w:hAnsi="微软雅黑" w:eastAsia="微软雅黑" w:cs="微软雅黑"/>
-        </w:rPr>
-      </w:r>
-      <w:r>
-        <w:rPr>
-          <w:rFonts w:ascii="微软雅黑" w:hAnsi="微软雅黑" w:eastAsia="微软雅黑" w:cs="微软雅黑"/>
-          <w:b w:val="on"/>
-        </w:rPr>
-        <w:t>移动 UE 的位置来改变无线网络状态</w:t>
-      </w:r>
-      <w:r>
-        <w:rPr>
-          <w:rFonts w:ascii="微软雅黑" w:hAnsi="微软雅黑" w:eastAsia="微软雅黑" w:cs="微软雅黑"/>
-        </w:rPr>
-        <w:t>——产生不同传输条件下的数据，RIC 服务器通过 flexRAN 反馈接口采集 RAN 侧的上下文测量数据，WebRTC 服务器同时记录视频 QoE 指标，形成"网络状态 + QoE 标签"的配对数据集。</w:t>
-      </w:r>
-    </w:p>
-    <w:p>
-      <w:pPr>
-        <w:spacing w:line="288" w:lineRule="auto"/>
-        <w:jc w:val="left"/>
-      </w:pPr>
-      <w:r>
-        <w:rPr>
-          <w:rFonts w:ascii="微软雅黑" w:hAnsi="微软雅黑" w:eastAsia="微软雅黑" w:cs="微软雅黑"/>
-        </w:rPr>
-      </w:r>
-      <w:r>
-        <w:rPr>
-          <w:rFonts w:ascii="微软雅黑" w:hAnsi="微软雅黑" w:eastAsia="微软雅黑" w:cs="微软雅黑"/>
-          <w:b w:val="on"/>
-        </w:rPr>
-        <w:t>b. 预测模型与核心设计</w:t>
-      </w:r>
-    </w:p>
-    <w:p>
-      <w:pPr>
-        <w:spacing w:line="288" w:lineRule="auto"/>
-        <w:jc w:val="left"/>
-      </w:pPr>
-      <w:r>
-        <w:rPr>
-          <w:rFonts w:ascii="微软雅黑" w:hAnsi="微软雅黑" w:eastAsia="微软雅黑" w:cs="微软雅黑"/>
-        </w:rPr>
-        <w:t>论文提出</w:t>
-      </w:r>
-      <w:r>
-        <w:rPr>
-          <w:rFonts w:ascii="微软雅黑" w:hAnsi="微软雅黑" w:eastAsia="微软雅黑" w:cs="微软雅黑"/>
-        </w:rPr>
-      </w:r>
-      <w:r>
-        <w:rPr>
-          <w:rFonts w:ascii="微软雅黑" w:hAnsi="微软雅黑" w:eastAsia="微软雅黑" w:cs="微软雅黑"/>
-          <w:b w:val="on"/>
-        </w:rPr>
-        <w:t>两阶段Transformer感知与预测模型 TTPP（Transformer-based Transmission Period Prediction）</w:t>
-      </w:r>
-      <w:r>
-        <w:rPr>
-          <w:rFonts w:ascii="微软雅黑" w:hAnsi="微软雅黑" w:eastAsia="微软雅黑" w:cs="微软雅黑"/>
-        </w:rPr>
-        <w:t xml:space="preserve"> 方案：</w:t>
+        <w:t>第一阶段根据网络测量估计当前视频QoE；</w:t>
       </w:r>
     </w:p>
     <w:p>
       <w:pPr>
         <w:numPr>
           <w:ilvl w:val="0"/>
-          <w:numId w:val="57"/>
+          <w:numId w:val="52"/>
         </w:numPr>
         <w:spacing w:line="288" w:lineRule="auto"/>
         <w:jc w:val="left"/>
@@ -8008,14 +7815,14 @@
         <w:rPr>
           <w:rFonts w:ascii="微软雅黑" w:hAnsi="微软雅黑" w:eastAsia="微软雅黑" w:cs="微软雅黑"/>
         </w:rPr>
-        <w:t>第一阶段根据网络测量估计当前视频QoE；</w:t>
+        <w:t>第二阶段结合历史序列预测下一周期QoE；</w:t>
       </w:r>
     </w:p>
     <w:p>
       <w:pPr>
         <w:numPr>
           <w:ilvl w:val="0"/>
-          <w:numId w:val="58"/>
+          <w:numId w:val="53"/>
         </w:numPr>
         <w:spacing w:line="288" w:lineRule="auto"/>
         <w:jc w:val="left"/>
@@ -8024,14 +7831,14 @@
         <w:rPr>
           <w:rFonts w:ascii="微软雅黑" w:hAnsi="微软雅黑" w:eastAsia="微软雅黑" w:cs="微软雅黑"/>
         </w:rPr>
-        <w:t>第二阶段结合历史序列预测下一周期QoE；</w:t>
+        <w:t>通过两种数据增强方法提升模型对无线波动的鲁棒性；</w:t>
       </w:r>
     </w:p>
     <w:p>
       <w:pPr>
         <w:numPr>
           <w:ilvl w:val="0"/>
-          <w:numId w:val="59"/>
+          <w:numId w:val="54"/>
         </w:numPr>
         <w:spacing w:line="288" w:lineRule="auto"/>
         <w:jc w:val="left"/>
@@ -8040,22 +7847,6 @@
         <w:rPr>
           <w:rFonts w:ascii="微软雅黑" w:hAnsi="微软雅黑" w:eastAsia="微软雅黑" w:cs="微软雅黑"/>
         </w:rPr>
-        <w:t>通过两种数据增强方法提升模型对无线波动的鲁棒性；</w:t>
-      </w:r>
-    </w:p>
-    <w:p>
-      <w:pPr>
-        <w:numPr>
-          <w:ilvl w:val="0"/>
-          <w:numId w:val="60"/>
-        </w:numPr>
-        <w:spacing w:line="288" w:lineRule="auto"/>
-        <w:jc w:val="left"/>
-      </w:pPr>
-      <w:r>
-        <w:rPr>
-          <w:rFonts w:ascii="微软雅黑" w:hAnsi="微软雅黑" w:eastAsia="微软雅黑" w:cs="微软雅黑"/>
-        </w:rPr>
         <w:t>在RIC辅助的实时视频传输原型系统中进行部署测试。</w:t>
       </w:r>
     </w:p>
@@ -8111,7 +7902,7 @@
           <w:rFonts w:ascii="微软雅黑" w:hAnsi="微软雅黑" w:eastAsia="微软雅黑" w:cs="微软雅黑"/>
         </w:rPr>
       </w:r>
-      <w:hyperlink r:id="rId18">
+      <w:hyperlink r:id="rId19">
         <w:r>
           <w:rPr>
             <w:rFonts w:ascii="微软雅黑" w:hAnsi="微软雅黑" w:eastAsia="微软雅黑" w:cs="微软雅黑"/>
@@ -8139,7 +7930,7 @@
       <w:pPr>
         <w:numPr>
           <w:ilvl w:val="0"/>
-          <w:numId w:val="61"/>
+          <w:numId w:val="55"/>
         </w:numPr>
         <w:spacing w:line="288" w:lineRule="auto"/>
         <w:jc w:val="left"/>
@@ -8148,27 +7939,170 @@
         <w:rPr>
           <w:rFonts w:ascii="微软雅黑" w:hAnsi="微软雅黑" w:eastAsia="微软雅黑" w:cs="微软雅黑"/>
         </w:rPr>
-        <w:t>作者：</w:t>
-      </w:r>
-      <w:r>
-        <w:rPr>
-          <w:rFonts w:ascii="微软雅黑" w:hAnsi="微软雅黑" w:eastAsia="微软雅黑" w:cs="微软雅黑"/>
-        </w:rPr>
-      </w:r>
-      <w:r>
-        <w:rPr>
-          <w:rFonts w:ascii="微软雅黑" w:hAnsi="微软雅黑" w:eastAsia="微软雅黑" w:cs="微软雅黑"/>
-          <w:color w:val="0D0D0D"/>
-          <w:shd w:val="clear" w:fill="FFFFFF"/>
-        </w:rPr>
-        <w:t>D. Liao, J. Luo, J. Vevstad, N. Pappas（林雪平大学 &amp; 爱立信）</w:t>
+      </w:r>
+      <w:r>
+        <w:rPr>
+          <w:rFonts w:ascii="微软雅黑" w:hAnsi="微软雅黑" w:eastAsia="微软雅黑" w:cs="微软雅黑"/>
+          <w:b w:val="on"/>
+        </w:rPr>
+        <w:t>出处：</w:t>
+      </w:r>
+      <w:r>
+        <w:rPr>
+          <w:rFonts w:ascii="微软雅黑" w:hAnsi="微软雅黑" w:eastAsia="微软雅黑" w:cs="微软雅黑"/>
+        </w:rPr>
+        <w:t>2025 IEEE Conference on Standards for Communications and Networking，CSCN 2025</w:t>
+      </w:r>
+    </w:p>
+    <w:p>
+      <w:pPr>
+        <w:spacing w:line="288" w:lineRule="auto"/>
+        <w:jc w:val="left"/>
+      </w:pPr>
+      <w:r>
+        <w:rPr>
+          <w:rFonts w:ascii="微软雅黑" w:hAnsi="微软雅黑" w:eastAsia="微软雅黑" w:cs="微软雅黑"/>
+        </w:rPr>
+      </w:r>
+      <w:r>
+        <w:rPr>
+          <w:rFonts w:ascii="微软雅黑" w:hAnsi="微软雅黑" w:eastAsia="微软雅黑" w:cs="微软雅黑"/>
+          <w:b w:val="on"/>
+        </w:rPr>
+        <w:t>a. 技术概述</w:t>
+      </w:r>
+    </w:p>
+    <w:p>
+      <w:pPr>
+        <w:spacing w:line="288" w:lineRule="auto"/>
+        <w:jc w:val="left"/>
+      </w:pPr>
+      <w:r>
+        <w:rPr>
+          <w:rFonts w:ascii="微软雅黑" w:hAnsi="微软雅黑" w:eastAsia="微软雅黑" w:cs="微软雅黑"/>
+        </w:rPr>
+        <w:t>5G 云化 RAN 每秒产生海量 KPI 数据，传统基于固定阈值和规则的异常检测方法在动态变化的网络环境中效果急剧下降。该论文提出 RANGAN，一种将生成对抗网络（GAN）与 Transformer 架构结合的无监督异常检测框架。核心思路是：用 GAN 学习 RAN 正常运行时 KPI 的分布模式，当输入数据的分布偏离所学模式时判定为异常。Transformer 的注意力机制使模型能捕捉 KPI 时序中的长距离依赖关系，而 GAN 的无监督特性使模型无需标注数据即可训练——这对标注获取困难的实际网络运维场景尤为重要。</w:t>
+      </w:r>
+    </w:p>
+    <w:p>
+      <w:pPr>
+        <w:spacing w:line="288" w:lineRule="auto"/>
+        <w:jc w:val="left"/>
+      </w:pPr>
+      <w:r>
+        <w:rPr>
+          <w:rFonts w:ascii="微软雅黑" w:hAnsi="微软雅黑" w:eastAsia="微软雅黑" w:cs="微软雅黑"/>
+        </w:rPr>
+      </w:r>
+      <w:r>
+        <w:rPr>
+          <w:rFonts w:ascii="微软雅黑" w:hAnsi="微软雅黑" w:eastAsia="微软雅黑" w:cs="微软雅黑"/>
+          <w:b w:val="on"/>
+        </w:rPr>
+        <w:t>b. 数据处理与模型设计</w:t>
+      </w:r>
+    </w:p>
+    <w:p>
+      <w:pPr>
+        <w:spacing w:line="288" w:lineRule="auto"/>
+        <w:jc w:val="left"/>
+      </w:pPr>
+      <w:r>
+        <w:rPr>
+          <w:rFonts w:ascii="微软雅黑" w:hAnsi="微软雅黑" w:eastAsia="微软雅黑" w:cs="微软雅黑"/>
+        </w:rPr>
+        <w:t>使用公开的 SpotLight 数据集（模拟 5 个 UE 在多种流量类型下的 RAN KPI，按 3GPP 标准定义，涵盖前传链路使用率和 CPU 线程调度等类别），经最小-最大归一化后，用滑动窗口将 KPI 时序切分为固定长度重叠片段。窗口大小从 20 到 60 可调。GAN 的生成器接收随机噪声产生与训练样本同维度的输出，判别器区分真实样本与生成样本，两者对抗训练。Transformer 模块嵌入生成器和判别器中，通过注意力权重使模型聚焦于输入序列中最具信息量的时间片段。</w:t>
+      </w:r>
+    </w:p>
+    <w:p>
+      <w:pPr>
+        <w:spacing w:line="288" w:lineRule="auto"/>
+        <w:jc w:val="left"/>
+      </w:pPr>
+      <w:r>
+        <w:rPr>
+          <w:rFonts w:ascii="微软雅黑" w:hAnsi="微软雅黑" w:eastAsia="微软雅黑" w:cs="微软雅黑"/>
+        </w:rPr>
+      </w:r>
+      <w:r>
+        <w:rPr>
+          <w:rFonts w:ascii="微软雅黑" w:hAnsi="微软雅黑" w:eastAsia="微软雅黑" w:cs="微软雅黑"/>
+          <w:b w:val="on"/>
+        </w:rPr>
+        <w:t>c. 实验结果</w:t>
+      </w:r>
+    </w:p>
+    <w:p>
+      <w:pPr>
+        <w:spacing w:line="288" w:lineRule="auto"/>
+        <w:jc w:val="left"/>
+      </w:pPr>
+      <w:r>
+        <w:rPr>
+          <w:rFonts w:ascii="微软雅黑" w:hAnsi="微软雅黑" w:eastAsia="微软雅黑" w:cs="微软雅黑"/>
+        </w:rPr>
+        <w:t>与 7 种基线方法（Autoencoder、Isolation Forest、LOF、OCSVM、HDBSCAN、DBSCAN、Z-Score）对比，RANGAN 在检测网络资源争用异常上取得最优，滑动窗口消融实验表明窗口越大性能越好，足够的时序上下文对于区分正常与异常行为至关重要。</w:t>
+      </w:r>
+    </w:p>
+    <w:p>
+      <w:pPr>
+        <w:spacing w:line="288" w:lineRule="auto"/>
+        <w:jc w:val="left"/>
+      </w:pPr>
+      <w:r>
+        <w:rPr>
+          <w:rFonts w:ascii="微软雅黑" w:hAnsi="微软雅黑" w:eastAsia="微软雅黑" w:cs="微软雅黑"/>
+        </w:rPr>
+      </w:r>
+      <w:r>
+        <w:rPr>
+          <w:rFonts w:ascii="微软雅黑" w:hAnsi="微软雅黑" w:eastAsia="微软雅黑" w:cs="微软雅黑"/>
+          <w:b w:val="on"/>
+        </w:rPr>
+        <w:t>d. 研究启示</w:t>
+      </w:r>
+    </w:p>
+    <w:p>
+      <w:pPr>
+        <w:spacing w:line="288" w:lineRule="auto"/>
+        <w:jc w:val="left"/>
+      </w:pPr>
+      <w:r>
+        <w:rPr>
+          <w:rFonts w:ascii="微软雅黑" w:hAnsi="微软雅黑" w:eastAsia="微软雅黑" w:cs="微软雅黑"/>
+        </w:rPr>
+        <w:t>该论文的核心价值在于验证了 GAN+Transformer 的组合在 RAN KPI 无监督异常检测中的有效性，且在与爱立信的合作背景下完成，贴近实际运维需求。论文说明异常判断不能只看某个瞬时KPI是否越过阈值。例如吞吐量突然下降，在高负载、切换和无线衰落情况下可能具有完全不同的含义。滑动窗口能够利用异常发生前后的变化轨迹。</w:t>
+      </w:r>
+    </w:p>
+    <w:p>
+      <w:pPr>
+        <w:spacing w:line="288" w:lineRule="auto"/>
+      </w:pPr>
+      <w:r>
+        <w:rPr>
+          <w:rFonts w:ascii="微软雅黑" w:hAnsi="微软雅黑" w:eastAsia="微软雅黑" w:cs="微软雅黑"/>
+        </w:rPr>
+      </w:r>
+    </w:p>
+    <w:p>
+      <w:pPr>
+        <w:pStyle w:val="5"/>
+        <w:jc w:val="left"/>
+      </w:pPr>
+      <w:r>
+        <w:rPr>
+          <w:rFonts w:ascii="微软雅黑" w:hAnsi="微软雅黑" w:eastAsia="微软雅黑" w:cs="微软雅黑"/>
+          <w:sz w:val="28"/>
+          <w:b w:val="on"/>
+        </w:rPr>
+        <w:t>3、测试结果驱动网络优化</w:t>
       </w:r>
     </w:p>
     <w:p>
       <w:pPr>
         <w:numPr>
           <w:ilvl w:val="0"/>
-          <w:numId w:val="62"/>
+          <w:numId w:val="56"/>
         </w:numPr>
         <w:spacing w:line="288" w:lineRule="auto"/>
         <w:jc w:val="left"/>
@@ -8177,158 +8111,32 @@
         <w:rPr>
           <w:rFonts w:ascii="微软雅黑" w:hAnsi="微软雅黑" w:eastAsia="微软雅黑" w:cs="微软雅黑"/>
         </w:rPr>
-        <w:t>会议：2025 IEEE Conference on Standards for Communications and Networking，CSCN 2025</w:t>
-      </w:r>
-    </w:p>
-    <w:p>
-      <w:pPr>
-        <w:spacing w:line="288" w:lineRule="auto"/>
-        <w:jc w:val="left"/>
-      </w:pPr>
-      <w:r>
-        <w:rPr>
-          <w:rFonts w:ascii="微软雅黑" w:hAnsi="微软雅黑" w:eastAsia="微软雅黑" w:cs="微软雅黑"/>
-        </w:rPr>
-      </w:r>
-      <w:r>
-        <w:rPr>
-          <w:rFonts w:ascii="微软雅黑" w:hAnsi="微软雅黑" w:eastAsia="微软雅黑" w:cs="微软雅黑"/>
-          <w:b w:val="on"/>
-        </w:rPr>
-        <w:t>a. 技术概述</w:t>
-      </w:r>
-    </w:p>
-    <w:p>
-      <w:pPr>
-        <w:spacing w:line="288" w:lineRule="auto"/>
-        <w:jc w:val="left"/>
-      </w:pPr>
-      <w:r>
-        <w:rPr>
-          <w:rFonts w:ascii="微软雅黑" w:hAnsi="微软雅黑" w:eastAsia="微软雅黑" w:cs="微软雅黑"/>
-        </w:rPr>
-        <w:t>5G 云化 RAN 每秒产生海量 KPI 数据，传统基于固定阈值和规则的异常检测方法在动态变化的网络环境中效果急剧下降。该论文提出 RANGAN，一种将生成对抗网络（GAN）与 Transformer 架构结合的无监督异常检测框架。核心思路是：用 GAN 学习 RAN 正常运行时 KPI 的分布模式，当输入数据的分布偏离所学模式时判定为异常。Transformer 的注意力机制使模型能捕捉 KPI 时序中的长距离依赖关系，而 GAN 的无监督特性使模型无需标注数据即可训练——这对标注获取困难的实际网络运维场景尤为重要。</w:t>
-      </w:r>
-    </w:p>
-    <w:p>
-      <w:pPr>
-        <w:spacing w:line="288" w:lineRule="auto"/>
-        <w:jc w:val="left"/>
-      </w:pPr>
-      <w:r>
-        <w:rPr>
-          <w:rFonts w:ascii="微软雅黑" w:hAnsi="微软雅黑" w:eastAsia="微软雅黑" w:cs="微软雅黑"/>
-        </w:rPr>
-      </w:r>
-      <w:r>
-        <w:rPr>
-          <w:rFonts w:ascii="微软雅黑" w:hAnsi="微软雅黑" w:eastAsia="微软雅黑" w:cs="微软雅黑"/>
-          <w:b w:val="on"/>
-        </w:rPr>
-        <w:t>b. 数据处理与模型设计</w:t>
-      </w:r>
-    </w:p>
-    <w:p>
-      <w:pPr>
-        <w:spacing w:line="288" w:lineRule="auto"/>
-        <w:jc w:val="left"/>
-      </w:pPr>
-      <w:r>
-        <w:rPr>
-          <w:rFonts w:ascii="微软雅黑" w:hAnsi="微软雅黑" w:eastAsia="微软雅黑" w:cs="微软雅黑"/>
-        </w:rPr>
-        <w:t>使用公开的 SpotLight 数据集（模拟 5 个 UE 在多种流量类型下的 RAN KPI，按 3GPP 标准定义，涵盖前传链路使用率和 CPU 线程调度等类别），经最小-最大归一化后，用滑动窗口将 KPI 时序切分为固定长度重叠片段。窗口大小从 20 到 60 可调。GAN 的生成器接收随机噪声产生与训练样本同维度的输出，判别器区分真实样本与生成样本，两者对抗训练。Transformer 模块嵌入生成器和判别器中，通过注意力权重使模型聚焦于输入序列中最具信息量的时间片段。</w:t>
-      </w:r>
-    </w:p>
-    <w:p>
-      <w:pPr>
-        <w:spacing w:line="288" w:lineRule="auto"/>
-        <w:jc w:val="left"/>
-      </w:pPr>
-      <w:r>
-        <w:rPr>
-          <w:rFonts w:ascii="微软雅黑" w:hAnsi="微软雅黑" w:eastAsia="微软雅黑" w:cs="微软雅黑"/>
-        </w:rPr>
-      </w:r>
-      <w:r>
-        <w:rPr>
-          <w:rFonts w:ascii="微软雅黑" w:hAnsi="微软雅黑" w:eastAsia="微软雅黑" w:cs="微软雅黑"/>
-          <w:b w:val="on"/>
-        </w:rPr>
-        <w:t>c. 实验结果</w:t>
-      </w:r>
-    </w:p>
-    <w:p>
-      <w:pPr>
-        <w:spacing w:line="288" w:lineRule="auto"/>
-        <w:jc w:val="left"/>
-      </w:pPr>
-      <w:r>
-        <w:rPr>
-          <w:rFonts w:ascii="微软雅黑" w:hAnsi="微软雅黑" w:eastAsia="微软雅黑" w:cs="微软雅黑"/>
-        </w:rPr>
-        <w:t>与 7 种基线方法（Autoencoder、Isolation Forest、LOF、OCSVM、HDBSCAN、DBSCAN、Z-Score）对比，RANGAN 在检测网络资源争用异常上取得最优，滑动窗口消融实验表明窗口越大性能越好，足够的时序上下文对于区分正常与异常行为至关重要。</w:t>
-      </w:r>
-    </w:p>
-    <w:p>
-      <w:pPr>
-        <w:spacing w:line="288" w:lineRule="auto"/>
-        <w:jc w:val="left"/>
-      </w:pPr>
-      <w:r>
-        <w:rPr>
-          <w:rFonts w:ascii="微软雅黑" w:hAnsi="微软雅黑" w:eastAsia="微软雅黑" w:cs="微软雅黑"/>
-        </w:rPr>
-      </w:r>
-      <w:r>
-        <w:rPr>
-          <w:rFonts w:ascii="微软雅黑" w:hAnsi="微软雅黑" w:eastAsia="微软雅黑" w:cs="微软雅黑"/>
-          <w:b w:val="on"/>
-        </w:rPr>
-        <w:t>d. 研究启示</w:t>
-      </w:r>
-    </w:p>
-    <w:p>
-      <w:pPr>
-        <w:spacing w:line="288" w:lineRule="auto"/>
-        <w:jc w:val="left"/>
-      </w:pPr>
-      <w:r>
-        <w:rPr>
-          <w:rFonts w:ascii="微软雅黑" w:hAnsi="微软雅黑" w:eastAsia="微软雅黑" w:cs="微软雅黑"/>
-        </w:rPr>
-        <w:t>该论文的核心价值在于验证了 GAN+Transformer 的组合在 RAN KPI 无监督异常检测中的有效性，且在与爱立信的合作背景下完成，贴近实际运维需求。论文说明异常判断不能只看某个瞬时KPI是否越过阈值。例如吞吐量突然下降，在高负载、切换和无线衰落情况下可能具有完全不同的含义。滑动窗口能够利用异常发生前后的变化轨迹。</w:t>
-      </w:r>
-    </w:p>
-    <w:p>
-      <w:pPr>
-        <w:spacing w:line="288" w:lineRule="auto"/>
-      </w:pPr>
-      <w:r>
-        <w:rPr>
-          <w:rFonts w:ascii="微软雅黑" w:hAnsi="微软雅黑" w:eastAsia="微软雅黑" w:cs="微软雅黑"/>
-        </w:rPr>
-      </w:r>
-    </w:p>
-    <w:p>
-      <w:pPr>
-        <w:pStyle w:val="5"/>
-        <w:jc w:val="left"/>
-      </w:pPr>
-      <w:r>
-        <w:rPr>
-          <w:rFonts w:ascii="微软雅黑" w:hAnsi="微软雅黑" w:eastAsia="微软雅黑" w:cs="微软雅黑"/>
-          <w:sz w:val="28"/>
-          <w:b w:val="on"/>
-        </w:rPr>
-        <w:t>3、测试结果驱动网络优化</w:t>
+      </w:r>
+      <w:r>
+        <w:rPr>
+          <w:rFonts w:ascii="微软雅黑" w:hAnsi="微软雅黑" w:eastAsia="微软雅黑" w:cs="微软雅黑"/>
+          <w:b w:val="on"/>
+        </w:rPr>
+        <w:t>调研思路</w:t>
+      </w:r>
+    </w:p>
+    <w:p>
+      <w:pPr>
+        <w:spacing w:line="288" w:lineRule="auto"/>
+        <w:jc w:val="left"/>
+      </w:pPr>
+      <w:r>
+        <w:rPr>
+          <w:rFonts w:ascii="微软雅黑" w:hAnsi="微软雅黑" w:eastAsia="微软雅黑" w:cs="微软雅黑"/>
+        </w:rPr>
+        <w:t>网络测试的最终价值不应停留在生成曲线、预测指标或识别异常，而应将分析结果转化为可执行的网络动作。例如，当测试发现用户即将发生切换失败、波束质量下降、业务时延超限或网络资源分配不合理时，系统进一步决定是否切换小区、调整切换参数、更换波束、重新分配无线资源或启用备用链路。</w:t>
       </w:r>
     </w:p>
     <w:p>
       <w:pPr>
         <w:numPr>
           <w:ilvl w:val="0"/>
-          <w:numId w:val="63"/>
+          <w:numId w:val="56"/>
         </w:numPr>
         <w:spacing w:line="288" w:lineRule="auto"/>
         <w:jc w:val="left"/>
@@ -8343,26 +8151,50 @@
           <w:rFonts w:ascii="微软雅黑" w:hAnsi="微软雅黑" w:eastAsia="微软雅黑" w:cs="微软雅黑"/>
           <w:b w:val="on"/>
         </w:rPr>
-        <w:t>调研思路</w:t>
-      </w:r>
-    </w:p>
-    <w:p>
-      <w:pPr>
-        <w:spacing w:line="288" w:lineRule="auto"/>
-        <w:jc w:val="left"/>
-      </w:pPr>
-      <w:r>
-        <w:rPr>
-          <w:rFonts w:ascii="微软雅黑" w:hAnsi="微软雅黑" w:eastAsia="微软雅黑" w:cs="微软雅黑"/>
-        </w:rPr>
-        <w:t>网络测试的最终价值不应停留在生成曲线、预测指标或识别异常，而应将分析结果转化为可执行的网络动作。例如，当测试发现用户即将发生切换失败、波束质量下降、业务时延超限或网络资源分配不合理时，系统进一步决定是否切换小区、调整切换参数、更换波束、重新分配无线资源或启用备用链路。</w:t>
+        <w:t>调研内容</w:t>
+      </w:r>
+    </w:p>
+    <w:p>
+      <w:pPr>
+        <w:spacing w:line="288" w:lineRule="auto"/>
+        <w:jc w:val="left"/>
+      </w:pPr>
+      <w:r>
+        <w:rPr>
+          <w:rFonts w:ascii="微软雅黑" w:hAnsi="微软雅黑" w:eastAsia="微软雅黑" w:cs="微软雅黑"/>
+        </w:rPr>
+      </w:r>
+      <w:r>
+        <w:rPr>
+          <w:rFonts w:ascii="微软雅黑" w:hAnsi="微软雅黑" w:eastAsia="微软雅黑" w:cs="微软雅黑"/>
+          <w:b w:val="on"/>
+        </w:rPr>
+        <w:t>（1）华为 WO2025010581A1 面向候选网络动作的无线数字孪生预测</w:t>
+      </w:r>
+    </w:p>
+    <w:p>
+      <w:pPr>
+        <w:spacing w:line="288" w:lineRule="auto"/>
+        <w:jc w:val="left"/>
+      </w:pPr>
+      <w:r>
+        <w:rPr>
+          <w:rFonts w:ascii="微软雅黑" w:hAnsi="微软雅黑" w:eastAsia="微软雅黑" w:cs="微软雅黑"/>
+        </w:rPr>
+      </w:r>
+      <w:r>
+        <w:rPr>
+          <w:rFonts w:ascii="微软雅黑" w:hAnsi="微软雅黑" w:eastAsia="微软雅黑" w:cs="微软雅黑"/>
+          <w:b w:val="on"/>
+        </w:rPr>
+        <w:t>（2）xSlice：在真实5G OTA网络中根据KPI动态分配无线资源</w:t>
       </w:r>
     </w:p>
     <w:p>
       <w:pPr>
         <w:numPr>
           <w:ilvl w:val="0"/>
-          <w:numId w:val="63"/>
+          <w:numId w:val="57"/>
         </w:numPr>
         <w:spacing w:line="288" w:lineRule="auto"/>
         <w:jc w:val="left"/>
@@ -8377,50 +8209,20 @@
           <w:rFonts w:ascii="微软雅黑" w:hAnsi="微软雅黑" w:eastAsia="微软雅黑" w:cs="微软雅黑"/>
           <w:b w:val="on"/>
         </w:rPr>
-        <w:t>调研内容</w:t>
-      </w:r>
-    </w:p>
-    <w:p>
-      <w:pPr>
-        <w:spacing w:line="288" w:lineRule="auto"/>
-        <w:jc w:val="left"/>
-      </w:pPr>
-      <w:r>
-        <w:rPr>
-          <w:rFonts w:ascii="微软雅黑" w:hAnsi="微软雅黑" w:eastAsia="微软雅黑" w:cs="微软雅黑"/>
-        </w:rPr>
-      </w:r>
-      <w:r>
-        <w:rPr>
-          <w:rFonts w:ascii="微软雅黑" w:hAnsi="微软雅黑" w:eastAsia="微软雅黑" w:cs="微软雅黑"/>
-          <w:b w:val="on"/>
-        </w:rPr>
-        <w:t>（1）华为 WO2025010581A1 面向候选网络动作的无线数字孪生预测</w:t>
-      </w:r>
-    </w:p>
-    <w:p>
-      <w:pPr>
-        <w:spacing w:line="288" w:lineRule="auto"/>
-        <w:jc w:val="left"/>
-      </w:pPr>
-      <w:r>
-        <w:rPr>
-          <w:rFonts w:ascii="微软雅黑" w:hAnsi="微软雅黑" w:eastAsia="微软雅黑" w:cs="微软雅黑"/>
-        </w:rPr>
-      </w:r>
-      <w:r>
-        <w:rPr>
-          <w:rFonts w:ascii="微软雅黑" w:hAnsi="微软雅黑" w:eastAsia="微软雅黑" w:cs="微软雅黑"/>
-          <w:b w:val="on"/>
-        </w:rPr>
-        <w:t>（2）xSlice：在真实5G OTA网络中根据KPI动态分配无线资源</w:t>
+        <w:t>出处：</w:t>
+      </w:r>
+      <w:r>
+        <w:rPr>
+          <w:rFonts w:ascii="微软雅黑" w:hAnsi="微软雅黑" w:eastAsia="微软雅黑" w:cs="微软雅黑"/>
+        </w:rPr>
+        <w:t>2025-11-13；正式卷期：IEEE Transactions on Networking，Vol.34，2026，pp.1596–1611</w:t>
       </w:r>
     </w:p>
     <w:p>
       <w:pPr>
         <w:numPr>
           <w:ilvl w:val="0"/>
-          <w:numId w:val="64"/>
+          <w:numId w:val="58"/>
         </w:numPr>
         <w:spacing w:line="288" w:lineRule="auto"/>
         <w:jc w:val="left"/>
@@ -8429,21 +8231,11 @@
         <w:rPr>
           <w:rFonts w:ascii="微软雅黑" w:hAnsi="微软雅黑" w:eastAsia="微软雅黑" w:cs="微软雅黑"/>
         </w:rPr>
-        <w:t>在线发表：2025-11-13；正式卷期：IEEE Transactions on Networking，Vol.34，2026，pp.1596–1611</w:t>
-      </w:r>
-    </w:p>
-    <w:p>
-      <w:pPr>
-        <w:numPr>
-          <w:ilvl w:val="0"/>
-          <w:numId w:val="65"/>
-        </w:numPr>
-        <w:spacing w:line="288" w:lineRule="auto"/>
-        <w:jc w:val="left"/>
-      </w:pPr>
-      <w:r>
-        <w:rPr>
-          <w:rFonts w:ascii="微软雅黑" w:hAnsi="微软雅黑" w:eastAsia="微软雅黑" w:cs="微软雅黑"/>
+      </w:r>
+      <w:r>
+        <w:rPr>
+          <w:rFonts w:ascii="微软雅黑" w:hAnsi="微软雅黑" w:eastAsia="微软雅黑" w:cs="微软雅黑"/>
+          <w:b w:val="on"/>
         </w:rPr>
         <w:t>论文：</w:t>
       </w:r>
@@ -8452,7 +8244,7 @@
           <w:rFonts w:ascii="微软雅黑" w:hAnsi="微软雅黑" w:eastAsia="微软雅黑" w:cs="微软雅黑"/>
         </w:rPr>
       </w:r>
-      <w:hyperlink r:id="rId19">
+      <w:hyperlink r:id="rId20">
         <w:r>
           <w:rPr>
             <w:rFonts w:ascii="微软雅黑" w:hAnsi="微软雅黑" w:eastAsia="微软雅黑" w:cs="微软雅黑"/>
@@ -8815,7 +8607,7 @@
       <w:pPr>
         <w:numPr>
           <w:ilvl w:val="0"/>
-          <w:numId w:val="66"/>
+          <w:numId w:val="59"/>
         </w:numPr>
         <w:spacing w:line="288" w:lineRule="auto"/>
         <w:jc w:val="left"/>
@@ -8824,14 +8616,26 @@
         <w:rPr>
           <w:rFonts w:ascii="微软雅黑" w:hAnsi="微软雅黑" w:eastAsia="微软雅黑" w:cs="微软雅黑"/>
         </w:rPr>
-        <w:t>会议：2025 IEEE International Conference on Machine Learning for Communication and Networking，ICMLCN 2025；会议时间：2025-05-26至29</w:t>
+      </w:r>
+      <w:r>
+        <w:rPr>
+          <w:rFonts w:ascii="微软雅黑" w:hAnsi="微软雅黑" w:eastAsia="微软雅黑" w:cs="微软雅黑"/>
+          <w:b w:val="on"/>
+        </w:rPr>
+        <w:t>出处：</w:t>
+      </w:r>
+      <w:r>
+        <w:rPr>
+          <w:rFonts w:ascii="微软雅黑" w:hAnsi="微软雅黑" w:eastAsia="微软雅黑" w:cs="微软雅黑"/>
+        </w:rPr>
+        <w:t>2025 IEEE International Conference on Machine Learning for Communication and Networking，ICMLCN 2025</w:t>
       </w:r>
     </w:p>
     <w:p>
       <w:pPr>
         <w:numPr>
           <w:ilvl w:val="0"/>
-          <w:numId w:val="67"/>
+          <w:numId w:val="60"/>
         </w:numPr>
         <w:spacing w:line="288" w:lineRule="auto"/>
         <w:jc w:val="left"/>
@@ -8840,6 +8644,12 @@
         <w:rPr>
           <w:rFonts w:ascii="微软雅黑" w:hAnsi="微软雅黑" w:eastAsia="微软雅黑" w:cs="微软雅黑"/>
         </w:rPr>
+      </w:r>
+      <w:r>
+        <w:rPr>
+          <w:rFonts w:ascii="微软雅黑" w:hAnsi="微软雅黑" w:eastAsia="微软雅黑" w:cs="微软雅黑"/>
+          <w:b w:val="on"/>
+        </w:rPr>
         <w:t>论文：</w:t>
       </w:r>
       <w:r>
@@ -8847,7 +8657,7 @@
           <w:rFonts w:ascii="微软雅黑" w:hAnsi="微软雅黑" w:eastAsia="微软雅黑" w:cs="微软雅黑"/>
         </w:rPr>
       </w:r>
-      <w:hyperlink r:id="rId20">
+      <w:hyperlink r:id="rId21">
         <w:r>
           <w:rPr>
             <w:rFonts w:ascii="微软雅黑" w:hAnsi="微软雅黑" w:eastAsia="微软雅黑" w:cs="微软雅黑"/>
@@ -9258,7 +9068,7 @@
       <w:pPr>
         <w:numPr>
           <w:ilvl w:val="0"/>
-          <w:numId w:val="68"/>
+          <w:numId w:val="61"/>
         </w:numPr>
         <w:spacing w:line="288" w:lineRule="auto"/>
         <w:jc w:val="left"/>
@@ -9267,14 +9077,26 @@
         <w:rPr>
           <w:rFonts w:ascii="微软雅黑" w:hAnsi="微软雅黑" w:eastAsia="微软雅黑" w:cs="微软雅黑"/>
         </w:rPr>
-        <w:t>发表时间：2026-01-12；期刊：IEEE Journal on Selected Areas in Communications，Vol.44，pp.3251–3267</w:t>
+      </w:r>
+      <w:r>
+        <w:rPr>
+          <w:rFonts w:ascii="微软雅黑" w:hAnsi="微软雅黑" w:eastAsia="微软雅黑" w:cs="微软雅黑"/>
+          <w:b w:val="on"/>
+        </w:rPr>
+        <w:t>发表时间：</w:t>
+      </w:r>
+      <w:r>
+        <w:rPr>
+          <w:rFonts w:ascii="微软雅黑" w:hAnsi="微软雅黑" w:eastAsia="微软雅黑" w:cs="微软雅黑"/>
+        </w:rPr>
+        <w:t>2026-01-12；期刊：IEEE Journal on Selected Areas in Communications，Vol.44，pp.3251–3267</w:t>
       </w:r>
     </w:p>
     <w:p>
       <w:pPr>
         <w:numPr>
           <w:ilvl w:val="0"/>
-          <w:numId w:val="69"/>
+          <w:numId w:val="62"/>
         </w:numPr>
         <w:spacing w:line="288" w:lineRule="auto"/>
         <w:jc w:val="left"/>
@@ -9283,6 +9105,12 @@
         <w:rPr>
           <w:rFonts w:ascii="微软雅黑" w:hAnsi="微软雅黑" w:eastAsia="微软雅黑" w:cs="微软雅黑"/>
         </w:rPr>
+      </w:r>
+      <w:r>
+        <w:rPr>
+          <w:rFonts w:ascii="微软雅黑" w:hAnsi="微软雅黑" w:eastAsia="微软雅黑" w:cs="微软雅黑"/>
+          <w:b w:val="on"/>
+        </w:rPr>
         <w:t>论文：</w:t>
       </w:r>
       <w:r>
@@ -9290,7 +9118,7 @@
           <w:rFonts w:ascii="微软雅黑" w:hAnsi="微软雅黑" w:eastAsia="微软雅黑" w:cs="微软雅黑"/>
         </w:rPr>
       </w:r>
-      <w:hyperlink r:id="rId21">
+      <w:hyperlink r:id="rId22">
         <w:r>
           <w:rPr>
             <w:rFonts w:ascii="微软雅黑" w:hAnsi="微软雅黑" w:eastAsia="微软雅黑" w:cs="微软雅黑"/>
@@ -9515,6 +9343,226 @@
       <w:pPr>
         <w:numPr>
           <w:ilvl w:val="0"/>
+          <w:numId w:val="63"/>
+        </w:numPr>
+        <w:spacing w:line="288" w:lineRule="auto"/>
+        <w:jc w:val="left"/>
+      </w:pPr>
+      <w:r>
+        <w:rPr>
+          <w:rFonts w:ascii="微软雅黑" w:hAnsi="微软雅黑" w:eastAsia="微软雅黑" w:cs="微软雅黑"/>
+        </w:rPr>
+        <w:t>切换后能够获得多少吞吐量或QoE提升；</w:t>
+      </w:r>
+    </w:p>
+    <w:p>
+      <w:pPr>
+        <w:numPr>
+          <w:ilvl w:val="0"/>
+          <w:numId w:val="64"/>
+        </w:numPr>
+        <w:spacing w:line="288" w:lineRule="auto"/>
+        <w:jc w:val="left"/>
+      </w:pPr>
+      <w:r>
+        <w:rPr>
+          <w:rFonts w:ascii="微软雅黑" w:hAnsi="微软雅黑" w:eastAsia="微软雅黑" w:cs="微软雅黑"/>
+        </w:rPr>
+        <w:t>是否可能出现切换失败；</w:t>
+      </w:r>
+    </w:p>
+    <w:p>
+      <w:pPr>
+        <w:numPr>
+          <w:ilvl w:val="0"/>
+          <w:numId w:val="65"/>
+        </w:numPr>
+        <w:spacing w:line="288" w:lineRule="auto"/>
+        <w:jc w:val="left"/>
+      </w:pPr>
+      <w:r>
+        <w:rPr>
+          <w:rFonts w:ascii="微软雅黑" w:hAnsi="微软雅黑" w:eastAsia="微软雅黑" w:cs="微软雅黑"/>
+        </w:rPr>
+        <w:t>切换会造成多长时间的业务中断；</w:t>
+      </w:r>
+    </w:p>
+    <w:p>
+      <w:pPr>
+        <w:numPr>
+          <w:ilvl w:val="0"/>
+          <w:numId w:val="66"/>
+        </w:numPr>
+        <w:spacing w:line="288" w:lineRule="auto"/>
+        <w:jc w:val="left"/>
+      </w:pPr>
+      <w:r>
+        <w:rPr>
+          <w:rFonts w:ascii="微软雅黑" w:hAnsi="微软雅黑" w:eastAsia="微软雅黑" w:cs="微软雅黑"/>
+        </w:rPr>
+        <w:t>是否容易发生乒乓切换；</w:t>
+      </w:r>
+    </w:p>
+    <w:p>
+      <w:pPr>
+        <w:numPr>
+          <w:ilvl w:val="0"/>
+          <w:numId w:val="67"/>
+        </w:numPr>
+        <w:spacing w:line="288" w:lineRule="auto"/>
+        <w:jc w:val="left"/>
+      </w:pPr>
+      <w:r>
+        <w:rPr>
+          <w:rFonts w:ascii="微软雅黑" w:hAnsi="微软雅黑" w:eastAsia="微软雅黑" w:cs="微软雅黑"/>
+        </w:rPr>
+        <w:t>提前准备候选小区需要多少资源；</w:t>
+      </w:r>
+    </w:p>
+    <w:p>
+      <w:pPr>
+        <w:numPr>
+          <w:ilvl w:val="0"/>
+          <w:numId w:val="68"/>
+        </w:numPr>
+        <w:spacing w:line="288" w:lineRule="auto"/>
+        <w:jc w:val="left"/>
+      </w:pPr>
+      <w:r>
+        <w:rPr>
+          <w:rFonts w:ascii="微软雅黑" w:hAnsi="微软雅黑" w:eastAsia="微软雅黑" w:cs="微软雅黑"/>
+        </w:rPr>
+        <w:t>某种策略在当前移动模式下是否仍然可信。</w:t>
+      </w:r>
+    </w:p>
+    <w:p>
+      <w:pPr>
+        <w:pStyle w:val="5"/>
+        <w:jc w:val="left"/>
+      </w:pPr>
+      <w:r>
+        <w:rPr>
+          <w:rFonts w:ascii="微软雅黑" w:hAnsi="微软雅黑" w:eastAsia="微软雅黑" w:cs="微软雅黑"/>
+          <w:sz w:val="28"/>
+          <w:b w:val="on"/>
+        </w:rPr>
+        <w:t>4、智能通信应用</w:t>
+      </w:r>
+    </w:p>
+    <w:p>
+      <w:pPr>
+        <w:numPr>
+          <w:ilvl w:val="0"/>
+          <w:numId w:val="69"/>
+        </w:numPr>
+        <w:spacing w:line="288" w:lineRule="auto"/>
+        <w:jc w:val="left"/>
+      </w:pPr>
+      <w:r>
+        <w:rPr>
+          <w:rFonts w:ascii="微软雅黑" w:hAnsi="微软雅黑" w:eastAsia="微软雅黑" w:cs="微软雅黑"/>
+        </w:rPr>
+      </w:r>
+      <w:r>
+        <w:rPr>
+          <w:rFonts w:ascii="微软雅黑" w:hAnsi="微软雅黑" w:eastAsia="微软雅黑" w:cs="微软雅黑"/>
+          <w:b w:val="on"/>
+        </w:rPr>
+        <w:t>调研思路</w:t>
+      </w:r>
+    </w:p>
+    <w:p>
+      <w:pPr>
+        <w:spacing w:line="288" w:lineRule="auto"/>
+        <w:jc w:val="left"/>
+      </w:pPr>
+      <w:r>
+        <w:rPr>
+          <w:rFonts w:ascii="微软雅黑" w:hAnsi="微软雅黑" w:eastAsia="微软雅黑" w:cs="微软雅黑"/>
+        </w:rPr>
+        <w:t>传统无线通信系统主要根据RSRP、RSSI、SINR、CSI等实时测量结果判断当前信道状态，但这些测量通常只反映“信号发生了什么变化”，不能直接描述墙体遮挡、门窗开闭、设备移动、人员活动和场景结构等物理环境因素对无线传播的影响。</w:t>
+      </w:r>
+    </w:p>
+    <w:p>
+      <w:pPr>
+        <w:spacing w:line="288" w:lineRule="auto"/>
+        <w:jc w:val="left"/>
+      </w:pPr>
+      <w:r>
+        <w:rPr>
+          <w:rFonts w:ascii="微软雅黑" w:hAnsi="微软雅黑" w:eastAsia="微软雅黑" w:cs="微软雅黑"/>
+        </w:rPr>
+        <w:t>空间智能与智能通信结合的核心思路，是将图像、点云、三维几何、材料属性、收发机位置和用户轨迹等空间信息，与无线测量数据共同建模，使AI不仅学习位置与信号之间的统计关系，还能够学习物理环境、用户运动和无线传播之间的联系，建立一个可以被持续查询和更新的无线环境模型。模型完成后，可以服务于一些具体且实际的通信测试与应用，例如：预测没有进行实测的位置的RSSI、路径增益或CSI，重建室内Radio Map，识别覆盖盲区，测试不同AP或中继候选位置的覆盖效果，以及根据环境变化及时修正原有预测结果。</w:t>
+      </w:r>
+    </w:p>
+    <w:p>
+      <w:pPr>
+        <w:spacing w:line="288" w:lineRule="auto"/>
+        <w:jc w:val="left"/>
+      </w:pPr>
+      <w:r>
+        <w:rPr>
+          <w:rFonts w:ascii="微软雅黑" w:hAnsi="微软雅黑" w:eastAsia="微软雅黑" w:cs="微软雅黑"/>
+        </w:rPr>
+      </w:r>
+      <w:r>
+        <w:rPr>
+          <w:rFonts w:ascii="微软雅黑" w:hAnsi="微软雅黑" w:eastAsia="微软雅黑" w:cs="微软雅黑"/>
+          <w:b w:val="on"/>
+        </w:rPr>
+        <w:t>调研路线：</w:t>
+      </w:r>
+      <w:r>
+        <w:rPr>
+          <w:rFonts w:ascii="微软雅黑" w:hAnsi="微软雅黑" w:eastAsia="微软雅黑" w:cs="微软雅黑"/>
+        </w:rPr>
+        <w:t>一是环境感知的无线场景建模，研究如何利用视觉、点云和少量无线测量建立Radio Map或无线辐射场。二是模型的动态适应与跨场景泛化，研究环境发生变化或进入新场景后，如何通过在线更新、少样本适配或共享空间表征避免完全重新训练。三是具体通信应用，重点关注未测位置无线参数预测、覆盖盲区识别和候选AP位置测试等可以通过简单通信实验验证的任务。</w:t>
+      </w:r>
+    </w:p>
+    <w:p>
+      <w:pPr>
+        <w:numPr>
+          <w:ilvl w:val="0"/>
+          <w:numId w:val="69"/>
+        </w:numPr>
+        <w:spacing w:line="288" w:lineRule="auto"/>
+        <w:jc w:val="left"/>
+      </w:pPr>
+      <w:r>
+        <w:rPr>
+          <w:rFonts w:ascii="微软雅黑" w:hAnsi="微软雅黑" w:eastAsia="微软雅黑" w:cs="微软雅黑"/>
+        </w:rPr>
+      </w:r>
+      <w:r>
+        <w:rPr>
+          <w:rFonts w:ascii="微软雅黑" w:hAnsi="微软雅黑" w:eastAsia="微软雅黑" w:cs="微软雅黑"/>
+          <w:b w:val="on"/>
+        </w:rPr>
+        <w:t>调研内容</w:t>
+      </w:r>
+    </w:p>
+    <w:p>
+      <w:pPr>
+        <w:spacing w:line="288" w:lineRule="auto"/>
+        <w:jc w:val="left"/>
+      </w:pPr>
+      <w:r>
+        <w:rPr>
+          <w:rFonts w:ascii="微软雅黑" w:hAnsi="微软雅黑" w:eastAsia="微软雅黑" w:cs="微软雅黑"/>
+        </w:rPr>
+      </w:r>
+      <w:r>
+        <w:rPr>
+          <w:rFonts w:ascii="微软雅黑" w:hAnsi="微软雅黑" w:eastAsia="微软雅黑" w:cs="微软雅黑"/>
+          <w:b w:val="on"/>
+        </w:rPr>
+        <w:t>（1）RFCanvas：融合视觉先验与少量RF测量的无线信道建模</w:t>
+      </w:r>
+    </w:p>
+    <w:p>
+      <w:pPr>
+        <w:numPr>
+          <w:ilvl w:val="0"/>
           <w:numId w:val="70"/>
         </w:numPr>
         <w:spacing w:line="288" w:lineRule="auto"/>
@@ -9524,7 +9572,19 @@
         <w:rPr>
           <w:rFonts w:ascii="微软雅黑" w:hAnsi="微软雅黑" w:eastAsia="微软雅黑" w:cs="微软雅黑"/>
         </w:rPr>
-        <w:t>切换后能够获得多少吞吐量或QoE提升；</w:t>
+      </w:r>
+      <w:r>
+        <w:rPr>
+          <w:rFonts w:ascii="微软雅黑" w:hAnsi="微软雅黑" w:eastAsia="微软雅黑" w:cs="微软雅黑"/>
+          <w:b w:val="on"/>
+        </w:rPr>
+        <w:t>出处：</w:t>
+      </w:r>
+      <w:r>
+        <w:rPr>
+          <w:rFonts w:ascii="微软雅黑" w:hAnsi="微软雅黑" w:eastAsia="微软雅黑" w:cs="微软雅黑"/>
+        </w:rPr>
+        <w:t xml:space="preserve"> ACM SenSys 2024（第22届ACM嵌入式网络传感系统会议） 发表时间： 2024年11月</w:t>
       </w:r>
     </w:p>
     <w:p>
@@ -9540,7 +9600,136 @@
         <w:rPr>
           <w:rFonts w:ascii="微软雅黑" w:hAnsi="微软雅黑" w:eastAsia="微软雅黑" w:cs="微软雅黑"/>
         </w:rPr>
-        <w:t>是否可能出现切换失败；</w:t>
+      </w:r>
+      <w:r>
+        <w:rPr>
+          <w:rFonts w:ascii="微软雅黑" w:hAnsi="微软雅黑" w:eastAsia="微软雅黑" w:cs="微软雅黑"/>
+          <w:b w:val="on"/>
+        </w:rPr>
+        <w:t>论文：</w:t>
+      </w:r>
+      <w:r>
+        <w:rPr>
+          <w:rFonts w:ascii="微软雅黑" w:hAnsi="微软雅黑" w:eastAsia="微软雅黑" w:cs="微软雅黑"/>
+        </w:rPr>
+      </w:r>
+      <w:hyperlink r:id="rId23">
+        <w:r>
+          <w:rPr>
+            <w:rFonts w:ascii="微软雅黑" w:hAnsi="微软雅黑" w:eastAsia="微软雅黑" w:cs="微软雅黑"/>
+            <w:color w:val="0000FF"/>
+            <w:u w:val="single"/>
+          </w:rPr>
+          <w:t>RFCanvas: Modeling RF Channel by Fusing Visual Priors and Few-shot RF Measurements</w:t>
+        </w:r>
+      </w:hyperlink>
+    </w:p>
+    <w:p>
+      <w:pPr>
+        <w:spacing w:line="288" w:lineRule="auto"/>
+        <w:jc w:val="left"/>
+      </w:pPr>
+      <w:r>
+        <w:rPr>
+          <w:rFonts w:ascii="微软雅黑" w:hAnsi="微软雅黑" w:eastAsia="微软雅黑" w:cs="微软雅黑"/>
+        </w:rPr>
+      </w:r>
+      <w:r>
+        <w:rPr>
+          <w:rFonts w:ascii="微软雅黑" w:hAnsi="微软雅黑" w:eastAsia="微软雅黑" w:cs="微软雅黑"/>
+          <w:b w:val="on"/>
+        </w:rPr>
+        <w:t>a. 技术概述</w:t>
+      </w:r>
+    </w:p>
+    <w:p>
+      <w:pPr>
+        <w:spacing w:line="288" w:lineRule="auto"/>
+        <w:jc w:val="left"/>
+      </w:pPr>
+      <w:r>
+        <w:rPr>
+          <w:rFonts w:ascii="微软雅黑" w:hAnsi="微软雅黑" w:eastAsia="微软雅黑" w:cs="微软雅黑"/>
+        </w:rPr>
+        <w:t>传统数据驱动方法通常需要在场景中采集大量RF测量数据；基于射线追踪的方法则需要准确的三维几何结构、材料电磁参数和传播模型。RFCanvas采用了一条折中路线：首先利用普通RGB图像提取场景的视觉和几何先验，再通过少量真实RF测量学习视觉场景与无线传播之间的对应关系。因此，它不是在已有Radio Map上做在线更新，而是在新场景中通过：</w:t>
+      </w:r>
+    </w:p>
+    <w:p>
+      <w:pPr>
+        <w:spacing w:line="288" w:lineRule="auto"/>
+        <w:jc w:val="left"/>
+      </w:pPr>
+      <w:r>
+        <w:rPr>
+          <w:rFonts w:ascii="微软雅黑" w:hAnsi="微软雅黑" w:eastAsia="微软雅黑" w:cs="微软雅黑"/>
+        </w:rPr>
+      </w:r>
+      <w:r>
+        <w:rPr>
+          <w:rFonts w:ascii="微软雅黑" w:hAnsi="微软雅黑" w:eastAsia="微软雅黑" w:cs="微软雅黑"/>
+          <w:b w:val="on"/>
+        </w:rPr>
+        <w:t>视觉场景信息 + 少量RF测量 → 建立场景无线信道模型 → 预测未测位置的信道分布</w:t>
+      </w:r>
+    </w:p>
+    <w:p>
+      <w:pPr>
+        <w:spacing w:line="288" w:lineRule="auto"/>
+        <w:jc w:val="left"/>
+      </w:pPr>
+      <w:r>
+        <w:rPr>
+          <w:rFonts w:ascii="微软雅黑" w:hAnsi="微软雅黑" w:eastAsia="微软雅黑" w:cs="微软雅黑"/>
+        </w:rPr>
+      </w:r>
+      <w:r>
+        <w:rPr>
+          <w:rFonts w:ascii="微软雅黑" w:hAnsi="微软雅黑" w:eastAsia="微软雅黑" w:cs="微软雅黑"/>
+          <w:b w:val="on"/>
+        </w:rPr>
+        <w:t>b. 核心方法</w:t>
+      </w:r>
+    </w:p>
+    <w:p>
+      <w:pPr>
+        <w:spacing w:line="288" w:lineRule="auto"/>
+        <w:jc w:val="left"/>
+      </w:pPr>
+      <w:r>
+        <w:rPr>
+          <w:rFonts w:ascii="微软雅黑" w:hAnsi="微软雅黑" w:eastAsia="微软雅黑" w:cs="微软雅黑"/>
+        </w:rPr>
+        <w:t>RFCanvas的核心思想是</w:t>
+      </w:r>
+      <w:r>
+        <w:rPr>
+          <w:rFonts w:ascii="微软雅黑" w:hAnsi="微软雅黑" w:eastAsia="微软雅黑" w:cs="微软雅黑"/>
+        </w:rPr>
+      </w:r>
+      <w:r>
+        <w:rPr>
+          <w:rFonts w:ascii="微软雅黑" w:hAnsi="微软雅黑" w:eastAsia="微软雅黑" w:cs="微软雅黑"/>
+          <w:b w:val="on"/>
+        </w:rPr>
+        <w:t>利用视觉信息减少无线测量需求</w:t>
+      </w:r>
+      <w:r>
+        <w:rPr>
+          <w:rFonts w:ascii="微软雅黑" w:hAnsi="微软雅黑" w:eastAsia="微软雅黑" w:cs="微软雅黑"/>
+        </w:rPr>
+        <w:t>。无线信号的反射、遮挡和传播路径与场景中的墙面、地面、家具和其他物体密切相关，因此视觉图像能够提供有价值的空间结构先验。但是，视觉特征不能直接等同于无线传播特性。例如，看起来相似的玻璃和墙体，其反射、穿透和衰减特性可能完全不同。因此，RFCanvas还引入少量真实RF测量，用于学习和校正场景中的无线传播特征。</w:t>
+      </w:r>
+    </w:p>
+    <w:p>
+      <w:pPr>
+        <w:spacing w:line="288" w:lineRule="auto"/>
+        <w:jc w:val="left"/>
+      </w:pPr>
+      <w:r>
+        <w:rPr>
+          <w:rFonts w:ascii="微软雅黑" w:hAnsi="微软雅黑" w:eastAsia="微软雅黑" w:cs="微软雅黑"/>
+        </w:rPr>
+        <w:t>整体过程可以概括为：</w:t>
       </w:r>
     </w:p>
     <w:p>
@@ -9556,7 +9745,7 @@
         <w:rPr>
           <w:rFonts w:ascii="微软雅黑" w:hAnsi="微软雅黑" w:eastAsia="微软雅黑" w:cs="微软雅黑"/>
         </w:rPr>
-        <w:t>切换会造成多长时间的业务中断；</w:t>
+        <w:t>采集场景的多视角RGB图像，建立视觉空间表示；</w:t>
       </w:r>
     </w:p>
     <w:p>
@@ -9572,7 +9761,7 @@
         <w:rPr>
           <w:rFonts w:ascii="微软雅黑" w:hAnsi="微软雅黑" w:eastAsia="微软雅黑" w:cs="微软雅黑"/>
         </w:rPr>
-        <w:t>是否容易发生乒乓切换；</w:t>
+        <w:t>在少数收发位置采集真实RF测量；</w:t>
       </w:r>
     </w:p>
     <w:p>
@@ -9588,7 +9777,7 @@
         <w:rPr>
           <w:rFonts w:ascii="微软雅黑" w:hAnsi="微软雅黑" w:eastAsia="微软雅黑" w:cs="微软雅黑"/>
         </w:rPr>
-        <w:t>提前准备候选小区需要多少资源；</w:t>
+        <w:t>将RF测量与视觉场景表示进行融合；</w:t>
       </w:r>
     </w:p>
     <w:p>
@@ -9604,21 +9793,7 @@
         <w:rPr>
           <w:rFonts w:ascii="微软雅黑" w:hAnsi="微软雅黑" w:eastAsia="微软雅黑" w:cs="微软雅黑"/>
         </w:rPr>
-        <w:t>某种策略在当前移动模式下是否仍然可信。</w:t>
-      </w:r>
-    </w:p>
-    <w:p>
-      <w:pPr>
-        <w:pStyle w:val="5"/>
-        <w:jc w:val="left"/>
-      </w:pPr>
-      <w:r>
-        <w:rPr>
-          <w:rFonts w:ascii="微软雅黑" w:hAnsi="微软雅黑" w:eastAsia="微软雅黑" w:cs="微软雅黑"/>
-          <w:sz w:val="28"/>
-          <w:b w:val="on"/>
-        </w:rPr>
-        <w:t>4、智能通信应用</w:t>
+        <w:t>学习场景结构、收发位置与无线信道之间的关系；</w:t>
       </w:r>
     </w:p>
     <w:p>
@@ -9634,101 +9809,49 @@
         <w:rPr>
           <w:rFonts w:ascii="微软雅黑" w:hAnsi="微软雅黑" w:eastAsia="微软雅黑" w:cs="微软雅黑"/>
         </w:rPr>
-      </w:r>
-      <w:r>
-        <w:rPr>
-          <w:rFonts w:ascii="微软雅黑" w:hAnsi="微软雅黑" w:eastAsia="微软雅黑" w:cs="微软雅黑"/>
-          <w:b w:val="on"/>
-        </w:rPr>
-        <w:t>调研思路</w:t>
-      </w:r>
-    </w:p>
-    <w:p>
-      <w:pPr>
-        <w:spacing w:line="288" w:lineRule="auto"/>
-        <w:jc w:val="left"/>
-      </w:pPr>
-      <w:r>
-        <w:rPr>
-          <w:rFonts w:ascii="微软雅黑" w:hAnsi="微软雅黑" w:eastAsia="微软雅黑" w:cs="微软雅黑"/>
-        </w:rPr>
-        <w:t>传统无线通信系统主要根据RSRP、RSSI、SINR、CSI等实时测量结果判断当前信道状态，但这些测量通常只反映“信号发生了什么变化”，不能直接描述墙体遮挡、门窗开闭、设备移动、人员活动和场景结构等物理环境因素对无线传播的影响。</w:t>
-      </w:r>
-    </w:p>
-    <w:p>
-      <w:pPr>
-        <w:spacing w:line="288" w:lineRule="auto"/>
-        <w:jc w:val="left"/>
-      </w:pPr>
-      <w:r>
-        <w:rPr>
-          <w:rFonts w:ascii="微软雅黑" w:hAnsi="微软雅黑" w:eastAsia="微软雅黑" w:cs="微软雅黑"/>
-        </w:rPr>
-        <w:t>空间智能与智能通信结合的核心思路，是将图像、点云、三维几何、材料属性、收发机位置和用户轨迹等空间信息，与无线测量数据共同建模，使AI不仅学习位置与信号之间的统计关系，还能够学习物理环境、用户运动和无线传播之间的联系，建立一个可以被持续查询和更新的无线环境模型。模型完成后，可以服务于一些具体且实际的通信测试与应用，例如：预测没有进行实测的位置的RSSI、路径增益或CSI，重建室内Radio Map，识别覆盖盲区，测试不同AP或中继候选位置的覆盖效果，以及根据环境变化及时修正原有预测结果。</w:t>
-      </w:r>
-    </w:p>
-    <w:p>
-      <w:pPr>
-        <w:spacing w:line="288" w:lineRule="auto"/>
-        <w:jc w:val="left"/>
-      </w:pPr>
-      <w:r>
-        <w:rPr>
-          <w:rFonts w:ascii="微软雅黑" w:hAnsi="微软雅黑" w:eastAsia="微软雅黑" w:cs="微软雅黑"/>
-        </w:rPr>
-      </w:r>
-      <w:r>
-        <w:rPr>
-          <w:rFonts w:ascii="微软雅黑" w:hAnsi="微软雅黑" w:eastAsia="微软雅黑" w:cs="微软雅黑"/>
-          <w:b w:val="on"/>
-        </w:rPr>
-        <w:t>调研路线：</w:t>
-      </w:r>
-      <w:r>
-        <w:rPr>
-          <w:rFonts w:ascii="微软雅黑" w:hAnsi="微软雅黑" w:eastAsia="微软雅黑" w:cs="微软雅黑"/>
-        </w:rPr>
-        <w:t>一是环境感知的无线场景建模，研究如何利用视觉、点云和少量无线测量建立Radio Map或无线辐射场。二是模型的动态适应与跨场景泛化，研究环境发生变化或进入新场景后，如何通过在线更新、少样本适配或共享空间表征避免完全重新训练。三是具体通信应用，重点关注未测位置无线参数预测、覆盖盲区识别和候选AP位置测试等可以通过简单通信实验验证的任务。</w:t>
-      </w:r>
-    </w:p>
-    <w:p>
-      <w:pPr>
-        <w:numPr>
-          <w:ilvl w:val="0"/>
-          <w:numId w:val="76"/>
-        </w:numPr>
-        <w:spacing w:line="288" w:lineRule="auto"/>
-        <w:jc w:val="left"/>
-      </w:pPr>
-      <w:r>
-        <w:rPr>
-          <w:rFonts w:ascii="微软雅黑" w:hAnsi="微软雅黑" w:eastAsia="微软雅黑" w:cs="微软雅黑"/>
-        </w:rPr>
-      </w:r>
-      <w:r>
-        <w:rPr>
-          <w:rFonts w:ascii="微软雅黑" w:hAnsi="微软雅黑" w:eastAsia="微软雅黑" w:cs="微软雅黑"/>
-          <w:b w:val="on"/>
-        </w:rPr>
-        <w:t>调研内容</w:t>
-      </w:r>
-    </w:p>
-    <w:p>
-      <w:pPr>
-        <w:spacing w:line="288" w:lineRule="auto"/>
-        <w:jc w:val="left"/>
-      </w:pPr>
-      <w:r>
-        <w:rPr>
-          <w:rFonts w:ascii="微软雅黑" w:hAnsi="微软雅黑" w:eastAsia="微软雅黑" w:cs="微软雅黑"/>
-        </w:rPr>
-      </w:r>
-      <w:r>
-        <w:rPr>
-          <w:rFonts w:ascii="微软雅黑" w:hAnsi="微软雅黑" w:eastAsia="微软雅黑" w:cs="微软雅黑"/>
-          <w:b w:val="on"/>
-        </w:rPr>
-        <w:t>（1）RFCanvas：融合视觉先验与少量RF测量的无线信道建模</w:t>
+        <w:t>对未测量位置或新的收发配置预测信道分布。</w:t>
+      </w:r>
+    </w:p>
+    <w:p>
+      <w:pPr>
+        <w:spacing w:line="288" w:lineRule="auto"/>
+        <w:jc w:val="left"/>
+      </w:pPr>
+      <w:r>
+        <w:rPr>
+          <w:rFonts w:ascii="微软雅黑" w:hAnsi="微软雅黑" w:eastAsia="微软雅黑" w:cs="微软雅黑"/>
+        </w:rPr>
+        <w:t>这里的“few-shot RF measurements”不是完全不测，而是用少量、有代表性的实测数据替代密集的全场景扫测。</w:t>
+      </w:r>
+    </w:p>
+    <w:p>
+      <w:pPr>
+        <w:spacing w:line="288" w:lineRule="auto"/>
+        <w:jc w:val="left"/>
+      </w:pPr>
+      <w:r>
+        <w:rPr>
+          <w:rFonts w:ascii="微软雅黑" w:hAnsi="微软雅黑" w:eastAsia="微软雅黑" w:cs="微软雅黑"/>
+        </w:rPr>
+      </w:r>
+      <w:r>
+        <w:rPr>
+          <w:rFonts w:ascii="微软雅黑" w:hAnsi="微软雅黑" w:eastAsia="微软雅黑" w:cs="微软雅黑"/>
+          <w:b w:val="on"/>
+        </w:rPr>
+        <w:t>c. 应用方式</w:t>
+      </w:r>
+    </w:p>
+    <w:p>
+      <w:pPr>
+        <w:spacing w:line="288" w:lineRule="auto"/>
+        <w:jc w:val="left"/>
+      </w:pPr>
+      <w:r>
+        <w:rPr>
+          <w:rFonts w:ascii="微软雅黑" w:hAnsi="微软雅黑" w:eastAsia="微软雅黑" w:cs="微软雅黑"/>
+        </w:rPr>
+        <w:t>RFCanvas对应一种比较实际的轻量化测试方式。研究人员进入一个新场景后，可以先使用手机、相机或者已有监控设备采集场景图像，然后在少量位置测试RSSI、RSRP、CSI或信道响应，以此建立整个场景的无线传播模型。模型建立后，可以用于：</w:t>
       </w:r>
     </w:p>
     <w:p>
@@ -9744,7 +9867,7 @@
         <w:rPr>
           <w:rFonts w:ascii="微软雅黑" w:hAnsi="微软雅黑" w:eastAsia="微软雅黑" w:cs="微软雅黑"/>
         </w:rPr>
-        <w:t>发表会议： ACM SenSys 2024（第22届ACM嵌入式网络传感系统会议） 发表时间： 2024年11月</w:t>
+        <w:t>预测未测试位置的信号强度或信道状态；</w:t>
       </w:r>
     </w:p>
     <w:p>
@@ -9760,115 +9883,7 @@
         <w:rPr>
           <w:rFonts w:ascii="微软雅黑" w:hAnsi="微软雅黑" w:eastAsia="微软雅黑" w:cs="微软雅黑"/>
         </w:rPr>
-        <w:t>论文：RFCanvas: Modeling RF Channel by Fusing Visual Priors and Few-shot RF Measurements</w:t>
-      </w:r>
-    </w:p>
-    <w:p>
-      <w:pPr>
-        <w:spacing w:line="288" w:lineRule="auto"/>
-        <w:jc w:val="left"/>
-      </w:pPr>
-      <w:r>
-        <w:rPr>
-          <w:rFonts w:ascii="微软雅黑" w:hAnsi="微软雅黑" w:eastAsia="微软雅黑" w:cs="微软雅黑"/>
-        </w:rPr>
-      </w:r>
-      <w:r>
-        <w:rPr>
-          <w:rFonts w:ascii="微软雅黑" w:hAnsi="微软雅黑" w:eastAsia="微软雅黑" w:cs="微软雅黑"/>
-          <w:b w:val="on"/>
-        </w:rPr>
-        <w:t>a. 技术概述</w:t>
-      </w:r>
-    </w:p>
-    <w:p>
-      <w:pPr>
-        <w:spacing w:line="288" w:lineRule="auto"/>
-        <w:jc w:val="left"/>
-      </w:pPr>
-      <w:r>
-        <w:rPr>
-          <w:rFonts w:ascii="微软雅黑" w:hAnsi="微软雅黑" w:eastAsia="微软雅黑" w:cs="微软雅黑"/>
-        </w:rPr>
-        <w:t>传统数据驱动方法通常需要在场景中采集大量RF测量数据；基于射线追踪的方法则需要准确的三维几何结构、材料电磁参数和传播模型。RFCanvas采用了一条折中路线：首先利用普通RGB图像提取场景的视觉和几何先验，再通过少量真实RF测量学习视觉场景与无线传播之间的对应关系。因此，它不是在已有Radio Map上做在线更新，而是在新场景中通过：</w:t>
-      </w:r>
-    </w:p>
-    <w:p>
-      <w:pPr>
-        <w:spacing w:line="288" w:lineRule="auto"/>
-        <w:jc w:val="left"/>
-      </w:pPr>
-      <w:r>
-        <w:rPr>
-          <w:rFonts w:ascii="微软雅黑" w:hAnsi="微软雅黑" w:eastAsia="微软雅黑" w:cs="微软雅黑"/>
-        </w:rPr>
-      </w:r>
-      <w:r>
-        <w:rPr>
-          <w:rFonts w:ascii="微软雅黑" w:hAnsi="微软雅黑" w:eastAsia="微软雅黑" w:cs="微软雅黑"/>
-          <w:b w:val="on"/>
-        </w:rPr>
-        <w:t>视觉场景信息 + 少量RF测量 → 建立场景无线信道模型 → 预测未测位置的信道分布</w:t>
-      </w:r>
-    </w:p>
-    <w:p>
-      <w:pPr>
-        <w:spacing w:line="288" w:lineRule="auto"/>
-        <w:jc w:val="left"/>
-      </w:pPr>
-      <w:r>
-        <w:rPr>
-          <w:rFonts w:ascii="微软雅黑" w:hAnsi="微软雅黑" w:eastAsia="微软雅黑" w:cs="微软雅黑"/>
-        </w:rPr>
-      </w:r>
-      <w:r>
-        <w:rPr>
-          <w:rFonts w:ascii="微软雅黑" w:hAnsi="微软雅黑" w:eastAsia="微软雅黑" w:cs="微软雅黑"/>
-          <w:b w:val="on"/>
-        </w:rPr>
-        <w:t>b. 核心方法</w:t>
-      </w:r>
-    </w:p>
-    <w:p>
-      <w:pPr>
-        <w:spacing w:line="288" w:lineRule="auto"/>
-        <w:jc w:val="left"/>
-      </w:pPr>
-      <w:r>
-        <w:rPr>
-          <w:rFonts w:ascii="微软雅黑" w:hAnsi="微软雅黑" w:eastAsia="微软雅黑" w:cs="微软雅黑"/>
-        </w:rPr>
-        <w:t>RFCanvas的核心思想是</w:t>
-      </w:r>
-      <w:r>
-        <w:rPr>
-          <w:rFonts w:ascii="微软雅黑" w:hAnsi="微软雅黑" w:eastAsia="微软雅黑" w:cs="微软雅黑"/>
-        </w:rPr>
-      </w:r>
-      <w:r>
-        <w:rPr>
-          <w:rFonts w:ascii="微软雅黑" w:hAnsi="微软雅黑" w:eastAsia="微软雅黑" w:cs="微软雅黑"/>
-          <w:b w:val="on"/>
-        </w:rPr>
-        <w:t>利用视觉信息减少无线测量需求</w:t>
-      </w:r>
-      <w:r>
-        <w:rPr>
-          <w:rFonts w:ascii="微软雅黑" w:hAnsi="微软雅黑" w:eastAsia="微软雅黑" w:cs="微软雅黑"/>
-        </w:rPr>
-        <w:t>。无线信号的反射、遮挡和传播路径与场景中的墙面、地面、家具和其他物体密切相关，因此视觉图像能够提供有价值的空间结构先验。但是，视觉特征不能直接等同于无线传播特性。例如，看起来相似的玻璃和墙体，其反射、穿透和衰减特性可能完全不同。因此，RFCanvas还引入少量真实RF测量，用于学习和校正场景中的无线传播特征。</w:t>
-      </w:r>
-    </w:p>
-    <w:p>
-      <w:pPr>
-        <w:spacing w:line="288" w:lineRule="auto"/>
-        <w:jc w:val="left"/>
-      </w:pPr>
-      <w:r>
-        <w:rPr>
-          <w:rFonts w:ascii="微软雅黑" w:hAnsi="微软雅黑" w:eastAsia="微软雅黑" w:cs="微软雅黑"/>
-        </w:rPr>
-        <w:t>整体过程可以概括为：</w:t>
+        <w:t>估计场景中的覆盖盲区和高衰减区域；</w:t>
       </w:r>
     </w:p>
     <w:p>
@@ -9884,7 +9899,7 @@
         <w:rPr>
           <w:rFonts w:ascii="微软雅黑" w:hAnsi="微软雅黑" w:eastAsia="微软雅黑" w:cs="微软雅黑"/>
         </w:rPr>
-        <w:t>采集场景的多视角RGB图像，建立视觉空间表示；</w:t>
+        <w:t>分析墙体、家具和其他物体对传播路径的影响；</w:t>
       </w:r>
     </w:p>
     <w:p>
@@ -9900,7 +9915,7 @@
         <w:rPr>
           <w:rFonts w:ascii="微软雅黑" w:hAnsi="微软雅黑" w:eastAsia="微软雅黑" w:cs="微软雅黑"/>
         </w:rPr>
-        <w:t>在少数收发位置采集真实RF测量；</w:t>
+        <w:t>辅助选择后续需要补充测试的位置；</w:t>
       </w:r>
     </w:p>
     <w:p>
@@ -9916,7 +9931,55 @@
         <w:rPr>
           <w:rFonts w:ascii="微软雅黑" w:hAnsi="微软雅黑" w:eastAsia="微软雅黑" w:cs="微软雅黑"/>
         </w:rPr>
-        <w:t>将RF测量与视觉场景表示进行融合；</w:t>
+        <w:t>评估不同AP、基站或终端部署位置的覆盖效果。</w:t>
+      </w:r>
+    </w:p>
+    <w:p>
+      <w:pPr>
+        <w:spacing w:line="288" w:lineRule="auto"/>
+        <w:jc w:val="left"/>
+      </w:pPr>
+      <w:r>
+        <w:rPr>
+          <w:rFonts w:ascii="微软雅黑" w:hAnsi="微软雅黑" w:eastAsia="微软雅黑" w:cs="微软雅黑"/>
+        </w:rPr>
+      </w:r>
+      <w:r>
+        <w:rPr>
+          <w:rFonts w:ascii="微软雅黑" w:hAnsi="微软雅黑" w:eastAsia="微软雅黑" w:cs="微软雅黑"/>
+          <w:b w:val="on"/>
+        </w:rPr>
+        <w:t>d. 研究启示</w:t>
+      </w:r>
+    </w:p>
+    <w:p>
+      <w:pPr>
+        <w:spacing w:line="288" w:lineRule="auto"/>
+        <w:jc w:val="left"/>
+      </w:pPr>
+      <w:r>
+        <w:rPr>
+          <w:rFonts w:ascii="微软雅黑" w:hAnsi="微软雅黑" w:eastAsia="微软雅黑" w:cs="微软雅黑"/>
+        </w:rPr>
+        <w:t>RFCanvas对后续研究最直接的启示是：可以研究一种面向室内动态场景的“视觉先验辅助少样本无线测试方法”。具体可以选择一个普通室内场景，用手机视频、照片或已有三维模型提取空间结构，只采集少量Wi-Fi RSSI、CSI或蜂窝网络RSRP数据，训练模型预测其他位置的信号分布。</w:t>
+      </w:r>
+    </w:p>
+    <w:p>
+      <w:pPr>
+        <w:spacing w:line="288" w:lineRule="auto"/>
+        <w:jc w:val="left"/>
+      </w:pPr>
+      <w:r>
+        <w:rPr>
+          <w:rFonts w:ascii="微软雅黑" w:hAnsi="微软雅黑" w:eastAsia="微软雅黑" w:cs="微软雅黑"/>
+        </w:rPr>
+      </w:r>
+      <w:r>
+        <w:rPr>
+          <w:rFonts w:ascii="微软雅黑" w:hAnsi="微软雅黑" w:eastAsia="微软雅黑" w:cs="微软雅黑"/>
+          <w:b w:val="on"/>
+        </w:rPr>
+        <w:t>（2）PropSplat：基于稀疏真实测量的无地图无线场重建</w:t>
       </w:r>
     </w:p>
     <w:p>
@@ -9932,7 +9995,19 @@
         <w:rPr>
           <w:rFonts w:ascii="微软雅黑" w:hAnsi="微软雅黑" w:eastAsia="微软雅黑" w:cs="微软雅黑"/>
         </w:rPr>
-        <w:t>学习场景结构、收发位置与无线信道之间的关系；</w:t>
+      </w:r>
+      <w:r>
+        <w:rPr>
+          <w:rFonts w:ascii="微软雅黑" w:hAnsi="微软雅黑" w:eastAsia="微软雅黑" w:cs="微软雅黑"/>
+          <w:b w:val="on"/>
+        </w:rPr>
+        <w:t>出处：</w:t>
+      </w:r>
+      <w:r>
+        <w:rPr>
+          <w:rFonts w:ascii="微软雅黑" w:hAnsi="微软雅黑" w:eastAsia="微软雅黑" w:cs="微软雅黑"/>
+        </w:rPr>
+        <w:t>IEEE DySPAN 2026 发表时间：2026年5月8日</w:t>
       </w:r>
     </w:p>
     <w:p>
@@ -9948,199 +10023,11 @@
         <w:rPr>
           <w:rFonts w:ascii="微软雅黑" w:hAnsi="微软雅黑" w:eastAsia="微软雅黑" w:cs="微软雅黑"/>
         </w:rPr>
-        <w:t>对未测量位置或新的收发配置预测信道分布。</w:t>
-      </w:r>
-    </w:p>
-    <w:p>
-      <w:pPr>
-        <w:spacing w:line="288" w:lineRule="auto"/>
-        <w:jc w:val="left"/>
-      </w:pPr>
-      <w:r>
-        <w:rPr>
-          <w:rFonts w:ascii="微软雅黑" w:hAnsi="微软雅黑" w:eastAsia="微软雅黑" w:cs="微软雅黑"/>
-        </w:rPr>
-        <w:t>这里的“few-shot RF measurements”不是完全不测，而是用少量、有代表性的实测数据替代密集的全场景扫测。</w:t>
-      </w:r>
-    </w:p>
-    <w:p>
-      <w:pPr>
-        <w:spacing w:line="288" w:lineRule="auto"/>
-        <w:jc w:val="left"/>
-      </w:pPr>
-      <w:r>
-        <w:rPr>
-          <w:rFonts w:ascii="微软雅黑" w:hAnsi="微软雅黑" w:eastAsia="微软雅黑" w:cs="微软雅黑"/>
-        </w:rPr>
-      </w:r>
-      <w:r>
-        <w:rPr>
-          <w:rFonts w:ascii="微软雅黑" w:hAnsi="微软雅黑" w:eastAsia="微软雅黑" w:cs="微软雅黑"/>
-          <w:b w:val="on"/>
-        </w:rPr>
-        <w:t>c. 应用方式</w:t>
-      </w:r>
-    </w:p>
-    <w:p>
-      <w:pPr>
-        <w:spacing w:line="288" w:lineRule="auto"/>
-        <w:jc w:val="left"/>
-      </w:pPr>
-      <w:r>
-        <w:rPr>
-          <w:rFonts w:ascii="微软雅黑" w:hAnsi="微软雅黑" w:eastAsia="微软雅黑" w:cs="微软雅黑"/>
-        </w:rPr>
-        <w:t>RFCanvas对应一种比较实际的轻量化测试方式。研究人员进入一个新场景后，可以先使用手机、相机或者已有监控设备采集场景图像，然后在少量位置测试RSSI、RSRP、CSI或信道响应，以此建立整个场景的无线传播模型。模型建立后，可以用于：</w:t>
-      </w:r>
-    </w:p>
-    <w:p>
-      <w:pPr>
-        <w:numPr>
-          <w:ilvl w:val="0"/>
-          <w:numId w:val="84"/>
-        </w:numPr>
-        <w:spacing w:line="288" w:lineRule="auto"/>
-        <w:jc w:val="left"/>
-      </w:pPr>
-      <w:r>
-        <w:rPr>
-          <w:rFonts w:ascii="微软雅黑" w:hAnsi="微软雅黑" w:eastAsia="微软雅黑" w:cs="微软雅黑"/>
-        </w:rPr>
-        <w:t>预测未测试位置的信号强度或信道状态；</w:t>
-      </w:r>
-    </w:p>
-    <w:p>
-      <w:pPr>
-        <w:numPr>
-          <w:ilvl w:val="0"/>
-          <w:numId w:val="85"/>
-        </w:numPr>
-        <w:spacing w:line="288" w:lineRule="auto"/>
-        <w:jc w:val="left"/>
-      </w:pPr>
-      <w:r>
-        <w:rPr>
-          <w:rFonts w:ascii="微软雅黑" w:hAnsi="微软雅黑" w:eastAsia="微软雅黑" w:cs="微软雅黑"/>
-        </w:rPr>
-        <w:t>估计场景中的覆盖盲区和高衰减区域；</w:t>
-      </w:r>
-    </w:p>
-    <w:p>
-      <w:pPr>
-        <w:numPr>
-          <w:ilvl w:val="0"/>
-          <w:numId w:val="86"/>
-        </w:numPr>
-        <w:spacing w:line="288" w:lineRule="auto"/>
-        <w:jc w:val="left"/>
-      </w:pPr>
-      <w:r>
-        <w:rPr>
-          <w:rFonts w:ascii="微软雅黑" w:hAnsi="微软雅黑" w:eastAsia="微软雅黑" w:cs="微软雅黑"/>
-        </w:rPr>
-        <w:t>分析墙体、家具和其他物体对传播路径的影响；</w:t>
-      </w:r>
-    </w:p>
-    <w:p>
-      <w:pPr>
-        <w:numPr>
-          <w:ilvl w:val="0"/>
-          <w:numId w:val="87"/>
-        </w:numPr>
-        <w:spacing w:line="288" w:lineRule="auto"/>
-        <w:jc w:val="left"/>
-      </w:pPr>
-      <w:r>
-        <w:rPr>
-          <w:rFonts w:ascii="微软雅黑" w:hAnsi="微软雅黑" w:eastAsia="微软雅黑" w:cs="微软雅黑"/>
-        </w:rPr>
-        <w:t>辅助选择后续需要补充测试的位置；</w:t>
-      </w:r>
-    </w:p>
-    <w:p>
-      <w:pPr>
-        <w:numPr>
-          <w:ilvl w:val="0"/>
-          <w:numId w:val="88"/>
-        </w:numPr>
-        <w:spacing w:line="288" w:lineRule="auto"/>
-        <w:jc w:val="left"/>
-      </w:pPr>
-      <w:r>
-        <w:rPr>
-          <w:rFonts w:ascii="微软雅黑" w:hAnsi="微软雅黑" w:eastAsia="微软雅黑" w:cs="微软雅黑"/>
-        </w:rPr>
-        <w:t>评估不同AP、基站或终端部署位置的覆盖效果。</w:t>
-      </w:r>
-    </w:p>
-    <w:p>
-      <w:pPr>
-        <w:spacing w:line="288" w:lineRule="auto"/>
-        <w:jc w:val="left"/>
-      </w:pPr>
-      <w:r>
-        <w:rPr>
-          <w:rFonts w:ascii="微软雅黑" w:hAnsi="微软雅黑" w:eastAsia="微软雅黑" w:cs="微软雅黑"/>
-        </w:rPr>
-      </w:r>
-      <w:r>
-        <w:rPr>
-          <w:rFonts w:ascii="微软雅黑" w:hAnsi="微软雅黑" w:eastAsia="微软雅黑" w:cs="微软雅黑"/>
-          <w:b w:val="on"/>
-        </w:rPr>
-        <w:t>d. 研究启示</w:t>
-      </w:r>
-    </w:p>
-    <w:p>
-      <w:pPr>
-        <w:spacing w:line="288" w:lineRule="auto"/>
-        <w:jc w:val="left"/>
-      </w:pPr>
-      <w:r>
-        <w:rPr>
-          <w:rFonts w:ascii="微软雅黑" w:hAnsi="微软雅黑" w:eastAsia="微软雅黑" w:cs="微软雅黑"/>
-        </w:rPr>
-        <w:t>RFCanvas对后续研究最直接的启示是：可以研究一种面向室内动态场景的“视觉先验辅助少样本无线测试方法”。具体可以选择一个普通室内场景，用手机视频、照片或已有三维模型提取空间结构，只采集少量Wi-Fi RSSI、CSI或蜂窝网络RSRP数据，训练模型预测其他位置的信号分布。</w:t>
-      </w:r>
-    </w:p>
-    <w:p>
-      <w:pPr>
-        <w:spacing w:line="288" w:lineRule="auto"/>
-        <w:jc w:val="left"/>
-      </w:pPr>
-      <w:r>
-        <w:rPr>
-          <w:rFonts w:ascii="微软雅黑" w:hAnsi="微软雅黑" w:eastAsia="微软雅黑" w:cs="微软雅黑"/>
-        </w:rPr>
-      </w:r>
-      <w:r>
-        <w:rPr>
-          <w:rFonts w:ascii="微软雅黑" w:hAnsi="微软雅黑" w:eastAsia="微软雅黑" w:cs="微软雅黑"/>
-          <w:b w:val="on"/>
-        </w:rPr>
-        <w:t>（2）PropSplat：基于稀疏真实测量的无地图无线场重建</w:t>
-      </w:r>
-    </w:p>
-    <w:p>
-      <w:pPr>
-        <w:spacing w:line="288" w:lineRule="auto"/>
-        <w:jc w:val="left"/>
-      </w:pPr>
-      <w:r>
-        <w:rPr>
-          <w:rFonts w:ascii="微软雅黑" w:hAnsi="微软雅黑" w:eastAsia="微软雅黑" w:cs="微软雅黑"/>
-        </w:rPr>
-        <w:t>出处：IEEE DySPAN 2026 发表时间：2026年5月8日</w:t>
-      </w:r>
-    </w:p>
-    <w:p>
-      <w:pPr>
-        <w:spacing w:line="288" w:lineRule="auto"/>
-        <w:jc w:val="left"/>
-      </w:pPr>
-      <w:r>
-        <w:rPr>
-          <w:rFonts w:ascii="微软雅黑" w:hAnsi="微软雅黑" w:eastAsia="微软雅黑" w:cs="微软雅黑"/>
+      </w:r>
+      <w:r>
+        <w:rPr>
+          <w:rFonts w:ascii="微软雅黑" w:hAnsi="微软雅黑" w:eastAsia="微软雅黑" w:cs="微软雅黑"/>
+          <w:b w:val="on"/>
         </w:rPr>
         <w:t>论文：</w:t>
       </w:r>
@@ -10149,7 +10036,7 @@
           <w:rFonts w:ascii="微软雅黑" w:hAnsi="微软雅黑" w:eastAsia="微软雅黑" w:cs="微软雅黑"/>
         </w:rPr>
       </w:r>
-      <w:hyperlink r:id="rId22">
+      <w:hyperlink r:id="rId24">
         <w:r>
           <w:rPr>
             <w:rFonts w:ascii="微软雅黑" w:hAnsi="微软雅黑" w:eastAsia="微软雅黑" w:cs="微软雅黑"/>
@@ -10348,6 +10235,10 @@
     </w:p>
     <w:p>
       <w:pPr>
+        <w:numPr>
+          <w:ilvl w:val="0"/>
+          <w:numId w:val="84"/>
+        </w:numPr>
         <w:spacing w:line="288" w:lineRule="auto"/>
         <w:jc w:val="left"/>
       </w:pPr>
@@ -10360,6 +10251,10 @@
     </w:p>
     <w:p>
       <w:pPr>
+        <w:numPr>
+          <w:ilvl w:val="0"/>
+          <w:numId w:val="85"/>
+        </w:numPr>
         <w:spacing w:line="288" w:lineRule="auto"/>
         <w:jc w:val="left"/>
       </w:pPr>
@@ -10374,7 +10269,7 @@
           <w:rFonts w:ascii="微软雅黑" w:hAnsi="微软雅黑" w:eastAsia="微软雅黑" w:cs="微软雅黑"/>
         </w:rPr>
       </w:r>
-      <w:hyperlink r:id="rId23">
+      <w:hyperlink r:id="rId25">
         <w:r>
           <w:rPr>
             <w:rFonts w:ascii="微软雅黑" w:hAnsi="微软雅黑" w:eastAsia="微软雅黑" w:cs="微软雅黑"/>
@@ -15094,111 +14989,48 @@
   <w:abstractNum w:abstractNumId="46">
     <w:lvl w:ilvl="0">
       <w:start w:val="1"/>
-      <w:numFmt w:val="bullet"/>
-      <w:lvlText w:val=""/>
-      <w:lvlJc w:val="left"/>
-      <w:pPr>
-        <w:ind w:leftChars="0" w:hangingChars="10"/>
-      </w:pPr>
-      <w:rPr>
-        <w:rFonts w:ascii="Symbol" w:hAnsi="Symbol"/>
-      </w:rPr>
+      <w:numFmt w:val="decimal"/>
+      <w:lvlText w:val="%1."/>
     </w:lvl>
     <w:lvl w:ilvl="1">
       <w:start w:val="1"/>
-      <w:numFmt w:val="bullet"/>
-      <w:lvlText w:val="o"/>
-      <w:lvlJc w:val="left"/>
-      <w:pPr>
-        <w:ind w:leftChars="210" w:hangingChars="10"/>
-      </w:pPr>
-      <w:rPr>
-        <w:rFonts w:ascii="Courier New" w:hAnsi="Courier New"/>
-      </w:rPr>
+      <w:numFmt w:val="decimal"/>
+      <w:lvlText w:val="(%2)"/>
     </w:lvl>
     <w:lvl w:ilvl="2">
       <w:start w:val="1"/>
-      <w:numFmt w:val="bullet"/>
-      <w:lvlText w:val=""/>
-      <w:lvlJc w:val="left"/>
-      <w:pPr>
-        <w:ind w:leftChars="420" w:hangingChars="10"/>
-      </w:pPr>
-      <w:rPr>
-        <w:rFonts w:ascii="Wingdings" w:hAnsi="Wingdings"/>
-      </w:rPr>
+      <w:numFmt w:val="lowerLetter"/>
+      <w:lvlText w:val="%3."/>
     </w:lvl>
     <w:lvl w:ilvl="3">
       <w:start w:val="1"/>
-      <w:numFmt w:val="bullet"/>
-      <w:lvlText w:val=""/>
-      <w:lvlJc w:val="left"/>
-      <w:pPr>
-        <w:ind w:leftChars="630" w:hangingChars="10"/>
-      </w:pPr>
-      <w:rPr>
-        <w:rFonts w:ascii="Symbol" w:hAnsi="Symbol"/>
-      </w:rPr>
+      <w:numFmt w:val="decimal"/>
+      <w:lvlText w:val="%4."/>
     </w:lvl>
     <w:lvl w:ilvl="4">
       <w:start w:val="1"/>
-      <w:numFmt w:val="bullet"/>
-      <w:lvlText w:val="o"/>
-      <w:lvlJc w:val="left"/>
-      <w:pPr>
-        <w:ind w:leftChars="840" w:hangingChars="10"/>
-      </w:pPr>
-      <w:rPr>
-        <w:rFonts w:ascii="Courier New" w:hAnsi="Courier New"/>
-      </w:rPr>
+      <w:numFmt w:val="decimal"/>
+      <w:lvlText w:val="(%5)"/>
     </w:lvl>
     <w:lvl w:ilvl="5">
       <w:start w:val="1"/>
-      <w:numFmt w:val="bullet"/>
-      <w:lvlText w:val=""/>
-      <w:lvlJc w:val="left"/>
-      <w:pPr>
-        <w:ind w:leftChars="1050" w:hangingChars="10"/>
-      </w:pPr>
-      <w:rPr>
-        <w:rFonts w:ascii="Wingdings" w:hAnsi="Wingdings"/>
-      </w:rPr>
+      <w:numFmt w:val="lowerLetter"/>
+      <w:lvlText w:val="%6."/>
     </w:lvl>
     <w:lvl w:ilvl="6">
       <w:start w:val="1"/>
-      <w:numFmt w:val="bullet"/>
-      <w:lvlText w:val=""/>
-      <w:lvlJc w:val="left"/>
-      <w:pPr>
-        <w:ind w:leftChars="1260" w:hangingChars="10"/>
-      </w:pPr>
-      <w:rPr>
-        <w:rFonts w:ascii="Symbol" w:hAnsi="Symbol"/>
-      </w:rPr>
+      <w:numFmt w:val="decimal"/>
+      <w:lvlText w:val="%7."/>
     </w:lvl>
     <w:lvl w:ilvl="7">
       <w:start w:val="1"/>
-      <w:numFmt w:val="bullet"/>
-      <w:lvlText w:val="o"/>
-      <w:lvlJc w:val="left"/>
-      <w:pPr>
-        <w:ind w:leftChars="1470" w:hangingChars="10"/>
-      </w:pPr>
-      <w:rPr>
-        <w:rFonts w:ascii="Courier New" w:hAnsi="Courier New"/>
-      </w:rPr>
+      <w:numFmt w:val="decimal"/>
+      <w:lvlText w:val="(%8)"/>
     </w:lvl>
     <w:lvl w:ilvl="8">
       <w:start w:val="1"/>
-      <w:numFmt w:val="bullet"/>
-      <w:lvlText w:val=""/>
-      <w:lvlJc w:val="left"/>
-      <w:pPr>
-        <w:ind w:leftChars="1680" w:hangingChars="10"/>
-      </w:pPr>
-      <w:rPr>
-        <w:rFonts w:ascii="Wingdings" w:hAnsi="Wingdings"/>
-      </w:rPr>
+      <w:numFmt w:val="lowerLetter"/>
+      <w:lvlText w:val="%9."/>
     </w:lvl>
   </w:abstractNum>
   <w:abstractNum w:abstractNumId="47">
@@ -15644,48 +15476,111 @@
   <w:abstractNum w:abstractNumId="51">
     <w:lvl w:ilvl="0">
       <w:start w:val="1"/>
-      <w:numFmt w:val="decimal"/>
-      <w:lvlText w:val="%1."/>
+      <w:numFmt w:val="bullet"/>
+      <w:lvlText w:val=""/>
+      <w:lvlJc w:val="left"/>
+      <w:pPr>
+        <w:ind w:leftChars="0" w:hangingChars="10"/>
+      </w:pPr>
+      <w:rPr>
+        <w:rFonts w:ascii="Symbol" w:hAnsi="Symbol"/>
+      </w:rPr>
     </w:lvl>
     <w:lvl w:ilvl="1">
       <w:start w:val="1"/>
-      <w:numFmt w:val="decimal"/>
-      <w:lvlText w:val="(%2)"/>
+      <w:numFmt w:val="bullet"/>
+      <w:lvlText w:val="o"/>
+      <w:lvlJc w:val="left"/>
+      <w:pPr>
+        <w:ind w:leftChars="210" w:hangingChars="10"/>
+      </w:pPr>
+      <w:rPr>
+        <w:rFonts w:ascii="Courier New" w:hAnsi="Courier New"/>
+      </w:rPr>
     </w:lvl>
     <w:lvl w:ilvl="2">
       <w:start w:val="1"/>
-      <w:numFmt w:val="lowerLetter"/>
-      <w:lvlText w:val="%3."/>
+      <w:numFmt w:val="bullet"/>
+      <w:lvlText w:val=""/>
+      <w:lvlJc w:val="left"/>
+      <w:pPr>
+        <w:ind w:leftChars="420" w:hangingChars="10"/>
+      </w:pPr>
+      <w:rPr>
+        <w:rFonts w:ascii="Wingdings" w:hAnsi="Wingdings"/>
+      </w:rPr>
     </w:lvl>
     <w:lvl w:ilvl="3">
       <w:start w:val="1"/>
-      <w:numFmt w:val="decimal"/>
-      <w:lvlText w:val="%4."/>
+      <w:numFmt w:val="bullet"/>
+      <w:lvlText w:val=""/>
+      <w:lvlJc w:val="left"/>
+      <w:pPr>
+        <w:ind w:leftChars="630" w:hangingChars="10"/>
+      </w:pPr>
+      <w:rPr>
+        <w:rFonts w:ascii="Symbol" w:hAnsi="Symbol"/>
+      </w:rPr>
     </w:lvl>
     <w:lvl w:ilvl="4">
       <w:start w:val="1"/>
-      <w:numFmt w:val="decimal"/>
-      <w:lvlText w:val="(%5)"/>
+      <w:numFmt w:val="bullet"/>
+      <w:lvlText w:val="o"/>
+      <w:lvlJc w:val="left"/>
+      <w:pPr>
+        <w:ind w:leftChars="840" w:hangingChars="10"/>
+      </w:pPr>
+      <w:rPr>
+        <w:rFonts w:ascii="Courier New" w:hAnsi="Courier New"/>
+      </w:rPr>
     </w:lvl>
     <w:lvl w:ilvl="5">
       <w:start w:val="1"/>
-      <w:numFmt w:val="lowerLetter"/>
-      <w:lvlText w:val="%6."/>
+      <w:numFmt w:val="bullet"/>
+      <w:lvlText w:val=""/>
+      <w:lvlJc w:val="left"/>
+      <w:pPr>
+        <w:ind w:leftChars="1050" w:hangingChars="10"/>
+      </w:pPr>
+      <w:rPr>
+        <w:rFonts w:ascii="Wingdings" w:hAnsi="Wingdings"/>
+      </w:rPr>
     </w:lvl>
     <w:lvl w:ilvl="6">
       <w:start w:val="1"/>
-      <w:numFmt w:val="decimal"/>
-      <w:lvlText w:val="%7."/>
+      <w:numFmt w:val="bullet"/>
+      <w:lvlText w:val=""/>
+      <w:lvlJc w:val="left"/>
+      <w:pPr>
+        <w:ind w:leftChars="1260" w:hangingChars="10"/>
+      </w:pPr>
+      <w:rPr>
+        <w:rFonts w:ascii="Symbol" w:hAnsi="Symbol"/>
+      </w:rPr>
     </w:lvl>
     <w:lvl w:ilvl="7">
       <w:start w:val="1"/>
-      <w:numFmt w:val="decimal"/>
-      <w:lvlText w:val="(%8)"/>
+      <w:numFmt w:val="bullet"/>
+      <w:lvlText w:val="o"/>
+      <w:lvlJc w:val="left"/>
+      <w:pPr>
+        <w:ind w:leftChars="1470" w:hangingChars="10"/>
+      </w:pPr>
+      <w:rPr>
+        <w:rFonts w:ascii="Courier New" w:hAnsi="Courier New"/>
+      </w:rPr>
     </w:lvl>
     <w:lvl w:ilvl="8">
       <w:start w:val="1"/>
-      <w:numFmt w:val="lowerLetter"/>
-      <w:lvlText w:val="%9."/>
+      <w:numFmt w:val="bullet"/>
+      <w:lvlText w:val=""/>
+      <w:lvlJc w:val="left"/>
+      <w:pPr>
+        <w:ind w:leftChars="1680" w:hangingChars="10"/>
+      </w:pPr>
+      <w:rPr>
+        <w:rFonts w:ascii="Wingdings" w:hAnsi="Wingdings"/>
+      </w:rPr>
     </w:lvl>
   </w:abstractNum>
   <w:abstractNum w:abstractNumId="52">
@@ -16131,111 +16026,48 @@
   <w:abstractNum w:abstractNumId="56">
     <w:lvl w:ilvl="0">
       <w:start w:val="1"/>
-      <w:numFmt w:val="bullet"/>
-      <w:lvlText w:val=""/>
-      <w:lvlJc w:val="left"/>
-      <w:pPr>
-        <w:ind w:leftChars="0" w:hangingChars="10"/>
-      </w:pPr>
-      <w:rPr>
-        <w:rFonts w:ascii="Symbol" w:hAnsi="Symbol"/>
-      </w:rPr>
+      <w:numFmt w:val="decimal"/>
+      <w:lvlText w:val="%1."/>
     </w:lvl>
     <w:lvl w:ilvl="1">
       <w:start w:val="1"/>
-      <w:numFmt w:val="bullet"/>
-      <w:lvlText w:val="o"/>
-      <w:lvlJc w:val="left"/>
-      <w:pPr>
-        <w:ind w:leftChars="210" w:hangingChars="10"/>
-      </w:pPr>
-      <w:rPr>
-        <w:rFonts w:ascii="Courier New" w:hAnsi="Courier New"/>
-      </w:rPr>
+      <w:numFmt w:val="decimal"/>
+      <w:lvlText w:val="(%2)"/>
     </w:lvl>
     <w:lvl w:ilvl="2">
       <w:start w:val="1"/>
-      <w:numFmt w:val="bullet"/>
-      <w:lvlText w:val=""/>
-      <w:lvlJc w:val="left"/>
-      <w:pPr>
-        <w:ind w:leftChars="420" w:hangingChars="10"/>
-      </w:pPr>
-      <w:rPr>
-        <w:rFonts w:ascii="Wingdings" w:hAnsi="Wingdings"/>
-      </w:rPr>
+      <w:numFmt w:val="lowerLetter"/>
+      <w:lvlText w:val="%3."/>
     </w:lvl>
     <w:lvl w:ilvl="3">
       <w:start w:val="1"/>
-      <w:numFmt w:val="bullet"/>
-      <w:lvlText w:val=""/>
-      <w:lvlJc w:val="left"/>
-      <w:pPr>
-        <w:ind w:leftChars="630" w:hangingChars="10"/>
-      </w:pPr>
-      <w:rPr>
-        <w:rFonts w:ascii="Symbol" w:hAnsi="Symbol"/>
-      </w:rPr>
+      <w:numFmt w:val="decimal"/>
+      <w:lvlText w:val="%4."/>
     </w:lvl>
     <w:lvl w:ilvl="4">
       <w:start w:val="1"/>
-      <w:numFmt w:val="bullet"/>
-      <w:lvlText w:val="o"/>
-      <w:lvlJc w:val="left"/>
-      <w:pPr>
-        <w:ind w:leftChars="840" w:hangingChars="10"/>
-      </w:pPr>
-      <w:rPr>
-        <w:rFonts w:ascii="Courier New" w:hAnsi="Courier New"/>
-      </w:rPr>
+      <w:numFmt w:val="decimal"/>
+      <w:lvlText w:val="(%5)"/>
     </w:lvl>
     <w:lvl w:ilvl="5">
       <w:start w:val="1"/>
-      <w:numFmt w:val="bullet"/>
-      <w:lvlText w:val=""/>
-      <w:lvlJc w:val="left"/>
-      <w:pPr>
-        <w:ind w:leftChars="1050" w:hangingChars="10"/>
-      </w:pPr>
-      <w:rPr>
-        <w:rFonts w:ascii="Wingdings" w:hAnsi="Wingdings"/>
-      </w:rPr>
+      <w:numFmt w:val="lowerLetter"/>
+      <w:lvlText w:val="%6."/>
     </w:lvl>
     <w:lvl w:ilvl="6">
       <w:start w:val="1"/>
-      <w:numFmt w:val="bullet"/>
-      <w:lvlText w:val=""/>
-      <w:lvlJc w:val="left"/>
-      <w:pPr>
-        <w:ind w:leftChars="1260" w:hangingChars="10"/>
-      </w:pPr>
-      <w:rPr>
-        <w:rFonts w:ascii="Symbol" w:hAnsi="Symbol"/>
-      </w:rPr>
+      <w:numFmt w:val="decimal"/>
+      <w:lvlText w:val="%7."/>
     </w:lvl>
     <w:lvl w:ilvl="7">
       <w:start w:val="1"/>
-      <w:numFmt w:val="bullet"/>
-      <w:lvlText w:val="o"/>
-      <w:lvlJc w:val="left"/>
-      <w:pPr>
-        <w:ind w:leftChars="1470" w:hangingChars="10"/>
-      </w:pPr>
-      <w:rPr>
-        <w:rFonts w:ascii="Courier New" w:hAnsi="Courier New"/>
-      </w:rPr>
+      <w:numFmt w:val="decimal"/>
+      <w:lvlText w:val="(%8)"/>
     </w:lvl>
     <w:lvl w:ilvl="8">
       <w:start w:val="1"/>
-      <w:numFmt w:val="bullet"/>
-      <w:lvlText w:val=""/>
-      <w:lvlJc w:val="left"/>
-      <w:pPr>
-        <w:ind w:leftChars="1680" w:hangingChars="10"/>
-      </w:pPr>
-      <w:rPr>
-        <w:rFonts w:ascii="Wingdings" w:hAnsi="Wingdings"/>
-      </w:rPr>
+      <w:numFmt w:val="lowerLetter"/>
+      <w:lvlText w:val="%9."/>
     </w:lvl>
   </w:abstractNum>
   <w:abstractNum w:abstractNumId="57">
@@ -16901,48 +16733,111 @@
   <w:abstractNum w:abstractNumId="63">
     <w:lvl w:ilvl="0">
       <w:start w:val="1"/>
-      <w:numFmt w:val="decimal"/>
-      <w:lvlText w:val="%1."/>
+      <w:numFmt w:val="bullet"/>
+      <w:lvlText w:val=""/>
+      <w:lvlJc w:val="left"/>
+      <w:pPr>
+        <w:ind w:leftChars="0" w:hangingChars="10"/>
+      </w:pPr>
+      <w:rPr>
+        <w:rFonts w:ascii="Symbol" w:hAnsi="Symbol"/>
+      </w:rPr>
     </w:lvl>
     <w:lvl w:ilvl="1">
       <w:start w:val="1"/>
-      <w:numFmt w:val="decimal"/>
-      <w:lvlText w:val="(%2)"/>
+      <w:numFmt w:val="bullet"/>
+      <w:lvlText w:val="o"/>
+      <w:lvlJc w:val="left"/>
+      <w:pPr>
+        <w:ind w:leftChars="210" w:hangingChars="10"/>
+      </w:pPr>
+      <w:rPr>
+        <w:rFonts w:ascii="Courier New" w:hAnsi="Courier New"/>
+      </w:rPr>
     </w:lvl>
     <w:lvl w:ilvl="2">
       <w:start w:val="1"/>
-      <w:numFmt w:val="lowerLetter"/>
-      <w:lvlText w:val="%3."/>
+      <w:numFmt w:val="bullet"/>
+      <w:lvlText w:val=""/>
+      <w:lvlJc w:val="left"/>
+      <w:pPr>
+        <w:ind w:leftChars="420" w:hangingChars="10"/>
+      </w:pPr>
+      <w:rPr>
+        <w:rFonts w:ascii="Wingdings" w:hAnsi="Wingdings"/>
+      </w:rPr>
     </w:lvl>
     <w:lvl w:ilvl="3">
       <w:start w:val="1"/>
-      <w:numFmt w:val="decimal"/>
-      <w:lvlText w:val="%4."/>
+      <w:numFmt w:val="bullet"/>
+      <w:lvlText w:val=""/>
+      <w:lvlJc w:val="left"/>
+      <w:pPr>
+        <w:ind w:leftChars="630" w:hangingChars="10"/>
+      </w:pPr>
+      <w:rPr>
+        <w:rFonts w:ascii="Symbol" w:hAnsi="Symbol"/>
+      </w:rPr>
     </w:lvl>
     <w:lvl w:ilvl="4">
       <w:start w:val="1"/>
-      <w:numFmt w:val="decimal"/>
-      <w:lvlText w:val="(%5)"/>
+      <w:numFmt w:val="bullet"/>
+      <w:lvlText w:val="o"/>
+      <w:lvlJc w:val="left"/>
+      <w:pPr>
+        <w:ind w:leftChars="840" w:hangingChars="10"/>
+      </w:pPr>
+      <w:rPr>
+        <w:rFonts w:ascii="Courier New" w:hAnsi="Courier New"/>
+      </w:rPr>
     </w:lvl>
     <w:lvl w:ilvl="5">
       <w:start w:val="1"/>
-      <w:numFmt w:val="lowerLetter"/>
-      <w:lvlText w:val="%6."/>
+      <w:numFmt w:val="bullet"/>
+      <w:lvlText w:val=""/>
+      <w:lvlJc w:val="left"/>
+      <w:pPr>
+        <w:ind w:leftChars="1050" w:hangingChars="10"/>
+      </w:pPr>
+      <w:rPr>
+        <w:rFonts w:ascii="Wingdings" w:hAnsi="Wingdings"/>
+      </w:rPr>
     </w:lvl>
     <w:lvl w:ilvl="6">
       <w:start w:val="1"/>
-      <w:numFmt w:val="decimal"/>
-      <w:lvlText w:val="%7."/>
+      <w:numFmt w:val="bullet"/>
+      <w:lvlText w:val=""/>
+      <w:lvlJc w:val="left"/>
+      <w:pPr>
+        <w:ind w:leftChars="1260" w:hangingChars="10"/>
+      </w:pPr>
+      <w:rPr>
+        <w:rFonts w:ascii="Symbol" w:hAnsi="Symbol"/>
+      </w:rPr>
     </w:lvl>
     <w:lvl w:ilvl="7">
       <w:start w:val="1"/>
-      <w:numFmt w:val="decimal"/>
-      <w:lvlText w:val="(%8)"/>
+      <w:numFmt w:val="bullet"/>
+      <w:lvlText w:val="o"/>
+      <w:lvlJc w:val="left"/>
+      <w:pPr>
+        <w:ind w:leftChars="1470" w:hangingChars="10"/>
+      </w:pPr>
+      <w:rPr>
+        <w:rFonts w:ascii="Courier New" w:hAnsi="Courier New"/>
+      </w:rPr>
     </w:lvl>
     <w:lvl w:ilvl="8">
       <w:start w:val="1"/>
-      <w:numFmt w:val="lowerLetter"/>
-      <w:lvlText w:val="%9."/>
+      <w:numFmt w:val="bullet"/>
+      <w:lvlText w:val=""/>
+      <w:lvlJc w:val="left"/>
+      <w:pPr>
+        <w:ind w:leftChars="1680" w:hangingChars="10"/>
+      </w:pPr>
+      <w:rPr>
+        <w:rFonts w:ascii="Wingdings" w:hAnsi="Wingdings"/>
+      </w:rPr>
     </w:lvl>
   </w:abstractNum>
   <w:abstractNum w:abstractNumId="64">
@@ -17498,111 +17393,48 @@
   <w:abstractNum w:abstractNumId="69">
     <w:lvl w:ilvl="0">
       <w:start w:val="1"/>
-      <w:numFmt w:val="bullet"/>
-      <w:lvlText w:val=""/>
-      <w:lvlJc w:val="left"/>
-      <w:pPr>
-        <w:ind w:leftChars="0" w:hangingChars="10"/>
-      </w:pPr>
-      <w:rPr>
-        <w:rFonts w:ascii="Symbol" w:hAnsi="Symbol"/>
-      </w:rPr>
+      <w:numFmt w:val="decimal"/>
+      <w:lvlText w:val="%1."/>
     </w:lvl>
     <w:lvl w:ilvl="1">
       <w:start w:val="1"/>
-      <w:numFmt w:val="bullet"/>
-      <w:lvlText w:val="o"/>
-      <w:lvlJc w:val="left"/>
-      <w:pPr>
-        <w:ind w:leftChars="210" w:hangingChars="10"/>
-      </w:pPr>
-      <w:rPr>
-        <w:rFonts w:ascii="Courier New" w:hAnsi="Courier New"/>
-      </w:rPr>
+      <w:numFmt w:val="decimal"/>
+      <w:lvlText w:val="(%2)"/>
     </w:lvl>
     <w:lvl w:ilvl="2">
       <w:start w:val="1"/>
-      <w:numFmt w:val="bullet"/>
-      <w:lvlText w:val=""/>
-      <w:lvlJc w:val="left"/>
-      <w:pPr>
-        <w:ind w:leftChars="420" w:hangingChars="10"/>
-      </w:pPr>
-      <w:rPr>
-        <w:rFonts w:ascii="Wingdings" w:hAnsi="Wingdings"/>
-      </w:rPr>
+      <w:numFmt w:val="lowerLetter"/>
+      <w:lvlText w:val="%3."/>
     </w:lvl>
     <w:lvl w:ilvl="3">
       <w:start w:val="1"/>
-      <w:numFmt w:val="bullet"/>
-      <w:lvlText w:val=""/>
-      <w:lvlJc w:val="left"/>
-      <w:pPr>
-        <w:ind w:leftChars="630" w:hangingChars="10"/>
-      </w:pPr>
-      <w:rPr>
-        <w:rFonts w:ascii="Symbol" w:hAnsi="Symbol"/>
-      </w:rPr>
+      <w:numFmt w:val="decimal"/>
+      <w:lvlText w:val="%4."/>
     </w:lvl>
     <w:lvl w:ilvl="4">
       <w:start w:val="1"/>
-      <w:numFmt w:val="bullet"/>
-      <w:lvlText w:val="o"/>
-      <w:lvlJc w:val="left"/>
-      <w:pPr>
-        <w:ind w:leftChars="840" w:hangingChars="10"/>
-      </w:pPr>
-      <w:rPr>
-        <w:rFonts w:ascii="Courier New" w:hAnsi="Courier New"/>
-      </w:rPr>
+      <w:numFmt w:val="decimal"/>
+      <w:lvlText w:val="(%5)"/>
     </w:lvl>
     <w:lvl w:ilvl="5">
       <w:start w:val="1"/>
-      <w:numFmt w:val="bullet"/>
-      <w:lvlText w:val=""/>
-      <w:lvlJc w:val="left"/>
-      <w:pPr>
-        <w:ind w:leftChars="1050" w:hangingChars="10"/>
-      </w:pPr>
-      <w:rPr>
-        <w:rFonts w:ascii="Wingdings" w:hAnsi="Wingdings"/>
-      </w:rPr>
+      <w:numFmt w:val="lowerLetter"/>
+      <w:lvlText w:val="%6."/>
     </w:lvl>
     <w:lvl w:ilvl="6">
       <w:start w:val="1"/>
-      <w:numFmt w:val="bullet"/>
-      <w:lvlText w:val=""/>
-      <w:lvlJc w:val="left"/>
-      <w:pPr>
-        <w:ind w:leftChars="1260" w:hangingChars="10"/>
-      </w:pPr>
-      <w:rPr>
-        <w:rFonts w:ascii="Symbol" w:hAnsi="Symbol"/>
-      </w:rPr>
+      <w:numFmt w:val="decimal"/>
+      <w:lvlText w:val="%7."/>
     </w:lvl>
     <w:lvl w:ilvl="7">
       <w:start w:val="1"/>
-      <w:numFmt w:val="bullet"/>
-      <w:lvlText w:val="o"/>
-      <w:lvlJc w:val="left"/>
-      <w:pPr>
-        <w:ind w:leftChars="1470" w:hangingChars="10"/>
-      </w:pPr>
-      <w:rPr>
-        <w:rFonts w:ascii="Courier New" w:hAnsi="Courier New"/>
-      </w:rPr>
+      <w:numFmt w:val="decimal"/>
+      <w:lvlText w:val="(%8)"/>
     </w:lvl>
     <w:lvl w:ilvl="8">
       <w:start w:val="1"/>
-      <w:numFmt w:val="bullet"/>
-      <w:lvlText w:val=""/>
-      <w:lvlJc w:val="left"/>
-      <w:pPr>
-        <w:ind w:leftChars="1680" w:hangingChars="10"/>
-      </w:pPr>
-      <w:rPr>
-        <w:rFonts w:ascii="Wingdings" w:hAnsi="Wingdings"/>
-      </w:rPr>
+      <w:numFmt w:val="lowerLetter"/>
+      <w:lvlText w:val="%9."/>
     </w:lvl>
   </w:abstractNum>
   <w:abstractNum w:abstractNumId="70">
@@ -18268,48 +18100,111 @@
   <w:abstractNum w:abstractNumId="76">
     <w:lvl w:ilvl="0">
       <w:start w:val="1"/>
-      <w:numFmt w:val="decimal"/>
-      <w:lvlText w:val="%1."/>
+      <w:numFmt w:val="bullet"/>
+      <w:lvlText w:val=""/>
+      <w:lvlJc w:val="left"/>
+      <w:pPr>
+        <w:ind w:leftChars="0" w:hangingChars="10"/>
+      </w:pPr>
+      <w:rPr>
+        <w:rFonts w:ascii="Symbol" w:hAnsi="Symbol"/>
+      </w:rPr>
     </w:lvl>
     <w:lvl w:ilvl="1">
       <w:start w:val="1"/>
-      <w:numFmt w:val="decimal"/>
-      <w:lvlText w:val="(%2)"/>
+      <w:numFmt w:val="bullet"/>
+      <w:lvlText w:val="o"/>
+      <w:lvlJc w:val="left"/>
+      <w:pPr>
+        <w:ind w:leftChars="210" w:hangingChars="10"/>
+      </w:pPr>
+      <w:rPr>
+        <w:rFonts w:ascii="Courier New" w:hAnsi="Courier New"/>
+      </w:rPr>
     </w:lvl>
     <w:lvl w:ilvl="2">
       <w:start w:val="1"/>
-      <w:numFmt w:val="lowerLetter"/>
-      <w:lvlText w:val="%3."/>
+      <w:numFmt w:val="bullet"/>
+      <w:lvlText w:val=""/>
+      <w:lvlJc w:val="left"/>
+      <w:pPr>
+        <w:ind w:leftChars="420" w:hangingChars="10"/>
+      </w:pPr>
+      <w:rPr>
+        <w:rFonts w:ascii="Wingdings" w:hAnsi="Wingdings"/>
+      </w:rPr>
     </w:lvl>
     <w:lvl w:ilvl="3">
       <w:start w:val="1"/>
-      <w:numFmt w:val="decimal"/>
-      <w:lvlText w:val="%4."/>
+      <w:numFmt w:val="bullet"/>
+      <w:lvlText w:val=""/>
+      <w:lvlJc w:val="left"/>
+      <w:pPr>
+        <w:ind w:leftChars="630" w:hangingChars="10"/>
+      </w:pPr>
+      <w:rPr>
+        <w:rFonts w:ascii="Symbol" w:hAnsi="Symbol"/>
+      </w:rPr>
     </w:lvl>
     <w:lvl w:ilvl="4">
       <w:start w:val="1"/>
-      <w:numFmt w:val="decimal"/>
-      <w:lvlText w:val="(%5)"/>
+      <w:numFmt w:val="bullet"/>
+      <w:lvlText w:val="o"/>
+      <w:lvlJc w:val="left"/>
+      <w:pPr>
+        <w:ind w:leftChars="840" w:hangingChars="10"/>
+      </w:pPr>
+      <w:rPr>
+        <w:rFonts w:ascii="Courier New" w:hAnsi="Courier New"/>
+      </w:rPr>
     </w:lvl>
     <w:lvl w:ilvl="5">
       <w:start w:val="1"/>
-      <w:numFmt w:val="lowerLetter"/>
-      <w:lvlText w:val="%6."/>
+      <w:numFmt w:val="bullet"/>
+      <w:lvlText w:val=""/>
+      <w:lvlJc w:val="left"/>
+      <w:pPr>
+        <w:ind w:leftChars="1050" w:hangingChars="10"/>
+      </w:pPr>
+      <w:rPr>
+        <w:rFonts w:ascii="Wingdings" w:hAnsi="Wingdings"/>
+      </w:rPr>
     </w:lvl>
     <w:lvl w:ilvl="6">
       <w:start w:val="1"/>
-      <w:numFmt w:val="decimal"/>
-      <w:lvlText w:val="%7."/>
+      <w:numFmt w:val="bullet"/>
+      <w:lvlText w:val=""/>
+      <w:lvlJc w:val="left"/>
+      <w:pPr>
+        <w:ind w:leftChars="1260" w:hangingChars="10"/>
+      </w:pPr>
+      <w:rPr>
+        <w:rFonts w:ascii="Symbol" w:hAnsi="Symbol"/>
+      </w:rPr>
     </w:lvl>
     <w:lvl w:ilvl="7">
       <w:start w:val="1"/>
-      <w:numFmt w:val="decimal"/>
-      <w:lvlText w:val="(%8)"/>
+      <w:numFmt w:val="bullet"/>
+      <w:lvlText w:val="o"/>
+      <w:lvlJc w:val="left"/>
+      <w:pPr>
+        <w:ind w:leftChars="1470" w:hangingChars="10"/>
+      </w:pPr>
+      <w:rPr>
+        <w:rFonts w:ascii="Courier New" w:hAnsi="Courier New"/>
+      </w:rPr>
     </w:lvl>
     <w:lvl w:ilvl="8">
       <w:start w:val="1"/>
-      <w:numFmt w:val="lowerLetter"/>
-      <w:lvlText w:val="%9."/>
+      <w:numFmt w:val="bullet"/>
+      <w:lvlText w:val=""/>
+      <w:lvlJc w:val="left"/>
+      <w:pPr>
+        <w:ind w:leftChars="1680" w:hangingChars="10"/>
+      </w:pPr>
+      <w:rPr>
+        <w:rFonts w:ascii="Wingdings" w:hAnsi="Wingdings"/>
+      </w:rPr>
     </w:lvl>
   </w:abstractNum>
   <w:abstractNum w:abstractNumId="77">
@@ -19193,336 +19088,6 @@
     </w:lvl>
   </w:abstractNum>
   <w:abstractNum w:abstractNumId="85">
-    <w:lvl w:ilvl="0">
-      <w:start w:val="1"/>
-      <w:numFmt w:val="bullet"/>
-      <w:lvlText w:val=""/>
-      <w:lvlJc w:val="left"/>
-      <w:pPr>
-        <w:ind w:leftChars="0" w:hangingChars="10"/>
-      </w:pPr>
-      <w:rPr>
-        <w:rFonts w:ascii="Symbol" w:hAnsi="Symbol"/>
-      </w:rPr>
-    </w:lvl>
-    <w:lvl w:ilvl="1">
-      <w:start w:val="1"/>
-      <w:numFmt w:val="bullet"/>
-      <w:lvlText w:val="o"/>
-      <w:lvlJc w:val="left"/>
-      <w:pPr>
-        <w:ind w:leftChars="210" w:hangingChars="10"/>
-      </w:pPr>
-      <w:rPr>
-        <w:rFonts w:ascii="Courier New" w:hAnsi="Courier New"/>
-      </w:rPr>
-    </w:lvl>
-    <w:lvl w:ilvl="2">
-      <w:start w:val="1"/>
-      <w:numFmt w:val="bullet"/>
-      <w:lvlText w:val=""/>
-      <w:lvlJc w:val="left"/>
-      <w:pPr>
-        <w:ind w:leftChars="420" w:hangingChars="10"/>
-      </w:pPr>
-      <w:rPr>
-        <w:rFonts w:ascii="Wingdings" w:hAnsi="Wingdings"/>
-      </w:rPr>
-    </w:lvl>
-    <w:lvl w:ilvl="3">
-      <w:start w:val="1"/>
-      <w:numFmt w:val="bullet"/>
-      <w:lvlText w:val=""/>
-      <w:lvlJc w:val="left"/>
-      <w:pPr>
-        <w:ind w:leftChars="630" w:hangingChars="10"/>
-      </w:pPr>
-      <w:rPr>
-        <w:rFonts w:ascii="Symbol" w:hAnsi="Symbol"/>
-      </w:rPr>
-    </w:lvl>
-    <w:lvl w:ilvl="4">
-      <w:start w:val="1"/>
-      <w:numFmt w:val="bullet"/>
-      <w:lvlText w:val="o"/>
-      <w:lvlJc w:val="left"/>
-      <w:pPr>
-        <w:ind w:leftChars="840" w:hangingChars="10"/>
-      </w:pPr>
-      <w:rPr>
-        <w:rFonts w:ascii="Courier New" w:hAnsi="Courier New"/>
-      </w:rPr>
-    </w:lvl>
-    <w:lvl w:ilvl="5">
-      <w:start w:val="1"/>
-      <w:numFmt w:val="bullet"/>
-      <w:lvlText w:val=""/>
-      <w:lvlJc w:val="left"/>
-      <w:pPr>
-        <w:ind w:leftChars="1050" w:hangingChars="10"/>
-      </w:pPr>
-      <w:rPr>
-        <w:rFonts w:ascii="Wingdings" w:hAnsi="Wingdings"/>
-      </w:rPr>
-    </w:lvl>
-    <w:lvl w:ilvl="6">
-      <w:start w:val="1"/>
-      <w:numFmt w:val="bullet"/>
-      <w:lvlText w:val=""/>
-      <w:lvlJc w:val="left"/>
-      <w:pPr>
-        <w:ind w:leftChars="1260" w:hangingChars="10"/>
-      </w:pPr>
-      <w:rPr>
-        <w:rFonts w:ascii="Symbol" w:hAnsi="Symbol"/>
-      </w:rPr>
-    </w:lvl>
-    <w:lvl w:ilvl="7">
-      <w:start w:val="1"/>
-      <w:numFmt w:val="bullet"/>
-      <w:lvlText w:val="o"/>
-      <w:lvlJc w:val="left"/>
-      <w:pPr>
-        <w:ind w:leftChars="1470" w:hangingChars="10"/>
-      </w:pPr>
-      <w:rPr>
-        <w:rFonts w:ascii="Courier New" w:hAnsi="Courier New"/>
-      </w:rPr>
-    </w:lvl>
-    <w:lvl w:ilvl="8">
-      <w:start w:val="1"/>
-      <w:numFmt w:val="bullet"/>
-      <w:lvlText w:val=""/>
-      <w:lvlJc w:val="left"/>
-      <w:pPr>
-        <w:ind w:leftChars="1680" w:hangingChars="10"/>
-      </w:pPr>
-      <w:rPr>
-        <w:rFonts w:ascii="Wingdings" w:hAnsi="Wingdings"/>
-      </w:rPr>
-    </w:lvl>
-  </w:abstractNum>
-  <w:abstractNum w:abstractNumId="86">
-    <w:lvl w:ilvl="0">
-      <w:start w:val="1"/>
-      <w:numFmt w:val="bullet"/>
-      <w:lvlText w:val=""/>
-      <w:lvlJc w:val="left"/>
-      <w:pPr>
-        <w:ind w:leftChars="0" w:hangingChars="10"/>
-      </w:pPr>
-      <w:rPr>
-        <w:rFonts w:ascii="Symbol" w:hAnsi="Symbol"/>
-      </w:rPr>
-    </w:lvl>
-    <w:lvl w:ilvl="1">
-      <w:start w:val="1"/>
-      <w:numFmt w:val="bullet"/>
-      <w:lvlText w:val="o"/>
-      <w:lvlJc w:val="left"/>
-      <w:pPr>
-        <w:ind w:leftChars="210" w:hangingChars="10"/>
-      </w:pPr>
-      <w:rPr>
-        <w:rFonts w:ascii="Courier New" w:hAnsi="Courier New"/>
-      </w:rPr>
-    </w:lvl>
-    <w:lvl w:ilvl="2">
-      <w:start w:val="1"/>
-      <w:numFmt w:val="bullet"/>
-      <w:lvlText w:val=""/>
-      <w:lvlJc w:val="left"/>
-      <w:pPr>
-        <w:ind w:leftChars="420" w:hangingChars="10"/>
-      </w:pPr>
-      <w:rPr>
-        <w:rFonts w:ascii="Wingdings" w:hAnsi="Wingdings"/>
-      </w:rPr>
-    </w:lvl>
-    <w:lvl w:ilvl="3">
-      <w:start w:val="1"/>
-      <w:numFmt w:val="bullet"/>
-      <w:lvlText w:val=""/>
-      <w:lvlJc w:val="left"/>
-      <w:pPr>
-        <w:ind w:leftChars="630" w:hangingChars="10"/>
-      </w:pPr>
-      <w:rPr>
-        <w:rFonts w:ascii="Symbol" w:hAnsi="Symbol"/>
-      </w:rPr>
-    </w:lvl>
-    <w:lvl w:ilvl="4">
-      <w:start w:val="1"/>
-      <w:numFmt w:val="bullet"/>
-      <w:lvlText w:val="o"/>
-      <w:lvlJc w:val="left"/>
-      <w:pPr>
-        <w:ind w:leftChars="840" w:hangingChars="10"/>
-      </w:pPr>
-      <w:rPr>
-        <w:rFonts w:ascii="Courier New" w:hAnsi="Courier New"/>
-      </w:rPr>
-    </w:lvl>
-    <w:lvl w:ilvl="5">
-      <w:start w:val="1"/>
-      <w:numFmt w:val="bullet"/>
-      <w:lvlText w:val=""/>
-      <w:lvlJc w:val="left"/>
-      <w:pPr>
-        <w:ind w:leftChars="1050" w:hangingChars="10"/>
-      </w:pPr>
-      <w:rPr>
-        <w:rFonts w:ascii="Wingdings" w:hAnsi="Wingdings"/>
-      </w:rPr>
-    </w:lvl>
-    <w:lvl w:ilvl="6">
-      <w:start w:val="1"/>
-      <w:numFmt w:val="bullet"/>
-      <w:lvlText w:val=""/>
-      <w:lvlJc w:val="left"/>
-      <w:pPr>
-        <w:ind w:leftChars="1260" w:hangingChars="10"/>
-      </w:pPr>
-      <w:rPr>
-        <w:rFonts w:ascii="Symbol" w:hAnsi="Symbol"/>
-      </w:rPr>
-    </w:lvl>
-    <w:lvl w:ilvl="7">
-      <w:start w:val="1"/>
-      <w:numFmt w:val="bullet"/>
-      <w:lvlText w:val="o"/>
-      <w:lvlJc w:val="left"/>
-      <w:pPr>
-        <w:ind w:leftChars="1470" w:hangingChars="10"/>
-      </w:pPr>
-      <w:rPr>
-        <w:rFonts w:ascii="Courier New" w:hAnsi="Courier New"/>
-      </w:rPr>
-    </w:lvl>
-    <w:lvl w:ilvl="8">
-      <w:start w:val="1"/>
-      <w:numFmt w:val="bullet"/>
-      <w:lvlText w:val=""/>
-      <w:lvlJc w:val="left"/>
-      <w:pPr>
-        <w:ind w:leftChars="1680" w:hangingChars="10"/>
-      </w:pPr>
-      <w:rPr>
-        <w:rFonts w:ascii="Wingdings" w:hAnsi="Wingdings"/>
-      </w:rPr>
-    </w:lvl>
-  </w:abstractNum>
-  <w:abstractNum w:abstractNumId="87">
-    <w:lvl w:ilvl="0">
-      <w:start w:val="1"/>
-      <w:numFmt w:val="bullet"/>
-      <w:lvlText w:val=""/>
-      <w:lvlJc w:val="left"/>
-      <w:pPr>
-        <w:ind w:leftChars="0" w:hangingChars="10"/>
-      </w:pPr>
-      <w:rPr>
-        <w:rFonts w:ascii="Symbol" w:hAnsi="Symbol"/>
-      </w:rPr>
-    </w:lvl>
-    <w:lvl w:ilvl="1">
-      <w:start w:val="1"/>
-      <w:numFmt w:val="bullet"/>
-      <w:lvlText w:val="o"/>
-      <w:lvlJc w:val="left"/>
-      <w:pPr>
-        <w:ind w:leftChars="210" w:hangingChars="10"/>
-      </w:pPr>
-      <w:rPr>
-        <w:rFonts w:ascii="Courier New" w:hAnsi="Courier New"/>
-      </w:rPr>
-    </w:lvl>
-    <w:lvl w:ilvl="2">
-      <w:start w:val="1"/>
-      <w:numFmt w:val="bullet"/>
-      <w:lvlText w:val=""/>
-      <w:lvlJc w:val="left"/>
-      <w:pPr>
-        <w:ind w:leftChars="420" w:hangingChars="10"/>
-      </w:pPr>
-      <w:rPr>
-        <w:rFonts w:ascii="Wingdings" w:hAnsi="Wingdings"/>
-      </w:rPr>
-    </w:lvl>
-    <w:lvl w:ilvl="3">
-      <w:start w:val="1"/>
-      <w:numFmt w:val="bullet"/>
-      <w:lvlText w:val=""/>
-      <w:lvlJc w:val="left"/>
-      <w:pPr>
-        <w:ind w:leftChars="630" w:hangingChars="10"/>
-      </w:pPr>
-      <w:rPr>
-        <w:rFonts w:ascii="Symbol" w:hAnsi="Symbol"/>
-      </w:rPr>
-    </w:lvl>
-    <w:lvl w:ilvl="4">
-      <w:start w:val="1"/>
-      <w:numFmt w:val="bullet"/>
-      <w:lvlText w:val="o"/>
-      <w:lvlJc w:val="left"/>
-      <w:pPr>
-        <w:ind w:leftChars="840" w:hangingChars="10"/>
-      </w:pPr>
-      <w:rPr>
-        <w:rFonts w:ascii="Courier New" w:hAnsi="Courier New"/>
-      </w:rPr>
-    </w:lvl>
-    <w:lvl w:ilvl="5">
-      <w:start w:val="1"/>
-      <w:numFmt w:val="bullet"/>
-      <w:lvlText w:val=""/>
-      <w:lvlJc w:val="left"/>
-      <w:pPr>
-        <w:ind w:leftChars="1050" w:hangingChars="10"/>
-      </w:pPr>
-      <w:rPr>
-        <w:rFonts w:ascii="Wingdings" w:hAnsi="Wingdings"/>
-      </w:rPr>
-    </w:lvl>
-    <w:lvl w:ilvl="6">
-      <w:start w:val="1"/>
-      <w:numFmt w:val="bullet"/>
-      <w:lvlText w:val=""/>
-      <w:lvlJc w:val="left"/>
-      <w:pPr>
-        <w:ind w:leftChars="1260" w:hangingChars="10"/>
-      </w:pPr>
-      <w:rPr>
-        <w:rFonts w:ascii="Symbol" w:hAnsi="Symbol"/>
-      </w:rPr>
-    </w:lvl>
-    <w:lvl w:ilvl="7">
-      <w:start w:val="1"/>
-      <w:numFmt w:val="bullet"/>
-      <w:lvlText w:val="o"/>
-      <w:lvlJc w:val="left"/>
-      <w:pPr>
-        <w:ind w:leftChars="1470" w:hangingChars="10"/>
-      </w:pPr>
-      <w:rPr>
-        <w:rFonts w:ascii="Courier New" w:hAnsi="Courier New"/>
-      </w:rPr>
-    </w:lvl>
-    <w:lvl w:ilvl="8">
-      <w:start w:val="1"/>
-      <w:numFmt w:val="bullet"/>
-      <w:lvlText w:val=""/>
-      <w:lvlJc w:val="left"/>
-      <w:pPr>
-        <w:ind w:leftChars="1680" w:hangingChars="10"/>
-      </w:pPr>
-      <w:rPr>
-        <w:rFonts w:ascii="Wingdings" w:hAnsi="Wingdings"/>
-      </w:rPr>
-    </w:lvl>
-  </w:abstractNum>
-  <w:abstractNum w:abstractNumId="88">
     <w:lvl w:ilvl="0">
       <w:start w:val="1"/>
       <w:numFmt w:val="bullet"/>
@@ -19887,15 +19452,6 @@
   <w:num w:numId="85">
     <w:abstractNumId w:val="85"/>
   </w:num>
-  <w:num w:numId="86">
-    <w:abstractNumId w:val="86"/>
-  </w:num>
-  <w:num w:numId="87">
-    <w:abstractNumId w:val="87"/>
-  </w:num>
-  <w:num w:numId="88">
-    <w:abstractNumId w:val="88"/>
-  </w:num>
 </w:numbering>
 </file>
 

--- a/2026.9.7-2026.9.18_AI 通信进展调研.docx
+++ b/2026.9.7-2026.9.18_AI 通信进展调研.docx
@@ -995,96 +995,57 @@
     </w:p>
     <w:p>
       <w:pPr>
+        <w:spacing w:line="288" w:lineRule="auto"/>
+        <w:jc w:val="left"/>
+      </w:pPr>
+      <w:r>
+        <w:rPr>
+          <w:rFonts w:ascii="微软雅黑" w:hAnsi="微软雅黑" w:eastAsia="微软雅黑" w:cs="微软雅黑"/>
+        </w:rPr>
+        <w:t>该专利最值得借鉴的是“</w:t>
+      </w:r>
+      <w:r>
+        <w:rPr>
+          <w:rFonts w:ascii="微软雅黑" w:hAnsi="微软雅黑" w:eastAsia="微软雅黑" w:cs="微软雅黑"/>
+        </w:rPr>
+      </w:r>
+      <w:r>
+        <w:rPr>
+          <w:rFonts w:ascii="微软雅黑" w:hAnsi="微软雅黑" w:eastAsia="微软雅黑" w:cs="微软雅黑"/>
+          <w:b w:val="on"/>
+        </w:rPr>
+        <w:t>候选动作先评估、再执行</w:t>
+      </w:r>
+      <w:r>
+        <w:rPr>
+          <w:rFonts w:ascii="微软雅黑" w:hAnsi="微软雅黑" w:eastAsia="微软雅黑" w:cs="微软雅黑"/>
+        </w:rPr>
+        <w:t>”的思路。数字孪生不仅可以预测未来网络状态，还可以在真实执行之前比较不同候选动作可能带来的结果。该思想可以迁移到主动测试场景：将不同测试策略作为候选动作，例如改变采样频率、增加某类 KPI 测量或启动深度测试，由模型预测不同策略对 QoE 感知精度、异常发现能力和测试开销的影响，再选择更合适的测试方案。由此可以形成“</w:t>
+      </w:r>
+      <w:r>
+        <w:rPr>
+          <w:rFonts w:ascii="微软雅黑" w:hAnsi="微软雅黑" w:eastAsia="微软雅黑" w:cs="微软雅黑"/>
+        </w:rPr>
+      </w:r>
+      <w:r>
+        <w:rPr>
+          <w:rFonts w:ascii="微软雅黑" w:hAnsi="微软雅黑" w:eastAsia="微软雅黑" w:cs="微软雅黑"/>
+          <w:b w:val="on"/>
+        </w:rPr>
+        <w:t>当前状态 → 候选测试动作 → 预测动作效果 → 选择测试策略 → 获取新测量 → 更新状态</w:t>
+      </w:r>
+      <w:r>
+        <w:rPr>
+          <w:rFonts w:ascii="微软雅黑" w:hAnsi="微软雅黑" w:eastAsia="微软雅黑" w:cs="微软雅黑"/>
+        </w:rPr>
+        <w:t>”的闭环，使测试从固定配置逐步转向面向效果的动态决策。</w:t>
+      </w:r>
+    </w:p>
+    <w:p>
+      <w:pPr>
         <w:numPr>
           <w:ilvl w:val="0"/>
-          <w:numId w:val="16"/>
-        </w:numPr>
-        <w:spacing w:line="288" w:lineRule="auto"/>
-        <w:jc w:val="left"/>
-      </w:pPr>
-      <w:r>
-        <w:rPr>
-          <w:rFonts w:ascii="微软雅黑" w:hAnsi="微软雅黑" w:eastAsia="微软雅黑" w:cs="微软雅黑"/>
-        </w:rPr>
-      </w:r>
-      <w:r>
-        <w:rPr>
-          <w:rFonts w:ascii="微软雅黑" w:hAnsi="微软雅黑" w:eastAsia="微软雅黑" w:cs="微软雅黑"/>
-          <w:b w:val="on"/>
-        </w:rPr>
-        <w:t>从"被动观测"到"主动决策"</w:t>
-      </w:r>
-      <w:r>
-        <w:rPr>
-          <w:rFonts w:ascii="微软雅黑" w:hAnsi="微软雅黑" w:eastAsia="微软雅黑" w:cs="微软雅黑"/>
-        </w:rPr>
-        <w:t>：该专利最重要的启示是，数字孪生不应只是物理网络的镜像，而应成为一个能从 State 推理出 Action 的智能决策体。</w:t>
-      </w:r>
-      <w:r>
-        <w:rPr>
-          <w:rFonts w:ascii="微软雅黑" w:hAnsi="微软雅黑" w:eastAsia="微软雅黑" w:cs="微软雅黑"/>
-        </w:rPr>
-      </w:r>
-      <w:r>
-        <w:rPr>
-          <w:rFonts w:ascii="微软雅黑" w:hAnsi="微软雅黑" w:eastAsia="微软雅黑" w:cs="微软雅黑"/>
-          <w:b w:val="on"/>
-        </w:rPr>
-        <w:t>终端侧 QoE 感知：</w:t>
-      </w:r>
-      <w:r>
-        <w:rPr>
-          <w:rFonts w:ascii="微软雅黑" w:hAnsi="微软雅黑" w:eastAsia="微软雅黑" w:cs="微软雅黑"/>
-        </w:rPr>
-        <w:t>当孪生体预测到 QoE 即将恶化时，不仅报告问题，还能主动触发测试动作来验证和干预。</w:t>
-      </w:r>
-    </w:p>
-    <w:p>
-      <w:pPr>
-        <w:numPr>
-          <w:ilvl w:val="0"/>
-          <w:numId w:val="17"/>
-        </w:numPr>
-        <w:spacing w:line="288" w:lineRule="auto"/>
-        <w:jc w:val="left"/>
-      </w:pPr>
-      <w:r>
-        <w:rPr>
-          <w:rFonts w:ascii="微软雅黑" w:hAnsi="微软雅黑" w:eastAsia="微软雅黑" w:cs="微软雅黑"/>
-        </w:rPr>
-      </w:r>
-      <w:r>
-        <w:rPr>
-          <w:rFonts w:ascii="微软雅黑" w:hAnsi="微软雅黑" w:eastAsia="微软雅黑" w:cs="微软雅黑"/>
-          <w:b w:val="on"/>
-        </w:rPr>
-        <w:t>State → Action 闭环可迁移到终端侧</w:t>
-      </w:r>
-      <w:r>
-        <w:rPr>
-          <w:rFonts w:ascii="微软雅黑" w:hAnsi="微软雅黑" w:eastAsia="微软雅黑" w:cs="微软雅黑"/>
-        </w:rPr>
-        <w:t>：该专利的决策闭环在基站/网络侧，但同样的范式可以迁移到终端侧——终端采集本地 State（RSRP、SINR、吞吐量），用轻量 Attention 模型推理出 Action（何时触发主动测试、测试什么指标、测试多密集等等），</w:t>
-      </w:r>
-      <w:r>
-        <w:rPr>
-          <w:rFonts w:ascii="微软雅黑" w:hAnsi="微软雅黑" w:eastAsia="微软雅黑" w:cs="微软雅黑"/>
-        </w:rPr>
-      </w:r>
-      <w:r>
-        <w:rPr>
-          <w:rFonts w:ascii="微软雅黑" w:hAnsi="微软雅黑" w:eastAsia="微软雅黑" w:cs="微软雅黑"/>
-          <w:color w:val="0D0D0D"/>
-          <w:shd w:val="clear" w:fill="FFFFFF"/>
-        </w:rPr>
-        <w:t>通过类似机制预判不同测试策略对 QoE 感知精度的提升效果，从而在测试开销与感知精度之间做出最优权衡。</w:t>
-      </w:r>
-    </w:p>
-    <w:p>
-      <w:pPr>
-        <w:numPr>
-          <w:ilvl w:val="0"/>
-          <w:numId w:val="17"/>
+          <w:numId w:val="15"/>
         </w:numPr>
         <w:spacing w:line="288" w:lineRule="auto"/>
         <w:jc w:val="left"/>
@@ -1218,7 +1179,7 @@
       <w:pPr>
         <w:numPr>
           <w:ilvl w:val="0"/>
-          <w:numId w:val="18"/>
+          <w:numId w:val="16"/>
         </w:numPr>
         <w:spacing w:line="288" w:lineRule="auto"/>
         <w:jc w:val="left"/>
@@ -1246,7 +1207,7 @@
       <w:pPr>
         <w:numPr>
           <w:ilvl w:val="0"/>
-          <w:numId w:val="19"/>
+          <w:numId w:val="17"/>
         </w:numPr>
         <w:spacing w:line="288" w:lineRule="auto"/>
         <w:jc w:val="left"/>
@@ -1649,7 +1610,7 @@
       <w:pPr>
         <w:numPr>
           <w:ilvl w:val="0"/>
-          <w:numId w:val="20"/>
+          <w:numId w:val="18"/>
         </w:numPr>
         <w:spacing w:line="288" w:lineRule="auto"/>
         <w:jc w:val="left"/>
@@ -2282,6 +2243,75 @@
       <w:pPr>
         <w:numPr>
           <w:ilvl w:val="0"/>
+          <w:numId w:val="19"/>
+        </w:numPr>
+        <w:spacing w:line="288" w:lineRule="auto"/>
+        <w:jc w:val="left"/>
+      </w:pPr>
+      <w:r>
+        <w:rPr>
+          <w:rFonts w:ascii="微软雅黑" w:hAnsi="微软雅黑" w:eastAsia="微软雅黑" w:cs="微软雅黑"/>
+        </w:rPr>
+      </w:r>
+      <w:r>
+        <w:rPr>
+          <w:rFonts w:ascii="微软雅黑" w:hAnsi="微软雅黑" w:eastAsia="微软雅黑" w:cs="微软雅黑"/>
+          <w:b w:val="on"/>
+        </w:rPr>
+        <w:t>不同标识符（ID）</w:t>
+      </w:r>
+      <w:r>
+        <w:rPr>
+          <w:rFonts w:ascii="微软雅黑" w:hAnsi="微软雅黑" w:eastAsia="微软雅黑" w:cs="微软雅黑"/>
+        </w:rPr>
+        <w:t>：训练数据采集配置和常规测量配置使用不同的 ID，UE 上报时携带对应 ID，</w:t>
+      </w:r>
+      <w:r>
+        <w:rPr>
+          <w:rFonts w:ascii="微软雅黑" w:hAnsi="微软雅黑" w:eastAsia="微软雅黑" w:cs="微软雅黑"/>
+        </w:rPr>
+      </w:r>
+      <w:r>
+        <w:rPr>
+          <w:rFonts w:ascii="微软雅黑" w:hAnsi="微软雅黑" w:eastAsia="微软雅黑" w:cs="微软雅黑"/>
+          <w:color w:val="0D0D0D"/>
+          <w:shd w:val="clear" w:fill="FFFFFF"/>
+        </w:rPr>
+        <w:t>网络侧据此判断该上报数据是用于 AI 训练还是常规监测</w:t>
+      </w:r>
+    </w:p>
+    <w:p>
+      <w:pPr>
+        <w:numPr>
+          <w:ilvl w:val="0"/>
+          <w:numId w:val="20"/>
+        </w:numPr>
+        <w:spacing w:line="288" w:lineRule="auto"/>
+        <w:jc w:val="left"/>
+      </w:pPr>
+      <w:r>
+        <w:rPr>
+          <w:rFonts w:ascii="微软雅黑" w:hAnsi="微软雅黑" w:eastAsia="微软雅黑" w:cs="微软雅黑"/>
+        </w:rPr>
+      </w:r>
+      <w:r>
+        <w:rPr>
+          <w:rFonts w:ascii="微软雅黑" w:hAnsi="微软雅黑" w:eastAsia="微软雅黑" w:cs="微软雅黑"/>
+          <w:b w:val="on"/>
+        </w:rPr>
+        <w:t>显式标记</w:t>
+      </w:r>
+      <w:r>
+        <w:rPr>
+          <w:rFonts w:ascii="微软雅黑" w:hAnsi="微软雅黑" w:eastAsia="微软雅黑" w:cs="微软雅黑"/>
+        </w:rPr>
+        <w:t>：控制消息中明确指示该上报参数是否用于 AI 训练，UE 据此决定是否需要额外记录（如本地缓存日志）</w:t>
+      </w:r>
+    </w:p>
+    <w:p>
+      <w:pPr>
+        <w:numPr>
+          <w:ilvl w:val="0"/>
           <w:numId w:val="21"/>
         </w:numPr>
         <w:spacing w:line="288" w:lineRule="auto"/>
@@ -2297,137 +2327,68 @@
           <w:rFonts w:ascii="微软雅黑" w:hAnsi="微软雅黑" w:eastAsia="微软雅黑" w:cs="微软雅黑"/>
           <w:b w:val="on"/>
         </w:rPr>
-        <w:t>不同标识符（ID）</w:t>
-      </w:r>
-      <w:r>
-        <w:rPr>
-          <w:rFonts w:ascii="微软雅黑" w:hAnsi="微软雅黑" w:eastAsia="微软雅黑" w:cs="微软雅黑"/>
-        </w:rPr>
-        <w:t>：训练数据采集配置和常规测量配置使用不同的 ID，UE 上报时携带对应 ID，</w:t>
-      </w:r>
-      <w:r>
-        <w:rPr>
-          <w:rFonts w:ascii="微软雅黑" w:hAnsi="微软雅黑" w:eastAsia="微软雅黑" w:cs="微软雅黑"/>
-        </w:rPr>
-      </w:r>
-      <w:r>
-        <w:rPr>
-          <w:rFonts w:ascii="微软雅黑" w:hAnsi="微软雅黑" w:eastAsia="微软雅黑" w:cs="微软雅黑"/>
-          <w:color w:val="0D0D0D"/>
-          <w:shd w:val="clear" w:fill="FFFFFF"/>
-        </w:rPr>
-        <w:t>网络侧据此判断该上报数据是用于 AI 训练还是常规监测</w:t>
+        <w:t>采集窗口配置</w:t>
+      </w:r>
+      <w:r>
+        <w:rPr>
+          <w:rFonts w:ascii="微软雅黑" w:hAnsi="微软雅黑" w:eastAsia="微软雅黑" w:cs="微软雅黑"/>
+        </w:rPr>
+        <w:t>：可配置事件前采集时长/数量 + 事件后采集时长/数量，确保捕获事件发生前后的完整上下文</w:t>
+      </w:r>
+    </w:p>
+    <w:p>
+      <w:pPr>
+        <w:spacing w:line="288" w:lineRule="auto"/>
+        <w:jc w:val="left"/>
+      </w:pPr>
+      <w:r>
+        <w:rPr>
+          <w:rFonts w:ascii="微软雅黑" w:hAnsi="微软雅黑" w:eastAsia="微软雅黑" w:cs="微软雅黑"/>
+        </w:rPr>
+      </w:r>
+      <w:r>
+        <w:rPr>
+          <w:rFonts w:ascii="微软雅黑" w:hAnsi="微软雅黑" w:eastAsia="微软雅黑" w:cs="微软雅黑"/>
+          <w:b w:val="on"/>
+        </w:rPr>
+        <w:t>（5）研究启示</w:t>
+      </w:r>
+    </w:p>
+    <w:p>
+      <w:pPr>
+        <w:spacing w:line="288" w:lineRule="auto"/>
+        <w:jc w:val="left"/>
+      </w:pPr>
+      <w:r>
+        <w:rPr>
+          <w:rFonts w:ascii="微软雅黑" w:hAnsi="微软雅黑" w:eastAsia="微软雅黑" w:cs="微软雅黑"/>
+        </w:rPr>
+        <w:t>该专利确认了一个重要趋势：</w:t>
+      </w:r>
+      <w:r>
+        <w:rPr>
+          <w:rFonts w:ascii="微软雅黑" w:hAnsi="微软雅黑" w:eastAsia="微软雅黑" w:cs="微软雅黑"/>
+        </w:rPr>
+      </w:r>
+      <w:r>
+        <w:rPr>
+          <w:rFonts w:ascii="微软雅黑" w:hAnsi="微软雅黑" w:eastAsia="微软雅黑" w:cs="微软雅黑"/>
+          <w:b w:val="on"/>
+        </w:rPr>
+        <w:t>AI 模型的训练数据采集正在从"全量采集"向"事件驱动、按需采集"转变</w:t>
+      </w:r>
+      <w:r>
+        <w:rPr>
+          <w:rFonts w:ascii="微软雅黑" w:hAnsi="微软雅黑" w:eastAsia="微软雅黑" w:cs="微软雅黑"/>
+        </w:rPr>
+        <w:t>。启示：① 主动测试的触发条件可以借鉴移动性事件（如切换、信号骤降）作为触发点，而非仅依赖固定周期；② 测试数据应包含事件前后的时间窗口，以捕获完整的动态变化过程；③ 训练数据与常规数据的分离机制，可迁移到终端侧 QoE 预测模型的数据采集中——区分"用于训练模型的测试数据"和"用于实时决策的监测数据"。</w:t>
       </w:r>
     </w:p>
     <w:p>
       <w:pPr>
         <w:numPr>
           <w:ilvl w:val="0"/>
-          <w:numId w:val="22"/>
-        </w:numPr>
-        <w:spacing w:line="288" w:lineRule="auto"/>
-        <w:jc w:val="left"/>
-      </w:pPr>
-      <w:r>
-        <w:rPr>
-          <w:rFonts w:ascii="微软雅黑" w:hAnsi="微软雅黑" w:eastAsia="微软雅黑" w:cs="微软雅黑"/>
-        </w:rPr>
-      </w:r>
-      <w:r>
-        <w:rPr>
-          <w:rFonts w:ascii="微软雅黑" w:hAnsi="微软雅黑" w:eastAsia="微软雅黑" w:cs="微软雅黑"/>
-          <w:b w:val="on"/>
-        </w:rPr>
-        <w:t>显式标记</w:t>
-      </w:r>
-      <w:r>
-        <w:rPr>
-          <w:rFonts w:ascii="微软雅黑" w:hAnsi="微软雅黑" w:eastAsia="微软雅黑" w:cs="微软雅黑"/>
-        </w:rPr>
-        <w:t>：控制消息中明确指示该上报参数是否用于 AI 训练，UE 据此决定是否需要额外记录（如本地缓存日志）</w:t>
-      </w:r>
-    </w:p>
-    <w:p>
-      <w:pPr>
-        <w:numPr>
-          <w:ilvl w:val="0"/>
-          <w:numId w:val="23"/>
-        </w:numPr>
-        <w:spacing w:line="288" w:lineRule="auto"/>
-        <w:jc w:val="left"/>
-      </w:pPr>
-      <w:r>
-        <w:rPr>
-          <w:rFonts w:ascii="微软雅黑" w:hAnsi="微软雅黑" w:eastAsia="微软雅黑" w:cs="微软雅黑"/>
-        </w:rPr>
-      </w:r>
-      <w:r>
-        <w:rPr>
-          <w:rFonts w:ascii="微软雅黑" w:hAnsi="微软雅黑" w:eastAsia="微软雅黑" w:cs="微软雅黑"/>
-          <w:b w:val="on"/>
-        </w:rPr>
-        <w:t>采集窗口配置</w:t>
-      </w:r>
-      <w:r>
-        <w:rPr>
-          <w:rFonts w:ascii="微软雅黑" w:hAnsi="微软雅黑" w:eastAsia="微软雅黑" w:cs="微软雅黑"/>
-        </w:rPr>
-        <w:t>：可配置事件前采集时长/数量 + 事件后采集时长/数量，确保捕获事件发生前后的完整上下文</w:t>
-      </w:r>
-    </w:p>
-    <w:p>
-      <w:pPr>
-        <w:spacing w:line="288" w:lineRule="auto"/>
-        <w:jc w:val="left"/>
-      </w:pPr>
-      <w:r>
-        <w:rPr>
-          <w:rFonts w:ascii="微软雅黑" w:hAnsi="微软雅黑" w:eastAsia="微软雅黑" w:cs="微软雅黑"/>
-        </w:rPr>
-      </w:r>
-      <w:r>
-        <w:rPr>
-          <w:rFonts w:ascii="微软雅黑" w:hAnsi="微软雅黑" w:eastAsia="微软雅黑" w:cs="微软雅黑"/>
-          <w:b w:val="on"/>
-        </w:rPr>
-        <w:t>（5）研究启示</w:t>
-      </w:r>
-    </w:p>
-    <w:p>
-      <w:pPr>
-        <w:spacing w:line="288" w:lineRule="auto"/>
-        <w:jc w:val="left"/>
-      </w:pPr>
-      <w:r>
-        <w:rPr>
-          <w:rFonts w:ascii="微软雅黑" w:hAnsi="微软雅黑" w:eastAsia="微软雅黑" w:cs="微软雅黑"/>
-        </w:rPr>
-        <w:t>该专利确认了一个重要趋势：</w:t>
-      </w:r>
-      <w:r>
-        <w:rPr>
-          <w:rFonts w:ascii="微软雅黑" w:hAnsi="微软雅黑" w:eastAsia="微软雅黑" w:cs="微软雅黑"/>
-        </w:rPr>
-      </w:r>
-      <w:r>
-        <w:rPr>
-          <w:rFonts w:ascii="微软雅黑" w:hAnsi="微软雅黑" w:eastAsia="微软雅黑" w:cs="微软雅黑"/>
-          <w:b w:val="on"/>
-        </w:rPr>
-        <w:t>AI 模型的训练数据采集正在从"全量采集"向"事件驱动、按需采集"转变</w:t>
-      </w:r>
-      <w:r>
-        <w:rPr>
-          <w:rFonts w:ascii="微软雅黑" w:hAnsi="微软雅黑" w:eastAsia="微软雅黑" w:cs="微软雅黑"/>
-        </w:rPr>
-        <w:t>。启示：① 主动测试的触发条件可以借鉴移动性事件（如切换、信号骤降）作为触发点，而非仅依赖固定周期；② 测试数据应包含事件前后的时间窗口，以捕获完整的动态变化过程；③ 训练数据与常规数据的分离机制，可迁移到终端侧 QoE 预测模型的数据采集中——区分"用于训练模型的测试数据"和"用于实时决策的监测数据"。</w:t>
-      </w:r>
-    </w:p>
-    <w:p>
-      <w:pPr>
-        <w:numPr>
-          <w:ilvl w:val="0"/>
-          <w:numId w:val="23"/>
+          <w:numId w:val="21"/>
         </w:numPr>
         <w:spacing w:line="288" w:lineRule="auto"/>
         <w:jc w:val="left"/>
@@ -2531,7 +2492,7 @@
       <w:pPr>
         <w:numPr>
           <w:ilvl w:val="0"/>
-          <w:numId w:val="24"/>
+          <w:numId w:val="22"/>
         </w:numPr>
         <w:spacing w:line="288" w:lineRule="auto"/>
         <w:jc w:val="left"/>
@@ -2592,7 +2553,7 @@
       <w:pPr>
         <w:numPr>
           <w:ilvl w:val="0"/>
-          <w:numId w:val="25"/>
+          <w:numId w:val="23"/>
         </w:numPr>
         <w:spacing w:line="288" w:lineRule="auto"/>
         <w:jc w:val="left"/>
@@ -3289,9 +3250,23 @@
     </w:p>
     <w:p>
       <w:pPr>
+        <w:pStyle w:val="5"/>
+        <w:jc w:val="left"/>
+      </w:pPr>
+      <w:r>
+        <w:rPr>
+          <w:rFonts w:ascii="微软雅黑" w:hAnsi="微软雅黑" w:eastAsia="微软雅黑" w:cs="微软雅黑"/>
+          <w:sz w:val="28"/>
+          <w:b w:val="on"/>
+        </w:rPr>
+        <w:t>3、苹果</w:t>
+      </w:r>
+    </w:p>
+    <w:p>
+      <w:pPr>
         <w:numPr>
           <w:ilvl w:val="0"/>
-          <w:numId w:val="25"/>
+          <w:numId w:val="24"/>
         </w:numPr>
         <w:spacing w:line="288" w:lineRule="auto"/>
         <w:jc w:val="left"/>
@@ -3308,475 +3283,20 @@
           <w:color w:val="0D0D0D"/>
           <w:shd w:val="clear" w:fill="FFFFFF"/>
         </w:rPr>
-        <w:t>虚拟定位信号测量</w:t>
-      </w:r>
-      <w:r>
-        <w:rPr>
-          <w:rFonts w:ascii="微软雅黑" w:hAnsi="微软雅黑" w:eastAsia="微软雅黑" w:cs="微软雅黑"/>
-        </w:rPr>
-      </w:r>
-      <w:r>
-        <w:rPr>
-          <w:rFonts w:ascii="微软雅黑" w:hAnsi="微软雅黑" w:eastAsia="微软雅黑" w:cs="微软雅黑"/>
-          <w:b w:val="on"/>
-        </w:rPr>
-        <w:t xml:space="preserve">：申请：2023-01-18；公开：2024-07-18；授权：2026-05-12 专利 US12625275B2 — </w:t>
-      </w:r>
-      <w:r>
-        <w:rPr>
-          <w:rFonts w:ascii="微软雅黑" w:hAnsi="微软雅黑" w:eastAsia="微软雅黑" w:cs="微软雅黑"/>
-        </w:rPr>
-      </w:r>
-      <w:hyperlink r:id="rId9">
-        <w:r>
-          <w:rPr>
-            <w:rFonts w:ascii="微软雅黑" w:hAnsi="微软雅黑" w:eastAsia="微软雅黑" w:cs="微软雅黑"/>
-            <w:b w:val="on"/>
-            <w:color w:val="0000FF"/>
-            <w:u w:val="single"/>
-          </w:rPr>
-          <w:t>Virtual positioning signal measurements</w:t>
-        </w:r>
-      </w:hyperlink>
-    </w:p>
-    <w:p>
-      <w:pPr>
-        <w:spacing w:line="288" w:lineRule="auto"/>
-        <w:jc w:val="left"/>
-      </w:pPr>
-      <w:r>
-        <w:rPr>
-          <w:rFonts w:ascii="微软雅黑" w:hAnsi="微软雅黑" w:eastAsia="微软雅黑" w:cs="微软雅黑"/>
-        </w:rPr>
-      </w:r>
-      <w:r>
-        <w:rPr>
-          <w:rFonts w:ascii="微软雅黑" w:hAnsi="微软雅黑" w:eastAsia="微软雅黑" w:cs="微软雅黑"/>
-          <w:b w:val="on"/>
-        </w:rPr>
-        <w:t>（1）技术概述</w:t>
-      </w:r>
-    </w:p>
-    <w:p>
-      <w:pPr>
-        <w:spacing w:line="288" w:lineRule="auto"/>
-        <w:jc w:val="left"/>
-      </w:pPr>
-      <w:r>
-        <w:rPr>
-          <w:rFonts w:ascii="微软雅黑" w:hAnsi="微软雅黑" w:eastAsia="微软雅黑" w:cs="微软雅黑"/>
-        </w:rPr>
-        <w:t>该专利提出了一种</w:t>
-      </w:r>
-      <w:r>
-        <w:rPr>
-          <w:rFonts w:ascii="微软雅黑" w:hAnsi="微软雅黑" w:eastAsia="微软雅黑" w:cs="微软雅黑"/>
-        </w:rPr>
-      </w:r>
-      <w:r>
-        <w:rPr>
-          <w:rFonts w:ascii="微软雅黑" w:hAnsi="微软雅黑" w:eastAsia="微软雅黑" w:cs="微软雅黑"/>
-          <w:b w:val="on"/>
-        </w:rPr>
-        <w:t>虚拟测量值生成方法</w:t>
-      </w:r>
-      <w:r>
-        <w:rPr>
-          <w:rFonts w:ascii="微软雅黑" w:hAnsi="微软雅黑" w:eastAsia="微软雅黑" w:cs="微软雅黑"/>
-        </w:rPr>
-        <w:t>，用于解决定位场景中测量数据缺失的问题。UE 在进行定位时，需要测量来自多个基站/TRP（发射接收点）的定位参考信号（PRS），但实际中常因信号遮挡、同频干扰、PRS 静默等因素导致某些预期的测量值缺失。该专利的核心思想是：</w:t>
-      </w:r>
-      <w:r>
-        <w:rPr>
-          <w:rFonts w:ascii="微软雅黑" w:hAnsi="微软雅黑" w:eastAsia="微软雅黑" w:cs="微软雅黑"/>
-        </w:rPr>
-      </w:r>
-      <w:r>
-        <w:rPr>
-          <w:rFonts w:ascii="微软雅黑" w:hAnsi="微软雅黑" w:eastAsia="微软雅黑" w:cs="微软雅黑"/>
-          <w:b w:val="on"/>
-        </w:rPr>
-        <w:t>利用已有的同类型实际测量值，推断出缺失的虚拟测量值</w:t>
-      </w:r>
-      <w:r>
-        <w:rPr>
-          <w:rFonts w:ascii="微软雅黑" w:hAnsi="微软雅黑" w:eastAsia="微软雅黑" w:cs="微软雅黑"/>
-        </w:rPr>
-        <w:t>，从而补全测量数据集，使后续定位算法能够正常工作。</w:t>
-      </w:r>
-    </w:p>
-    <w:p>
-      <w:pPr>
-        <w:spacing w:line="288" w:lineRule="auto"/>
-        <w:jc w:val="left"/>
-      </w:pPr>
-      <w:r>
-        <w:rPr>
-          <w:rFonts w:ascii="微软雅黑" w:hAnsi="微软雅黑" w:eastAsia="微软雅黑" w:cs="微软雅黑"/>
-        </w:rPr>
-      </w:r>
-      <w:r>
-        <w:rPr>
-          <w:rFonts w:ascii="微软雅黑" w:hAnsi="微软雅黑" w:eastAsia="微软雅黑" w:cs="微软雅黑"/>
-          <w:b w:val="on"/>
-        </w:rPr>
-        <w:t>（2）核心机制：Sparse → Virtual</w:t>
-      </w:r>
-    </w:p>
-    <w:p>
-      <w:pPr>
-        <w:numPr>
-          <w:ilvl w:val="0"/>
-          <w:numId w:val="26"/>
-        </w:numPr>
-        <w:spacing w:line="288" w:lineRule="auto"/>
-        <w:jc w:val="left"/>
-      </w:pPr>
-      <w:r>
-        <w:rPr>
-          <w:rFonts w:ascii="微软雅黑" w:hAnsi="微软雅黑" w:eastAsia="微软雅黑" w:cs="微软雅黑"/>
-        </w:rPr>
-      </w:r>
-      <w:r>
-        <w:rPr>
-          <w:rFonts w:ascii="微软雅黑" w:hAnsi="微软雅黑" w:eastAsia="微软雅黑" w:cs="微软雅黑"/>
-          <w:color w:val="000000"/>
-          <w:shd w:val="clear" w:fill="FFFFFF"/>
-        </w:rPr>
-        <w:t>传统做法（测量缺失时）：</w:t>
-      </w:r>
-    </w:p>
-    <w:p>
-      <w:pPr>
-        <w:spacing w:line="288" w:lineRule="auto"/>
-        <w:jc w:val="left"/>
-      </w:pPr>
-      <w:r>
-        <w:rPr>
-          <w:rFonts w:ascii="微软雅黑" w:hAnsi="微软雅黑" w:eastAsia="微软雅黑" w:cs="微软雅黑"/>
-        </w:rPr>
-      </w:r>
-      <w:r>
-        <w:rPr>
-          <w:rFonts w:ascii="微软雅黑" w:hAnsi="微软雅黑" w:eastAsia="微软雅黑" w:cs="微软雅黑"/>
-          <w:color w:val="000000"/>
-          <w:shd w:val="clear" w:fill="FFFFFF"/>
-        </w:rPr>
-        <w:t xml:space="preserve">  预期测量 5 个 TRP 的 PRS 信号</w:t>
-      </w:r>
-    </w:p>
-    <w:p>
-      <w:pPr>
-        <w:spacing w:line="288" w:lineRule="auto"/>
-        <w:jc w:val="left"/>
-      </w:pPr>
-      <w:r>
-        <w:rPr>
-          <w:rFonts w:ascii="微软雅黑" w:hAnsi="微软雅黑" w:eastAsia="微软雅黑" w:cs="微软雅黑"/>
-        </w:rPr>
-      </w:r>
-      <w:r>
-        <w:rPr>
-          <w:rFonts w:ascii="微软雅黑" w:hAnsi="微软雅黑" w:eastAsia="微软雅黑" w:cs="微软雅黑"/>
-          <w:color w:val="000000"/>
-          <w:shd w:val="clear" w:fill="FFFFFF"/>
-        </w:rPr>
-        <w:t xml:space="preserve">  → 实际只测到 3 个（TRP1、TRP3、TRP5）</w:t>
-      </w:r>
-    </w:p>
-    <w:p>
-      <w:pPr>
-        <w:spacing w:line="288" w:lineRule="auto"/>
-        <w:jc w:val="left"/>
-      </w:pPr>
-      <w:r>
-        <w:rPr>
-          <w:rFonts w:ascii="微软雅黑" w:hAnsi="微软雅黑" w:eastAsia="微软雅黑" w:cs="微软雅黑"/>
-        </w:rPr>
-      </w:r>
-      <w:r>
-        <w:rPr>
-          <w:rFonts w:ascii="微软雅黑" w:hAnsi="微软雅黑" w:eastAsia="微软雅黑" w:cs="微软雅黑"/>
-          <w:color w:val="000000"/>
-          <w:shd w:val="clear" w:fill="FFFFFF"/>
-        </w:rPr>
-        <w:t xml:space="preserve">  → TRP2 和 TRP4 的测量缺失</w:t>
-      </w:r>
-    </w:p>
-    <w:p>
-      <w:pPr>
-        <w:spacing w:line="288" w:lineRule="auto"/>
-        <w:jc w:val="left"/>
-      </w:pPr>
-      <w:r>
-        <w:rPr>
-          <w:rFonts w:ascii="微软雅黑" w:hAnsi="微软雅黑" w:eastAsia="微软雅黑" w:cs="微软雅黑"/>
-        </w:rPr>
-      </w:r>
-      <w:r>
-        <w:rPr>
-          <w:rFonts w:ascii="微软雅黑" w:hAnsi="微软雅黑" w:eastAsia="微软雅黑" w:cs="微软雅黑"/>
-          <w:color w:val="000000"/>
-          <w:shd w:val="clear" w:fill="FFFFFF"/>
-        </w:rPr>
-        <w:t xml:space="preserve">  → 只能拿 3 个测量值去定位，精度下降或无法定位</w:t>
-      </w:r>
-    </w:p>
-    <w:p>
-      <w:pPr>
-        <w:numPr>
-          <w:ilvl w:val="0"/>
-          <w:numId w:val="27"/>
-        </w:numPr>
-        <w:spacing w:line="288" w:lineRule="auto"/>
-        <w:jc w:val="left"/>
-      </w:pPr>
-      <w:r>
-        <w:rPr>
-          <w:rFonts w:ascii="微软雅黑" w:hAnsi="微软雅黑" w:eastAsia="微软雅黑" w:cs="微软雅黑"/>
-        </w:rPr>
-      </w:r>
-      <w:r>
-        <w:rPr>
-          <w:rFonts w:ascii="微软雅黑" w:hAnsi="微软雅黑" w:eastAsia="微软雅黑" w:cs="微软雅黑"/>
-          <w:color w:val="000000"/>
-          <w:shd w:val="clear" w:fill="FFFFFF"/>
-        </w:rPr>
-        <w:t>本专利做法：</w:t>
-      </w:r>
-    </w:p>
-    <w:p>
-      <w:pPr>
-        <w:spacing w:line="288" w:lineRule="auto"/>
-        <w:jc w:val="left"/>
-      </w:pPr>
-      <w:r>
-        <w:rPr>
-          <w:rFonts w:ascii="微软雅黑" w:hAnsi="微软雅黑" w:eastAsia="微软雅黑" w:cs="微软雅黑"/>
-        </w:rPr>
-      </w:r>
-      <w:r>
-        <w:rPr>
-          <w:rFonts w:ascii="微软雅黑" w:hAnsi="微软雅黑" w:eastAsia="微软雅黑" w:cs="微软雅黑"/>
-          <w:color w:val="000000"/>
-          <w:shd w:val="clear" w:fill="FFFFFF"/>
-        </w:rPr>
-        <w:t xml:space="preserve">  预期测量 5 个 TRP 的 PRS 信号</w:t>
-      </w:r>
-    </w:p>
-    <w:p>
-      <w:pPr>
-        <w:spacing w:line="288" w:lineRule="auto"/>
-        <w:jc w:val="left"/>
-      </w:pPr>
-      <w:r>
-        <w:rPr>
-          <w:rFonts w:ascii="微软雅黑" w:hAnsi="微软雅黑" w:eastAsia="微软雅黑" w:cs="微软雅黑"/>
-        </w:rPr>
-      </w:r>
-      <w:r>
-        <w:rPr>
-          <w:rFonts w:ascii="微软雅黑" w:hAnsi="微软雅黑" w:eastAsia="微软雅黑" w:cs="微软雅黑"/>
-          <w:color w:val="000000"/>
-          <w:shd w:val="clear" w:fill="FFFFFF"/>
-        </w:rPr>
-        <w:t xml:space="preserve">  → 实际只测到 3 个（TRP1、TRP3、TRP5）</w:t>
-      </w:r>
-    </w:p>
-    <w:p>
-      <w:pPr>
-        <w:spacing w:line="288" w:lineRule="auto"/>
-        <w:jc w:val="left"/>
-      </w:pPr>
-      <w:r>
-        <w:rPr>
-          <w:rFonts w:ascii="微软雅黑" w:hAnsi="微软雅黑" w:eastAsia="微软雅黑" w:cs="微软雅黑"/>
-        </w:rPr>
-      </w:r>
-      <w:r>
-        <w:rPr>
-          <w:rFonts w:ascii="微软雅黑" w:hAnsi="微软雅黑" w:eastAsia="微软雅黑" w:cs="微软雅黑"/>
-          <w:color w:val="000000"/>
-          <w:shd w:val="clear" w:fill="FFFFFF"/>
-        </w:rPr>
-        <w:t xml:space="preserve">  → 发现 TRP2 缺失 → 根据 TRP1 和 TRP3 的测量值推断 TRP2 的虚拟值</w:t>
-      </w:r>
-    </w:p>
-    <w:p>
-      <w:pPr>
-        <w:spacing w:line="288" w:lineRule="auto"/>
-        <w:jc w:val="left"/>
-      </w:pPr>
-      <w:r>
-        <w:rPr>
-          <w:rFonts w:ascii="微软雅黑" w:hAnsi="微软雅黑" w:eastAsia="微软雅黑" w:cs="微软雅黑"/>
-        </w:rPr>
-      </w:r>
-      <w:r>
-        <w:rPr>
-          <w:rFonts w:ascii="微软雅黑" w:hAnsi="微软雅黑" w:eastAsia="微软雅黑" w:cs="微软雅黑"/>
-          <w:color w:val="000000"/>
-          <w:shd w:val="clear" w:fill="FFFFFF"/>
-        </w:rPr>
-        <w:t xml:space="preserve">  → 发现 TRP4 缺失 → 根据 TRP3 和 TRP5 的测量值推断 TRP4 的虚拟值</w:t>
-      </w:r>
-    </w:p>
-    <w:p>
-      <w:pPr>
-        <w:spacing w:line="288" w:lineRule="auto"/>
-        <w:jc w:val="left"/>
-      </w:pPr>
-      <w:r>
-        <w:rPr>
-          <w:rFonts w:ascii="微软雅黑" w:hAnsi="微软雅黑" w:eastAsia="微软雅黑" w:cs="微软雅黑"/>
-        </w:rPr>
-      </w:r>
-      <w:r>
-        <w:rPr>
-          <w:rFonts w:ascii="微软雅黑" w:hAnsi="微软雅黑" w:eastAsia="微软雅黑" w:cs="微软雅黑"/>
-          <w:color w:val="000000"/>
-          <w:shd w:val="clear" w:fill="FFFFFF"/>
-        </w:rPr>
-        <w:t xml:space="preserve">  → 5 个测量值补全，定位算法正常执行</w:t>
-      </w:r>
-    </w:p>
-    <w:p>
-      <w:pPr>
-        <w:spacing w:line="288" w:lineRule="auto"/>
-        <w:jc w:val="left"/>
-      </w:pPr>
-      <w:r>
-        <w:rPr>
-          <w:rFonts w:ascii="微软雅黑" w:hAnsi="微软雅黑" w:eastAsia="微软雅黑" w:cs="微软雅黑"/>
-        </w:rPr>
-      </w:r>
-      <w:r>
-        <w:rPr>
-          <w:rFonts w:ascii="微软雅黑" w:hAnsi="微软雅黑" w:eastAsia="微软雅黑" w:cs="微软雅黑"/>
-          <w:b w:val="on"/>
-        </w:rPr>
-        <w:t>（3）推断逻辑：同类型测量为基准</w:t>
-      </w:r>
-    </w:p>
-    <w:p>
-      <w:pPr>
-        <w:spacing w:line="288" w:lineRule="auto"/>
-        <w:jc w:val="left"/>
-      </w:pPr>
-      <w:r>
-        <w:rPr>
-          <w:rFonts w:ascii="微软雅黑" w:hAnsi="微软雅黑" w:eastAsia="微软雅黑" w:cs="微软雅黑"/>
-        </w:rPr>
-        <w:t>专利强调虚拟测量值必须是</w:t>
-      </w:r>
-      <w:r>
-        <w:rPr>
-          <w:rFonts w:ascii="微软雅黑" w:hAnsi="微软雅黑" w:eastAsia="微软雅黑" w:cs="微软雅黑"/>
-        </w:rPr>
-      </w:r>
-      <w:r>
-        <w:rPr>
-          <w:rFonts w:ascii="微软雅黑" w:hAnsi="微软雅黑" w:eastAsia="微软雅黑" w:cs="微软雅黑"/>
-          <w:b w:val="on"/>
-        </w:rPr>
-        <w:t>同一测量类型</w:t>
-      </w:r>
-      <w:r>
-        <w:rPr>
-          <w:rFonts w:ascii="微软雅黑" w:hAnsi="微软雅黑" w:eastAsia="微软雅黑" w:cs="微软雅黑"/>
-        </w:rPr>
-        <w:t>：例如缺失的是 ToA（到达时间），则用已有的 ToA 测量值来推断，不能用 RSRP 来推断 ToA。推断方法可以是基于已有测量值之间的空间/时间关系进行插值、外推或模型预测。</w:t>
-      </w:r>
-    </w:p>
-    <w:p>
-      <w:pPr>
-        <w:spacing w:line="288" w:lineRule="auto"/>
-        <w:jc w:val="left"/>
-      </w:pPr>
-      <w:r>
-        <w:rPr>
-          <w:rFonts w:ascii="微软雅黑" w:hAnsi="微软雅黑" w:eastAsia="微软雅黑" w:cs="微软雅黑"/>
-        </w:rPr>
-      </w:r>
-      <w:r>
-        <w:rPr>
-          <w:rFonts w:ascii="微软雅黑" w:hAnsi="微软雅黑" w:eastAsia="微软雅黑" w:cs="微软雅黑"/>
-          <w:b w:val="on"/>
-        </w:rPr>
-        <w:t>（4）研究启示</w:t>
-      </w:r>
-    </w:p>
-    <w:p>
-      <w:pPr>
-        <w:spacing w:line="288" w:lineRule="auto"/>
-        <w:jc w:val="left"/>
-      </w:pPr>
-      <w:r>
-        <w:rPr>
-          <w:rFonts w:ascii="微软雅黑" w:hAnsi="微软雅黑" w:eastAsia="微软雅黑" w:cs="微软雅黑"/>
-        </w:rPr>
-        <w:t xml:space="preserve">该专利反映了高通在测量领域的一个重要演进方向：从 </w:t>
-      </w:r>
-      <w:r>
-        <w:rPr>
-          <w:rFonts w:ascii="微软雅黑" w:hAnsi="微软雅黑" w:eastAsia="微软雅黑" w:cs="微软雅黑"/>
-        </w:rPr>
-      </w:r>
-      <w:r>
-        <w:rPr>
-          <w:rFonts w:ascii="微软雅黑" w:hAnsi="微软雅黑" w:eastAsia="微软雅黑" w:cs="微软雅黑"/>
-          <w:b w:val="on"/>
-        </w:rPr>
-        <w:t>Adaptive Measurement</w:t>
-      </w:r>
-      <w:r>
-        <w:rPr>
-          <w:rFonts w:ascii="微软雅黑" w:hAnsi="微软雅黑" w:eastAsia="微软雅黑" w:cs="微软雅黑"/>
-        </w:rPr>
-        <w:t xml:space="preserve">（自适应选择测什么）进一步发展到 </w:t>
-      </w:r>
-      <w:r>
-        <w:rPr>
-          <w:rFonts w:ascii="微软雅黑" w:hAnsi="微软雅黑" w:eastAsia="微软雅黑" w:cs="微软雅黑"/>
-        </w:rPr>
-      </w:r>
-      <w:r>
-        <w:rPr>
-          <w:rFonts w:ascii="微软雅黑" w:hAnsi="微软雅黑" w:eastAsia="微软雅黑" w:cs="微软雅黑"/>
-          <w:b w:val="on"/>
-        </w:rPr>
-        <w:t>Measurement Reconstruction</w:t>
-      </w:r>
-      <w:r>
-        <w:rPr>
-          <w:rFonts w:ascii="微软雅黑" w:hAnsi="微软雅黑" w:eastAsia="微软雅黑" w:cs="微软雅黑"/>
-        </w:rPr>
-        <w:t>（测量缺失时推断补全）。这一思路对本研究有直接启示：在终端侧 QoE 感知中，主动测试可能因终端功耗、网络条件等限制无法覆盖所有需要的测量维度，此时可借鉴"虚拟测量"的思路——根据已获取的物理层指标（RSRP、SINR）推断未直接测量的传输层指标（如吞吐量、时延），从而在降低测试开销的同时保持 QoE 评估的完整性。</w:t>
-      </w:r>
-    </w:p>
-    <w:p>
-      <w:pPr>
-        <w:pStyle w:val="5"/>
-        <w:jc w:val="left"/>
-      </w:pPr>
-      <w:r>
-        <w:rPr>
-          <w:rFonts w:ascii="微软雅黑" w:hAnsi="微软雅黑" w:eastAsia="微软雅黑" w:cs="微软雅黑"/>
-          <w:sz w:val="28"/>
-          <w:b w:val="on"/>
-        </w:rPr>
-        <w:t>3、苹果</w:t>
-      </w:r>
-    </w:p>
-    <w:p>
-      <w:pPr>
-        <w:numPr>
-          <w:ilvl w:val="0"/>
-          <w:numId w:val="28"/>
-        </w:numPr>
-        <w:spacing w:line="288" w:lineRule="auto"/>
-        <w:jc w:val="left"/>
-      </w:pPr>
+        <w:t>播放卡顿预期上报：</w:t>
+      </w:r>
+      <w:r>
+        <w:rPr>
+          <w:rFonts w:ascii="微软雅黑" w:hAnsi="微软雅黑" w:eastAsia="微软雅黑" w:cs="微软雅黑"/>
+        </w:rPr>
+      </w:r>
+      <w:r>
+        <w:rPr>
+          <w:rFonts w:ascii="微软雅黑" w:hAnsi="微软雅黑" w:eastAsia="微软雅黑" w:cs="微软雅黑"/>
+          <w:b w:val="on"/>
+        </w:rPr>
+        <w:t xml:space="preserve">申请：2024-01-26；公开：2024-11-07；授权：2026-05-05 专利 </w:t>
+      </w:r>
       <w:r>
         <w:rPr>
           <w:rFonts w:ascii="微软雅黑" w:hAnsi="微软雅黑" w:eastAsia="微软雅黑" w:cs="微软雅黑"/>
@@ -3789,32 +3309,6 @@
           <w:color w:val="0D0D0D"/>
           <w:shd w:val="clear" w:fill="FFFFFF"/>
         </w:rPr>
-        <w:t>播放卡顿预期上报：</w:t>
-      </w:r>
-      <w:r>
-        <w:rPr>
-          <w:rFonts w:ascii="微软雅黑" w:hAnsi="微软雅黑" w:eastAsia="微软雅黑" w:cs="微软雅黑"/>
-        </w:rPr>
-      </w:r>
-      <w:r>
-        <w:rPr>
-          <w:rFonts w:ascii="微软雅黑" w:hAnsi="微软雅黑" w:eastAsia="微软雅黑" w:cs="微软雅黑"/>
-          <w:b w:val="on"/>
-        </w:rPr>
-        <w:t xml:space="preserve">申请：2024-01-26；公开：2024-11-07；授权：2026-05-05 专利 </w:t>
-      </w:r>
-      <w:r>
-        <w:rPr>
-          <w:rFonts w:ascii="微软雅黑" w:hAnsi="微软雅黑" w:eastAsia="微软雅黑" w:cs="微软雅黑"/>
-        </w:rPr>
-      </w:r>
-      <w:r>
-        <w:rPr>
-          <w:rFonts w:ascii="微软雅黑" w:hAnsi="微软雅黑" w:eastAsia="微软雅黑" w:cs="微软雅黑"/>
-          <w:b w:val="on"/>
-          <w:color w:val="0D0D0D"/>
-          <w:shd w:val="clear" w:fill="FFFFFF"/>
-        </w:rPr>
         <w:t xml:space="preserve">US12621840B2 — </w:t>
       </w:r>
       <w:r>
@@ -3822,7 +3316,7 @@
           <w:rFonts w:ascii="微软雅黑" w:hAnsi="微软雅黑" w:eastAsia="微软雅黑" w:cs="微软雅黑"/>
         </w:rPr>
       </w:r>
-      <w:hyperlink r:id="rId10">
+      <w:hyperlink r:id="rId9">
         <w:r>
           <w:rPr>
             <w:rFonts w:ascii="微软雅黑" w:hAnsi="微软雅黑" w:eastAsia="微软雅黑" w:cs="微软雅黑"/>
@@ -3941,7 +3435,7 @@
       <w:pPr>
         <w:numPr>
           <w:ilvl w:val="0"/>
-          <w:numId w:val="29"/>
+          <w:numId w:val="25"/>
         </w:numPr>
         <w:spacing w:line="288" w:lineRule="auto"/>
         <w:jc w:val="left"/>
@@ -3969,7 +3463,7 @@
       <w:pPr>
         <w:numPr>
           <w:ilvl w:val="0"/>
-          <w:numId w:val="30"/>
+          <w:numId w:val="26"/>
         </w:numPr>
         <w:spacing w:line="288" w:lineRule="auto"/>
         <w:jc w:val="left"/>
@@ -4015,7 +3509,7 @@
       <w:pPr>
         <w:numPr>
           <w:ilvl w:val="0"/>
-          <w:numId w:val="31"/>
+          <w:numId w:val="27"/>
         </w:numPr>
         <w:spacing w:line="288" w:lineRule="auto"/>
         <w:jc w:val="left"/>
@@ -4091,7 +3585,7 @@
       <w:pPr>
         <w:numPr>
           <w:ilvl w:val="0"/>
-          <w:numId w:val="31"/>
+          <w:numId w:val="27"/>
         </w:numPr>
         <w:spacing w:line="288" w:lineRule="auto"/>
         <w:jc w:val="left"/>
@@ -4113,7 +3607,7 @@
           <w:rFonts w:ascii="微软雅黑" w:hAnsi="微软雅黑" w:eastAsia="微软雅黑" w:cs="微软雅黑"/>
         </w:rPr>
       </w:r>
-      <w:hyperlink r:id="rId11">
+      <w:hyperlink r:id="rId10">
         <w:r>
           <w:rPr>
             <w:rFonts w:ascii="微软雅黑" w:hAnsi="微软雅黑" w:eastAsia="微软雅黑" w:cs="微软雅黑"/>
@@ -4207,7 +3701,7 @@
       <w:pPr>
         <w:numPr>
           <w:ilvl w:val="0"/>
-          <w:numId w:val="32"/>
+          <w:numId w:val="28"/>
         </w:numPr>
         <w:spacing w:line="288" w:lineRule="auto"/>
         <w:jc w:val="left"/>
@@ -4235,7 +3729,7 @@
       <w:pPr>
         <w:numPr>
           <w:ilvl w:val="0"/>
-          <w:numId w:val="33"/>
+          <w:numId w:val="29"/>
         </w:numPr>
         <w:spacing w:line="288" w:lineRule="auto"/>
         <w:jc w:val="left"/>
@@ -4810,7 +4304,7 @@
       <w:pPr>
         <w:numPr>
           <w:ilvl w:val="0"/>
-          <w:numId w:val="34"/>
+          <w:numId w:val="30"/>
         </w:numPr>
         <w:spacing w:line="288" w:lineRule="auto"/>
         <w:jc w:val="left"/>
@@ -4967,7 +4461,7 @@
       <w:pPr>
         <w:numPr>
           <w:ilvl w:val="0"/>
-          <w:numId w:val="34"/>
+          <w:numId w:val="30"/>
         </w:numPr>
         <w:spacing w:line="288" w:lineRule="auto"/>
         <w:jc w:val="left"/>
@@ -5064,73 +4558,7 @@
           <w:rFonts w:ascii="微软雅黑" w:hAnsi="微软雅黑" w:eastAsia="微软雅黑" w:cs="微软雅黑"/>
           <w:b w:val="on"/>
         </w:rPr>
-        <w:t>（3）</w:t>
-      </w:r>
-      <w:r>
-        <w:rPr>
-          <w:rFonts w:ascii="微软雅黑" w:hAnsi="微软雅黑" w:eastAsia="微软雅黑" w:cs="微软雅黑"/>
-        </w:rPr>
-      </w:r>
-      <w:r>
-        <w:rPr>
-          <w:rFonts w:ascii="微软雅黑" w:hAnsi="微软雅黑" w:eastAsia="微软雅黑" w:cs="微软雅黑"/>
-          <w:b w:val="on"/>
-          <w:color w:val="000000"/>
-          <w:shd w:val="clear" w:fill="FFFFFF"/>
-        </w:rPr>
-        <w:t>苹果</w:t>
-      </w:r>
-      <w:r>
-        <w:rPr>
-          <w:rFonts w:ascii="微软雅黑" w:hAnsi="微软雅黑" w:eastAsia="微软雅黑" w:cs="微软雅黑"/>
-        </w:rPr>
-      </w:r>
-      <w:r>
-        <w:rPr>
-          <w:rFonts w:ascii="微软雅黑" w:hAnsi="微软雅黑" w:eastAsia="微软雅黑" w:cs="微软雅黑"/>
-          <w:b w:val="on"/>
-        </w:rPr>
-        <w:t xml:space="preserve"> US20260032488A1 </w:t>
-      </w:r>
-      <w:r>
-        <w:rPr>
-          <w:rFonts w:ascii="微软雅黑" w:hAnsi="微软雅黑" w:eastAsia="微软雅黑" w:cs="微软雅黑"/>
-        </w:rPr>
-      </w:r>
-      <w:r>
-        <w:rPr>
-          <w:rFonts w:ascii="微软雅黑" w:hAnsi="微软雅黑" w:eastAsia="微软雅黑" w:cs="微软雅黑"/>
-          <w:b w:val="on"/>
-          <w:color w:val="000000"/>
-          <w:shd w:val="clear" w:fill="FFFFFF"/>
-        </w:rPr>
-        <w:t>终端触发</w:t>
-      </w:r>
-      <w:r>
-        <w:rPr>
-          <w:rFonts w:ascii="微软雅黑" w:hAnsi="微软雅黑" w:eastAsia="微软雅黑" w:cs="微软雅黑"/>
-        </w:rPr>
-      </w:r>
-      <w:r>
-        <w:rPr>
-          <w:rFonts w:ascii="微软雅黑" w:hAnsi="微软雅黑" w:eastAsia="微软雅黑" w:cs="微软雅黑"/>
-          <w:b w:val="on"/>
-        </w:rPr>
-        <w:t>QoE</w:t>
-      </w:r>
-      <w:r>
-        <w:rPr>
-          <w:rFonts w:ascii="微软雅黑" w:hAnsi="微软雅黑" w:eastAsia="微软雅黑" w:cs="微软雅黑"/>
-        </w:rPr>
-      </w:r>
-      <w:r>
-        <w:rPr>
-          <w:rFonts w:ascii="微软雅黑" w:hAnsi="微软雅黑" w:eastAsia="微软雅黑" w:cs="微软雅黑"/>
-          <w:b w:val="on"/>
-          <w:color w:val="000000"/>
-          <w:shd w:val="clear" w:fill="FFFFFF"/>
-        </w:rPr>
-        <w:t>测量重配置</w:t>
+        <w:t>（3）苹果 WO2024035532A1——UE 主动触发的 QoE 测量上报重配置</w:t>
       </w:r>
     </w:p>
     <w:p>
@@ -5155,7 +4583,7 @@
           <w:rFonts w:ascii="微软雅黑" w:hAnsi="微软雅黑" w:eastAsia="微软雅黑" w:cs="微软雅黑"/>
         </w:rPr>
       </w:r>
-      <w:hyperlink r:id="rId12">
+      <w:hyperlink r:id="rId11">
         <w:r>
           <w:rPr>
             <w:rFonts w:ascii="微软雅黑" w:hAnsi="微软雅黑" w:eastAsia="微软雅黑" w:cs="微软雅黑"/>
@@ -5183,6 +4611,249 @@
       <w:pPr>
         <w:numPr>
           <w:ilvl w:val="0"/>
+          <w:numId w:val="31"/>
+        </w:numPr>
+        <w:spacing w:line="288" w:lineRule="auto"/>
+        <w:jc w:val="left"/>
+      </w:pPr>
+      <w:r>
+        <w:rPr>
+          <w:rFonts w:ascii="微软雅黑" w:hAnsi="微软雅黑" w:eastAsia="微软雅黑" w:cs="微软雅黑"/>
+        </w:rPr>
+      </w:r>
+      <w:r>
+        <w:rPr>
+          <w:rFonts w:ascii="微软雅黑" w:hAnsi="微软雅黑" w:eastAsia="微软雅黑" w:cs="微软雅黑"/>
+          <w:b w:val="on"/>
+        </w:rPr>
+        <w:t>出处</w:t>
+      </w:r>
+      <w:r>
+        <w:rPr>
+          <w:rFonts w:ascii="微软雅黑" w:hAnsi="微软雅黑" w:eastAsia="微软雅黑" w:cs="微软雅黑"/>
+        </w:rPr>
+        <w:t>：IEEE Vehicular Technology Magazine，Vol. 20，No. 4，pp. 84–94，2025</w:t>
+      </w:r>
+    </w:p>
+    <w:p>
+      <w:pPr>
+        <w:spacing w:line="288" w:lineRule="auto"/>
+        <w:jc w:val="left"/>
+      </w:pPr>
+      <w:r>
+        <w:rPr>
+          <w:rFonts w:ascii="微软雅黑" w:hAnsi="微软雅黑" w:eastAsia="微软雅黑" w:cs="微软雅黑"/>
+        </w:rPr>
+      </w:r>
+      <w:r>
+        <w:rPr>
+          <w:rFonts w:ascii="微软雅黑" w:hAnsi="微软雅黑" w:eastAsia="微软雅黑" w:cs="微软雅黑"/>
+          <w:b w:val="on"/>
+        </w:rPr>
+        <w:t>a. 技术概述</w:t>
+      </w:r>
+    </w:p>
+    <w:p>
+      <w:pPr>
+        <w:spacing w:line="288" w:lineRule="auto"/>
+        <w:jc w:val="left"/>
+      </w:pPr>
+      <w:r>
+        <w:rPr>
+          <w:rFonts w:ascii="微软雅黑" w:hAnsi="微软雅黑" w:eastAsia="微软雅黑" w:cs="微软雅黑"/>
+        </w:rPr>
+        <w:t>该论文针对高速铁路通信中列车高速移动导致的</w:t>
+      </w:r>
+      <w:r>
+        <w:rPr>
+          <w:rFonts w:ascii="微软雅黑" w:hAnsi="微软雅黑" w:eastAsia="微软雅黑" w:cs="微软雅黑"/>
+        </w:rPr>
+      </w:r>
+      <w:r>
+        <w:rPr>
+          <w:rFonts w:ascii="微软雅黑" w:hAnsi="微软雅黑" w:eastAsia="微软雅黑" w:cs="微软雅黑"/>
+          <w:b w:val="on"/>
+        </w:rPr>
+        <w:t>无线信道快速变化、波束测量开销大和切换失败风险高</w:t>
+      </w:r>
+      <w:r>
+        <w:rPr>
+          <w:rFonts w:ascii="微软雅黑" w:hAnsi="微软雅黑" w:eastAsia="微软雅黑" w:cs="微软雅黑"/>
+        </w:rPr>
+        <w:t>等问题，研究 AI 驱动的波束级和小区级移动性管理方法。论文包含两个核心模块：① 在波束级移动性管理中，利用压缩感知对空间多波束信息进行压缩测量，并结合 AI 预测完整及未来的波束 RSRP，从而减少波束测量开销；② 在小区级移动性管理中，根据历史部分波束测量预测未来小区 L3-RSRP，提前判断潜在切换事件，实现主动切换，降低无线链路失败（RLF）风险。</w:t>
+      </w:r>
+    </w:p>
+    <w:p>
+      <w:pPr>
+        <w:spacing w:line="288" w:lineRule="auto"/>
+        <w:jc w:val="left"/>
+      </w:pPr>
+      <w:r>
+        <w:rPr>
+          <w:rFonts w:ascii="微软雅黑" w:hAnsi="微软雅黑" w:eastAsia="微软雅黑" w:cs="微软雅黑"/>
+        </w:rPr>
+      </w:r>
+      <w:r>
+        <w:rPr>
+          <w:rFonts w:ascii="微软雅黑" w:hAnsi="微软雅黑" w:eastAsia="微软雅黑" w:cs="微软雅黑"/>
+          <w:b w:val="on"/>
+        </w:rPr>
+        <w:t>b. 核心思路</w:t>
+      </w:r>
+    </w:p>
+    <w:p>
+      <w:pPr>
+        <w:spacing w:line="288" w:lineRule="auto"/>
+        <w:jc w:val="left"/>
+      </w:pPr>
+      <w:r>
+        <w:rPr>
+          <w:rFonts w:ascii="微软雅黑" w:hAnsi="微软雅黑" w:eastAsia="微软雅黑" w:cs="微软雅黑"/>
+        </w:rPr>
+        <w:t>高铁场景中列车速度快、运动轨迹相对固定，无线状态随位置和时间具有较明显的规律，因此可以利用历史测量预测未来网络状态。</w:t>
+      </w:r>
+    </w:p>
+    <w:p>
+      <w:pPr>
+        <w:spacing w:line="288" w:lineRule="auto"/>
+        <w:jc w:val="left"/>
+      </w:pPr>
+      <w:r>
+        <w:rPr>
+          <w:rFonts w:ascii="微软雅黑" w:hAnsi="微软雅黑" w:eastAsia="微软雅黑" w:cs="微软雅黑"/>
+        </w:rPr>
+        <w:t>传统做法：</w:t>
+      </w:r>
+    </w:p>
+    <w:p>
+      <w:pPr>
+        <w:pBdr>
+          <w:left w:color="AEAAAA" w:space="4" w:sz="24" w:val="single"/>
+        </w:pBdr>
+        <w:jc w:val="left"/>
+      </w:pPr>
+      <w:r>
+        <w:rPr>
+          <w:rFonts w:ascii="微软雅黑" w:hAnsi="微软雅黑" w:eastAsia="微软雅黑" w:cs="微软雅黑"/>
+        </w:rPr>
+        <w:t>大量波束测量 → 获取当前无线状态 → 满足 A3 条件后再触发切换 → 高速场景下可能出现测量开销大、切换过晚等问题</w:t>
+      </w:r>
+    </w:p>
+    <w:p>
+      <w:pPr>
+        <w:spacing w:line="288" w:lineRule="auto"/>
+        <w:jc w:val="left"/>
+      </w:pPr>
+      <w:r>
+        <w:rPr>
+          <w:rFonts w:ascii="微软雅黑" w:hAnsi="微软雅黑" w:eastAsia="微软雅黑" w:cs="微软雅黑"/>
+        </w:rPr>
+        <w:t>本文方案：</w:t>
+      </w:r>
+    </w:p>
+    <w:p>
+      <w:pPr>
+        <w:pBdr>
+          <w:left w:color="AEAAAA" w:space="4" w:sz="24" w:val="single"/>
+        </w:pBdr>
+        <w:jc w:val="left"/>
+      </w:pPr>
+      <w:r>
+        <w:rPr>
+          <w:rFonts w:ascii="微软雅黑" w:hAnsi="微软雅黑" w:eastAsia="微软雅黑" w:cs="微软雅黑"/>
+          <w:b w:val="on"/>
+        </w:rPr>
+        <w:t>压缩或减少当前波束测量 → AI 恢复/预测未来无线状态 → 提前判断波束和小区变化 → 主动进行波束选择或切换</w:t>
+      </w:r>
+    </w:p>
+    <w:p>
+      <w:pPr>
+        <w:spacing w:line="288" w:lineRule="auto"/>
+        <w:jc w:val="left"/>
+      </w:pPr>
+      <w:r>
+        <w:rPr>
+          <w:rFonts w:ascii="微软雅黑" w:hAnsi="微软雅黑" w:eastAsia="微软雅黑" w:cs="微软雅黑"/>
+        </w:rPr>
+      </w:r>
+      <w:r>
+        <w:rPr>
+          <w:rFonts w:ascii="微软雅黑" w:hAnsi="微软雅黑" w:eastAsia="微软雅黑" w:cs="微软雅黑"/>
+          <w:b w:val="on"/>
+        </w:rPr>
+        <w:t>c. 两个关键技术模块</w:t>
+      </w:r>
+    </w:p>
+    <w:p>
+      <w:pPr>
+        <w:spacing w:line="288" w:lineRule="auto"/>
+        <w:jc w:val="left"/>
+      </w:pPr>
+      <w:r>
+        <w:rPr>
+          <w:rFonts w:ascii="微软雅黑" w:hAnsi="微软雅黑" w:eastAsia="微软雅黑" w:cs="微软雅黑"/>
+        </w:rPr>
+      </w:r>
+      <w:r>
+        <w:rPr>
+          <w:rFonts w:ascii="微软雅黑" w:hAnsi="微软雅黑" w:eastAsia="微软雅黑" w:cs="微软雅黑"/>
+          <w:b w:val="on"/>
+        </w:rPr>
+        <w:t>模块一：压缩多波束测量（Compressed Measurements）</w:t>
+      </w:r>
+    </w:p>
+    <w:p>
+      <w:pPr>
+        <w:numPr>
+          <w:ilvl w:val="0"/>
+          <w:numId w:val="32"/>
+        </w:numPr>
+        <w:spacing w:line="288" w:lineRule="auto"/>
+        <w:jc w:val="left"/>
+      </w:pPr>
+      <w:r>
+        <w:rPr>
+          <w:rFonts w:ascii="微软雅黑" w:hAnsi="微软雅黑" w:eastAsia="微软雅黑" w:cs="微软雅黑"/>
+        </w:rPr>
+        <w:t>利用压缩感知将多个候选波束的信息压缩到较低维测量空间；</w:t>
+      </w:r>
+    </w:p>
+    <w:p>
+      <w:pPr>
+        <w:numPr>
+          <w:ilvl w:val="0"/>
+          <w:numId w:val="33"/>
+        </w:numPr>
+        <w:spacing w:line="288" w:lineRule="auto"/>
+        <w:jc w:val="left"/>
+      </w:pPr>
+      <w:r>
+        <w:rPr>
+          <w:rFonts w:ascii="微软雅黑" w:hAnsi="微软雅黑" w:eastAsia="微软雅黑" w:cs="微软雅黑"/>
+        </w:rPr>
+        <w:t>相比直接只测少数波束，压缩测量能够在相同测量开销下保留更多空间波束信息；</w:t>
+      </w:r>
+    </w:p>
+    <w:p>
+      <w:pPr>
+        <w:numPr>
+          <w:ilvl w:val="0"/>
+          <w:numId w:val="34"/>
+        </w:numPr>
+        <w:spacing w:line="288" w:lineRule="auto"/>
+        <w:jc w:val="left"/>
+      </w:pPr>
+      <w:r>
+        <w:rPr>
+          <w:rFonts w:ascii="微软雅黑" w:hAnsi="微软雅黑" w:eastAsia="微软雅黑" w:cs="微软雅黑"/>
+        </w:rPr>
+        <w:t>AI 模型利用历史压缩测量预测完整及未来时刻的波束 RSRP，用于选择合适的通信波束；</w:t>
+      </w:r>
+    </w:p>
+    <w:p>
+      <w:pPr>
+        <w:numPr>
+          <w:ilvl w:val="0"/>
           <w:numId w:val="35"/>
         </w:numPr>
         <w:spacing w:line="288" w:lineRule="auto"/>
@@ -5192,332 +4863,25 @@
         <w:rPr>
           <w:rFonts w:ascii="微软雅黑" w:hAnsi="微软雅黑" w:eastAsia="微软雅黑" w:cs="微软雅黑"/>
         </w:rPr>
-      </w:r>
-      <w:r>
-        <w:rPr>
-          <w:rFonts w:ascii="微软雅黑" w:hAnsi="微软雅黑" w:eastAsia="微软雅黑" w:cs="微软雅黑"/>
-          <w:b w:val="on"/>
-        </w:rPr>
-        <w:t>出处</w:t>
-      </w:r>
-      <w:r>
-        <w:rPr>
-          <w:rFonts w:ascii="微软雅黑" w:hAnsi="微软雅黑" w:eastAsia="微软雅黑" w:cs="微软雅黑"/>
-        </w:rPr>
-        <w:t>：IEEE Transactions on Vehicular Technology / IEEE 期刊，2025年</w:t>
-      </w:r>
-    </w:p>
-    <w:p>
-      <w:pPr>
-        <w:spacing w:line="288" w:lineRule="auto"/>
-        <w:jc w:val="left"/>
-      </w:pPr>
-      <w:r>
-        <w:rPr>
-          <w:rFonts w:ascii="微软雅黑" w:hAnsi="微软雅黑" w:eastAsia="微软雅黑" w:cs="微软雅黑"/>
-        </w:rPr>
-      </w:r>
-      <w:r>
-        <w:rPr>
-          <w:rFonts w:ascii="微软雅黑" w:hAnsi="微软雅黑" w:eastAsia="微软雅黑" w:cs="微软雅黑"/>
-          <w:b w:val="on"/>
-        </w:rPr>
-        <w:t>a. 技术概述</w:t>
-      </w:r>
-    </w:p>
-    <w:p>
-      <w:pPr>
-        <w:spacing w:line="288" w:lineRule="auto"/>
-        <w:jc w:val="left"/>
-      </w:pPr>
-      <w:r>
-        <w:rPr>
-          <w:rFonts w:ascii="微软雅黑" w:hAnsi="微软雅黑" w:eastAsia="微软雅黑" w:cs="微软雅黑"/>
-        </w:rPr>
-        <w:t>该论文针对高铁通信中移动性管理的核心挑战——</w:t>
-      </w:r>
-      <w:r>
-        <w:rPr>
-          <w:rFonts w:ascii="微软雅黑" w:hAnsi="微软雅黑" w:eastAsia="微软雅黑" w:cs="微软雅黑"/>
-        </w:rPr>
-      </w:r>
-      <w:r>
-        <w:rPr>
-          <w:rFonts w:ascii="微软雅黑" w:hAnsi="微软雅黑" w:eastAsia="微软雅黑" w:cs="微软雅黑"/>
-          <w:b w:val="on"/>
-        </w:rPr>
-        <w:t>列车高速移动导致频繁切换和信道剧烈波动</w:t>
-      </w:r>
-      <w:r>
-        <w:rPr>
-          <w:rFonts w:ascii="微软雅黑" w:hAnsi="微软雅黑" w:eastAsia="微软雅黑" w:cs="微软雅黑"/>
-        </w:rPr>
-        <w:t>——提出了一套 AI 驱动的解决方案。论文包含两个核心模块：① 利用压缩感知（Compressed Sensing）对测量数据进行</w:t>
-      </w:r>
-      <w:r>
-        <w:rPr>
-          <w:rFonts w:ascii="微软雅黑" w:hAnsi="微软雅黑" w:eastAsia="微软雅黑" w:cs="微软雅黑"/>
-        </w:rPr>
-      </w:r>
-      <w:r>
-        <w:rPr>
-          <w:rFonts w:ascii="微软雅黑" w:hAnsi="微软雅黑" w:eastAsia="微软雅黑" w:cs="微软雅黑"/>
-          <w:b w:val="on"/>
-        </w:rPr>
-        <w:t>压缩采集</w:t>
-      </w:r>
-      <w:r>
-        <w:rPr>
-          <w:rFonts w:ascii="微软雅黑" w:hAnsi="微软雅黑" w:eastAsia="微软雅黑" w:cs="微软雅黑"/>
-        </w:rPr>
-        <w:t>，用少量测量样本重建完整的信道状态，从而降低高铁场景下的测量和反馈开销；② 基于 AI（LSTM 等）对信道和吞吐量进行</w:t>
-      </w:r>
-      <w:r>
-        <w:rPr>
-          <w:rFonts w:ascii="微软雅黑" w:hAnsi="微软雅黑" w:eastAsia="微软雅黑" w:cs="微软雅黑"/>
-        </w:rPr>
-      </w:r>
-      <w:r>
-        <w:rPr>
-          <w:rFonts w:ascii="微软雅黑" w:hAnsi="微软雅黑" w:eastAsia="微软雅黑" w:cs="微软雅黑"/>
-          <w:b w:val="on"/>
-        </w:rPr>
-        <w:t>预测</w:t>
-      </w:r>
-      <w:r>
-        <w:rPr>
-          <w:rFonts w:ascii="微软雅黑" w:hAnsi="微软雅黑" w:eastAsia="微软雅黑" w:cs="微软雅黑"/>
-        </w:rPr>
-        <w:t>，提前判断最优切换时机和目的小区，实现</w:t>
-      </w:r>
-      <w:r>
-        <w:rPr>
-          <w:rFonts w:ascii="微软雅黑" w:hAnsi="微软雅黑" w:eastAsia="微软雅黑" w:cs="微软雅黑"/>
-        </w:rPr>
-      </w:r>
-      <w:r>
-        <w:rPr>
-          <w:rFonts w:ascii="微软雅黑" w:hAnsi="微软雅黑" w:eastAsia="微软雅黑" w:cs="微软雅黑"/>
-          <w:b w:val="on"/>
-        </w:rPr>
-        <w:t>主动切换（Proactive Handover）</w:t>
-      </w:r>
-      <w:r>
-        <w:rPr>
-          <w:rFonts w:ascii="微软雅黑" w:hAnsi="微软雅黑" w:eastAsia="微软雅黑" w:cs="微软雅黑"/>
-        </w:rPr>
-        <w:t>，而非传统的事后反应式切换。</w:t>
-      </w:r>
-    </w:p>
-    <w:p>
-      <w:pPr>
-        <w:spacing w:line="288" w:lineRule="auto"/>
-        <w:jc w:val="left"/>
-      </w:pPr>
-      <w:r>
-        <w:rPr>
-          <w:rFonts w:ascii="微软雅黑" w:hAnsi="微软雅黑" w:eastAsia="微软雅黑" w:cs="微软雅黑"/>
-        </w:rPr>
-      </w:r>
-      <w:r>
-        <w:rPr>
-          <w:rFonts w:ascii="微软雅黑" w:hAnsi="微软雅黑" w:eastAsia="微软雅黑" w:cs="微软雅黑"/>
-          <w:b w:val="on"/>
-        </w:rPr>
-        <w:t>b. 核心思路</w:t>
-      </w:r>
-    </w:p>
-    <w:p>
-      <w:pPr>
-        <w:spacing w:line="288" w:lineRule="auto"/>
-        <w:jc w:val="left"/>
-      </w:pPr>
-      <w:r>
-        <w:rPr>
-          <w:rFonts w:ascii="微软雅黑" w:hAnsi="微软雅黑" w:eastAsia="微软雅黑" w:cs="微软雅黑"/>
-        </w:rPr>
-        <w:t>高铁场景的特殊性——列车路线固定、速度已知——为 AI 预测提供了天然优势。论文的核心逻辑是：</w:t>
-      </w:r>
-    </w:p>
-    <w:p>
-      <w:pPr>
-        <w:spacing w:line="288" w:lineRule="auto"/>
-        <w:jc w:val="left"/>
-      </w:pPr>
-      <w:r>
-        <w:rPr>
-          <w:rFonts w:ascii="微软雅黑" w:hAnsi="微软雅黑" w:eastAsia="微软雅黑" w:cs="微软雅黑"/>
-        </w:rPr>
-      </w:r>
-      <w:r>
-        <w:rPr>
-          <w:rFonts w:ascii="微软雅黑" w:hAnsi="微软雅黑" w:eastAsia="微软雅黑" w:cs="微软雅黑"/>
-          <w:color w:val="000000"/>
-          <w:shd w:val="clear" w:fill="FFFFFF"/>
-        </w:rPr>
-        <w:t>传统做法：</w:t>
-      </w:r>
-    </w:p>
-    <w:p>
-      <w:pPr>
-        <w:spacing w:line="288" w:lineRule="auto"/>
-        <w:jc w:val="left"/>
-      </w:pPr>
-      <w:r>
-        <w:rPr>
-          <w:rFonts w:ascii="微软雅黑" w:hAnsi="微软雅黑" w:eastAsia="微软雅黑" w:cs="微软雅黑"/>
-        </w:rPr>
-      </w:r>
-      <w:r>
-        <w:rPr>
-          <w:rFonts w:ascii="微软雅黑" w:hAnsi="微软雅黑" w:eastAsia="微软雅黑" w:cs="微软雅黑"/>
-          <w:color w:val="000000"/>
-          <w:shd w:val="clear" w:fill="FFFFFF"/>
-        </w:rPr>
-        <w:t xml:space="preserve">  列车高速移动 → 信道快速变化 → 频繁测量 → 大量测量开销</w:t>
-      </w:r>
-    </w:p>
-    <w:p>
-      <w:pPr>
-        <w:spacing w:line="288" w:lineRule="auto"/>
-        <w:jc w:val="left"/>
-      </w:pPr>
-      <w:r>
-        <w:rPr>
-          <w:rFonts w:ascii="微软雅黑" w:hAnsi="微软雅黑" w:eastAsia="微软雅黑" w:cs="微软雅黑"/>
-        </w:rPr>
-      </w:r>
-      <w:r>
-        <w:rPr>
-          <w:rFonts w:ascii="微软雅黑" w:hAnsi="微软雅黑" w:eastAsia="微软雅黑" w:cs="微软雅黑"/>
-          <w:color w:val="000000"/>
-          <w:shd w:val="clear" w:fill="FFFFFF"/>
-        </w:rPr>
-        <w:t xml:space="preserve">  → 信号变差后才触发切换 → 切换延迟 → 掉话/卡顿</w:t>
-      </w:r>
-    </w:p>
-    <w:p>
-      <w:pPr>
-        <w:spacing w:line="288" w:lineRule="auto"/>
-        <w:jc w:val="left"/>
-      </w:pPr>
-      <w:r>
-        <w:rPr>
-          <w:rFonts w:ascii="微软雅黑" w:hAnsi="微软雅黑" w:eastAsia="微软雅黑" w:cs="微软雅黑"/>
-        </w:rPr>
-      </w:r>
-      <w:r>
-        <w:rPr>
-          <w:rFonts w:ascii="微软雅黑" w:hAnsi="微软雅黑" w:eastAsia="微软雅黑" w:cs="微软雅黑"/>
-          <w:color w:val="000000"/>
-          <w:shd w:val="clear" w:fill="FFFFFF"/>
-        </w:rPr>
-        <w:t>本文方案：</w:t>
-      </w:r>
-    </w:p>
-    <w:p>
-      <w:pPr>
-        <w:spacing w:line="288" w:lineRule="auto"/>
-        <w:jc w:val="left"/>
-      </w:pPr>
-      <w:r>
-        <w:rPr>
-          <w:rFonts w:ascii="微软雅黑" w:hAnsi="微软雅黑" w:eastAsia="微软雅黑" w:cs="微软雅黑"/>
-        </w:rPr>
-      </w:r>
-      <w:r>
-        <w:rPr>
-          <w:rFonts w:ascii="微软雅黑" w:hAnsi="微软雅黑" w:eastAsia="微软雅黑" w:cs="微软雅黑"/>
-          <w:color w:val="000000"/>
-          <w:shd w:val="clear" w:fill="FFFFFF"/>
-        </w:rPr>
-        <w:t xml:space="preserve">  压缩采集少量测量 → 重建完整信道信息 → LSTM 预测未来信道状态</w:t>
-      </w:r>
-    </w:p>
-    <w:p>
-      <w:pPr>
-        <w:spacing w:line="288" w:lineRule="auto"/>
-        <w:jc w:val="left"/>
-      </w:pPr>
-      <w:r>
-        <w:rPr>
-          <w:rFonts w:ascii="微软雅黑" w:hAnsi="微软雅黑" w:eastAsia="微软雅黑" w:cs="微软雅黑"/>
-        </w:rPr>
-      </w:r>
-      <w:r>
-        <w:rPr>
-          <w:rFonts w:ascii="微软雅黑" w:hAnsi="微软雅黑" w:eastAsia="微软雅黑" w:cs="微软雅黑"/>
-          <w:color w:val="000000"/>
-          <w:shd w:val="clear" w:fill="FFFFFF"/>
-        </w:rPr>
-        <w:t xml:space="preserve">  → 提前判断"什么时候、切到哪个小区"</w:t>
-      </w:r>
-    </w:p>
-    <w:p>
-      <w:pPr>
-        <w:spacing w:line="288" w:lineRule="auto"/>
-        <w:jc w:val="left"/>
-      </w:pPr>
-      <w:r>
-        <w:rPr>
-          <w:rFonts w:ascii="微软雅黑" w:hAnsi="微软雅黑" w:eastAsia="微软雅黑" w:cs="微软雅黑"/>
-        </w:rPr>
-      </w:r>
-      <w:r>
-        <w:rPr>
-          <w:rFonts w:ascii="微软雅黑" w:hAnsi="微软雅黑" w:eastAsia="微软雅黑" w:cs="微软雅黑"/>
-          <w:color w:val="000000"/>
-          <w:shd w:val="clear" w:fill="FFFFFF"/>
-        </w:rPr>
-        <w:t xml:space="preserve">  → 主动发起切换 → 零中断/低中断</w:t>
-      </w:r>
-    </w:p>
-    <w:p>
-      <w:pPr>
-        <w:spacing w:line="288" w:lineRule="auto"/>
-        <w:jc w:val="left"/>
-      </w:pPr>
-      <w:r>
-        <w:rPr>
-          <w:rFonts w:ascii="微软雅黑" w:hAnsi="微软雅黑" w:eastAsia="微软雅黑" w:cs="微软雅黑"/>
-        </w:rPr>
-      </w:r>
-      <w:r>
-        <w:rPr>
-          <w:rFonts w:ascii="微软雅黑" w:hAnsi="微软雅黑" w:eastAsia="微软雅黑" w:cs="微软雅黑"/>
-          <w:b w:val="on"/>
-        </w:rPr>
-        <w:t>c. 两个关键技术模块</w:t>
-      </w:r>
-    </w:p>
-    <w:p>
-      <w:pPr>
-        <w:spacing w:line="288" w:lineRule="auto"/>
-        <w:jc w:val="left"/>
-      </w:pPr>
-      <w:r>
-        <w:rPr>
-          <w:rFonts w:ascii="微软雅黑" w:hAnsi="微软雅黑" w:eastAsia="微软雅黑" w:cs="微软雅黑"/>
-        </w:rPr>
-      </w:r>
-      <w:r>
-        <w:rPr>
-          <w:rFonts w:ascii="微软雅黑" w:hAnsi="微软雅黑" w:eastAsia="微软雅黑" w:cs="微软雅黑"/>
-          <w:b w:val="on"/>
-        </w:rPr>
-        <w:t>模块一：压缩测量（Compressed Measurements）</w:t>
-      </w:r>
-    </w:p>
-    <w:p>
-      <w:pPr>
-        <w:spacing w:line="288" w:lineRule="auto"/>
-        <w:jc w:val="left"/>
-      </w:pPr>
-      <w:r>
-        <w:rPr>
-          <w:rFonts w:ascii="微软雅黑" w:hAnsi="微软雅黑" w:eastAsia="微软雅黑" w:cs="微软雅黑"/>
-        </w:rPr>
-        <w:t>高铁信道在空间-时间域具有稀疏性（大部分能量集中在少数路径上）</w:t>
+        <w:t>目标是在降低波束扫描和反馈开销的同时保持较好的波束预测性能。</w:t>
+      </w:r>
+    </w:p>
+    <w:p>
+      <w:pPr>
+        <w:spacing w:line="288" w:lineRule="auto"/>
+        <w:jc w:val="left"/>
+      </w:pPr>
+      <w:r>
+        <w:rPr>
+          <w:rFonts w:ascii="微软雅黑" w:hAnsi="微软雅黑" w:eastAsia="微软雅黑" w:cs="微软雅黑"/>
+        </w:rPr>
+      </w:r>
+      <w:r>
+        <w:rPr>
+          <w:rFonts w:ascii="微软雅黑" w:hAnsi="微软雅黑" w:eastAsia="微软雅黑" w:cs="微软雅黑"/>
+          <w:b w:val="on"/>
+        </w:rPr>
+        <w:t>模块二：主动切换（Proactive Handover）</w:t>
       </w:r>
     </w:p>
     <w:p>
@@ -5533,7 +4897,7 @@
         <w:rPr>
           <w:rFonts w:ascii="微软雅黑" w:hAnsi="微软雅黑" w:eastAsia="微软雅黑" w:cs="微软雅黑"/>
         </w:rPr>
-        <w:t>利用压缩感知理论，只需采集远少于奈奎斯特采样率要求的测量样本</w:t>
+        <w:t>利用 CNN/LSTM 等模型根据历史部分波束测量预测未来各小区的 L3-RSRP；</w:t>
       </w:r>
     </w:p>
     <w:p>
@@ -5549,7 +4913,7 @@
         <w:rPr>
           <w:rFonts w:ascii="微软雅黑" w:hAnsi="微软雅黑" w:eastAsia="微软雅黑" w:cs="微软雅黑"/>
         </w:rPr>
-        <w:t>通过重建算法恢复完整的信道状态信息（CSI）</w:t>
+        <w:t>根据预测结果提前判断潜在的切换事件，而不是完全等待传统 A3 事件实际触发后再开始切换；</w:t>
       </w:r>
     </w:p>
     <w:p>
@@ -5565,25 +4929,7 @@
         <w:rPr>
           <w:rFonts w:ascii="微软雅黑" w:hAnsi="微软雅黑" w:eastAsia="微软雅黑" w:cs="微软雅黑"/>
         </w:rPr>
-        <w:t>效果：大幅降低测量开销和上行反馈带宽需求</w:t>
-      </w:r>
-    </w:p>
-    <w:p>
-      <w:pPr>
-        <w:spacing w:line="288" w:lineRule="auto"/>
-        <w:jc w:val="left"/>
-      </w:pPr>
-      <w:r>
-        <w:rPr>
-          <w:rFonts w:ascii="微软雅黑" w:hAnsi="微软雅黑" w:eastAsia="微软雅黑" w:cs="微软雅黑"/>
-        </w:rPr>
-      </w:r>
-      <w:r>
-        <w:rPr>
-          <w:rFonts w:ascii="微软雅黑" w:hAnsi="微软雅黑" w:eastAsia="微软雅黑" w:cs="微软雅黑"/>
-          <w:b w:val="on"/>
-        </w:rPr>
-        <w:t>模块二：主动切换（Proactive Handover）</w:t>
+        <w:t>在减少波束测量的同时降低高速移动场景中的无线链路失败率；</w:t>
       </w:r>
     </w:p>
     <w:p>
@@ -5599,55 +4945,7 @@
         <w:rPr>
           <w:rFonts w:ascii="微软雅黑" w:hAnsi="微软雅黑" w:eastAsia="微软雅黑" w:cs="微软雅黑"/>
         </w:rPr>
-        <w:t>利用 LSTM 网络学习高铁历史信道变化的时序模式</w:t>
-      </w:r>
-    </w:p>
-    <w:p>
-      <w:pPr>
-        <w:numPr>
-          <w:ilvl w:val="0"/>
-          <w:numId w:val="40"/>
-        </w:numPr>
-        <w:spacing w:line="288" w:lineRule="auto"/>
-        <w:jc w:val="left"/>
-      </w:pPr>
-      <w:r>
-        <w:rPr>
-          <w:rFonts w:ascii="微软雅黑" w:hAnsi="微软雅黑" w:eastAsia="微软雅黑" w:cs="微软雅黑"/>
-        </w:rPr>
-        <w:t>输入：压缩重建的信道状态 + 列车位置/速度</w:t>
-      </w:r>
-    </w:p>
-    <w:p>
-      <w:pPr>
-        <w:numPr>
-          <w:ilvl w:val="0"/>
-          <w:numId w:val="41"/>
-        </w:numPr>
-        <w:spacing w:line="288" w:lineRule="auto"/>
-        <w:jc w:val="left"/>
-      </w:pPr>
-      <w:r>
-        <w:rPr>
-          <w:rFonts w:ascii="微软雅黑" w:hAnsi="微软雅黑" w:eastAsia="微软雅黑" w:cs="微软雅黑"/>
-        </w:rPr>
-        <w:t>输出：预测的未来吞吐量/信号质量 + 最优切换时机和目的小区</w:t>
-      </w:r>
-    </w:p>
-    <w:p>
-      <w:pPr>
-        <w:numPr>
-          <w:ilvl w:val="0"/>
-          <w:numId w:val="42"/>
-        </w:numPr>
-        <w:spacing w:line="288" w:lineRule="auto"/>
-        <w:jc w:val="left"/>
-      </w:pPr>
-      <w:r>
-        <w:rPr>
-          <w:rFonts w:ascii="微软雅黑" w:hAnsi="微软雅黑" w:eastAsia="微软雅黑" w:cs="微软雅黑"/>
-        </w:rPr>
-        <w:t>效果：在信号恶化前完成切换准备，实现接近零中断的移动性管理</w:t>
+        <w:t>论文报告，与传统 A3 切换机制相比，该方法能够明显降低 RLF，并可节省约 50% 的波束测量开销。</w:t>
       </w:r>
     </w:p>
     <w:p>
@@ -5677,7 +4975,97 @@
         <w:rPr>
           <w:rFonts w:ascii="微软雅黑" w:hAnsi="微软雅黑" w:eastAsia="微软雅黑" w:cs="微软雅黑"/>
         </w:rPr>
-        <w:t>论文的压缩测量思路与高通 WO2026075914A1（事件驱动采集）形成了两个互补的减少测量开销的思路——前者是"测少但重建全"，后者是"只测关键时刻"；论文同时处理"信道预测"和"切换优化"两个问题，为后续研究将"QoE 预测"和"主动测试触发"耦合设计提供了方法参考——两者不是独立的，预测结果的不确定性正是触发测试的信号。</w:t>
+        <w:t>该论文提供了两种互补的降低测量开销思路：一是</w:t>
+      </w:r>
+      <w:r>
+        <w:rPr>
+          <w:rFonts w:ascii="微软雅黑" w:hAnsi="微软雅黑" w:eastAsia="微软雅黑" w:cs="微软雅黑"/>
+        </w:rPr>
+      </w:r>
+      <w:r>
+        <w:rPr>
+          <w:rFonts w:ascii="微软雅黑" w:hAnsi="微软雅黑" w:eastAsia="微软雅黑" w:cs="微软雅黑"/>
+          <w:b w:val="on"/>
+        </w:rPr>
+        <w:t>压缩测量</w:t>
+      </w:r>
+      <w:r>
+        <w:rPr>
+          <w:rFonts w:ascii="微软雅黑" w:hAnsi="微软雅黑" w:eastAsia="微软雅黑" w:cs="微软雅黑"/>
+        </w:rPr>
+        <w:t>，即在必须测量时，用更少的测量获得尽可能完整的无线状态信息；二是</w:t>
+      </w:r>
+      <w:r>
+        <w:rPr>
+          <w:rFonts w:ascii="微软雅黑" w:hAnsi="微软雅黑" w:eastAsia="微软雅黑" w:cs="微软雅黑"/>
+        </w:rPr>
+      </w:r>
+      <w:r>
+        <w:rPr>
+          <w:rFonts w:ascii="微软雅黑" w:hAnsi="微软雅黑" w:eastAsia="微软雅黑" w:cs="微软雅黑"/>
+          <w:b w:val="on"/>
+        </w:rPr>
+        <w:t>预测驱动的主动决策</w:t>
+      </w:r>
+      <w:r>
+        <w:rPr>
+          <w:rFonts w:ascii="微软雅黑" w:hAnsi="微软雅黑" w:eastAsia="微软雅黑" w:cs="微软雅黑"/>
+        </w:rPr>
+        <w:t>，即利用历史测试数据预测未来网络状态，在异常或切换风险真正发生前提前采取动作。这与高通 WO2026075914A1事件驱动采集可以形成互补：事件驱动方法解决“</w:t>
+      </w:r>
+      <w:r>
+        <w:rPr>
+          <w:rFonts w:ascii="微软雅黑" w:hAnsi="微软雅黑" w:eastAsia="微软雅黑" w:cs="微软雅黑"/>
+        </w:rPr>
+      </w:r>
+      <w:r>
+        <w:rPr>
+          <w:rFonts w:ascii="微软雅黑" w:hAnsi="微软雅黑" w:eastAsia="微软雅黑" w:cs="微软雅黑"/>
+          <w:b w:val="on"/>
+        </w:rPr>
+        <w:t>什么时候值得重点测</w:t>
+      </w:r>
+      <w:r>
+        <w:rPr>
+          <w:rFonts w:ascii="微软雅黑" w:hAnsi="微软雅黑" w:eastAsia="微软雅黑" w:cs="微软雅黑"/>
+        </w:rPr>
+        <w:t>”，压缩测量解决“</w:t>
+      </w:r>
+      <w:r>
+        <w:rPr>
+          <w:rFonts w:ascii="微软雅黑" w:hAnsi="微软雅黑" w:eastAsia="微软雅黑" w:cs="微软雅黑"/>
+        </w:rPr>
+      </w:r>
+      <w:r>
+        <w:rPr>
+          <w:rFonts w:ascii="微软雅黑" w:hAnsi="微软雅黑" w:eastAsia="微软雅黑" w:cs="微软雅黑"/>
+          <w:b w:val="on"/>
+        </w:rPr>
+        <w:t>每次测量怎样测得更少</w:t>
+      </w:r>
+      <w:r>
+        <w:rPr>
+          <w:rFonts w:ascii="微软雅黑" w:hAnsi="微软雅黑" w:eastAsia="微软雅黑" w:cs="微软雅黑"/>
+        </w:rPr>
+        <w:t>”，而预测方法进一步解决“</w:t>
+      </w:r>
+      <w:r>
+        <w:rPr>
+          <w:rFonts w:ascii="微软雅黑" w:hAnsi="微软雅黑" w:eastAsia="微软雅黑" w:cs="微软雅黑"/>
+        </w:rPr>
+      </w:r>
+      <w:r>
+        <w:rPr>
+          <w:rFonts w:ascii="微软雅黑" w:hAnsi="微软雅黑" w:eastAsia="微软雅黑" w:cs="微软雅黑"/>
+          <w:b w:val="on"/>
+        </w:rPr>
+        <w:t>是否可以根据未来风险提前调整测量或网络动作</w:t>
+      </w:r>
+      <w:r>
+        <w:rPr>
+          <w:rFonts w:ascii="微软雅黑" w:hAnsi="微软雅黑" w:eastAsia="微软雅黑" w:cs="微软雅黑"/>
+        </w:rPr>
+        <w:t>”。因此，可为后续研究面向动态网络状态的主动测试和自适应测量提供参考。</w:t>
       </w:r>
     </w:p>
     <w:p>
@@ -5702,7 +5090,7 @@
           <w:rFonts w:ascii="微软雅黑" w:hAnsi="微软雅黑" w:eastAsia="微软雅黑" w:cs="微软雅黑"/>
         </w:rPr>
       </w:r>
-      <w:hyperlink r:id="rId13">
+      <w:hyperlink r:id="rId12">
         <w:r>
           <w:rPr>
             <w:rFonts w:ascii="微软雅黑" w:hAnsi="微软雅黑" w:eastAsia="微软雅黑" w:cs="微软雅黑"/>
@@ -5730,7 +5118,7 @@
       <w:pPr>
         <w:numPr>
           <w:ilvl w:val="0"/>
-          <w:numId w:val="43"/>
+          <w:numId w:val="40"/>
         </w:numPr>
         <w:spacing w:line="288" w:lineRule="auto"/>
         <w:jc w:val="left"/>
@@ -6267,7 +5655,43 @@
         <w:rPr>
           <w:rFonts w:ascii="微软雅黑" w:hAnsi="微软雅黑" w:eastAsia="微软雅黑" w:cs="微软雅黑"/>
         </w:rPr>
-        <w:t>这篇论文为本研究方向从"测量开销"维度提供了支撑：① 终端侧采集的物理层/应用层指标必然是海量时序数据，有损压缩可以在不损害下游 QoE 评估精度的前提下大幅降低存储和传输开销；② "聚合消除噪声"的发现意味着，当主动测试数据以小区/区域级别聚合使用时，单个终端的测量数据可以更激进地压缩，这为轻量级终端侧数据采集提供了理论依据；③ 论文采用的"压缩 vs 下游任务性能"联合评估范式可迁移到本研究——不仅关注测试数据本身的压缩率，更要关注压缩后的数据对 QoE 预测精度的实际影响。</w:t>
+        <w:t>该论文最重要的启示不是单纯追求更高压缩率，而是提出了“</w:t>
+      </w:r>
+      <w:r>
+        <w:rPr>
+          <w:rFonts w:ascii="微软雅黑" w:hAnsi="微软雅黑" w:eastAsia="微软雅黑" w:cs="微软雅黑"/>
+        </w:rPr>
+      </w:r>
+      <w:r>
+        <w:rPr>
+          <w:rFonts w:ascii="微软雅黑" w:hAnsi="微软雅黑" w:eastAsia="微软雅黑" w:cs="微软雅黑"/>
+          <w:b w:val="on"/>
+        </w:rPr>
+        <w:t>以最终分析任务性能决定数据压缩程度</w:t>
+      </w:r>
+      <w:r>
+        <w:rPr>
+          <w:rFonts w:ascii="微软雅黑" w:hAnsi="微软雅黑" w:eastAsia="微软雅黑" w:cs="微软雅黑"/>
+        </w:rPr>
+        <w:t>”的思路。对于 AI 驱动的网络测试，采集到的 KPI 不一定全部以原始精度保存和上传，可以根据后续任务对数据精度的敏感程度动态选择压缩强度。例如，网络状态稳定时采用更高压缩率，降低终端存储和传输开销；出现异常或模型不确定性升高时，则保留更高精度甚至完整原始数据。由此可以进一步研究“</w:t>
+      </w:r>
+      <w:r>
+        <w:rPr>
+          <w:rFonts w:ascii="微软雅黑" w:hAnsi="微软雅黑" w:eastAsia="微软雅黑" w:cs="微软雅黑"/>
+        </w:rPr>
+      </w:r>
+      <w:r>
+        <w:rPr>
+          <w:rFonts w:ascii="微软雅黑" w:hAnsi="微软雅黑" w:eastAsia="微软雅黑" w:cs="微软雅黑"/>
+          <w:b w:val="on"/>
+        </w:rPr>
+        <w:t>测试数据重要性评估 → 自适应压缩 → QoE/异常分析</w:t>
+      </w:r>
+      <w:r>
+        <w:rPr>
+          <w:rFonts w:ascii="微软雅黑" w:hAnsi="微软雅黑" w:eastAsia="微软雅黑" w:cs="微软雅黑"/>
+        </w:rPr>
+        <w:t>”的联合机制，使数据采集、传输和分析不再彼此独立。</w:t>
       </w:r>
     </w:p>
     <w:p>
@@ -6292,7 +5716,7 @@
           <w:rFonts w:ascii="微软雅黑" w:hAnsi="微软雅黑" w:eastAsia="微软雅黑" w:cs="微软雅黑"/>
         </w:rPr>
       </w:r>
-      <w:hyperlink r:id="rId14">
+      <w:hyperlink r:id="rId13">
         <w:r>
           <w:rPr>
             <w:rFonts w:ascii="微软雅黑" w:hAnsi="微软雅黑" w:eastAsia="微软雅黑" w:cs="微软雅黑"/>
@@ -6320,7 +5744,7 @@
       <w:pPr>
         <w:numPr>
           <w:ilvl w:val="0"/>
-          <w:numId w:val="44"/>
+          <w:numId w:val="41"/>
         </w:numPr>
         <w:spacing w:line="288" w:lineRule="auto"/>
         <w:jc w:val="left"/>
@@ -6354,7 +5778,7 @@
           <w:rFonts w:ascii="微软雅黑" w:hAnsi="微软雅黑" w:eastAsia="微软雅黑" w:cs="微软雅黑"/>
         </w:rPr>
       </w:r>
-      <w:hyperlink r:id="rId15">
+      <w:hyperlink r:id="rId14">
         <w:r>
           <w:rPr>
             <w:rFonts w:ascii="微软雅黑" w:hAnsi="微软雅黑" w:eastAsia="微软雅黑" w:cs="微软雅黑"/>
@@ -6382,7 +5806,7 @@
       <w:pPr>
         <w:numPr>
           <w:ilvl w:val="0"/>
-          <w:numId w:val="45"/>
+          <w:numId w:val="42"/>
         </w:numPr>
         <w:spacing w:line="288" w:lineRule="auto"/>
         <w:jc w:val="left"/>
@@ -6816,7 +6240,61 @@
         <w:rPr>
           <w:rFonts w:ascii="微软雅黑" w:hAnsi="微软雅黑" w:eastAsia="微软雅黑" w:cs="微软雅黑"/>
         </w:rPr>
-        <w:t>该工作是已知首个将 AutoML 应用于网络 DT 自动生成的研究。启示：① 终端侧的 QoE 预测模型可考虑用 AutoML 自动生成，不同楼宇、不同时段的网络行为模式不同，AutoML 可针对每个场景自动产出最优模型结构，而非固定手工设计 LSTM/Transformer；② "400 样本覆盖 19 万测试"的高性价比数据，为主动测试中"以少量精心选择换取全量覆盖"提供了实证支撑；③ 多拓扑泛化验证说明自动生成的 DT 在新场景下可通过少量数据快速重训练适配。</w:t>
+        <w:t>该系列工作的核心启示是，可以利用少量真实测试或仿真样本训练一个轻量级代理模型，再用数字孪生快速探索大量尚未实际测试的参数组合，从而将“</w:t>
+      </w:r>
+      <w:r>
+        <w:rPr>
+          <w:rFonts w:ascii="微软雅黑" w:hAnsi="微软雅黑" w:eastAsia="微软雅黑" w:cs="微软雅黑"/>
+        </w:rPr>
+      </w:r>
+      <w:r>
+        <w:rPr>
+          <w:rFonts w:ascii="微软雅黑" w:hAnsi="微软雅黑" w:eastAsia="微软雅黑" w:cs="微软雅黑"/>
+          <w:b w:val="on"/>
+        </w:rPr>
+        <w:t>逐一真实测试</w:t>
+      </w:r>
+      <w:r>
+        <w:rPr>
+          <w:rFonts w:ascii="微软雅黑" w:hAnsi="微软雅黑" w:eastAsia="微软雅黑" w:cs="微软雅黑"/>
+        </w:rPr>
+        <w:t>”转化为“</w:t>
+      </w:r>
+      <w:r>
+        <w:rPr>
+          <w:rFonts w:ascii="微软雅黑" w:hAnsi="微软雅黑" w:eastAsia="微软雅黑" w:cs="微软雅黑"/>
+        </w:rPr>
+      </w:r>
+      <w:r>
+        <w:rPr>
+          <w:rFonts w:ascii="微软雅黑" w:hAnsi="微软雅黑" w:eastAsia="微软雅黑" w:cs="微软雅黑"/>
+          <w:b w:val="on"/>
+        </w:rPr>
+        <w:t>少量真实测试 + 大量虚拟测试</w:t>
+      </w:r>
+      <w:r>
+        <w:rPr>
+          <w:rFonts w:ascii="微软雅黑" w:hAnsi="微软雅黑" w:eastAsia="微软雅黑" w:cs="微软雅黑"/>
+        </w:rPr>
+        <w:t>”。这一思路可以应用于主动网络测试：首先选择少量具有代表性的测试点建立场景模型，再利用数字孪生预测其他配置、位置或网络状态下的测试结果；当模型在某些区域预测不确定性较高时，再主动选择这些位置进行补充测试。这样可以形成“</w:t>
+      </w:r>
+      <w:r>
+        <w:rPr>
+          <w:rFonts w:ascii="微软雅黑" w:hAnsi="微软雅黑" w:eastAsia="微软雅黑" w:cs="微软雅黑"/>
+        </w:rPr>
+      </w:r>
+      <w:r>
+        <w:rPr>
+          <w:rFonts w:ascii="微软雅黑" w:hAnsi="微软雅黑" w:eastAsia="微软雅黑" w:cs="微软雅黑"/>
+          <w:b w:val="on"/>
+        </w:rPr>
+        <w:t>少量采样 → 自动生成 DT → 大规模虚拟测试 → 识别不确定区域 → 定向补测</w:t>
+      </w:r>
+      <w:r>
+        <w:rPr>
+          <w:rFonts w:ascii="微软雅黑" w:hAnsi="微软雅黑" w:eastAsia="微软雅黑" w:cs="微软雅黑"/>
+        </w:rPr>
+        <w:t>”的循环，提高有限测试预算的利用效率。</w:t>
       </w:r>
     </w:p>
     <w:p>
@@ -6841,6 +6319,108 @@
           <w:sz w:val="28"/>
         </w:rPr>
         <w:t>2、AI分析测试结果</w:t>
+      </w:r>
+    </w:p>
+    <w:p>
+      <w:pPr>
+        <w:numPr>
+          <w:ilvl w:val="0"/>
+          <w:numId w:val="43"/>
+        </w:numPr>
+        <w:spacing w:line="288" w:lineRule="auto"/>
+        <w:jc w:val="left"/>
+      </w:pPr>
+      <w:r>
+        <w:rPr>
+          <w:rFonts w:ascii="微软雅黑" w:hAnsi="微软雅黑" w:eastAsia="微软雅黑" w:cs="微软雅黑"/>
+        </w:rPr>
+      </w:r>
+      <w:r>
+        <w:rPr>
+          <w:rFonts w:ascii="微软雅黑" w:hAnsi="微软雅黑" w:eastAsia="微软雅黑" w:cs="微软雅黑"/>
+          <w:b w:val="on"/>
+        </w:rPr>
+        <w:t>调研思路</w:t>
+      </w:r>
+    </w:p>
+    <w:p>
+      <w:pPr>
+        <w:spacing w:line="288" w:lineRule="auto"/>
+        <w:jc w:val="left"/>
+      </w:pPr>
+      <w:r>
+        <w:rPr>
+          <w:rFonts w:ascii="微软雅黑" w:hAnsi="微软雅黑" w:eastAsia="微软雅黑" w:cs="微软雅黑"/>
+        </w:rPr>
+        <w:t>网络测试会产生连续的无线信号、网络性能和业务体验数据。传统分析主要依靠固定阈值、统计报表或人工对比曲线，难以处理动态场景中的快速变化、指标关联和模型失效问题。</w:t>
+      </w:r>
+    </w:p>
+    <w:p>
+      <w:pPr>
+        <w:spacing w:line="288" w:lineRule="auto"/>
+        <w:jc w:val="left"/>
+      </w:pPr>
+      <w:r>
+        <w:rPr>
+          <w:rFonts w:ascii="微软雅黑" w:hAnsi="微软雅黑" w:eastAsia="微软雅黑" w:cs="微软雅黑"/>
+        </w:rPr>
+        <w:t>本方向重点研究AI如何从一段已经采集的动态网络测试数据中，预测短期网络状态、识别异常变化，并判断分析结果是否可信。预测不是为了覆盖所有网络规划和流量调度问题，而是作为理解测试结果的工具：模型先学习正常情况下信号或性能应当如何变化，再利用实际结果与预测结果之间的偏差发现异常。</w:t>
+      </w:r>
+    </w:p>
+    <w:p>
+      <w:pPr>
+        <w:numPr>
+          <w:ilvl w:val="0"/>
+          <w:numId w:val="44"/>
+        </w:numPr>
+        <w:spacing w:line="288" w:lineRule="auto"/>
+        <w:jc w:val="left"/>
+      </w:pPr>
+      <w:r>
+        <w:rPr>
+          <w:rFonts w:ascii="微软雅黑" w:hAnsi="微软雅黑" w:eastAsia="微软雅黑" w:cs="微软雅黑"/>
+        </w:rPr>
+      </w:r>
+      <w:r>
+        <w:rPr>
+          <w:rFonts w:ascii="微软雅黑" w:hAnsi="微软雅黑" w:eastAsia="微软雅黑" w:cs="微软雅黑"/>
+          <w:b w:val="on"/>
+        </w:rPr>
+        <w:t>短时状态预测</w:t>
+      </w:r>
+      <w:r>
+        <w:rPr>
+          <w:rFonts w:ascii="微软雅黑" w:hAnsi="微软雅黑" w:eastAsia="微软雅黑" w:cs="微软雅黑"/>
+        </w:rPr>
+        <w:t>：根据最近一段测试数据，预测未来几秒或几十秒的信号、吞吐量或QoE。</w:t>
+      </w:r>
+    </w:p>
+    <w:p>
+      <w:pPr>
+        <w:numPr>
+          <w:ilvl w:val="0"/>
+          <w:numId w:val="45"/>
+        </w:numPr>
+        <w:spacing w:line="288" w:lineRule="auto"/>
+        <w:jc w:val="left"/>
+      </w:pPr>
+      <w:r>
+        <w:rPr>
+          <w:rFonts w:ascii="微软雅黑" w:hAnsi="微软雅黑" w:eastAsia="微软雅黑" w:cs="微软雅黑"/>
+        </w:rPr>
+      </w:r>
+      <w:r>
+        <w:rPr>
+          <w:rFonts w:ascii="微软雅黑" w:hAnsi="微软雅黑" w:eastAsia="微软雅黑" w:cs="微软雅黑"/>
+          <w:b w:val="on"/>
+        </w:rPr>
+        <w:t>异常变化识别</w:t>
+      </w:r>
+      <w:r>
+        <w:rPr>
+          <w:rFonts w:ascii="微软雅黑" w:hAnsi="微软雅黑" w:eastAsia="微软雅黑" w:cs="微软雅黑"/>
+        </w:rPr>
+        <w:t>：根据预测残差或时序特征，识别信号突降、吞吐下降、时延突增、切换异常或业务卡顿。</w:t>
       </w:r>
     </w:p>
     <w:p>
@@ -6862,122 +6442,20 @@
           <w:rFonts w:ascii="微软雅黑" w:hAnsi="微软雅黑" w:eastAsia="微软雅黑" w:cs="微软雅黑"/>
           <w:b w:val="on"/>
         </w:rPr>
-        <w:t>调研思路</w:t>
-      </w:r>
-    </w:p>
-    <w:p>
-      <w:pPr>
-        <w:spacing w:line="288" w:lineRule="auto"/>
-        <w:jc w:val="left"/>
-      </w:pPr>
-      <w:r>
-        <w:rPr>
-          <w:rFonts w:ascii="微软雅黑" w:hAnsi="微软雅黑" w:eastAsia="微软雅黑" w:cs="微软雅黑"/>
-        </w:rPr>
-        <w:t>网络测试会产生连续的无线信号、网络性能和业务体验数据。传统分析主要依靠固定阈值、统计报表或人工对比曲线，难以处理动态场景中的快速变化、指标关联和模型失效问题。</w:t>
-      </w:r>
-    </w:p>
-    <w:p>
-      <w:pPr>
-        <w:spacing w:line="288" w:lineRule="auto"/>
-        <w:jc w:val="left"/>
-      </w:pPr>
-      <w:r>
-        <w:rPr>
-          <w:rFonts w:ascii="微软雅黑" w:hAnsi="微软雅黑" w:eastAsia="微软雅黑" w:cs="微软雅黑"/>
-        </w:rPr>
-        <w:t>本方向重点研究AI如何从一段已经采集的动态网络测试数据中，预测短期网络状态、识别异常变化，并判断分析结果是否可信。预测不是为了覆盖所有网络规划和流量调度问题，而是作为理解测试结果的工具：模型先学习正常情况下信号或性能应当如何变化，再利用实际结果与预测结果之间的偏差发现异常。</w:t>
+        <w:t>结果可信度评估</w:t>
+      </w:r>
+      <w:r>
+        <w:rPr>
+          <w:rFonts w:ascii="微软雅黑" w:hAnsi="微软雅黑" w:eastAsia="微软雅黑" w:cs="微软雅黑"/>
+        </w:rPr>
+        <w:t>：给出预测区间或异常置信度；当数据缺失严重或出现未知场景时，降低置信度或拒绝判断。</w:t>
       </w:r>
     </w:p>
     <w:p>
       <w:pPr>
         <w:numPr>
           <w:ilvl w:val="0"/>
-          <w:numId w:val="47"/>
-        </w:numPr>
-        <w:spacing w:line="288" w:lineRule="auto"/>
-        <w:jc w:val="left"/>
-      </w:pPr>
-      <w:r>
-        <w:rPr>
-          <w:rFonts w:ascii="微软雅黑" w:hAnsi="微软雅黑" w:eastAsia="微软雅黑" w:cs="微软雅黑"/>
-        </w:rPr>
-      </w:r>
-      <w:r>
-        <w:rPr>
-          <w:rFonts w:ascii="微软雅黑" w:hAnsi="微软雅黑" w:eastAsia="微软雅黑" w:cs="微软雅黑"/>
-          <w:b w:val="on"/>
-        </w:rPr>
-        <w:t>短时状态预测</w:t>
-      </w:r>
-      <w:r>
-        <w:rPr>
-          <w:rFonts w:ascii="微软雅黑" w:hAnsi="微软雅黑" w:eastAsia="微软雅黑" w:cs="微软雅黑"/>
-        </w:rPr>
-        <w:t>：根据最近一段测试数据，预测未来几秒或几十秒的信号、吞吐量或QoE。</w:t>
-      </w:r>
-    </w:p>
-    <w:p>
-      <w:pPr>
-        <w:numPr>
-          <w:ilvl w:val="0"/>
-          <w:numId w:val="48"/>
-        </w:numPr>
-        <w:spacing w:line="288" w:lineRule="auto"/>
-        <w:jc w:val="left"/>
-      </w:pPr>
-      <w:r>
-        <w:rPr>
-          <w:rFonts w:ascii="微软雅黑" w:hAnsi="微软雅黑" w:eastAsia="微软雅黑" w:cs="微软雅黑"/>
-        </w:rPr>
-      </w:r>
-      <w:r>
-        <w:rPr>
-          <w:rFonts w:ascii="微软雅黑" w:hAnsi="微软雅黑" w:eastAsia="微软雅黑" w:cs="微软雅黑"/>
-          <w:b w:val="on"/>
-        </w:rPr>
-        <w:t>异常变化识别</w:t>
-      </w:r>
-      <w:r>
-        <w:rPr>
-          <w:rFonts w:ascii="微软雅黑" w:hAnsi="微软雅黑" w:eastAsia="微软雅黑" w:cs="微软雅黑"/>
-        </w:rPr>
-        <w:t>：根据预测残差或时序特征，识别信号突降、吞吐下降、时延突增、切换异常或业务卡顿。</w:t>
-      </w:r>
-    </w:p>
-    <w:p>
-      <w:pPr>
-        <w:numPr>
-          <w:ilvl w:val="0"/>
-          <w:numId w:val="49"/>
-        </w:numPr>
-        <w:spacing w:line="288" w:lineRule="auto"/>
-        <w:jc w:val="left"/>
-      </w:pPr>
-      <w:r>
-        <w:rPr>
-          <w:rFonts w:ascii="微软雅黑" w:hAnsi="微软雅黑" w:eastAsia="微软雅黑" w:cs="微软雅黑"/>
-        </w:rPr>
-      </w:r>
-      <w:r>
-        <w:rPr>
-          <w:rFonts w:ascii="微软雅黑" w:hAnsi="微软雅黑" w:eastAsia="微软雅黑" w:cs="微软雅黑"/>
-          <w:b w:val="on"/>
-        </w:rPr>
-        <w:t>结果可信度评估</w:t>
-      </w:r>
-      <w:r>
-        <w:rPr>
-          <w:rFonts w:ascii="微软雅黑" w:hAnsi="微软雅黑" w:eastAsia="微软雅黑" w:cs="微软雅黑"/>
-        </w:rPr>
-        <w:t>：给出预测区间或异常置信度；当数据缺失严重或出现未知场景时，降低置信度或拒绝判断。</w:t>
-      </w:r>
-    </w:p>
-    <w:p>
-      <w:pPr>
-        <w:numPr>
-          <w:ilvl w:val="0"/>
-          <w:numId w:val="49"/>
+          <w:numId w:val="46"/>
         </w:numPr>
         <w:spacing w:line="288" w:lineRule="auto"/>
         <w:jc w:val="left"/>
@@ -7074,39 +6552,7 @@
           <w:rFonts w:ascii="微软雅黑" w:hAnsi="微软雅黑" w:eastAsia="微软雅黑" w:cs="微软雅黑"/>
           <w:b w:val="on"/>
         </w:rPr>
-        <w:t>（3）</w:t>
-      </w:r>
-      <w:r>
-        <w:rPr>
-          <w:rFonts w:ascii="微软雅黑" w:hAnsi="微软雅黑" w:eastAsia="微软雅黑" w:cs="微软雅黑"/>
-        </w:rPr>
-      </w:r>
-      <w:r>
-        <w:rPr>
-          <w:rFonts w:ascii="微软雅黑" w:hAnsi="微软雅黑" w:eastAsia="微软雅黑" w:cs="微软雅黑"/>
-          <w:b w:val="on"/>
-          <w:color w:val="000000"/>
-          <w:shd w:val="clear" w:fill="FFFFFF"/>
-        </w:rPr>
-        <w:t>高通 US12625275B2 定位测量缺失时的虚拟测量</w:t>
-      </w:r>
-    </w:p>
-    <w:p>
-      <w:pPr>
-        <w:spacing w:line="288" w:lineRule="auto"/>
-        <w:jc w:val="left"/>
-      </w:pPr>
-      <w:r>
-        <w:rPr>
-          <w:rFonts w:ascii="微软雅黑" w:hAnsi="微软雅黑" w:eastAsia="微软雅黑" w:cs="微软雅黑"/>
-        </w:rPr>
-      </w:r>
-      <w:r>
-        <w:rPr>
-          <w:rFonts w:ascii="微软雅黑" w:hAnsi="微软雅黑" w:eastAsia="微软雅黑" w:cs="微软雅黑"/>
-          <w:b w:val="on"/>
-        </w:rPr>
-        <w:t>（4）爱立信：持续监测通信网络中AI模型是否已经失效</w:t>
+        <w:t>（3）爱立信：持续监测通信网络中AI模型是否已经失效</w:t>
       </w:r>
     </w:p>
     <w:p>
@@ -7149,7 +6595,7 @@
           <w:rFonts w:ascii="微软雅黑" w:hAnsi="微软雅黑" w:eastAsia="微软雅黑" w:cs="微软雅黑"/>
         </w:rPr>
       </w:r>
-      <w:hyperlink r:id="rId16">
+      <w:hyperlink r:id="rId15">
         <w:r>
           <w:rPr>
             <w:rFonts w:ascii="微软雅黑" w:hAnsi="微软雅黑" w:eastAsia="微软雅黑" w:cs="微软雅黑"/>
@@ -7339,7 +6785,7 @@
           <w:rFonts w:ascii="微软雅黑" w:hAnsi="微软雅黑" w:eastAsia="微软雅黑" w:cs="微软雅黑"/>
           <w:b w:val="on"/>
         </w:rPr>
-        <w:t>（5）AT&amp;T与加州大学圣迭戈分校：从用户投诉反向定位网络侧或终端侧根因</w:t>
+        <w:t>（4）AT&amp;T与加州大学圣迭戈分校：从用户投诉反向定位网络侧或终端侧根因</w:t>
       </w:r>
     </w:p>
     <w:p>
@@ -7382,7 +6828,7 @@
           <w:rFonts w:ascii="微软雅黑" w:hAnsi="微软雅黑" w:eastAsia="微软雅黑" w:cs="微软雅黑"/>
         </w:rPr>
       </w:r>
-      <w:hyperlink r:id="rId17">
+      <w:hyperlink r:id="rId16">
         <w:r>
           <w:rPr>
             <w:rFonts w:ascii="微软雅黑" w:hAnsi="微软雅黑" w:eastAsia="微软雅黑" w:cs="微软雅黑"/>
@@ -7613,14 +7059,14 @@
           <w:rFonts w:ascii="微软雅黑" w:hAnsi="微软雅黑" w:eastAsia="微软雅黑" w:cs="微软雅黑"/>
           <w:b w:val="on"/>
         </w:rPr>
-        <w:t>（6）</w:t>
-      </w:r>
-      <w:r>
-        <w:rPr>
-          <w:rFonts w:ascii="微软雅黑" w:hAnsi="微软雅黑" w:eastAsia="微软雅黑" w:cs="微软雅黑"/>
-        </w:rPr>
-      </w:r>
-      <w:hyperlink r:id="rId18">
+        <w:t>（5）</w:t>
+      </w:r>
+      <w:r>
+        <w:rPr>
+          <w:rFonts w:ascii="微软雅黑" w:hAnsi="微软雅黑" w:eastAsia="微软雅黑" w:cs="微软雅黑"/>
+        </w:rPr>
+      </w:r>
+      <w:hyperlink r:id="rId17">
         <w:r>
           <w:rPr>
             <w:rFonts w:ascii="微软雅黑" w:hAnsi="微软雅黑" w:eastAsia="微软雅黑" w:cs="微软雅黑"/>
@@ -7648,6 +7094,180 @@
       <w:pPr>
         <w:numPr>
           <w:ilvl w:val="0"/>
+          <w:numId w:val="47"/>
+        </w:numPr>
+        <w:spacing w:line="288" w:lineRule="auto"/>
+        <w:jc w:val="left"/>
+      </w:pPr>
+      <w:r>
+        <w:rPr>
+          <w:rFonts w:ascii="微软雅黑" w:hAnsi="微软雅黑" w:eastAsia="微软雅黑" w:cs="微软雅黑"/>
+        </w:rPr>
+      </w:r>
+      <w:r>
+        <w:rPr>
+          <w:rFonts w:ascii="微软雅黑" w:hAnsi="微软雅黑" w:eastAsia="微软雅黑" w:cs="微软雅黑"/>
+          <w:b w:val="on"/>
+        </w:rPr>
+        <w:t>出处</w:t>
+      </w:r>
+      <w:r>
+        <w:rPr>
+          <w:rFonts w:ascii="微软雅黑" w:hAnsi="微软雅黑" w:eastAsia="微软雅黑" w:cs="微软雅黑"/>
+        </w:rPr>
+        <w:t>：IEEE Transactions on Vehicular Technology，2025年</w:t>
+      </w:r>
+    </w:p>
+    <w:p>
+      <w:pPr>
+        <w:spacing w:line="288" w:lineRule="auto"/>
+        <w:jc w:val="left"/>
+      </w:pPr>
+      <w:r>
+        <w:rPr>
+          <w:rFonts w:ascii="微软雅黑" w:hAnsi="微软雅黑" w:eastAsia="微软雅黑" w:cs="微软雅黑"/>
+        </w:rPr>
+      </w:r>
+      <w:r>
+        <w:rPr>
+          <w:rFonts w:ascii="微软雅黑" w:hAnsi="微软雅黑" w:eastAsia="微软雅黑" w:cs="微软雅黑"/>
+          <w:b w:val="on"/>
+        </w:rPr>
+        <w:t>a. 技术概述</w:t>
+      </w:r>
+    </w:p>
+    <w:p>
+      <w:pPr>
+        <w:spacing w:line="288" w:lineRule="auto"/>
+        <w:jc w:val="left"/>
+      </w:pPr>
+      <w:r>
+        <w:rPr>
+          <w:rFonts w:ascii="微软雅黑" w:hAnsi="微软雅黑" w:eastAsia="微软雅黑" w:cs="微软雅黑"/>
+        </w:rPr>
+        <w:t>该论文提出了一套</w:t>
+      </w:r>
+      <w:r>
+        <w:rPr>
+          <w:rFonts w:ascii="微软雅黑" w:hAnsi="微软雅黑" w:eastAsia="微软雅黑" w:cs="微软雅黑"/>
+        </w:rPr>
+      </w:r>
+      <w:r>
+        <w:rPr>
+          <w:rFonts w:ascii="微软雅黑" w:hAnsi="微软雅黑" w:eastAsia="微软雅黑" w:cs="微软雅黑"/>
+          <w:b w:val="on"/>
+        </w:rPr>
+        <w:t>RIC 辅助的无线实时视频 QoE 预测系统</w:t>
+      </w:r>
+      <w:r>
+        <w:rPr>
+          <w:rFonts w:ascii="微软雅黑" w:hAnsi="微软雅黑" w:eastAsia="微软雅黑" w:cs="微软雅黑"/>
+        </w:rPr>
+        <w:t>，在真实硬件平台上实现了"网络测量 → AI 预测 → 网络控制"的闭环。系统基于 OpenAirInterface（OAI）搭建 4G/5G 基站和核心网、Edgegallery 作为 RIC 平台、USRP B210 作为射频前端，同时搭建 WebRTC 实时视频传输服务，使 6 台华为 Nexus 6P 商用手机作为 UE 接入并播放视频。UE 在移动过程中——论文通过</w:t>
+      </w:r>
+      <w:r>
+        <w:rPr>
+          <w:rFonts w:ascii="微软雅黑" w:hAnsi="微软雅黑" w:eastAsia="微软雅黑" w:cs="微软雅黑"/>
+        </w:rPr>
+      </w:r>
+      <w:r>
+        <w:rPr>
+          <w:rFonts w:ascii="微软雅黑" w:hAnsi="微软雅黑" w:eastAsia="微软雅黑" w:cs="微软雅黑"/>
+          <w:b w:val="on"/>
+        </w:rPr>
+        <w:t>移动 UE 的位置来改变无线网络状态</w:t>
+      </w:r>
+      <w:r>
+        <w:rPr>
+          <w:rFonts w:ascii="微软雅黑" w:hAnsi="微软雅黑" w:eastAsia="微软雅黑" w:cs="微软雅黑"/>
+        </w:rPr>
+        <w:t>——产生不同传输条件下的数据，RIC 服务器通过 flexRAN 反馈接口采集 RAN 侧的上下文测量数据，WebRTC 服务器同时记录视频 QoE 指标，形成"网络状态 + QoE 标签"的配对数据集。</w:t>
+      </w:r>
+    </w:p>
+    <w:p>
+      <w:pPr>
+        <w:spacing w:line="288" w:lineRule="auto"/>
+        <w:jc w:val="left"/>
+      </w:pPr>
+      <w:r>
+        <w:rPr>
+          <w:rFonts w:ascii="微软雅黑" w:hAnsi="微软雅黑" w:eastAsia="微软雅黑" w:cs="微软雅黑"/>
+        </w:rPr>
+      </w:r>
+      <w:r>
+        <w:rPr>
+          <w:rFonts w:ascii="微软雅黑" w:hAnsi="微软雅黑" w:eastAsia="微软雅黑" w:cs="微软雅黑"/>
+          <w:b w:val="on"/>
+        </w:rPr>
+        <w:t>b. 预测模型与核心设计</w:t>
+      </w:r>
+    </w:p>
+    <w:p>
+      <w:pPr>
+        <w:spacing w:line="288" w:lineRule="auto"/>
+        <w:jc w:val="left"/>
+      </w:pPr>
+      <w:r>
+        <w:rPr>
+          <w:rFonts w:ascii="微软雅黑" w:hAnsi="微软雅黑" w:eastAsia="微软雅黑" w:cs="微软雅黑"/>
+        </w:rPr>
+        <w:t>论文提出</w:t>
+      </w:r>
+      <w:r>
+        <w:rPr>
+          <w:rFonts w:ascii="微软雅黑" w:hAnsi="微软雅黑" w:eastAsia="微软雅黑" w:cs="微软雅黑"/>
+        </w:rPr>
+      </w:r>
+      <w:r>
+        <w:rPr>
+          <w:rFonts w:ascii="微软雅黑" w:hAnsi="微软雅黑" w:eastAsia="微软雅黑" w:cs="微软雅黑"/>
+          <w:b w:val="on"/>
+        </w:rPr>
+        <w:t>两阶段Transformer感知与预测模型 TTPP（Transformer-based Transmission Period Prediction）</w:t>
+      </w:r>
+      <w:r>
+        <w:rPr>
+          <w:rFonts w:ascii="微软雅黑" w:hAnsi="微软雅黑" w:eastAsia="微软雅黑" w:cs="微软雅黑"/>
+        </w:rPr>
+        <w:t xml:space="preserve"> 方案：</w:t>
+      </w:r>
+    </w:p>
+    <w:p>
+      <w:pPr>
+        <w:numPr>
+          <w:ilvl w:val="0"/>
+          <w:numId w:val="48"/>
+        </w:numPr>
+        <w:spacing w:line="288" w:lineRule="auto"/>
+        <w:jc w:val="left"/>
+      </w:pPr>
+      <w:r>
+        <w:rPr>
+          <w:rFonts w:ascii="微软雅黑" w:hAnsi="微软雅黑" w:eastAsia="微软雅黑" w:cs="微软雅黑"/>
+        </w:rPr>
+        <w:t>第一阶段根据网络测量估计当前视频QoE；</w:t>
+      </w:r>
+    </w:p>
+    <w:p>
+      <w:pPr>
+        <w:numPr>
+          <w:ilvl w:val="0"/>
+          <w:numId w:val="49"/>
+        </w:numPr>
+        <w:spacing w:line="288" w:lineRule="auto"/>
+        <w:jc w:val="left"/>
+      </w:pPr>
+      <w:r>
+        <w:rPr>
+          <w:rFonts w:ascii="微软雅黑" w:hAnsi="微软雅黑" w:eastAsia="微软雅黑" w:cs="微软雅黑"/>
+        </w:rPr>
+        <w:t>第二阶段结合历史序列预测下一周期QoE；</w:t>
+      </w:r>
+    </w:p>
+    <w:p>
+      <w:pPr>
+        <w:numPr>
+          <w:ilvl w:val="0"/>
           <w:numId w:val="50"/>
         </w:numPr>
         <w:spacing w:line="288" w:lineRule="auto"/>
@@ -7657,133 +7277,7 @@
         <w:rPr>
           <w:rFonts w:ascii="微软雅黑" w:hAnsi="微软雅黑" w:eastAsia="微软雅黑" w:cs="微软雅黑"/>
         </w:rPr>
-      </w:r>
-      <w:r>
-        <w:rPr>
-          <w:rFonts w:ascii="微软雅黑" w:hAnsi="微软雅黑" w:eastAsia="微软雅黑" w:cs="微软雅黑"/>
-          <w:b w:val="on"/>
-        </w:rPr>
-        <w:t>出处</w:t>
-      </w:r>
-      <w:r>
-        <w:rPr>
-          <w:rFonts w:ascii="微软雅黑" w:hAnsi="微软雅黑" w:eastAsia="微软雅黑" w:cs="微软雅黑"/>
-        </w:rPr>
-        <w:t>：IEEE Transactions on Vehicular Technology，2025年</w:t>
-      </w:r>
-    </w:p>
-    <w:p>
-      <w:pPr>
-        <w:spacing w:line="288" w:lineRule="auto"/>
-        <w:jc w:val="left"/>
-      </w:pPr>
-      <w:r>
-        <w:rPr>
-          <w:rFonts w:ascii="微软雅黑" w:hAnsi="微软雅黑" w:eastAsia="微软雅黑" w:cs="微软雅黑"/>
-        </w:rPr>
-      </w:r>
-      <w:r>
-        <w:rPr>
-          <w:rFonts w:ascii="微软雅黑" w:hAnsi="微软雅黑" w:eastAsia="微软雅黑" w:cs="微软雅黑"/>
-          <w:b w:val="on"/>
-        </w:rPr>
-        <w:t>a. 技术概述</w:t>
-      </w:r>
-    </w:p>
-    <w:p>
-      <w:pPr>
-        <w:spacing w:line="288" w:lineRule="auto"/>
-        <w:jc w:val="left"/>
-      </w:pPr>
-      <w:r>
-        <w:rPr>
-          <w:rFonts w:ascii="微软雅黑" w:hAnsi="微软雅黑" w:eastAsia="微软雅黑" w:cs="微软雅黑"/>
-        </w:rPr>
-        <w:t>该论文提出了一套</w:t>
-      </w:r>
-      <w:r>
-        <w:rPr>
-          <w:rFonts w:ascii="微软雅黑" w:hAnsi="微软雅黑" w:eastAsia="微软雅黑" w:cs="微软雅黑"/>
-        </w:rPr>
-      </w:r>
-      <w:r>
-        <w:rPr>
-          <w:rFonts w:ascii="微软雅黑" w:hAnsi="微软雅黑" w:eastAsia="微软雅黑" w:cs="微软雅黑"/>
-          <w:b w:val="on"/>
-        </w:rPr>
-        <w:t>RIC 辅助的无线实时视频 QoE 预测系统</w:t>
-      </w:r>
-      <w:r>
-        <w:rPr>
-          <w:rFonts w:ascii="微软雅黑" w:hAnsi="微软雅黑" w:eastAsia="微软雅黑" w:cs="微软雅黑"/>
-        </w:rPr>
-        <w:t>，在真实硬件平台上实现了"网络测量 → AI 预测 → 网络控制"的闭环。系统基于 OpenAirInterface（OAI）搭建 4G/5G 基站和核心网、Edgegallery 作为 RIC 平台、USRP B210 作为射频前端，同时搭建 WebRTC 实时视频传输服务，使 6 台华为 Nexus 6P 商用手机作为 UE 接入并播放视频。UE 在移动过程中——论文通过</w:t>
-      </w:r>
-      <w:r>
-        <w:rPr>
-          <w:rFonts w:ascii="微软雅黑" w:hAnsi="微软雅黑" w:eastAsia="微软雅黑" w:cs="微软雅黑"/>
-        </w:rPr>
-      </w:r>
-      <w:r>
-        <w:rPr>
-          <w:rFonts w:ascii="微软雅黑" w:hAnsi="微软雅黑" w:eastAsia="微软雅黑" w:cs="微软雅黑"/>
-          <w:b w:val="on"/>
-        </w:rPr>
-        <w:t>移动 UE 的位置来改变无线网络状态</w:t>
-      </w:r>
-      <w:r>
-        <w:rPr>
-          <w:rFonts w:ascii="微软雅黑" w:hAnsi="微软雅黑" w:eastAsia="微软雅黑" w:cs="微软雅黑"/>
-        </w:rPr>
-        <w:t>——产生不同传输条件下的数据，RIC 服务器通过 flexRAN 反馈接口采集 RAN 侧的上下文测量数据，WebRTC 服务器同时记录视频 QoE 指标，形成"网络状态 + QoE 标签"的配对数据集。</w:t>
-      </w:r>
-    </w:p>
-    <w:p>
-      <w:pPr>
-        <w:spacing w:line="288" w:lineRule="auto"/>
-        <w:jc w:val="left"/>
-      </w:pPr>
-      <w:r>
-        <w:rPr>
-          <w:rFonts w:ascii="微软雅黑" w:hAnsi="微软雅黑" w:eastAsia="微软雅黑" w:cs="微软雅黑"/>
-        </w:rPr>
-      </w:r>
-      <w:r>
-        <w:rPr>
-          <w:rFonts w:ascii="微软雅黑" w:hAnsi="微软雅黑" w:eastAsia="微软雅黑" w:cs="微软雅黑"/>
-          <w:b w:val="on"/>
-        </w:rPr>
-        <w:t>b. 预测模型与核心设计</w:t>
-      </w:r>
-    </w:p>
-    <w:p>
-      <w:pPr>
-        <w:spacing w:line="288" w:lineRule="auto"/>
-        <w:jc w:val="left"/>
-      </w:pPr>
-      <w:r>
-        <w:rPr>
-          <w:rFonts w:ascii="微软雅黑" w:hAnsi="微软雅黑" w:eastAsia="微软雅黑" w:cs="微软雅黑"/>
-        </w:rPr>
-        <w:t>论文提出</w:t>
-      </w:r>
-      <w:r>
-        <w:rPr>
-          <w:rFonts w:ascii="微软雅黑" w:hAnsi="微软雅黑" w:eastAsia="微软雅黑" w:cs="微软雅黑"/>
-        </w:rPr>
-      </w:r>
-      <w:r>
-        <w:rPr>
-          <w:rFonts w:ascii="微软雅黑" w:hAnsi="微软雅黑" w:eastAsia="微软雅黑" w:cs="微软雅黑"/>
-          <w:b w:val="on"/>
-        </w:rPr>
-        <w:t>两阶段Transformer感知与预测模型 TTPP（Transformer-based Transmission Period Prediction）</w:t>
-      </w:r>
-      <w:r>
-        <w:rPr>
-          <w:rFonts w:ascii="微软雅黑" w:hAnsi="微软雅黑" w:eastAsia="微软雅黑" w:cs="微软雅黑"/>
-        </w:rPr>
-        <w:t xml:space="preserve"> 方案：</w:t>
+        <w:t>通过两种数据增强方法提升模型对无线波动的鲁棒性；</w:t>
       </w:r>
     </w:p>
     <w:p>
@@ -7799,54 +7293,6 @@
         <w:rPr>
           <w:rFonts w:ascii="微软雅黑" w:hAnsi="微软雅黑" w:eastAsia="微软雅黑" w:cs="微软雅黑"/>
         </w:rPr>
-        <w:t>第一阶段根据网络测量估计当前视频QoE；</w:t>
-      </w:r>
-    </w:p>
-    <w:p>
-      <w:pPr>
-        <w:numPr>
-          <w:ilvl w:val="0"/>
-          <w:numId w:val="52"/>
-        </w:numPr>
-        <w:spacing w:line="288" w:lineRule="auto"/>
-        <w:jc w:val="left"/>
-      </w:pPr>
-      <w:r>
-        <w:rPr>
-          <w:rFonts w:ascii="微软雅黑" w:hAnsi="微软雅黑" w:eastAsia="微软雅黑" w:cs="微软雅黑"/>
-        </w:rPr>
-        <w:t>第二阶段结合历史序列预测下一周期QoE；</w:t>
-      </w:r>
-    </w:p>
-    <w:p>
-      <w:pPr>
-        <w:numPr>
-          <w:ilvl w:val="0"/>
-          <w:numId w:val="53"/>
-        </w:numPr>
-        <w:spacing w:line="288" w:lineRule="auto"/>
-        <w:jc w:val="left"/>
-      </w:pPr>
-      <w:r>
-        <w:rPr>
-          <w:rFonts w:ascii="微软雅黑" w:hAnsi="微软雅黑" w:eastAsia="微软雅黑" w:cs="微软雅黑"/>
-        </w:rPr>
-        <w:t>通过两种数据增强方法提升模型对无线波动的鲁棒性；</w:t>
-      </w:r>
-    </w:p>
-    <w:p>
-      <w:pPr>
-        <w:numPr>
-          <w:ilvl w:val="0"/>
-          <w:numId w:val="54"/>
-        </w:numPr>
-        <w:spacing w:line="288" w:lineRule="auto"/>
-        <w:jc w:val="left"/>
-      </w:pPr>
-      <w:r>
-        <w:rPr>
-          <w:rFonts w:ascii="微软雅黑" w:hAnsi="微软雅黑" w:eastAsia="微软雅黑" w:cs="微软雅黑"/>
-        </w:rPr>
         <w:t>在RIC辅助的实时视频传输原型系统中进行部署测试。</w:t>
       </w:r>
     </w:p>
@@ -7895,14 +7341,14 @@
           <w:rFonts w:ascii="微软雅黑" w:hAnsi="微软雅黑" w:eastAsia="微软雅黑" w:cs="微软雅黑"/>
           <w:b w:val="on"/>
         </w:rPr>
-        <w:t>（7）</w:t>
-      </w:r>
-      <w:r>
-        <w:rPr>
-          <w:rFonts w:ascii="微软雅黑" w:hAnsi="微软雅黑" w:eastAsia="微软雅黑" w:cs="微软雅黑"/>
-        </w:rPr>
-      </w:r>
-      <w:hyperlink r:id="rId19">
+        <w:t>（6）</w:t>
+      </w:r>
+      <w:r>
+        <w:rPr>
+          <w:rFonts w:ascii="微软雅黑" w:hAnsi="微软雅黑" w:eastAsia="微软雅黑" w:cs="微软雅黑"/>
+        </w:rPr>
+      </w:r>
+      <w:hyperlink r:id="rId18">
         <w:r>
           <w:rPr>
             <w:rFonts w:ascii="微软雅黑" w:hAnsi="微软雅黑" w:eastAsia="微软雅黑" w:cs="微软雅黑"/>
@@ -7930,6 +7376,328 @@
       <w:pPr>
         <w:numPr>
           <w:ilvl w:val="0"/>
+          <w:numId w:val="52"/>
+        </w:numPr>
+        <w:spacing w:line="288" w:lineRule="auto"/>
+        <w:jc w:val="left"/>
+      </w:pPr>
+      <w:r>
+        <w:rPr>
+          <w:rFonts w:ascii="微软雅黑" w:hAnsi="微软雅黑" w:eastAsia="微软雅黑" w:cs="微软雅黑"/>
+        </w:rPr>
+      </w:r>
+      <w:r>
+        <w:rPr>
+          <w:rFonts w:ascii="微软雅黑" w:hAnsi="微软雅黑" w:eastAsia="微软雅黑" w:cs="微软雅黑"/>
+          <w:b w:val="on"/>
+        </w:rPr>
+        <w:t>出处：</w:t>
+      </w:r>
+      <w:r>
+        <w:rPr>
+          <w:rFonts w:ascii="微软雅黑" w:hAnsi="微软雅黑" w:eastAsia="微软雅黑" w:cs="微软雅黑"/>
+        </w:rPr>
+        <w:t>2025 IEEE Conference on Standards for Communications and Networking，CSCN 2025</w:t>
+      </w:r>
+    </w:p>
+    <w:p>
+      <w:pPr>
+        <w:spacing w:line="288" w:lineRule="auto"/>
+        <w:jc w:val="left"/>
+      </w:pPr>
+      <w:r>
+        <w:rPr>
+          <w:rFonts w:ascii="微软雅黑" w:hAnsi="微软雅黑" w:eastAsia="微软雅黑" w:cs="微软雅黑"/>
+        </w:rPr>
+      </w:r>
+      <w:r>
+        <w:rPr>
+          <w:rFonts w:ascii="微软雅黑" w:hAnsi="微软雅黑" w:eastAsia="微软雅黑" w:cs="微软雅黑"/>
+          <w:b w:val="on"/>
+        </w:rPr>
+        <w:t>a. 技术概述</w:t>
+      </w:r>
+    </w:p>
+    <w:p>
+      <w:pPr>
+        <w:spacing w:line="288" w:lineRule="auto"/>
+        <w:jc w:val="left"/>
+      </w:pPr>
+      <w:r>
+        <w:rPr>
+          <w:rFonts w:ascii="微软雅黑" w:hAnsi="微软雅黑" w:eastAsia="微软雅黑" w:cs="微软雅黑"/>
+        </w:rPr>
+        <w:t>5G 云化 RAN 每秒产生海量 KPI 数据，传统基于固定阈值和规则的异常检测方法在动态变化的网络环境中效果急剧下降。该论文提出 RANGAN，一种将生成对抗网络（GAN）与 Transformer 架构结合的无监督异常检测框架。核心思路是：用 GAN 学习 RAN 正常运行时 KPI 的分布模式，当输入数据的分布偏离所学模式时判定为异常。Transformer 的注意力机制使模型能捕捉 KPI 时序中的长距离依赖关系，而 GAN 的无监督特性使模型无需标注数据即可训练——这对标注获取困难的实际网络运维场景尤为重要。</w:t>
+      </w:r>
+    </w:p>
+    <w:p>
+      <w:pPr>
+        <w:spacing w:line="288" w:lineRule="auto"/>
+        <w:jc w:val="left"/>
+      </w:pPr>
+      <w:r>
+        <w:rPr>
+          <w:rFonts w:ascii="微软雅黑" w:hAnsi="微软雅黑" w:eastAsia="微软雅黑" w:cs="微软雅黑"/>
+        </w:rPr>
+      </w:r>
+      <w:r>
+        <w:rPr>
+          <w:rFonts w:ascii="微软雅黑" w:hAnsi="微软雅黑" w:eastAsia="微软雅黑" w:cs="微软雅黑"/>
+          <w:b w:val="on"/>
+        </w:rPr>
+        <w:t>b. 数据处理与模型设计</w:t>
+      </w:r>
+    </w:p>
+    <w:p>
+      <w:pPr>
+        <w:spacing w:line="288" w:lineRule="auto"/>
+        <w:jc w:val="left"/>
+      </w:pPr>
+      <w:r>
+        <w:rPr>
+          <w:rFonts w:ascii="微软雅黑" w:hAnsi="微软雅黑" w:eastAsia="微软雅黑" w:cs="微软雅黑"/>
+        </w:rPr>
+        <w:t>使用公开的 SpotLight 数据集（模拟 5 个 UE 在多种流量类型下的 RAN KPI，按 3GPP 标准定义，涵盖前传链路使用率和 CPU 线程调度等类别），经最小-最大归一化后，用滑动窗口将 KPI 时序切分为固定长度重叠片段。窗口大小从 20 到 60 可调。GAN 的生成器接收随机噪声产生与训练样本同维度的输出，判别器区分真实样本与生成样本，两者对抗训练。Transformer 模块嵌入生成器和判别器中，通过注意力权重使模型聚焦于输入序列中最具信息量的时间片段。</w:t>
+      </w:r>
+    </w:p>
+    <w:p>
+      <w:pPr>
+        <w:spacing w:line="288" w:lineRule="auto"/>
+        <w:jc w:val="left"/>
+      </w:pPr>
+      <w:r>
+        <w:rPr>
+          <w:rFonts w:ascii="微软雅黑" w:hAnsi="微软雅黑" w:eastAsia="微软雅黑" w:cs="微软雅黑"/>
+        </w:rPr>
+      </w:r>
+      <w:r>
+        <w:rPr>
+          <w:rFonts w:ascii="微软雅黑" w:hAnsi="微软雅黑" w:eastAsia="微软雅黑" w:cs="微软雅黑"/>
+          <w:b w:val="on"/>
+        </w:rPr>
+        <w:t>c. 实验结果</w:t>
+      </w:r>
+    </w:p>
+    <w:p>
+      <w:pPr>
+        <w:spacing w:line="288" w:lineRule="auto"/>
+        <w:jc w:val="left"/>
+      </w:pPr>
+      <w:r>
+        <w:rPr>
+          <w:rFonts w:ascii="微软雅黑" w:hAnsi="微软雅黑" w:eastAsia="微软雅黑" w:cs="微软雅黑"/>
+        </w:rPr>
+        <w:t>与 7 种基线方法（Autoencoder、Isolation Forest、LOF、OCSVM、HDBSCAN、DBSCAN、Z-Score）对比，RANGAN 在检测网络资源争用异常上取得最优，滑动窗口消融实验表明窗口越大性能越好，足够的时序上下文对于区分正常与异常行为至关重要。</w:t>
+      </w:r>
+    </w:p>
+    <w:p>
+      <w:pPr>
+        <w:spacing w:line="288" w:lineRule="auto"/>
+        <w:jc w:val="left"/>
+      </w:pPr>
+      <w:r>
+        <w:rPr>
+          <w:rFonts w:ascii="微软雅黑" w:hAnsi="微软雅黑" w:eastAsia="微软雅黑" w:cs="微软雅黑"/>
+        </w:rPr>
+      </w:r>
+      <w:r>
+        <w:rPr>
+          <w:rFonts w:ascii="微软雅黑" w:hAnsi="微软雅黑" w:eastAsia="微软雅黑" w:cs="微软雅黑"/>
+          <w:b w:val="on"/>
+        </w:rPr>
+        <w:t>d. 研究启示</w:t>
+      </w:r>
+    </w:p>
+    <w:p>
+      <w:pPr>
+        <w:spacing w:line="288" w:lineRule="auto"/>
+        <w:jc w:val="left"/>
+      </w:pPr>
+      <w:r>
+        <w:rPr>
+          <w:rFonts w:ascii="微软雅黑" w:hAnsi="微软雅黑" w:eastAsia="微软雅黑" w:cs="微软雅黑"/>
+        </w:rPr>
+        <w:t>该论文的核心价值在于验证了 GAN+Transformer 的组合在 RAN KPI 无监督异常检测中的有效性，且在与爱立信的合作背景下完成，贴近实际运维需求。论文说明异常判断不能只看某个瞬时KPI是否越过阈值。例如吞吐量突然下降，在高负载、切换和无线衰落情况下可能具有完全不同的含义。滑动窗口能够利用异常发生前后的变化轨迹。</w:t>
+      </w:r>
+    </w:p>
+    <w:p>
+      <w:pPr>
+        <w:spacing w:line="288" w:lineRule="auto"/>
+      </w:pPr>
+      <w:r>
+        <w:rPr>
+          <w:rFonts w:ascii="微软雅黑" w:hAnsi="微软雅黑" w:eastAsia="微软雅黑" w:cs="微软雅黑"/>
+        </w:rPr>
+      </w:r>
+    </w:p>
+    <w:p>
+      <w:pPr>
+        <w:pStyle w:val="5"/>
+        <w:jc w:val="left"/>
+      </w:pPr>
+      <w:r>
+        <w:rPr>
+          <w:rFonts w:ascii="微软雅黑" w:hAnsi="微软雅黑" w:eastAsia="微软雅黑" w:cs="微软雅黑"/>
+          <w:sz w:val="28"/>
+          <w:b w:val="on"/>
+        </w:rPr>
+        <w:t>3、测试结果驱动网络优化</w:t>
+      </w:r>
+    </w:p>
+    <w:p>
+      <w:pPr>
+        <w:numPr>
+          <w:ilvl w:val="0"/>
+          <w:numId w:val="53"/>
+        </w:numPr>
+        <w:spacing w:line="288" w:lineRule="auto"/>
+        <w:jc w:val="left"/>
+      </w:pPr>
+      <w:r>
+        <w:rPr>
+          <w:rFonts w:ascii="微软雅黑" w:hAnsi="微软雅黑" w:eastAsia="微软雅黑" w:cs="微软雅黑"/>
+        </w:rPr>
+      </w:r>
+      <w:r>
+        <w:rPr>
+          <w:rFonts w:ascii="微软雅黑" w:hAnsi="微软雅黑" w:eastAsia="微软雅黑" w:cs="微软雅黑"/>
+          <w:b w:val="on"/>
+        </w:rPr>
+        <w:t>调研思路</w:t>
+      </w:r>
+    </w:p>
+    <w:p>
+      <w:pPr>
+        <w:spacing w:line="288" w:lineRule="auto"/>
+        <w:jc w:val="left"/>
+      </w:pPr>
+      <w:r>
+        <w:rPr>
+          <w:rFonts w:ascii="微软雅黑" w:hAnsi="微软雅黑" w:eastAsia="微软雅黑" w:cs="微软雅黑"/>
+        </w:rPr>
+        <w:t>网络测试的最终价值不应停留在生成曲线、预测指标或识别异常，而应进一步将测试和分析结果转化为可执行的网络控制动作。例如，当测试发现用户可能发生切换失败、业务时延超限、无线资源分配不合理或网络性能持续下降时，系统可以进一步决定是否切换小区、调整切换方式、重新分配无线资源或采取其他网络优化措施。</w:t>
+      </w:r>
+    </w:p>
+    <w:p>
+      <w:pPr>
+        <w:spacing w:line="288" w:lineRule="auto"/>
+        <w:jc w:val="left"/>
+      </w:pPr>
+      <w:r>
+        <w:rPr>
+          <w:rFonts w:ascii="微软雅黑" w:hAnsi="微软雅黑" w:eastAsia="微软雅黑" w:cs="微软雅黑"/>
+        </w:rPr>
+        <w:t>本方向重点关注如何利用 AI 建立“</w:t>
+      </w:r>
+      <w:r>
+        <w:rPr>
+          <w:rFonts w:ascii="微软雅黑" w:hAnsi="微软雅黑" w:eastAsia="微软雅黑" w:cs="微软雅黑"/>
+        </w:rPr>
+      </w:r>
+      <w:r>
+        <w:rPr>
+          <w:rFonts w:ascii="微软雅黑" w:hAnsi="微软雅黑" w:eastAsia="微软雅黑" w:cs="微软雅黑"/>
+          <w:b w:val="on"/>
+        </w:rPr>
+        <w:t>网络状态感知 → 控制动作生成 → 动作效果评估 → 网络执行 → 新测量反馈</w:t>
+      </w:r>
+      <w:r>
+        <w:rPr>
+          <w:rFonts w:ascii="微软雅黑" w:hAnsi="微软雅黑" w:eastAsia="微软雅黑" w:cs="微软雅黑"/>
+        </w:rPr>
+        <w:t>”的闭环，使网络优化策略能够根据实时测试结果和业务需求动态调整。</w:t>
+      </w:r>
+    </w:p>
+    <w:p>
+      <w:pPr>
+        <w:numPr>
+          <w:ilvl w:val="0"/>
+          <w:numId w:val="53"/>
+        </w:numPr>
+        <w:spacing w:line="288" w:lineRule="auto"/>
+        <w:jc w:val="left"/>
+      </w:pPr>
+      <w:r>
+        <w:rPr>
+          <w:rFonts w:ascii="微软雅黑" w:hAnsi="微软雅黑" w:eastAsia="微软雅黑" w:cs="微软雅黑"/>
+        </w:rPr>
+      </w:r>
+      <w:r>
+        <w:rPr>
+          <w:rFonts w:ascii="微软雅黑" w:hAnsi="微软雅黑" w:eastAsia="微软雅黑" w:cs="微软雅黑"/>
+          <w:b w:val="on"/>
+        </w:rPr>
+        <w:t>调研内容</w:t>
+      </w:r>
+    </w:p>
+    <w:p>
+      <w:pPr>
+        <w:spacing w:line="288" w:lineRule="auto"/>
+        <w:jc w:val="left"/>
+      </w:pPr>
+      <w:r>
+        <w:rPr>
+          <w:rFonts w:ascii="微软雅黑" w:hAnsi="微软雅黑" w:eastAsia="微软雅黑" w:cs="微软雅黑"/>
+        </w:rPr>
+      </w:r>
+      <w:r>
+        <w:rPr>
+          <w:rFonts w:ascii="微软雅黑" w:hAnsi="微软雅黑" w:eastAsia="微软雅黑" w:cs="微软雅黑"/>
+          <w:b w:val="on"/>
+        </w:rPr>
+        <w:t>（1）华为 WO2025010581A1 面向候选网络动作的无线数字孪生预测</w:t>
+      </w:r>
+    </w:p>
+    <w:p>
+      <w:pPr>
+        <w:spacing w:line="288" w:lineRule="auto"/>
+        <w:jc w:val="left"/>
+      </w:pPr>
+      <w:r>
+        <w:rPr>
+          <w:rFonts w:ascii="微软雅黑" w:hAnsi="微软雅黑" w:eastAsia="微软雅黑" w:cs="微软雅黑"/>
+        </w:rPr>
+      </w:r>
+      <w:r>
+        <w:rPr>
+          <w:rFonts w:ascii="微软雅黑" w:hAnsi="微软雅黑" w:eastAsia="微软雅黑" w:cs="微软雅黑"/>
+          <w:b w:val="on"/>
+        </w:rPr>
+        <w:t>（2）xSlice：在真实5G OTA网络中根据KPI动态分配无线资源</w:t>
+      </w:r>
+    </w:p>
+    <w:p>
+      <w:pPr>
+        <w:numPr>
+          <w:ilvl w:val="0"/>
+          <w:numId w:val="54"/>
+        </w:numPr>
+        <w:spacing w:line="288" w:lineRule="auto"/>
+        <w:jc w:val="left"/>
+      </w:pPr>
+      <w:r>
+        <w:rPr>
+          <w:rFonts w:ascii="微软雅黑" w:hAnsi="微软雅黑" w:eastAsia="微软雅黑" w:cs="微软雅黑"/>
+        </w:rPr>
+      </w:r>
+      <w:r>
+        <w:rPr>
+          <w:rFonts w:ascii="微软雅黑" w:hAnsi="微软雅黑" w:eastAsia="微软雅黑" w:cs="微软雅黑"/>
+          <w:b w:val="on"/>
+        </w:rPr>
+        <w:t>出处：</w:t>
+      </w:r>
+      <w:r>
+        <w:rPr>
+          <w:rFonts w:ascii="微软雅黑" w:hAnsi="微软雅黑" w:eastAsia="微软雅黑" w:cs="微软雅黑"/>
+        </w:rPr>
+        <w:t>2025-11-13；正式卷期：IEEE Transactions on Networking，Vol.34，2026，pp.1596–1611</w:t>
+      </w:r>
+    </w:p>
+    <w:p>
+      <w:pPr>
+        <w:numPr>
+          <w:ilvl w:val="0"/>
           <w:numId w:val="55"/>
         </w:numPr>
         <w:spacing w:line="288" w:lineRule="auto"/>
@@ -7945,298 +7713,6 @@
           <w:rFonts w:ascii="微软雅黑" w:hAnsi="微软雅黑" w:eastAsia="微软雅黑" w:cs="微软雅黑"/>
           <w:b w:val="on"/>
         </w:rPr>
-        <w:t>出处：</w:t>
-      </w:r>
-      <w:r>
-        <w:rPr>
-          <w:rFonts w:ascii="微软雅黑" w:hAnsi="微软雅黑" w:eastAsia="微软雅黑" w:cs="微软雅黑"/>
-        </w:rPr>
-        <w:t>2025 IEEE Conference on Standards for Communications and Networking，CSCN 2025</w:t>
-      </w:r>
-    </w:p>
-    <w:p>
-      <w:pPr>
-        <w:spacing w:line="288" w:lineRule="auto"/>
-        <w:jc w:val="left"/>
-      </w:pPr>
-      <w:r>
-        <w:rPr>
-          <w:rFonts w:ascii="微软雅黑" w:hAnsi="微软雅黑" w:eastAsia="微软雅黑" w:cs="微软雅黑"/>
-        </w:rPr>
-      </w:r>
-      <w:r>
-        <w:rPr>
-          <w:rFonts w:ascii="微软雅黑" w:hAnsi="微软雅黑" w:eastAsia="微软雅黑" w:cs="微软雅黑"/>
-          <w:b w:val="on"/>
-        </w:rPr>
-        <w:t>a. 技术概述</w:t>
-      </w:r>
-    </w:p>
-    <w:p>
-      <w:pPr>
-        <w:spacing w:line="288" w:lineRule="auto"/>
-        <w:jc w:val="left"/>
-      </w:pPr>
-      <w:r>
-        <w:rPr>
-          <w:rFonts w:ascii="微软雅黑" w:hAnsi="微软雅黑" w:eastAsia="微软雅黑" w:cs="微软雅黑"/>
-        </w:rPr>
-        <w:t>5G 云化 RAN 每秒产生海量 KPI 数据，传统基于固定阈值和规则的异常检测方法在动态变化的网络环境中效果急剧下降。该论文提出 RANGAN，一种将生成对抗网络（GAN）与 Transformer 架构结合的无监督异常检测框架。核心思路是：用 GAN 学习 RAN 正常运行时 KPI 的分布模式，当输入数据的分布偏离所学模式时判定为异常。Transformer 的注意力机制使模型能捕捉 KPI 时序中的长距离依赖关系，而 GAN 的无监督特性使模型无需标注数据即可训练——这对标注获取困难的实际网络运维场景尤为重要。</w:t>
-      </w:r>
-    </w:p>
-    <w:p>
-      <w:pPr>
-        <w:spacing w:line="288" w:lineRule="auto"/>
-        <w:jc w:val="left"/>
-      </w:pPr>
-      <w:r>
-        <w:rPr>
-          <w:rFonts w:ascii="微软雅黑" w:hAnsi="微软雅黑" w:eastAsia="微软雅黑" w:cs="微软雅黑"/>
-        </w:rPr>
-      </w:r>
-      <w:r>
-        <w:rPr>
-          <w:rFonts w:ascii="微软雅黑" w:hAnsi="微软雅黑" w:eastAsia="微软雅黑" w:cs="微软雅黑"/>
-          <w:b w:val="on"/>
-        </w:rPr>
-        <w:t>b. 数据处理与模型设计</w:t>
-      </w:r>
-    </w:p>
-    <w:p>
-      <w:pPr>
-        <w:spacing w:line="288" w:lineRule="auto"/>
-        <w:jc w:val="left"/>
-      </w:pPr>
-      <w:r>
-        <w:rPr>
-          <w:rFonts w:ascii="微软雅黑" w:hAnsi="微软雅黑" w:eastAsia="微软雅黑" w:cs="微软雅黑"/>
-        </w:rPr>
-        <w:t>使用公开的 SpotLight 数据集（模拟 5 个 UE 在多种流量类型下的 RAN KPI，按 3GPP 标准定义，涵盖前传链路使用率和 CPU 线程调度等类别），经最小-最大归一化后，用滑动窗口将 KPI 时序切分为固定长度重叠片段。窗口大小从 20 到 60 可调。GAN 的生成器接收随机噪声产生与训练样本同维度的输出，判别器区分真实样本与生成样本，两者对抗训练。Transformer 模块嵌入生成器和判别器中，通过注意力权重使模型聚焦于输入序列中最具信息量的时间片段。</w:t>
-      </w:r>
-    </w:p>
-    <w:p>
-      <w:pPr>
-        <w:spacing w:line="288" w:lineRule="auto"/>
-        <w:jc w:val="left"/>
-      </w:pPr>
-      <w:r>
-        <w:rPr>
-          <w:rFonts w:ascii="微软雅黑" w:hAnsi="微软雅黑" w:eastAsia="微软雅黑" w:cs="微软雅黑"/>
-        </w:rPr>
-      </w:r>
-      <w:r>
-        <w:rPr>
-          <w:rFonts w:ascii="微软雅黑" w:hAnsi="微软雅黑" w:eastAsia="微软雅黑" w:cs="微软雅黑"/>
-          <w:b w:val="on"/>
-        </w:rPr>
-        <w:t>c. 实验结果</w:t>
-      </w:r>
-    </w:p>
-    <w:p>
-      <w:pPr>
-        <w:spacing w:line="288" w:lineRule="auto"/>
-        <w:jc w:val="left"/>
-      </w:pPr>
-      <w:r>
-        <w:rPr>
-          <w:rFonts w:ascii="微软雅黑" w:hAnsi="微软雅黑" w:eastAsia="微软雅黑" w:cs="微软雅黑"/>
-        </w:rPr>
-        <w:t>与 7 种基线方法（Autoencoder、Isolation Forest、LOF、OCSVM、HDBSCAN、DBSCAN、Z-Score）对比，RANGAN 在检测网络资源争用异常上取得最优，滑动窗口消融实验表明窗口越大性能越好，足够的时序上下文对于区分正常与异常行为至关重要。</w:t>
-      </w:r>
-    </w:p>
-    <w:p>
-      <w:pPr>
-        <w:spacing w:line="288" w:lineRule="auto"/>
-        <w:jc w:val="left"/>
-      </w:pPr>
-      <w:r>
-        <w:rPr>
-          <w:rFonts w:ascii="微软雅黑" w:hAnsi="微软雅黑" w:eastAsia="微软雅黑" w:cs="微软雅黑"/>
-        </w:rPr>
-      </w:r>
-      <w:r>
-        <w:rPr>
-          <w:rFonts w:ascii="微软雅黑" w:hAnsi="微软雅黑" w:eastAsia="微软雅黑" w:cs="微软雅黑"/>
-          <w:b w:val="on"/>
-        </w:rPr>
-        <w:t>d. 研究启示</w:t>
-      </w:r>
-    </w:p>
-    <w:p>
-      <w:pPr>
-        <w:spacing w:line="288" w:lineRule="auto"/>
-        <w:jc w:val="left"/>
-      </w:pPr>
-      <w:r>
-        <w:rPr>
-          <w:rFonts w:ascii="微软雅黑" w:hAnsi="微软雅黑" w:eastAsia="微软雅黑" w:cs="微软雅黑"/>
-        </w:rPr>
-        <w:t>该论文的核心价值在于验证了 GAN+Transformer 的组合在 RAN KPI 无监督异常检测中的有效性，且在与爱立信的合作背景下完成，贴近实际运维需求。论文说明异常判断不能只看某个瞬时KPI是否越过阈值。例如吞吐量突然下降，在高负载、切换和无线衰落情况下可能具有完全不同的含义。滑动窗口能够利用异常发生前后的变化轨迹。</w:t>
-      </w:r>
-    </w:p>
-    <w:p>
-      <w:pPr>
-        <w:spacing w:line="288" w:lineRule="auto"/>
-      </w:pPr>
-      <w:r>
-        <w:rPr>
-          <w:rFonts w:ascii="微软雅黑" w:hAnsi="微软雅黑" w:eastAsia="微软雅黑" w:cs="微软雅黑"/>
-        </w:rPr>
-      </w:r>
-    </w:p>
-    <w:p>
-      <w:pPr>
-        <w:pStyle w:val="5"/>
-        <w:jc w:val="left"/>
-      </w:pPr>
-      <w:r>
-        <w:rPr>
-          <w:rFonts w:ascii="微软雅黑" w:hAnsi="微软雅黑" w:eastAsia="微软雅黑" w:cs="微软雅黑"/>
-          <w:sz w:val="28"/>
-          <w:b w:val="on"/>
-        </w:rPr>
-        <w:t>3、测试结果驱动网络优化</w:t>
-      </w:r>
-    </w:p>
-    <w:p>
-      <w:pPr>
-        <w:numPr>
-          <w:ilvl w:val="0"/>
-          <w:numId w:val="56"/>
-        </w:numPr>
-        <w:spacing w:line="288" w:lineRule="auto"/>
-        <w:jc w:val="left"/>
-      </w:pPr>
-      <w:r>
-        <w:rPr>
-          <w:rFonts w:ascii="微软雅黑" w:hAnsi="微软雅黑" w:eastAsia="微软雅黑" w:cs="微软雅黑"/>
-        </w:rPr>
-      </w:r>
-      <w:r>
-        <w:rPr>
-          <w:rFonts w:ascii="微软雅黑" w:hAnsi="微软雅黑" w:eastAsia="微软雅黑" w:cs="微软雅黑"/>
-          <w:b w:val="on"/>
-        </w:rPr>
-        <w:t>调研思路</w:t>
-      </w:r>
-    </w:p>
-    <w:p>
-      <w:pPr>
-        <w:spacing w:line="288" w:lineRule="auto"/>
-        <w:jc w:val="left"/>
-      </w:pPr>
-      <w:r>
-        <w:rPr>
-          <w:rFonts w:ascii="微软雅黑" w:hAnsi="微软雅黑" w:eastAsia="微软雅黑" w:cs="微软雅黑"/>
-        </w:rPr>
-        <w:t>网络测试的最终价值不应停留在生成曲线、预测指标或识别异常，而应将分析结果转化为可执行的网络动作。例如，当测试发现用户即将发生切换失败、波束质量下降、业务时延超限或网络资源分配不合理时，系统进一步决定是否切换小区、调整切换参数、更换波束、重新分配无线资源或启用备用链路。</w:t>
-      </w:r>
-    </w:p>
-    <w:p>
-      <w:pPr>
-        <w:numPr>
-          <w:ilvl w:val="0"/>
-          <w:numId w:val="56"/>
-        </w:numPr>
-        <w:spacing w:line="288" w:lineRule="auto"/>
-        <w:jc w:val="left"/>
-      </w:pPr>
-      <w:r>
-        <w:rPr>
-          <w:rFonts w:ascii="微软雅黑" w:hAnsi="微软雅黑" w:eastAsia="微软雅黑" w:cs="微软雅黑"/>
-        </w:rPr>
-      </w:r>
-      <w:r>
-        <w:rPr>
-          <w:rFonts w:ascii="微软雅黑" w:hAnsi="微软雅黑" w:eastAsia="微软雅黑" w:cs="微软雅黑"/>
-          <w:b w:val="on"/>
-        </w:rPr>
-        <w:t>调研内容</w:t>
-      </w:r>
-    </w:p>
-    <w:p>
-      <w:pPr>
-        <w:spacing w:line="288" w:lineRule="auto"/>
-        <w:jc w:val="left"/>
-      </w:pPr>
-      <w:r>
-        <w:rPr>
-          <w:rFonts w:ascii="微软雅黑" w:hAnsi="微软雅黑" w:eastAsia="微软雅黑" w:cs="微软雅黑"/>
-        </w:rPr>
-      </w:r>
-      <w:r>
-        <w:rPr>
-          <w:rFonts w:ascii="微软雅黑" w:hAnsi="微软雅黑" w:eastAsia="微软雅黑" w:cs="微软雅黑"/>
-          <w:b w:val="on"/>
-        </w:rPr>
-        <w:t>（1）华为 WO2025010581A1 面向候选网络动作的无线数字孪生预测</w:t>
-      </w:r>
-    </w:p>
-    <w:p>
-      <w:pPr>
-        <w:spacing w:line="288" w:lineRule="auto"/>
-        <w:jc w:val="left"/>
-      </w:pPr>
-      <w:r>
-        <w:rPr>
-          <w:rFonts w:ascii="微软雅黑" w:hAnsi="微软雅黑" w:eastAsia="微软雅黑" w:cs="微软雅黑"/>
-        </w:rPr>
-      </w:r>
-      <w:r>
-        <w:rPr>
-          <w:rFonts w:ascii="微软雅黑" w:hAnsi="微软雅黑" w:eastAsia="微软雅黑" w:cs="微软雅黑"/>
-          <w:b w:val="on"/>
-        </w:rPr>
-        <w:t>（2）xSlice：在真实5G OTA网络中根据KPI动态分配无线资源</w:t>
-      </w:r>
-    </w:p>
-    <w:p>
-      <w:pPr>
-        <w:numPr>
-          <w:ilvl w:val="0"/>
-          <w:numId w:val="57"/>
-        </w:numPr>
-        <w:spacing w:line="288" w:lineRule="auto"/>
-        <w:jc w:val="left"/>
-      </w:pPr>
-      <w:r>
-        <w:rPr>
-          <w:rFonts w:ascii="微软雅黑" w:hAnsi="微软雅黑" w:eastAsia="微软雅黑" w:cs="微软雅黑"/>
-        </w:rPr>
-      </w:r>
-      <w:r>
-        <w:rPr>
-          <w:rFonts w:ascii="微软雅黑" w:hAnsi="微软雅黑" w:eastAsia="微软雅黑" w:cs="微软雅黑"/>
-          <w:b w:val="on"/>
-        </w:rPr>
-        <w:t>出处：</w:t>
-      </w:r>
-      <w:r>
-        <w:rPr>
-          <w:rFonts w:ascii="微软雅黑" w:hAnsi="微软雅黑" w:eastAsia="微软雅黑" w:cs="微软雅黑"/>
-        </w:rPr>
-        <w:t>2025-11-13；正式卷期：IEEE Transactions on Networking，Vol.34，2026，pp.1596–1611</w:t>
-      </w:r>
-    </w:p>
-    <w:p>
-      <w:pPr>
-        <w:numPr>
-          <w:ilvl w:val="0"/>
-          <w:numId w:val="58"/>
-        </w:numPr>
-        <w:spacing w:line="288" w:lineRule="auto"/>
-        <w:jc w:val="left"/>
-      </w:pPr>
-      <w:r>
-        <w:rPr>
-          <w:rFonts w:ascii="微软雅黑" w:hAnsi="微软雅黑" w:eastAsia="微软雅黑" w:cs="微软雅黑"/>
-        </w:rPr>
-      </w:r>
-      <w:r>
-        <w:rPr>
-          <w:rFonts w:ascii="微软雅黑" w:hAnsi="微软雅黑" w:eastAsia="微软雅黑" w:cs="微软雅黑"/>
-          <w:b w:val="on"/>
-        </w:rPr>
         <w:t>论文：</w:t>
       </w:r>
       <w:r>
@@ -8244,7 +7720,7 @@
           <w:rFonts w:ascii="微软雅黑" w:hAnsi="微软雅黑" w:eastAsia="微软雅黑" w:cs="微软雅黑"/>
         </w:rPr>
       </w:r>
-      <w:hyperlink r:id="rId20">
+      <w:hyperlink r:id="rId19">
         <w:r>
           <w:rPr>
             <w:rFonts w:ascii="微软雅黑" w:hAnsi="微软雅黑" w:eastAsia="微软雅黑" w:cs="微软雅黑"/>
@@ -8282,49 +7758,61 @@
         <w:rPr>
           <w:rFonts w:ascii="微软雅黑" w:hAnsi="微软雅黑" w:eastAsia="微软雅黑" w:cs="微软雅黑"/>
         </w:rPr>
-        <w:t>该论文针对5G O-RAN中资源切片的核心难题——如何在真实动态网络环境下，根据实时KPI自适应地分配MAC层无线资源，以满足不同业务会话的差异化QoS需求——提出了一种名为 xSlice 的Near-RT RIC xApp。xSlice是一种在线学习算法，部署在O-RAN的Near-Real-Time RIC中，通过监控RAN侧上报的KPI数据，自适应地调整MAC层资源分配，以应对时变无线信道、用户移动、流量波动和用户需求变化等网络动态性。</w:t>
-      </w:r>
-    </w:p>
-    <w:p>
-      <w:pPr>
-        <w:spacing w:line="288" w:lineRule="auto"/>
-        <w:jc w:val="left"/>
-      </w:pPr>
-      <w:r>
-        <w:rPr>
-          <w:rFonts w:ascii="微软雅黑" w:hAnsi="微软雅黑" w:eastAsia="微软雅黑" w:cs="微软雅黑"/>
-        </w:rPr>
-        <w:t>论文的核心创新在于弥合了O-RAN资源切片领域"仿真验证"与"真实系统验证"之间的鸿沟。现有工作要么局限于仿真环境下的在线学习，要么仅在离线数据集上训练模型，缺乏在真实5G RAN中进行在线学习与验证的方案。xSlice填补了这一空白，在包含10部智能手机的真实O-RAN测试床上实现了在线学习与OTA验证。</w:t>
-      </w:r>
-    </w:p>
-    <w:p>
-      <w:pPr>
-        <w:spacing w:line="288" w:lineRule="auto"/>
-        <w:jc w:val="left"/>
-      </w:pPr>
-      <w:r>
-        <w:rPr>
-          <w:rFonts w:ascii="微软雅黑" w:hAnsi="微软雅黑" w:eastAsia="微软雅黑" w:cs="微软雅黑"/>
-        </w:rPr>
-        <w:t>它形成了完整闭环：</w:t>
-      </w:r>
-    </w:p>
-    <w:p>
-      <w:pPr>
-        <w:spacing w:line="288" w:lineRule="auto"/>
-        <w:jc w:val="left"/>
-      </w:pPr>
-      <w:r>
-        <w:rPr>
-          <w:rFonts w:ascii="微软雅黑" w:hAnsi="微软雅黑" w:eastAsia="微软雅黑" w:cs="微软雅黑"/>
-        </w:rPr>
-      </w:r>
-      <w:r>
-        <w:rPr>
-          <w:rFonts w:ascii="微软雅黑" w:hAnsi="微软雅黑" w:eastAsia="微软雅黑" w:cs="微软雅黑"/>
-          <w:b w:val="on"/>
-        </w:rPr>
-        <w:t>KPM和业务需求 → PPO输出PRB比例 → xApp下发资源配置 → RAN执行 → 测量新的吞吐量、时延和BLER → 更新策略</w:t>
+        <w:t xml:space="preserve">该论文针对 5G O-RAN 中无线资源切片问题，研究如何根据实时网络 KPI 和不同业务的 QoS 需求，动态调整 MAC 层无线资源分配。作者提出了名为 </w:t>
+      </w:r>
+      <w:r>
+        <w:rPr>
+          <w:rFonts w:ascii="微软雅黑" w:hAnsi="微软雅黑" w:eastAsia="微软雅黑" w:cs="微软雅黑"/>
+        </w:rPr>
+      </w:r>
+      <w:r>
+        <w:rPr>
+          <w:rFonts w:ascii="微软雅黑" w:hAnsi="微软雅黑" w:eastAsia="微软雅黑" w:cs="微软雅黑"/>
+          <w:b w:val="on"/>
+        </w:rPr>
+        <w:t>xSlice</w:t>
+      </w:r>
+      <w:r>
+        <w:rPr>
+          <w:rFonts w:ascii="微软雅黑" w:hAnsi="微软雅黑" w:eastAsia="微软雅黑" w:cs="微软雅黑"/>
+        </w:rPr>
+        <w:t xml:space="preserve"> 的 Near-RT RIC xApp，将深度强化学习直接部署在 O-RAN 控制闭环中，根据网络状态在线调整不同切片获得的 PRB 资源。</w:t>
+      </w:r>
+    </w:p>
+    <w:p>
+      <w:pPr>
+        <w:spacing w:line="288" w:lineRule="auto"/>
+        <w:jc w:val="left"/>
+      </w:pPr>
+      <w:r>
+        <w:rPr>
+          <w:rFonts w:ascii="微软雅黑" w:hAnsi="微软雅黑" w:eastAsia="微软雅黑" w:cs="微软雅黑"/>
+        </w:rPr>
+        <w:t>与大量仅在仿真或离线数据集上训练的资源优化方法不同，xSlice 在真实 5G O-RAN 测试床中进行了在线学习和 OTA 验证，使用 10 部商用智能手机测试动态业务负载下的资源切片效果。</w:t>
+      </w:r>
+    </w:p>
+    <w:p>
+      <w:pPr>
+        <w:spacing w:line="288" w:lineRule="auto"/>
+        <w:jc w:val="left"/>
+      </w:pPr>
+      <w:r>
+        <w:rPr>
+          <w:rFonts w:ascii="微软雅黑" w:hAnsi="微软雅黑" w:eastAsia="微软雅黑" w:cs="微软雅黑"/>
+        </w:rPr>
+        <w:t>其基本闭环为：</w:t>
+      </w:r>
+      <w:r>
+        <w:rPr>
+          <w:rFonts w:ascii="微软雅黑" w:hAnsi="微软雅黑" w:eastAsia="微软雅黑" w:cs="微软雅黑"/>
+        </w:rPr>
+      </w:r>
+      <w:r>
+        <w:rPr>
+          <w:rFonts w:ascii="微软雅黑" w:hAnsi="微软雅黑" w:eastAsia="微软雅黑" w:cs="微软雅黑"/>
+          <w:b w:val="on"/>
+        </w:rPr>
+        <w:t>KPI 和业务 QoS 需求 → DRL 生成 PRB 分配动作 → xApp 下发资源配置 → RAN 执行 → 测量新的吞吐量、时延和 BLER → 更新策略</w:t>
       </w:r>
     </w:p>
     <w:p>
@@ -8360,157 +7848,145 @@
         <w:rPr>
           <w:rFonts w:ascii="微软雅黑" w:hAnsi="微软雅黑" w:eastAsia="微软雅黑" w:cs="微软雅黑"/>
         </w:rPr>
-        <w:t>xSlice的设计围绕两个核心挑战展开：时变信道与差异化QoS需求，以及动态变化的用户/会话数量。</w:t>
-      </w:r>
-    </w:p>
-    <w:p>
-      <w:pPr>
-        <w:spacing w:line="288" w:lineRule="auto"/>
-        <w:jc w:val="left"/>
-      </w:pPr>
-      <w:r>
-        <w:rPr>
-          <w:rFonts w:ascii="微软雅黑" w:hAnsi="微软雅黑" w:eastAsia="微软雅黑" w:cs="微软雅黑"/>
-        </w:rPr>
-      </w:r>
-      <w:r>
-        <w:rPr>
-          <w:rFonts w:ascii="微软雅黑" w:hAnsi="微软雅黑" w:eastAsia="微软雅黑" w:cs="微软雅黑"/>
-          <w:b w:val="on"/>
-        </w:rPr>
-        <w:t>问题建模：加权Regret最小化</w:t>
-      </w:r>
-    </w:p>
-    <w:p>
-      <w:pPr>
-        <w:spacing w:line="288" w:lineRule="auto"/>
-        <w:jc w:val="left"/>
-      </w:pPr>
-      <w:r>
-        <w:rPr>
-          <w:rFonts w:ascii="微软雅黑" w:hAnsi="微软雅黑" w:eastAsia="微软雅黑" w:cs="微软雅黑"/>
-        </w:rPr>
-        <w:t>论文首先将QoS优化问题形式化为一个Regret最小化问题。对每个业务会话的QoS需求通过对其吞吐量、时延和可靠性进行加权来量化，网络运营商可以通过调整每个应用的QoS权重来设定其优先级。</w:t>
-      </w:r>
-      <w:r>
-        <w:rPr>
-          <w:rFonts w:ascii="微软雅黑" w:hAnsi="微软雅黑" w:eastAsia="微软雅黑" w:cs="微软雅黑"/>
-        </w:rPr>
-      </w:r>
-      <w:r>
-        <w:rPr>
-          <w:rFonts w:ascii="微软雅黑" w:hAnsi="微软雅黑" w:eastAsia="微软雅黑" w:cs="微软雅黑"/>
-          <w:b w:val="on"/>
-        </w:rPr>
-        <w:t>Regret的定义为：实际资源分配策略与理想最优策略之间的性能差距</w:t>
-      </w:r>
-      <w:r>
-        <w:rPr>
-          <w:rFonts w:ascii="微软雅黑" w:hAnsi="微软雅黑" w:eastAsia="微软雅黑" w:cs="微软雅黑"/>
-        </w:rPr>
-        <w:t>，最小化Regret即意味着资源分配决策尽可能接近最优。</w:t>
-      </w:r>
-    </w:p>
-    <w:p>
-      <w:pPr>
-        <w:spacing w:line="288" w:lineRule="auto"/>
-        <w:jc w:val="left"/>
-      </w:pPr>
-      <w:r>
-        <w:rPr>
-          <w:rFonts w:ascii="微软雅黑" w:hAnsi="微软雅黑" w:eastAsia="微软雅黑" w:cs="微软雅黑"/>
-        </w:rPr>
-      </w:r>
-      <w:r>
-        <w:rPr>
-          <w:rFonts w:ascii="微软雅黑" w:hAnsi="微软雅黑" w:eastAsia="微软雅黑" w:cs="微软雅黑"/>
-          <w:b w:val="on"/>
-        </w:rPr>
-        <w:t>DRL框架：Actor-Critic架构</w:t>
-      </w:r>
-    </w:p>
-    <w:p>
-      <w:pPr>
-        <w:spacing w:line="288" w:lineRule="auto"/>
-        <w:jc w:val="left"/>
-      </w:pPr>
-      <w:r>
-        <w:rPr>
-          <w:rFonts w:ascii="微软雅黑" w:hAnsi="微软雅黑" w:eastAsia="微软雅黑" w:cs="微软雅黑"/>
-        </w:rPr>
-        <w:t>基于Regret目标，论文设计了一个深度强化学习（DRL）框架，采用Actor-Critic架构，融合了基于价值和基于策略两类更新方法的优势，使模型能够根据动态无线信道和多样化QoS需求快速调整资源切片决策。</w:t>
-      </w:r>
-    </w:p>
-    <w:p>
-      <w:pPr>
-        <w:spacing w:line="288" w:lineRule="auto"/>
-        <w:jc w:val="left"/>
-      </w:pPr>
-      <w:r>
-        <w:rPr>
-          <w:rFonts w:ascii="微软雅黑" w:hAnsi="微软雅黑" w:eastAsia="微软雅黑" w:cs="微软雅黑"/>
-        </w:rPr>
-      </w:r>
-      <w:r>
-        <w:rPr>
-          <w:rFonts w:ascii="微软雅黑" w:hAnsi="微软雅黑" w:eastAsia="微软雅黑" w:cs="微软雅黑"/>
-          <w:b w:val="on"/>
-        </w:rPr>
-        <w:t>GCN适配器：处理动态会话数量</w:t>
-      </w:r>
-    </w:p>
-    <w:p>
-      <w:pPr>
-        <w:spacing w:line="288" w:lineRule="auto"/>
-        <w:jc w:val="left"/>
-      </w:pPr>
-      <w:r>
-        <w:rPr>
-          <w:rFonts w:ascii="微软雅黑" w:hAnsi="微软雅黑" w:eastAsia="微软雅黑" w:cs="微软雅黑"/>
-        </w:rPr>
-        <w:t>针对会话数量动态变化的问题，论文引入了图卷积网络（GCN） 作为DRL框架的组件。每个节点代表一个业务会话，GCN通过聚合和变换节点特征来学习MAC层数据中的底层模式，生成统一的紧凑隐藏层表示，从而使xSlice能够处理任意数量的活跃会话。</w:t>
-      </w:r>
-    </w:p>
-    <w:p>
-      <w:pPr>
-        <w:spacing w:line="288" w:lineRule="auto"/>
-        <w:jc w:val="left"/>
-      </w:pPr>
-      <w:r>
-        <w:rPr>
-          <w:rFonts w:ascii="微软雅黑" w:hAnsi="微软雅黑" w:eastAsia="微软雅黑" w:cs="微软雅黑"/>
-        </w:rPr>
-      </w:r>
-      <w:r>
-        <w:rPr>
-          <w:rFonts w:ascii="微软雅黑" w:hAnsi="微软雅黑" w:eastAsia="微软雅黑" w:cs="微软雅黑"/>
-          <w:b w:val="on"/>
-        </w:rPr>
-        <w:t>c. 关键设计：在线学习与O-RAN兼容性</w:t>
-      </w:r>
-    </w:p>
-    <w:p>
-      <w:pPr>
-        <w:spacing w:line="288" w:lineRule="auto"/>
-        <w:jc w:val="left"/>
-      </w:pPr>
-      <w:r>
-        <w:rPr>
-          <w:rFonts w:ascii="微软雅黑" w:hAnsi="微软雅黑" w:eastAsia="微软雅黑" w:cs="微软雅黑"/>
-        </w:rPr>
-        <w:t>在线学习机制：xSlice在Near-RT RIC中作为独立模块运行，利用RIC的反馈环（响应时间10ms~1s），基于RAN上报的KPI数据进行在线探索与利用，无需离线训练阶段即可持续适应网络变化。</w:t>
-      </w:r>
-    </w:p>
-    <w:p>
-      <w:pPr>
-        <w:spacing w:line="288" w:lineRule="auto"/>
-        <w:jc w:val="left"/>
-      </w:pPr>
-      <w:r>
-        <w:rPr>
-          <w:rFonts w:ascii="微软雅黑" w:hAnsi="微软雅黑" w:eastAsia="微软雅黑" w:cs="微软雅黑"/>
-        </w:rPr>
-        <w:t>O-RAN兼容性：xSlice通过标准O-RAN接口（E2）与RAN交互，使用BWP接口在O-DU侧配置资源切片，确保与5G NR的兼容性。实验中使用Mosaic5g Flexric作为Near-RT RIC平台。</w:t>
+        <w:t>xxSlice 的设计主要解决两个问题：一是无线信道、业务负载和 QoS 需求不断变化；二是网络中的活跃用户和业务会话数量不是固定的。</w:t>
+      </w:r>
+    </w:p>
+    <w:p>
+      <w:pPr>
+        <w:spacing w:line="288" w:lineRule="auto"/>
+        <w:jc w:val="left"/>
+      </w:pPr>
+      <w:r>
+        <w:rPr>
+          <w:rFonts w:ascii="微软雅黑" w:hAnsi="微软雅黑" w:eastAsia="微软雅黑" w:cs="微软雅黑"/>
+        </w:rPr>
+      </w:r>
+      <w:r>
+        <w:rPr>
+          <w:rFonts w:ascii="微软雅黑" w:hAnsi="微软雅黑" w:eastAsia="微软雅黑" w:cs="微软雅黑"/>
+          <w:b w:val="on"/>
+        </w:rPr>
+        <w:t>问题建模：加权 Regret 最小化</w:t>
+      </w:r>
+    </w:p>
+    <w:p>
+      <w:pPr>
+        <w:spacing w:line="288" w:lineRule="auto"/>
+        <w:jc w:val="left"/>
+      </w:pPr>
+      <w:r>
+        <w:rPr>
+          <w:rFonts w:ascii="微软雅黑" w:hAnsi="微软雅黑" w:eastAsia="微软雅黑" w:cs="微软雅黑"/>
+        </w:rPr>
+        <w:t>论文根据各业务会话实际获得的 QoS 与其目标 QoS 之间的偏差定义 performance regret。当实际吞吐量低于业务需求、时延超过要求或 BLER 高于目标值时，会产生对应的 Regret，再根据不同业务对吞吐量、时延和可靠性的需求进行加权。xSlice 的目标是动态调整资源分配，使总体 Regret 尽可能小，即尽量减少不同业务的 QoS 需求未被满足的程度。</w:t>
+      </w:r>
+    </w:p>
+    <w:p>
+      <w:pPr>
+        <w:spacing w:line="288" w:lineRule="auto"/>
+        <w:jc w:val="left"/>
+      </w:pPr>
+      <w:r>
+        <w:rPr>
+          <w:rFonts w:ascii="微软雅黑" w:hAnsi="微软雅黑" w:eastAsia="微软雅黑" w:cs="微软雅黑"/>
+        </w:rPr>
+      </w:r>
+      <w:r>
+        <w:rPr>
+          <w:rFonts w:ascii="微软雅黑" w:hAnsi="微软雅黑" w:eastAsia="微软雅黑" w:cs="微软雅黑"/>
+          <w:b w:val="on"/>
+        </w:rPr>
+        <w:t>DRL 框架：Actor-Critic 架构</w:t>
+      </w:r>
+    </w:p>
+    <w:p>
+      <w:pPr>
+        <w:spacing w:line="288" w:lineRule="auto"/>
+        <w:jc w:val="left"/>
+      </w:pPr>
+      <w:r>
+        <w:rPr>
+          <w:rFonts w:ascii="微软雅黑" w:hAnsi="微软雅黑" w:eastAsia="微软雅黑" w:cs="微软雅黑"/>
+        </w:rPr>
+        <w:t>在该优化目标下，xSlice 使用基于 Actor-Critic 的深度强化学习框架进行资源决策。Actor 根据当前网络状态生成资源分配动作，Critic 评估当前策略产生的长期收益，并通过持续交互更新资源分配策略。</w:t>
+      </w:r>
+    </w:p>
+    <w:p>
+      <w:pPr>
+        <w:spacing w:line="288" w:lineRule="auto"/>
+        <w:jc w:val="left"/>
+      </w:pPr>
+      <w:r>
+        <w:rPr>
+          <w:rFonts w:ascii="微软雅黑" w:hAnsi="微软雅黑" w:eastAsia="微软雅黑" w:cs="微软雅黑"/>
+        </w:rPr>
+      </w:r>
+      <w:r>
+        <w:rPr>
+          <w:rFonts w:ascii="微软雅黑" w:hAnsi="微软雅黑" w:eastAsia="微软雅黑" w:cs="微软雅黑"/>
+          <w:b w:val="on"/>
+        </w:rPr>
+        <w:t>GCN 适配器：处理动态业务会话</w:t>
+      </w:r>
+    </w:p>
+    <w:p>
+      <w:pPr>
+        <w:spacing w:line="288" w:lineRule="auto"/>
+        <w:jc w:val="left"/>
+      </w:pPr>
+      <w:r>
+        <w:rPr>
+          <w:rFonts w:ascii="微软雅黑" w:hAnsi="微软雅黑" w:eastAsia="微软雅黑" w:cs="微软雅黑"/>
+        </w:rPr>
+        <w:t>由于每个时刻网络中的业务会话数量可能不同，固定维度的神经网络输入难以直接处理。xSlice 引入 GCN，将不同业务会话表示为图中的节点，通过聚合各会话特征形成统一的状态表示，使模型能够适应动态变化的会话数量。</w:t>
+      </w:r>
+    </w:p>
+    <w:p>
+      <w:pPr>
+        <w:spacing w:line="288" w:lineRule="auto"/>
+        <w:jc w:val="left"/>
+      </w:pPr>
+      <w:r>
+        <w:rPr>
+          <w:rFonts w:ascii="微软雅黑" w:hAnsi="微软雅黑" w:eastAsia="微软雅黑" w:cs="微软雅黑"/>
+        </w:rPr>
+      </w:r>
+      <w:r>
+        <w:rPr>
+          <w:rFonts w:ascii="微软雅黑" w:hAnsi="微软雅黑" w:eastAsia="微软雅黑" w:cs="微软雅黑"/>
+          <w:b w:val="on"/>
+        </w:rPr>
+        <w:t>c. 关键设计：在线学习与 O-RAN 闭环</w:t>
+      </w:r>
+    </w:p>
+    <w:p>
+      <w:pPr>
+        <w:spacing w:line="288" w:lineRule="auto"/>
+        <w:jc w:val="left"/>
+      </w:pPr>
+      <w:r>
+        <w:rPr>
+          <w:rFonts w:ascii="微软雅黑" w:hAnsi="微软雅黑" w:eastAsia="微软雅黑" w:cs="微软雅黑"/>
+        </w:rPr>
+        <w:t>xSlice 作为 xApp 部署在 Near-RT RIC 中，根据 RAN 持续上报的 KPI 在线进行策略更新，而不是训练完成后固定执行一套资源分配规则。系统通过 O-RAN E2 接口获取网络测量，并向 O-DU 下发资源切片配置，使 DRL 输出的动作能够真正作用于无线网络。这样形成了：</w:t>
+      </w:r>
+      <w:r>
+        <w:rPr>
+          <w:rFonts w:ascii="微软雅黑" w:hAnsi="微软雅黑" w:eastAsia="微软雅黑" w:cs="微软雅黑"/>
+        </w:rPr>
+      </w:r>
+      <w:r>
+        <w:rPr>
+          <w:rFonts w:ascii="微软雅黑" w:hAnsi="微软雅黑" w:eastAsia="微软雅黑" w:cs="微软雅黑"/>
+          <w:b w:val="on"/>
+        </w:rPr>
+        <w:t xml:space="preserve">实时测量 → AI 决策 → 网络执行 → 再测量 → 策略更新 </w:t>
+      </w:r>
+      <w:r>
+        <w:rPr>
+          <w:rFonts w:ascii="微软雅黑" w:hAnsi="微软雅黑" w:eastAsia="微软雅黑" w:cs="微软雅黑"/>
+        </w:rPr>
+        <w:t>的在线闭环。</w:t>
       </w:r>
     </w:p>
     <w:p>
@@ -8540,19 +8016,55 @@
         <w:rPr>
           <w:rFonts w:ascii="微软雅黑" w:hAnsi="微软雅黑" w:eastAsia="微软雅黑" w:cs="微软雅黑"/>
         </w:rPr>
-        <w:t>论文使用OAI搭建5G RAN和核心网，采用USRP N310作为射频设备，在n78频段开展OTA实验。测试终端包括OnePlus、Google Pixel、Motorola和Samsung Galaxy等10部商用手机。研究人员还修改了OAI的下行调度器和E2控制接口，使xApp能够真正改变切片资源。</w:t>
-      </w:r>
-    </w:p>
-    <w:p>
-      <w:pPr>
-        <w:spacing w:line="288" w:lineRule="auto"/>
-        <w:jc w:val="left"/>
-      </w:pPr>
-      <w:r>
-        <w:rPr>
-          <w:rFonts w:ascii="微软雅黑" w:hAnsi="微软雅黑" w:eastAsia="微软雅黑" w:cs="微软雅黑"/>
-        </w:rPr>
-        <w:t>测试覆盖轻、中、重三类业务负载。论文把吞吐不足、时延超标和可靠性下降组合成performance regret。实验中xSlice平均将该指标相对Zipper方法降低67%，大多数资源决策在4 ms内完成。</w:t>
+        <w:t>论文使用 OAI 搭建 5G RAN 和核心网，采用 USRP N310 作为射频设备，在 n78 频段开展 OTA 实验，并使用 OnePlus、Google Pixel、Motorola、Samsung Galaxy 等 10 部商用手机作为 UE。</w:t>
+      </w:r>
+    </w:p>
+    <w:p>
+      <w:pPr>
+        <w:spacing w:line="288" w:lineRule="auto"/>
+        <w:jc w:val="left"/>
+      </w:pPr>
+      <w:r>
+        <w:rPr>
+          <w:rFonts w:ascii="微软雅黑" w:hAnsi="微软雅黑" w:eastAsia="微软雅黑" w:cs="微软雅黑"/>
+        </w:rPr>
+        <w:t xml:space="preserve">实验覆盖轻、中、重不同业务负载。结果表明，xSlice 相比 Zipper 方法平均降低约 </w:t>
+      </w:r>
+      <w:r>
+        <w:rPr>
+          <w:rFonts w:ascii="微软雅黑" w:hAnsi="微软雅黑" w:eastAsia="微软雅黑" w:cs="微软雅黑"/>
+        </w:rPr>
+      </w:r>
+      <w:r>
+        <w:rPr>
+          <w:rFonts w:ascii="微软雅黑" w:hAnsi="微软雅黑" w:eastAsia="微软雅黑" w:cs="微软雅黑"/>
+          <w:b w:val="on"/>
+        </w:rPr>
+        <w:t>67% 的 performance regret</w:t>
+      </w:r>
+      <w:r>
+        <w:rPr>
+          <w:rFonts w:ascii="微软雅黑" w:hAnsi="微软雅黑" w:eastAsia="微软雅黑" w:cs="微软雅黑"/>
+        </w:rPr>
+        <w:t xml:space="preserve">，同时大多数资源决策能够在约 </w:t>
+      </w:r>
+      <w:r>
+        <w:rPr>
+          <w:rFonts w:ascii="微软雅黑" w:hAnsi="微软雅黑" w:eastAsia="微软雅黑" w:cs="微软雅黑"/>
+        </w:rPr>
+      </w:r>
+      <w:r>
+        <w:rPr>
+          <w:rFonts w:ascii="微软雅黑" w:hAnsi="微软雅黑" w:eastAsia="微软雅黑" w:cs="微软雅黑"/>
+          <w:b w:val="on"/>
+        </w:rPr>
+        <w:t>4 ms</w:t>
+      </w:r>
+      <w:r>
+        <w:rPr>
+          <w:rFonts w:ascii="微软雅黑" w:hAnsi="微软雅黑" w:eastAsia="微软雅黑" w:cs="微软雅黑"/>
+        </w:rPr>
+        <w:t xml:space="preserve"> 内完成，表明该方法能够满足 Near-RT RIC 的实时控制需求。</w:t>
       </w:r>
     </w:p>
     <w:p>
@@ -8582,7 +8094,25 @@
         <w:rPr>
           <w:rFonts w:ascii="微软雅黑" w:hAnsi="微软雅黑" w:eastAsia="微软雅黑" w:cs="微软雅黑"/>
         </w:rPr>
-        <w:t>资源切片与测试策略的优化不应停留在仿真或离线训练，而应在真实O-RAN或终端环境中实现在线学习与闭环验证；其GCN适配器为动态数量业务会话或测量对象提供了统一状态编码思路，可迁移到主动测试中变长测量维度的处理；其加权Regret最小化目标则提供了一种不依赖精确最优解、兼顾探索与利用的优化范式，可用于衡量有限测试预算下相对于全量感知的信息差距，从而指导测试频率、指标集合与资源分配的联合决策。</w:t>
+        <w:t>xSlice 最直接的启示是，AI 驱动的网络优化可以形成真正的“</w:t>
+      </w:r>
+      <w:r>
+        <w:rPr>
+          <w:rFonts w:ascii="微软雅黑" w:hAnsi="微软雅黑" w:eastAsia="微软雅黑" w:cs="微软雅黑"/>
+        </w:rPr>
+      </w:r>
+      <w:r>
+        <w:rPr>
+          <w:rFonts w:ascii="微软雅黑" w:hAnsi="微软雅黑" w:eastAsia="微软雅黑" w:cs="微软雅黑"/>
+          <w:b w:val="on"/>
+        </w:rPr>
+        <w:t>测试—决策—执行—再测试</w:t>
+      </w:r>
+      <w:r>
+        <w:rPr>
+          <w:rFonts w:ascii="微软雅黑" w:hAnsi="微软雅黑" w:eastAsia="微软雅黑" w:cs="微软雅黑"/>
+        </w:rPr>
+        <w:t>”闭环，而不是根据一次测试结果给出固定配置。后续可以借鉴其在线决策思路：将 RSRP、SINR、吞吐量、时延以及业务需求等测试结果作为实时状态输入，根据网络性能变化动态产生资源调整或其他网络控制动作，并利用动作执行后的新测试结果继续优化策略。同时，xSlice 的加权 Regret 思路说明，网络优化不必只追求某一个 KPI 最大或最小，而可以根据不同业务对吞吐量、时延和可靠性的需求设置不同权重，将多个测试指标统一到同一优化目标中，为多指标联合网络优化提供方法参考。</w:t>
       </w:r>
     </w:p>
     <w:p>
@@ -8607,7 +8137,7 @@
       <w:pPr>
         <w:numPr>
           <w:ilvl w:val="0"/>
-          <w:numId w:val="59"/>
+          <w:numId w:val="56"/>
         </w:numPr>
         <w:spacing w:line="288" w:lineRule="auto"/>
         <w:jc w:val="left"/>
@@ -8635,7 +8165,7 @@
       <w:pPr>
         <w:numPr>
           <w:ilvl w:val="0"/>
-          <w:numId w:val="60"/>
+          <w:numId w:val="57"/>
         </w:numPr>
         <w:spacing w:line="288" w:lineRule="auto"/>
         <w:jc w:val="left"/>
@@ -8657,7 +8187,7 @@
           <w:rFonts w:ascii="微软雅黑" w:hAnsi="微软雅黑" w:eastAsia="微软雅黑" w:cs="微软雅黑"/>
         </w:rPr>
       </w:r>
-      <w:hyperlink r:id="rId21">
+      <w:hyperlink r:id="rId20">
         <w:r>
           <w:rPr>
             <w:rFonts w:ascii="微软雅黑" w:hAnsi="微软雅黑" w:eastAsia="微软雅黑" w:cs="微软雅黑"/>
@@ -8695,19 +8225,49 @@
         <w:rPr>
           <w:rFonts w:ascii="微软雅黑" w:hAnsi="微软雅黑" w:eastAsia="微软雅黑" w:cs="微软雅黑"/>
         </w:rPr>
-        <w:t>SafeSlice研究的是AI执行网络优化动作时的安全问题。传统强化学习根据吞吐量、时延和资源消耗设计奖励函数，通过不断试错学习资源分配策略。但在实际网络中，试错本身可能造成业务时延突然上升或违反SLA，尤其是在网络负载发生变化、模型遇到未知场景或运营商修改SLA阈值时。</w:t>
-      </w:r>
-    </w:p>
-    <w:p>
-      <w:pPr>
-        <w:spacing w:line="288" w:lineRule="auto"/>
-        <w:jc w:val="left"/>
-      </w:pPr>
-      <w:r>
-        <w:rPr>
-          <w:rFonts w:ascii="微软雅黑" w:hAnsi="微软雅黑" w:eastAsia="微软雅黑" w:cs="微软雅黑"/>
-        </w:rPr>
-        <w:t>论文因此没有让强化学习模型直接控制网络，而是在强化学习策略和网络执行模块之间加入一个安全层。强化学习模型首先根据各切片的业务负载生成PRB分配方案；安全层再预测执行该方案后可能产生的业务时延，判断它是否会违反当前SLA。</w:t>
+        <w:t>SafeSlice 研究的是 AI 执行网络优化动作时的</w:t>
+      </w:r>
+      <w:r>
+        <w:rPr>
+          <w:rFonts w:ascii="微软雅黑" w:hAnsi="微软雅黑" w:eastAsia="微软雅黑" w:cs="微软雅黑"/>
+        </w:rPr>
+      </w:r>
+      <w:r>
+        <w:rPr>
+          <w:rFonts w:ascii="微软雅黑" w:hAnsi="微软雅黑" w:eastAsia="微软雅黑" w:cs="微软雅黑"/>
+          <w:b w:val="on"/>
+        </w:rPr>
+        <w:t>安全问题</w:t>
+      </w:r>
+      <w:r>
+        <w:rPr>
+          <w:rFonts w:ascii="微软雅黑" w:hAnsi="微软雅黑" w:eastAsia="微软雅黑" w:cs="微软雅黑"/>
+        </w:rPr>
+        <w:t>。传统强化学习通过不断探索和试错学习资源分配策略，但在真实通信网络中，一次错误探索就可能导致业务时延明显上升，甚至违反 SLA。因此，SafeSlice 不让强化学习策略直接控制网络，而是在 AI 生成资源分配动作之后增加安全约束机制。强化学习模型首先根据当前业务状态生成 PRB 分配方案，系统再预测该动作执行后可能产生的业务时延，并判断其是否满足 SLA 要求。</w:t>
+      </w:r>
+    </w:p>
+    <w:p>
+      <w:pPr>
+        <w:spacing w:line="288" w:lineRule="auto"/>
+        <w:jc w:val="left"/>
+      </w:pPr>
+      <w:r>
+        <w:rPr>
+          <w:rFonts w:ascii="微软雅黑" w:hAnsi="微软雅黑" w:eastAsia="微软雅黑" w:cs="微软雅黑"/>
+        </w:rPr>
+        <w:t>其核心思想是：</w:t>
+      </w:r>
+      <w:r>
+        <w:rPr>
+          <w:rFonts w:ascii="微软雅黑" w:hAnsi="微软雅黑" w:eastAsia="微软雅黑" w:cs="微软雅黑"/>
+        </w:rPr>
+      </w:r>
+      <w:r>
+        <w:rPr>
+          <w:rFonts w:ascii="微软雅黑" w:hAnsi="微软雅黑" w:eastAsia="微软雅黑" w:cs="微软雅黑"/>
+          <w:b w:val="on"/>
+        </w:rPr>
+        <w:t>AI 负责生成动作，安全机制负责判断这个动作能不能执行。</w:t>
       </w:r>
     </w:p>
     <w:p>
@@ -8787,15 +8347,15 @@
         </w:rPr>
         <w:t>，即某一次资源分配动作也不能造成严重的时延超标。论文额外训练一个监督学习成本模型，输入为：</w:t>
       </w:r>
-    </w:p>
-    <w:p>
-      <w:pPr>
-        <w:spacing w:line="288" w:lineRule="auto"/>
-        <w:jc w:val="left"/>
-      </w:pPr>
-      <w:r>
-        <w:rPr>
-          <w:rFonts w:ascii="微软雅黑" w:hAnsi="微软雅黑" w:eastAsia="微软雅黑" w:cs="微软雅黑"/>
+      <w:r>
+        <w:rPr>
+          <w:rFonts w:ascii="微软雅黑" w:hAnsi="微软雅黑" w:eastAsia="微软雅黑" w:cs="微软雅黑"/>
+        </w:rPr>
+      </w:r>
+      <w:r>
+        <w:rPr>
+          <w:rFonts w:ascii="微软雅黑" w:hAnsi="微软雅黑" w:eastAsia="微软雅黑" w:cs="微软雅黑"/>
+          <w:b w:val="on"/>
         </w:rPr>
         <w:t>当前业务状态 + 候选PRB分配动作 + 上一次动作产生的实际时延</w:t>
       </w:r>
@@ -8821,30 +8381,6 @@
         <w:rPr>
           <w:rFonts w:ascii="微软雅黑" w:hAnsi="微软雅黑" w:eastAsia="微软雅黑" w:cs="微软雅黑"/>
         </w:rPr>
-        <w:t>因此，它不是简单地判断“当前网络是否异常”，而是在动作执行前回答：</w:t>
-      </w:r>
-    </w:p>
-    <w:p>
-      <w:pPr>
-        <w:spacing w:line="288" w:lineRule="auto"/>
-        <w:jc w:val="left"/>
-      </w:pPr>
-      <w:r>
-        <w:rPr>
-          <w:rFonts w:ascii="微软雅黑" w:hAnsi="微软雅黑" w:eastAsia="微软雅黑" w:cs="微软雅黑"/>
-        </w:rPr>
-        <w:t>如果现在采用这个资源配置，是否可能造成业务时延超标？</w:t>
-      </w:r>
-    </w:p>
-    <w:p>
-      <w:pPr>
-        <w:spacing w:line="288" w:lineRule="auto"/>
-        <w:jc w:val="left"/>
-      </w:pPr>
-      <w:r>
-        <w:rPr>
-          <w:rFonts w:ascii="微软雅黑" w:hAnsi="微软雅黑" w:eastAsia="微软雅黑" w:cs="微软雅黑"/>
-        </w:rPr>
       </w:r>
       <w:r>
         <w:rPr>
@@ -8899,18 +8435,6 @@
         <w:rPr>
           <w:rFonts w:ascii="微软雅黑" w:hAnsi="微软雅黑" w:eastAsia="微软雅黑" w:cs="微软雅黑"/>
         </w:rPr>
-        <w:t>这与方向二的区别在于：时延预测并不是最终输出，而是被用于决定某个网络控制动作是否能够执行。</w:t>
-      </w:r>
-    </w:p>
-    <w:p>
-      <w:pPr>
-        <w:spacing w:line="288" w:lineRule="auto"/>
-        <w:jc w:val="left"/>
-      </w:pPr>
-      <w:r>
-        <w:rPr>
-          <w:rFonts w:ascii="微软雅黑" w:hAnsi="微软雅黑" w:eastAsia="微软雅黑" w:cs="微软雅黑"/>
-        </w:rPr>
       </w:r>
       <w:r>
         <w:rPr>
@@ -8929,67 +8453,73 @@
         <w:rPr>
           <w:rFonts w:ascii="微软雅黑" w:hAnsi="微软雅黑" w:eastAsia="微软雅黑" w:cs="微软雅黑"/>
         </w:rPr>
-        <w:t>论文研究视频、VoNR和VR游戏等多个网络切片，其中VR游戏采用实际业务流量轨迹。实验模拟模型刚部署到网络、流量突然变化以及运营商修改时延阈值等情况。</w:t>
-      </w:r>
-    </w:p>
-    <w:p>
-      <w:pPr>
-        <w:spacing w:line="288" w:lineRule="auto"/>
-        <w:jc w:val="left"/>
-      </w:pPr>
-      <w:r>
-        <w:rPr>
-          <w:rFonts w:ascii="微软雅黑" w:hAnsi="微软雅黑" w:eastAsia="微软雅黑" w:cs="微软雅黑"/>
-        </w:rPr>
-        <w:t>相对于对比方法，SafeSlice报告：</w:t>
-      </w:r>
-    </w:p>
-    <w:p>
-      <w:pPr>
-        <w:spacing w:line="288" w:lineRule="auto"/>
-        <w:jc w:val="left"/>
-      </w:pPr>
-      <w:r>
-        <w:rPr>
-          <w:rFonts w:ascii="微软雅黑" w:hAnsi="微软雅黑" w:eastAsia="微软雅黑" w:cs="微软雅黑"/>
-        </w:rPr>
-        <w:t>平均累计时延最高降低83.23%；</w:t>
-      </w:r>
-    </w:p>
-    <w:p>
-      <w:pPr>
-        <w:spacing w:line="288" w:lineRule="auto"/>
-        <w:jc w:val="left"/>
-      </w:pPr>
-      <w:r>
-        <w:rPr>
-          <w:rFonts w:ascii="微软雅黑" w:hAnsi="微软雅黑" w:eastAsia="微软雅黑" w:cs="微软雅黑"/>
-        </w:rPr>
-        <w:t>瞬时时延违规次数最高降低93.24%；</w:t>
-      </w:r>
-    </w:p>
-    <w:p>
-      <w:pPr>
-        <w:spacing w:line="288" w:lineRule="auto"/>
-        <w:jc w:val="left"/>
-      </w:pPr>
-      <w:r>
-        <w:rPr>
-          <w:rFonts w:ascii="微软雅黑" w:hAnsi="微软雅黑" w:eastAsia="微软雅黑" w:cs="微软雅黑"/>
-        </w:rPr>
-        <w:t>资源消耗最高降低22.13%。</w:t>
-      </w:r>
-    </w:p>
-    <w:p>
-      <w:pPr>
-        <w:spacing w:line="288" w:lineRule="auto"/>
-        <w:jc w:val="left"/>
-      </w:pPr>
-      <w:r>
-        <w:rPr>
-          <w:rFonts w:ascii="微软雅黑" w:hAnsi="微软雅黑" w:eastAsia="微软雅黑" w:cs="微软雅黑"/>
-        </w:rPr>
-        <w:t>论文虽然使用了真实VR游戏流量轨迹，但并未在完整的真实O-RAN无线网络中开展OTA闭环实验。作者使用业务模型、真实流量轨迹和引导式域随机化模拟不同状态及动作结果。因此，它的重点是安全控制算法，而不是实际无线平台部署。</w:t>
+        <w:t>论文研究视频、VoNR 和 VR 游戏等多类网络切片，其中 VR 游戏使用实际业务流量轨迹，并设置流量变化、模型部署初期以及 SLA 阈值变化等场景，评估安全强化学习在不同网络状态下的表现。</w:t>
+      </w:r>
+    </w:p>
+    <w:p>
+      <w:pPr>
+        <w:spacing w:line="288" w:lineRule="auto"/>
+        <w:jc w:val="left"/>
+      </w:pPr>
+      <w:r>
+        <w:rPr>
+          <w:rFonts w:ascii="微软雅黑" w:hAnsi="微软雅黑" w:eastAsia="微软雅黑" w:cs="微软雅黑"/>
+        </w:rPr>
+        <w:t xml:space="preserve">相对于对比方法，SafeSlice 报告平均累计时延最高降低 </w:t>
+      </w:r>
+      <w:r>
+        <w:rPr>
+          <w:rFonts w:ascii="微软雅黑" w:hAnsi="微软雅黑" w:eastAsia="微软雅黑" w:cs="微软雅黑"/>
+        </w:rPr>
+      </w:r>
+      <w:r>
+        <w:rPr>
+          <w:rFonts w:ascii="微软雅黑" w:hAnsi="微软雅黑" w:eastAsia="微软雅黑" w:cs="微软雅黑"/>
+          <w:b w:val="on"/>
+        </w:rPr>
+        <w:t>83.23%</w:t>
+      </w:r>
+      <w:r>
+        <w:rPr>
+          <w:rFonts w:ascii="微软雅黑" w:hAnsi="微软雅黑" w:eastAsia="微软雅黑" w:cs="微软雅黑"/>
+        </w:rPr>
+        <w:t xml:space="preserve">，瞬时时延违规次数最高降低 </w:t>
+      </w:r>
+      <w:r>
+        <w:rPr>
+          <w:rFonts w:ascii="微软雅黑" w:hAnsi="微软雅黑" w:eastAsia="微软雅黑" w:cs="微软雅黑"/>
+        </w:rPr>
+      </w:r>
+      <w:r>
+        <w:rPr>
+          <w:rFonts w:ascii="微软雅黑" w:hAnsi="微软雅黑" w:eastAsia="微软雅黑" w:cs="微软雅黑"/>
+          <w:b w:val="on"/>
+        </w:rPr>
+        <w:t>93.24%</w:t>
+      </w:r>
+      <w:r>
+        <w:rPr>
+          <w:rFonts w:ascii="微软雅黑" w:hAnsi="微软雅黑" w:eastAsia="微软雅黑" w:cs="微软雅黑"/>
+        </w:rPr>
+        <w:t xml:space="preserve">，资源消耗最高降低 </w:t>
+      </w:r>
+      <w:r>
+        <w:rPr>
+          <w:rFonts w:ascii="微软雅黑" w:hAnsi="微软雅黑" w:eastAsia="微软雅黑" w:cs="微软雅黑"/>
+        </w:rPr>
+      </w:r>
+      <w:r>
+        <w:rPr>
+          <w:rFonts w:ascii="微软雅黑" w:hAnsi="微软雅黑" w:eastAsia="微软雅黑" w:cs="微软雅黑"/>
+          <w:b w:val="on"/>
+        </w:rPr>
+        <w:t>22.13%</w:t>
+      </w:r>
+      <w:r>
+        <w:rPr>
+          <w:rFonts w:ascii="微软雅黑" w:hAnsi="微软雅黑" w:eastAsia="微软雅黑" w:cs="微软雅黑"/>
+        </w:rPr>
+        <w:t>。</w:t>
       </w:r>
     </w:p>
     <w:p>
@@ -9019,31 +8549,43 @@
         <w:rPr>
           <w:rFonts w:ascii="微软雅黑" w:hAnsi="微软雅黑" w:eastAsia="微软雅黑" w:cs="微软雅黑"/>
         </w:rPr>
-        <w:t>网络优化研究不能只比较平均吞吐量或平均时延，还要研究错误动作的风险。该研究还可以简化为：</w:t>
-      </w:r>
-    </w:p>
-    <w:p>
-      <w:pPr>
-        <w:spacing w:line="288" w:lineRule="auto"/>
-        <w:jc w:val="left"/>
-      </w:pPr>
-      <w:r>
-        <w:rPr>
-          <w:rFonts w:ascii="微软雅黑" w:hAnsi="微软雅黑" w:eastAsia="微软雅黑" w:cs="微软雅黑"/>
-        </w:rPr>
-        <w:t>动作效果预测模型 + 预测区间 + 安全阈值 + 保持当前配置</w:t>
-      </w:r>
-    </w:p>
-    <w:p>
-      <w:pPr>
-        <w:spacing w:line="288" w:lineRule="auto"/>
-        <w:jc w:val="left"/>
-      </w:pPr>
-      <w:r>
-        <w:rPr>
-          <w:rFonts w:ascii="微软雅黑" w:hAnsi="微软雅黑" w:eastAsia="微软雅黑" w:cs="微软雅黑"/>
-        </w:rPr>
-        <w:t>例如，在小区切换中，模型预测切换后的吞吐量提升、业务中断时间和切换失败风险。如果预测置信度不足，或者预期收益不能覆盖切换成本，就保持当前小区。</w:t>
+        <w:t>SafeSlice 的核心启示是，AI 驱动的网络优化不能只追求平均性能提升，还应在执行动作之前评估其潜在风险。该思想可以迁移到主动测试和网络控制中，在模型生成候选动作后增加独立的安全评估环节，形成“</w:t>
+      </w:r>
+      <w:r>
+        <w:rPr>
+          <w:rFonts w:ascii="微软雅黑" w:hAnsi="微软雅黑" w:eastAsia="微软雅黑" w:cs="微软雅黑"/>
+        </w:rPr>
+      </w:r>
+      <w:r>
+        <w:rPr>
+          <w:rFonts w:ascii="微软雅黑" w:hAnsi="微软雅黑" w:eastAsia="微软雅黑" w:cs="微软雅黑"/>
+          <w:b w:val="on"/>
+        </w:rPr>
+        <w:t>生成候选动作 → 预测动作效果 → 判断风险 → 执行或修正动作</w:t>
+      </w:r>
+      <w:r>
+        <w:rPr>
+          <w:rFonts w:ascii="微软雅黑" w:hAnsi="微软雅黑" w:eastAsia="微软雅黑" w:cs="微软雅黑"/>
+        </w:rPr>
+        <w:t>”的两阶段机制。例如，在小区切换、资源调整或主动测试中，可以提前评估某个动作是否可能造成 QoE 恶化、业务中断或额外测试开销；对于高风险动作，可以选择更保守的测试或控制方案。这样可使 AI 从“追求最优动作”进一步发展为“</w:t>
+      </w:r>
+      <w:r>
+        <w:rPr>
+          <w:rFonts w:ascii="微软雅黑" w:hAnsi="微软雅黑" w:eastAsia="微软雅黑" w:cs="微软雅黑"/>
+        </w:rPr>
+      </w:r>
+      <w:r>
+        <w:rPr>
+          <w:rFonts w:ascii="微软雅黑" w:hAnsi="微软雅黑" w:eastAsia="微软雅黑" w:cs="微软雅黑"/>
+          <w:b w:val="on"/>
+        </w:rPr>
+        <w:t>在安全约束下选择可执行动作</w:t>
+      </w:r>
+      <w:r>
+        <w:rPr>
+          <w:rFonts w:ascii="微软雅黑" w:hAnsi="微软雅黑" w:eastAsia="微软雅黑" w:cs="微软雅黑"/>
+        </w:rPr>
+        <w:t>”。</w:t>
       </w:r>
     </w:p>
     <w:p>
@@ -9068,7 +8610,7 @@
       <w:pPr>
         <w:numPr>
           <w:ilvl w:val="0"/>
-          <w:numId w:val="61"/>
+          <w:numId w:val="58"/>
         </w:numPr>
         <w:spacing w:line="288" w:lineRule="auto"/>
         <w:jc w:val="left"/>
@@ -9096,7 +8638,7 @@
       <w:pPr>
         <w:numPr>
           <w:ilvl w:val="0"/>
-          <w:numId w:val="62"/>
+          <w:numId w:val="59"/>
         </w:numPr>
         <w:spacing w:line="288" w:lineRule="auto"/>
         <w:jc w:val="left"/>
@@ -9118,7 +8660,7 @@
           <w:rFonts w:ascii="微软雅黑" w:hAnsi="微软雅黑" w:eastAsia="微软雅黑" w:cs="微软雅黑"/>
         </w:rPr>
       </w:r>
-      <w:hyperlink r:id="rId22">
+      <w:hyperlink r:id="rId21">
         <w:r>
           <w:rPr>
             <w:rFonts w:ascii="微软雅黑" w:hAnsi="微软雅黑" w:eastAsia="微软雅黑" w:cs="微软雅黑"/>
@@ -9156,37 +8698,61 @@
         <w:rPr>
           <w:rFonts w:ascii="微软雅黑" w:hAnsi="微软雅黑" w:eastAsia="微软雅黑" w:cs="微软雅黑"/>
         </w:rPr>
-        <w:t>CONTRA研究动态移动场景下如何选择切换动作。5G网络中主要存在</w:t>
-      </w:r>
-      <w:r>
-        <w:rPr>
-          <w:rFonts w:ascii="微软雅黑" w:hAnsi="微软雅黑" w:eastAsia="微软雅黑" w:cs="微软雅黑"/>
-        </w:rPr>
-      </w:r>
-      <w:r>
-        <w:rPr>
-          <w:rFonts w:ascii="微软雅黑" w:hAnsi="微软雅黑" w:eastAsia="微软雅黑" w:cs="微软雅黑"/>
-          <w:b w:val="on"/>
-        </w:rPr>
-        <w:t>普通切换THO和条件切换CHO</w:t>
-      </w:r>
-      <w:r>
-        <w:rPr>
-          <w:rFonts w:ascii="微软雅黑" w:hAnsi="微软雅黑" w:eastAsia="微软雅黑" w:cs="微软雅黑"/>
-        </w:rPr>
-        <w:t>两种方式。普通切换是在满足A3等测量条件后，由网络立即发起切换。它的资源开销较低，但在信号快速变化的场景中，可能因为准备不及时而发生切换失败。条件切换则提前为UE配置一个或多个候选小区。当预设条件满足时，UE能够直接执行切换，减少网络重新决策和信令交互的时间。不过，提前准备候选小区会增加资源预留和信令开销，并不适合所有用户和场景。</w:t>
-      </w:r>
-    </w:p>
-    <w:p>
-      <w:pPr>
-        <w:spacing w:line="288" w:lineRule="auto"/>
-        <w:jc w:val="left"/>
-      </w:pPr>
-      <w:r>
-        <w:rPr>
-          <w:rFonts w:ascii="微软雅黑" w:hAnsi="微软雅黑" w:eastAsia="微软雅黑" w:cs="微软雅黑"/>
-        </w:rPr>
-        <w:t>CONTRA不固定采用一种切换机制，而是根据用户当前无线状态、移动特征和历史切换效果，动态决定当前用户应采用普通切换还是条件切换。</w:t>
+        <w:t>CONTRA 研究的是动态移动场景下</w:t>
+      </w:r>
+      <w:r>
+        <w:rPr>
+          <w:rFonts w:ascii="微软雅黑" w:hAnsi="微软雅黑" w:eastAsia="微软雅黑" w:cs="微软雅黑"/>
+        </w:rPr>
+      </w:r>
+      <w:r>
+        <w:rPr>
+          <w:rFonts w:ascii="微软雅黑" w:hAnsi="微软雅黑" w:eastAsia="微软雅黑" w:cs="微软雅黑"/>
+          <w:b w:val="on"/>
+        </w:rPr>
+        <w:t>如何根据实际网络状态选择合适的切换方式</w:t>
+      </w:r>
+      <w:r>
+        <w:rPr>
+          <w:rFonts w:ascii="微软雅黑" w:hAnsi="微软雅黑" w:eastAsia="微软雅黑" w:cs="微软雅黑"/>
+        </w:rPr>
+        <w:t>。</w:t>
+      </w:r>
+    </w:p>
+    <w:p>
+      <w:pPr>
+        <w:spacing w:line="288" w:lineRule="auto"/>
+        <w:jc w:val="left"/>
+      </w:pPr>
+      <w:r>
+        <w:rPr>
+          <w:rFonts w:ascii="微软雅黑" w:hAnsi="微软雅黑" w:eastAsia="微软雅黑" w:cs="微软雅黑"/>
+        </w:rPr>
+        <w:t>5G 网络中可以采用普通切换（Traditional Handover，THO）和条件切换（Conditional Handover，CHO）。THO 通常是在满足 A3 等测量条件后，由网络启动后续切换流程，资源和信令开销较低，但在高速移动或无线状态快速变化的情况下可能因准备不及时而发生切换失败。</w:t>
+      </w:r>
+    </w:p>
+    <w:p>
+      <w:pPr>
+        <w:spacing w:line="288" w:lineRule="auto"/>
+        <w:jc w:val="left"/>
+      </w:pPr>
+      <w:r>
+        <w:rPr>
+          <w:rFonts w:ascii="微软雅黑" w:hAnsi="微软雅黑" w:eastAsia="微软雅黑" w:cs="微软雅黑"/>
+        </w:rPr>
+        <w:t>CHO 则提前为 UE 配置一个或多个候选目标小区，当预设条件满足后，UE 可以直接执行已经准备好的切换，从而降低切换准备延迟。但提前准备候选小区也会带来额外的资源和信令开销，因此并非所有用户和场景都适合使用 CHO。</w:t>
+      </w:r>
+    </w:p>
+    <w:p>
+      <w:pPr>
+        <w:spacing w:line="288" w:lineRule="auto"/>
+        <w:jc w:val="left"/>
+      </w:pPr>
+      <w:r>
+        <w:rPr>
+          <w:rFonts w:ascii="微软雅黑" w:hAnsi="微软雅黑" w:eastAsia="微软雅黑" w:cs="微软雅黑"/>
+        </w:rPr>
+        <w:t>CONTRA 的核心思想不是固定使用某一种切换方式，而是根据用户当前无线状态、移动特征以及不同切换策略的实际效果，动态决定当前更适合采用 THO 还是 CHO。</w:t>
       </w:r>
     </w:p>
     <w:p>
@@ -9216,25 +8782,61 @@
         <w:rPr>
           <w:rFonts w:ascii="微软雅黑" w:hAnsi="微软雅黑" w:eastAsia="微软雅黑" w:cs="微软雅黑"/>
         </w:rPr>
-        <w:t>系统维护多个针对不同信号条件和移动模式的候选策略，也可以理解为多个“专家”。不同专家可能分别适合信号稳定、快速衰落、高速移动或小区边缘等场景。元学习器持续观察各个专家在最近一段时间内的实际表现，包括吞吐量、切换失败和切换成本，再动态调整专家权重。最终输出的不是未来RSRP，而是当前用户应该采用的切换方式。其核心逻辑为：</w:t>
-      </w:r>
-    </w:p>
-    <w:p>
-      <w:pPr>
-        <w:spacing w:line="288" w:lineRule="auto"/>
-        <w:jc w:val="left"/>
-      </w:pPr>
-      <w:r>
-        <w:rPr>
-          <w:rFonts w:ascii="微软雅黑" w:hAnsi="微软雅黑" w:eastAsia="微软雅黑" w:cs="微软雅黑"/>
-        </w:rPr>
-      </w:r>
-      <w:r>
-        <w:rPr>
-          <w:rFonts w:ascii="微软雅黑" w:hAnsi="微软雅黑" w:eastAsia="微软雅黑" w:cs="微软雅黑"/>
-          <w:b w:val="on"/>
-        </w:rPr>
-        <w:t>当前测量和移动状态 → 比较不同切换策略的历史效果 → 选择THO或CHO → 评估实际吞吐量和切换成本 → 更新策略权重</w:t>
+        <w:t>CONTRA 通过元学习机制在不同切换策略之间进行动态选择。系统维护多个针对不同信号条件或移动模式的候选策略，可以理解为多个具有不同特长的“专家”。元学习器根据这些策略在最近一段时间内的实际表现，例如用户吞吐量、切换失败以及切换成本等，不断调整不同策略的权重，从而根据当前环境选择更加合适的切换方式。</w:t>
+      </w:r>
+    </w:p>
+    <w:p>
+      <w:pPr>
+        <w:spacing w:line="288" w:lineRule="auto"/>
+        <w:jc w:val="left"/>
+      </w:pPr>
+      <w:r>
+        <w:rPr>
+          <w:rFonts w:ascii="微软雅黑" w:hAnsi="微软雅黑" w:eastAsia="微软雅黑" w:cs="微软雅黑"/>
+        </w:rPr>
+        <w:t>其核心过程可以概括为：</w:t>
+      </w:r>
+      <w:r>
+        <w:rPr>
+          <w:rFonts w:ascii="微软雅黑" w:hAnsi="微软雅黑" w:eastAsia="微软雅黑" w:cs="微软雅黑"/>
+        </w:rPr>
+      </w:r>
+      <w:r>
+        <w:rPr>
+          <w:rFonts w:ascii="微软雅黑" w:hAnsi="微软雅黑" w:eastAsia="微软雅黑" w:cs="微软雅黑"/>
+          <w:b w:val="on"/>
+        </w:rPr>
+        <w:t>当前无线测量和移动状态 → 评估不同切换策略近期效果 → 选择 THO 或 CHO → 执行切换 → 测量吞吐量和切换成本 → 更新策略</w:t>
+      </w:r>
+    </w:p>
+    <w:p>
+      <w:pPr>
+        <w:spacing w:line="288" w:lineRule="auto"/>
+        <w:jc w:val="left"/>
+      </w:pPr>
+      <w:r>
+        <w:rPr>
+          <w:rFonts w:ascii="微软雅黑" w:hAnsi="微软雅黑" w:eastAsia="微软雅黑" w:cs="微软雅黑"/>
+        </w:rPr>
+        <w:t>CONTRA 的最终输出并不是简单预测未来 RSRP，而是根据网络状态直接作出</w:t>
+      </w:r>
+      <w:r>
+        <w:rPr>
+          <w:rFonts w:ascii="微软雅黑" w:hAnsi="微软雅黑" w:eastAsia="微软雅黑" w:cs="微软雅黑"/>
+        </w:rPr>
+      </w:r>
+      <w:r>
+        <w:rPr>
+          <w:rFonts w:ascii="微软雅黑" w:hAnsi="微软雅黑" w:eastAsia="微软雅黑" w:cs="微软雅黑"/>
+          <w:b w:val="on"/>
+        </w:rPr>
+        <w:t>切换机制选择</w:t>
+      </w:r>
+      <w:r>
+        <w:rPr>
+          <w:rFonts w:ascii="微软雅黑" w:hAnsi="微软雅黑" w:eastAsia="微软雅黑" w:cs="微软雅黑"/>
+        </w:rPr>
+        <w:t>。</w:t>
       </w:r>
     </w:p>
     <w:p>
@@ -9264,49 +8866,55 @@
         <w:rPr>
           <w:rFonts w:ascii="微软雅黑" w:hAnsi="微软雅黑" w:eastAsia="微软雅黑" w:cs="微软雅黑"/>
         </w:rPr>
-        <w:t>在真实运营商数据分析的基础上，作者提出 CONTRA 切换管理框架，并研究了静态与动态两种切换类型选择机制。其中，</w:t>
-      </w:r>
-      <w:r>
-        <w:rPr>
-          <w:rFonts w:ascii="微软雅黑" w:hAnsi="微软雅黑" w:eastAsia="微软雅黑" w:cs="微软雅黑"/>
-        </w:rPr>
-      </w:r>
-      <w:r>
-        <w:rPr>
-          <w:rFonts w:ascii="微软雅黑" w:hAnsi="微软雅黑" w:eastAsia="微软雅黑" w:cs="微软雅黑"/>
-          <w:b w:val="on"/>
-        </w:rPr>
-        <w:t>静态方案预先为不同用户指定 THO 或 CHO 类型，运行过程中不再改变；动态方案则由控制器根据实时网络状态，自适应决定用户采用 THO 还是 CHO</w:t>
-      </w:r>
-      <w:r>
-        <w:rPr>
-          <w:rFonts w:ascii="微软雅黑" w:hAnsi="微软雅黑" w:eastAsia="微软雅黑" w:cs="微软雅黑"/>
-        </w:rPr>
-        <w:t>。</w:t>
-      </w:r>
-    </w:p>
-    <w:p>
-      <w:pPr>
-        <w:spacing w:line="288" w:lineRule="auto"/>
-        <w:jc w:val="left"/>
-      </w:pPr>
-      <w:r>
-        <w:rPr>
-          <w:rFonts w:ascii="微软雅黑" w:hAnsi="微软雅黑" w:eastAsia="微软雅黑" w:cs="微软雅黑"/>
-        </w:rPr>
-        <w:t>实验表明，CONTRA能够提高用户吞吐量，同时降低普通切换和条件切换产生的综合成本，并优于固定3GPP策略及强化学习基线。</w:t>
-      </w:r>
-    </w:p>
-    <w:p>
-      <w:pPr>
-        <w:spacing w:line="288" w:lineRule="auto"/>
-        <w:jc w:val="left"/>
-      </w:pPr>
-      <w:r>
-        <w:rPr>
-          <w:rFonts w:ascii="微软雅黑" w:hAnsi="微软雅黑" w:eastAsia="微软雅黑" w:cs="微软雅黑"/>
-        </w:rPr>
-        <w:t>需要注意的是，论文使用了真实运营商数据进行离线评估，但没有在真实O-RAN网络或OTA测试平台中执行切换控制，该工作验证的是切换决策算法，而不是完整的真实网络闭环系统。</w:t>
+        <w:t>在真实移动网络数据分析的基础上，作者提出 CONTRA 切换管理框架，并分别研究静态和动态两种切换类型选择机制。</w:t>
+      </w:r>
+      <w:r>
+        <w:rPr>
+          <w:rFonts w:ascii="微软雅黑" w:hAnsi="微软雅黑" w:eastAsia="微软雅黑" w:cs="微软雅黑"/>
+        </w:rPr>
+      </w:r>
+      <w:r>
+        <w:rPr>
+          <w:rFonts w:ascii="微软雅黑" w:hAnsi="微软雅黑" w:eastAsia="微软雅黑" w:cs="微软雅黑"/>
+          <w:b w:val="on"/>
+        </w:rPr>
+        <w:t>静态方案</w:t>
+      </w:r>
+      <w:r>
+        <w:rPr>
+          <w:rFonts w:ascii="微软雅黑" w:hAnsi="微软雅黑" w:eastAsia="微软雅黑" w:cs="微软雅黑"/>
+        </w:rPr>
+        <w:t>预先为不同用户指定 THO 或 CHO，运行过程中不再改变；</w:t>
+      </w:r>
+      <w:r>
+        <w:rPr>
+          <w:rFonts w:ascii="微软雅黑" w:hAnsi="微软雅黑" w:eastAsia="微软雅黑" w:cs="微软雅黑"/>
+        </w:rPr>
+      </w:r>
+      <w:r>
+        <w:rPr>
+          <w:rFonts w:ascii="微软雅黑" w:hAnsi="微软雅黑" w:eastAsia="微软雅黑" w:cs="微软雅黑"/>
+          <w:b w:val="on"/>
+        </w:rPr>
+        <w:t>动态方案</w:t>
+      </w:r>
+      <w:r>
+        <w:rPr>
+          <w:rFonts w:ascii="微软雅黑" w:hAnsi="微软雅黑" w:eastAsia="微软雅黑" w:cs="微软雅黑"/>
+        </w:rPr>
+        <w:t>则由控制器根据实时网络状态和历史策略效果，自适应决定用户当前采用 THO 还是 CHO。</w:t>
+      </w:r>
+    </w:p>
+    <w:p>
+      <w:pPr>
+        <w:spacing w:line="288" w:lineRule="auto"/>
+        <w:jc w:val="left"/>
+      </w:pPr>
+      <w:r>
+        <w:rPr>
+          <w:rFonts w:ascii="微软雅黑" w:hAnsi="微软雅黑" w:eastAsia="微软雅黑" w:cs="微软雅黑"/>
+        </w:rPr>
+        <w:t>实验结果表明，CONTRA 能够在提高用户吞吐量的同时降低不同切换方式产生的综合成本，并优于固定 3GPP 切换策略及强化学习基线。</w:t>
       </w:r>
     </w:p>
     <w:p>
@@ -9336,14 +8944,82 @@
         <w:rPr>
           <w:rFonts w:ascii="微软雅黑" w:hAnsi="微软雅黑" w:eastAsia="微软雅黑" w:cs="微软雅黑"/>
         </w:rPr>
-        <w:t>CONTRA说明切换优化的研究目标不应该只是“预测下一时刻的最佳小区”，而应综合考虑：</w:t>
+        <w:t>CONTRA 的核心启示是：</w:t>
+      </w:r>
+      <w:r>
+        <w:rPr>
+          <w:rFonts w:ascii="微软雅黑" w:hAnsi="微软雅黑" w:eastAsia="微软雅黑" w:cs="微软雅黑"/>
+        </w:rPr>
+      </w:r>
+      <w:r>
+        <w:rPr>
+          <w:rFonts w:ascii="微软雅黑" w:hAnsi="微软雅黑" w:eastAsia="微软雅黑" w:cs="微软雅黑"/>
+          <w:b w:val="on"/>
+        </w:rPr>
+        <w:t>动态网络环境中往往不存在一种始终最优的固定控制策略，网络需要根据实时测试结果和不同策略的历史效果动态选择动作。</w:t>
+      </w:r>
+    </w:p>
+    <w:p>
+      <w:pPr>
+        <w:spacing w:line="288" w:lineRule="auto"/>
+        <w:jc w:val="left"/>
+      </w:pPr>
+      <w:r>
+        <w:rPr>
+          <w:rFonts w:ascii="微软雅黑" w:hAnsi="微软雅黑" w:eastAsia="微软雅黑" w:cs="微软雅黑"/>
+        </w:rPr>
+        <w:t>对于切换优化而言，决策目标不能只看“哪个目标小区信号更强”，还应综合考虑切换后的吞吐量收益、切换失败风险、业务中断时间、乒乓切换以及提前准备资源所产生的成本。</w:t>
+      </w:r>
+    </w:p>
+    <w:p>
+      <w:pPr>
+        <w:spacing w:line="288" w:lineRule="auto"/>
+        <w:jc w:val="left"/>
+      </w:pPr>
+      <w:r>
+        <w:rPr>
+          <w:rFonts w:ascii="微软雅黑" w:hAnsi="微软雅黑" w:eastAsia="微软雅黑" w:cs="微软雅黑"/>
+        </w:rPr>
+        <w:t>这一思想还可以推广到其他网络优化任务：预先设计多种可选控制策略，根据当前网络状态和历史执行效果动态选择最合适的策略，从而形成“</w:t>
+      </w:r>
+      <w:r>
+        <w:rPr>
+          <w:rFonts w:ascii="微软雅黑" w:hAnsi="微软雅黑" w:eastAsia="微软雅黑" w:cs="微软雅黑"/>
+        </w:rPr>
+      </w:r>
+      <w:r>
+        <w:rPr>
+          <w:rFonts w:ascii="微软雅黑" w:hAnsi="微软雅黑" w:eastAsia="微软雅黑" w:cs="微软雅黑"/>
+          <w:b w:val="on"/>
+        </w:rPr>
+        <w:t>多策略候选 + 在线效果评估 + 动态策略选择</w:t>
+      </w:r>
+      <w:r>
+        <w:rPr>
+          <w:rFonts w:ascii="微软雅黑" w:hAnsi="微软雅黑" w:eastAsia="微软雅黑" w:cs="微软雅黑"/>
+        </w:rPr>
+        <w:t>”的优化机制。相比长期固定使用单一规则，这种方式更适合处理用户移动、无线状态和业务需求持续变化的网络环境。</w:t>
+      </w:r>
+    </w:p>
+    <w:p>
+      <w:pPr>
+        <w:pStyle w:val="5"/>
+        <w:jc w:val="left"/>
+      </w:pPr>
+      <w:r>
+        <w:rPr>
+          <w:rFonts w:ascii="微软雅黑" w:hAnsi="微软雅黑" w:eastAsia="微软雅黑" w:cs="微软雅黑"/>
+          <w:sz w:val="28"/>
+          <w:b w:val="on"/>
+        </w:rPr>
+        <w:t>4、智能通信应用</w:t>
       </w:r>
     </w:p>
     <w:p>
       <w:pPr>
         <w:numPr>
           <w:ilvl w:val="0"/>
-          <w:numId w:val="63"/>
+          <w:numId w:val="60"/>
         </w:numPr>
         <w:spacing w:line="288" w:lineRule="auto"/>
         <w:jc w:val="left"/>
@@ -9352,14 +9028,122 @@
         <w:rPr>
           <w:rFonts w:ascii="微软雅黑" w:hAnsi="微软雅黑" w:eastAsia="微软雅黑" w:cs="微软雅黑"/>
         </w:rPr>
-        <w:t>切换后能够获得多少吞吐量或QoE提升；</w:t>
+      </w:r>
+      <w:r>
+        <w:rPr>
+          <w:rFonts w:ascii="微软雅黑" w:hAnsi="微软雅黑" w:eastAsia="微软雅黑" w:cs="微软雅黑"/>
+          <w:b w:val="on"/>
+        </w:rPr>
+        <w:t>调研思路</w:t>
+      </w:r>
+    </w:p>
+    <w:p>
+      <w:pPr>
+        <w:spacing w:line="288" w:lineRule="auto"/>
+        <w:jc w:val="left"/>
+      </w:pPr>
+      <w:r>
+        <w:rPr>
+          <w:rFonts w:ascii="微软雅黑" w:hAnsi="微软雅黑" w:eastAsia="微软雅黑" w:cs="微软雅黑"/>
+        </w:rPr>
+        <w:t>传统无线通信系统主要根据 RSRP、RSSI、SINR、CSI 等实时测量结果判断当前信道状态，但这类测量主要反映“信号表现发生了什么变化”，难以直接描述墙体遮挡、门窗开闭、设备移动、人员活动以及场景结构等物理环境因素对无线传播的影响。</w:t>
+      </w:r>
+    </w:p>
+    <w:p>
+      <w:pPr>
+        <w:spacing w:line="288" w:lineRule="auto"/>
+        <w:jc w:val="left"/>
+      </w:pPr>
+      <w:r>
+        <w:rPr>
+          <w:rFonts w:ascii="微软雅黑" w:hAnsi="微软雅黑" w:eastAsia="微软雅黑" w:cs="微软雅黑"/>
+        </w:rPr>
+        <w:t>空间智能与智能通信结合的核心思路，是将图像、点云、三维几何、材料属性、收发机位置和用户轨迹等空间信息与无线测量数据共同建模，使 AI 不再只学习位置与信号之间的统计关系，而是进一步学习</w:t>
+      </w:r>
+      <w:r>
+        <w:rPr>
+          <w:rFonts w:ascii="微软雅黑" w:hAnsi="微软雅黑" w:eastAsia="微软雅黑" w:cs="微软雅黑"/>
+        </w:rPr>
+      </w:r>
+      <w:r>
+        <w:rPr>
+          <w:rFonts w:ascii="微软雅黑" w:hAnsi="微软雅黑" w:eastAsia="微软雅黑" w:cs="微软雅黑"/>
+          <w:b w:val="on"/>
+        </w:rPr>
+        <w:t>物理环境、空间位置与无线传播之间的联系</w:t>
+      </w:r>
+      <w:r>
+        <w:rPr>
+          <w:rFonts w:ascii="微软雅黑" w:hAnsi="微软雅黑" w:eastAsia="微软雅黑" w:cs="微软雅黑"/>
+        </w:rPr>
+        <w:t>，建立可查询、可预测的无线环境模型。在有限实测数据的基础上，模型可以预测未测位置的 RSSI、路径增益或 CSI，重建 Radio Map、识别覆盖盲区，并辅助评估不同 AP 或中继候选位置的覆盖效果；当环境或部署场景发生变化时，也可以结合新的空间信息或少量 RF 测量对模型进行更新和适配。</w:t>
+      </w:r>
+    </w:p>
+    <w:p>
+      <w:pPr>
+        <w:spacing w:line="288" w:lineRule="auto"/>
+        <w:jc w:val="left"/>
+      </w:pPr>
+      <w:r>
+        <w:rPr>
+          <w:rFonts w:ascii="微软雅黑" w:hAnsi="微软雅黑" w:eastAsia="微软雅黑" w:cs="微软雅黑"/>
+        </w:rPr>
+      </w:r>
+      <w:r>
+        <w:rPr>
+          <w:rFonts w:ascii="微软雅黑" w:hAnsi="微软雅黑" w:eastAsia="微软雅黑" w:cs="微软雅黑"/>
+          <w:b w:val="on"/>
+        </w:rPr>
+        <w:t>调研路线：一是环境感知的无线场景建模</w:t>
+      </w:r>
+      <w:r>
+        <w:rPr>
+          <w:rFonts w:ascii="微软雅黑" w:hAnsi="微软雅黑" w:eastAsia="微软雅黑" w:cs="微软雅黑"/>
+        </w:rPr>
+        <w:t>，研究如何利用视觉、点云或稀疏无线测量建立 Radio Map 或无线辐射场，降低对全场景密集 RF 测量的依赖；二是</w:t>
+      </w:r>
+      <w:r>
+        <w:rPr>
+          <w:rFonts w:ascii="微软雅黑" w:hAnsi="微软雅黑" w:eastAsia="微软雅黑" w:cs="微软雅黑"/>
+        </w:rPr>
+      </w:r>
+      <w:r>
+        <w:rPr>
+          <w:rFonts w:ascii="微软雅黑" w:hAnsi="微软雅黑" w:eastAsia="微软雅黑" w:cs="微软雅黑"/>
+          <w:b w:val="on"/>
+        </w:rPr>
+        <w:t>动态场景适应与跨场景泛化</w:t>
+      </w:r>
+      <w:r>
+        <w:rPr>
+          <w:rFonts w:ascii="微软雅黑" w:hAnsi="微软雅黑" w:eastAsia="微软雅黑" w:cs="微软雅黑"/>
+        </w:rPr>
+        <w:t>，研究环境发生变化或进入新场景后，如何利用环境信息、少量目标场景测量或共享空间表征对已有模型进行快速更新和迁移；三是</w:t>
+      </w:r>
+      <w:r>
+        <w:rPr>
+          <w:rFonts w:ascii="微软雅黑" w:hAnsi="微软雅黑" w:eastAsia="微软雅黑" w:cs="微软雅黑"/>
+        </w:rPr>
+      </w:r>
+      <w:r>
+        <w:rPr>
+          <w:rFonts w:ascii="微软雅黑" w:hAnsi="微软雅黑" w:eastAsia="微软雅黑" w:cs="微软雅黑"/>
+          <w:b w:val="on"/>
+        </w:rPr>
+        <w:t>具体通信应用</w:t>
+      </w:r>
+      <w:r>
+        <w:rPr>
+          <w:rFonts w:ascii="微软雅黑" w:hAnsi="微软雅黑" w:eastAsia="微软雅黑" w:cs="微软雅黑"/>
+        </w:rPr>
+        <w:t>，重点关注未测位置无线参数预测、覆盖盲区识别和候选 AP 位置测试等能够通过实际通信实验验证的任务。</w:t>
       </w:r>
     </w:p>
     <w:p>
       <w:pPr>
         <w:numPr>
           <w:ilvl w:val="0"/>
-          <w:numId w:val="64"/>
+          <w:numId w:val="60"/>
         </w:numPr>
         <w:spacing w:line="288" w:lineRule="auto"/>
         <w:jc w:val="left"/>
@@ -9368,14 +9152,38 @@
         <w:rPr>
           <w:rFonts w:ascii="微软雅黑" w:hAnsi="微软雅黑" w:eastAsia="微软雅黑" w:cs="微软雅黑"/>
         </w:rPr>
-        <w:t>是否可能出现切换失败；</w:t>
+      </w:r>
+      <w:r>
+        <w:rPr>
+          <w:rFonts w:ascii="微软雅黑" w:hAnsi="微软雅黑" w:eastAsia="微软雅黑" w:cs="微软雅黑"/>
+          <w:b w:val="on"/>
+        </w:rPr>
+        <w:t>调研内容</w:t>
+      </w:r>
+    </w:p>
+    <w:p>
+      <w:pPr>
+        <w:spacing w:line="288" w:lineRule="auto"/>
+        <w:jc w:val="left"/>
+      </w:pPr>
+      <w:r>
+        <w:rPr>
+          <w:rFonts w:ascii="微软雅黑" w:hAnsi="微软雅黑" w:eastAsia="微软雅黑" w:cs="微软雅黑"/>
+        </w:rPr>
+      </w:r>
+      <w:r>
+        <w:rPr>
+          <w:rFonts w:ascii="微软雅黑" w:hAnsi="微软雅黑" w:eastAsia="微软雅黑" w:cs="微软雅黑"/>
+          <w:b w:val="on"/>
+        </w:rPr>
+        <w:t>（1）RFCanvas：融合视觉先验与少量RF测量的无线信道建模</w:t>
       </w:r>
     </w:p>
     <w:p>
       <w:pPr>
         <w:numPr>
           <w:ilvl w:val="0"/>
-          <w:numId w:val="65"/>
+          <w:numId w:val="61"/>
         </w:numPr>
         <w:spacing w:line="288" w:lineRule="auto"/>
         <w:jc w:val="left"/>
@@ -9384,14 +9192,26 @@
         <w:rPr>
           <w:rFonts w:ascii="微软雅黑" w:hAnsi="微软雅黑" w:eastAsia="微软雅黑" w:cs="微软雅黑"/>
         </w:rPr>
-        <w:t>切换会造成多长时间的业务中断；</w:t>
+      </w:r>
+      <w:r>
+        <w:rPr>
+          <w:rFonts w:ascii="微软雅黑" w:hAnsi="微软雅黑" w:eastAsia="微软雅黑" w:cs="微软雅黑"/>
+          <w:b w:val="on"/>
+        </w:rPr>
+        <w:t>出处：</w:t>
+      </w:r>
+      <w:r>
+        <w:rPr>
+          <w:rFonts w:ascii="微软雅黑" w:hAnsi="微软雅黑" w:eastAsia="微软雅黑" w:cs="微软雅黑"/>
+        </w:rPr>
+        <w:t xml:space="preserve"> ACM SenSys 2024（第22届ACM嵌入式网络传感系统会议） 发表时间： 2024年11月</w:t>
       </w:r>
     </w:p>
     <w:p>
       <w:pPr>
         <w:numPr>
           <w:ilvl w:val="0"/>
-          <w:numId w:val="66"/>
+          <w:numId w:val="62"/>
         </w:numPr>
         <w:spacing w:line="288" w:lineRule="auto"/>
         <w:jc w:val="left"/>
@@ -9400,206 +9220,6 @@
         <w:rPr>
           <w:rFonts w:ascii="微软雅黑" w:hAnsi="微软雅黑" w:eastAsia="微软雅黑" w:cs="微软雅黑"/>
         </w:rPr>
-        <w:t>是否容易发生乒乓切换；</w:t>
-      </w:r>
-    </w:p>
-    <w:p>
-      <w:pPr>
-        <w:numPr>
-          <w:ilvl w:val="0"/>
-          <w:numId w:val="67"/>
-        </w:numPr>
-        <w:spacing w:line="288" w:lineRule="auto"/>
-        <w:jc w:val="left"/>
-      </w:pPr>
-      <w:r>
-        <w:rPr>
-          <w:rFonts w:ascii="微软雅黑" w:hAnsi="微软雅黑" w:eastAsia="微软雅黑" w:cs="微软雅黑"/>
-        </w:rPr>
-        <w:t>提前准备候选小区需要多少资源；</w:t>
-      </w:r>
-    </w:p>
-    <w:p>
-      <w:pPr>
-        <w:numPr>
-          <w:ilvl w:val="0"/>
-          <w:numId w:val="68"/>
-        </w:numPr>
-        <w:spacing w:line="288" w:lineRule="auto"/>
-        <w:jc w:val="left"/>
-      </w:pPr>
-      <w:r>
-        <w:rPr>
-          <w:rFonts w:ascii="微软雅黑" w:hAnsi="微软雅黑" w:eastAsia="微软雅黑" w:cs="微软雅黑"/>
-        </w:rPr>
-        <w:t>某种策略在当前移动模式下是否仍然可信。</w:t>
-      </w:r>
-    </w:p>
-    <w:p>
-      <w:pPr>
-        <w:pStyle w:val="5"/>
-        <w:jc w:val="left"/>
-      </w:pPr>
-      <w:r>
-        <w:rPr>
-          <w:rFonts w:ascii="微软雅黑" w:hAnsi="微软雅黑" w:eastAsia="微软雅黑" w:cs="微软雅黑"/>
-          <w:sz w:val="28"/>
-          <w:b w:val="on"/>
-        </w:rPr>
-        <w:t>4、智能通信应用</w:t>
-      </w:r>
-    </w:p>
-    <w:p>
-      <w:pPr>
-        <w:numPr>
-          <w:ilvl w:val="0"/>
-          <w:numId w:val="69"/>
-        </w:numPr>
-        <w:spacing w:line="288" w:lineRule="auto"/>
-        <w:jc w:val="left"/>
-      </w:pPr>
-      <w:r>
-        <w:rPr>
-          <w:rFonts w:ascii="微软雅黑" w:hAnsi="微软雅黑" w:eastAsia="微软雅黑" w:cs="微软雅黑"/>
-        </w:rPr>
-      </w:r>
-      <w:r>
-        <w:rPr>
-          <w:rFonts w:ascii="微软雅黑" w:hAnsi="微软雅黑" w:eastAsia="微软雅黑" w:cs="微软雅黑"/>
-          <w:b w:val="on"/>
-        </w:rPr>
-        <w:t>调研思路</w:t>
-      </w:r>
-    </w:p>
-    <w:p>
-      <w:pPr>
-        <w:spacing w:line="288" w:lineRule="auto"/>
-        <w:jc w:val="left"/>
-      </w:pPr>
-      <w:r>
-        <w:rPr>
-          <w:rFonts w:ascii="微软雅黑" w:hAnsi="微软雅黑" w:eastAsia="微软雅黑" w:cs="微软雅黑"/>
-        </w:rPr>
-        <w:t>传统无线通信系统主要根据RSRP、RSSI、SINR、CSI等实时测量结果判断当前信道状态，但这些测量通常只反映“信号发生了什么变化”，不能直接描述墙体遮挡、门窗开闭、设备移动、人员活动和场景结构等物理环境因素对无线传播的影响。</w:t>
-      </w:r>
-    </w:p>
-    <w:p>
-      <w:pPr>
-        <w:spacing w:line="288" w:lineRule="auto"/>
-        <w:jc w:val="left"/>
-      </w:pPr>
-      <w:r>
-        <w:rPr>
-          <w:rFonts w:ascii="微软雅黑" w:hAnsi="微软雅黑" w:eastAsia="微软雅黑" w:cs="微软雅黑"/>
-        </w:rPr>
-        <w:t>空间智能与智能通信结合的核心思路，是将图像、点云、三维几何、材料属性、收发机位置和用户轨迹等空间信息，与无线测量数据共同建模，使AI不仅学习位置与信号之间的统计关系，还能够学习物理环境、用户运动和无线传播之间的联系，建立一个可以被持续查询和更新的无线环境模型。模型完成后，可以服务于一些具体且实际的通信测试与应用，例如：预测没有进行实测的位置的RSSI、路径增益或CSI，重建室内Radio Map，识别覆盖盲区，测试不同AP或中继候选位置的覆盖效果，以及根据环境变化及时修正原有预测结果。</w:t>
-      </w:r>
-    </w:p>
-    <w:p>
-      <w:pPr>
-        <w:spacing w:line="288" w:lineRule="auto"/>
-        <w:jc w:val="left"/>
-      </w:pPr>
-      <w:r>
-        <w:rPr>
-          <w:rFonts w:ascii="微软雅黑" w:hAnsi="微软雅黑" w:eastAsia="微软雅黑" w:cs="微软雅黑"/>
-        </w:rPr>
-      </w:r>
-      <w:r>
-        <w:rPr>
-          <w:rFonts w:ascii="微软雅黑" w:hAnsi="微软雅黑" w:eastAsia="微软雅黑" w:cs="微软雅黑"/>
-          <w:b w:val="on"/>
-        </w:rPr>
-        <w:t>调研路线：</w:t>
-      </w:r>
-      <w:r>
-        <w:rPr>
-          <w:rFonts w:ascii="微软雅黑" w:hAnsi="微软雅黑" w:eastAsia="微软雅黑" w:cs="微软雅黑"/>
-        </w:rPr>
-        <w:t>一是环境感知的无线场景建模，研究如何利用视觉、点云和少量无线测量建立Radio Map或无线辐射场。二是模型的动态适应与跨场景泛化，研究环境发生变化或进入新场景后，如何通过在线更新、少样本适配或共享空间表征避免完全重新训练。三是具体通信应用，重点关注未测位置无线参数预测、覆盖盲区识别和候选AP位置测试等可以通过简单通信实验验证的任务。</w:t>
-      </w:r>
-    </w:p>
-    <w:p>
-      <w:pPr>
-        <w:numPr>
-          <w:ilvl w:val="0"/>
-          <w:numId w:val="69"/>
-        </w:numPr>
-        <w:spacing w:line="288" w:lineRule="auto"/>
-        <w:jc w:val="left"/>
-      </w:pPr>
-      <w:r>
-        <w:rPr>
-          <w:rFonts w:ascii="微软雅黑" w:hAnsi="微软雅黑" w:eastAsia="微软雅黑" w:cs="微软雅黑"/>
-        </w:rPr>
-      </w:r>
-      <w:r>
-        <w:rPr>
-          <w:rFonts w:ascii="微软雅黑" w:hAnsi="微软雅黑" w:eastAsia="微软雅黑" w:cs="微软雅黑"/>
-          <w:b w:val="on"/>
-        </w:rPr>
-        <w:t>调研内容</w:t>
-      </w:r>
-    </w:p>
-    <w:p>
-      <w:pPr>
-        <w:spacing w:line="288" w:lineRule="auto"/>
-        <w:jc w:val="left"/>
-      </w:pPr>
-      <w:r>
-        <w:rPr>
-          <w:rFonts w:ascii="微软雅黑" w:hAnsi="微软雅黑" w:eastAsia="微软雅黑" w:cs="微软雅黑"/>
-        </w:rPr>
-      </w:r>
-      <w:r>
-        <w:rPr>
-          <w:rFonts w:ascii="微软雅黑" w:hAnsi="微软雅黑" w:eastAsia="微软雅黑" w:cs="微软雅黑"/>
-          <w:b w:val="on"/>
-        </w:rPr>
-        <w:t>（1）RFCanvas：融合视觉先验与少量RF测量的无线信道建模</w:t>
-      </w:r>
-    </w:p>
-    <w:p>
-      <w:pPr>
-        <w:numPr>
-          <w:ilvl w:val="0"/>
-          <w:numId w:val="70"/>
-        </w:numPr>
-        <w:spacing w:line="288" w:lineRule="auto"/>
-        <w:jc w:val="left"/>
-      </w:pPr>
-      <w:r>
-        <w:rPr>
-          <w:rFonts w:ascii="微软雅黑" w:hAnsi="微软雅黑" w:eastAsia="微软雅黑" w:cs="微软雅黑"/>
-        </w:rPr>
-      </w:r>
-      <w:r>
-        <w:rPr>
-          <w:rFonts w:ascii="微软雅黑" w:hAnsi="微软雅黑" w:eastAsia="微软雅黑" w:cs="微软雅黑"/>
-          <w:b w:val="on"/>
-        </w:rPr>
-        <w:t>出处：</w:t>
-      </w:r>
-      <w:r>
-        <w:rPr>
-          <w:rFonts w:ascii="微软雅黑" w:hAnsi="微软雅黑" w:eastAsia="微软雅黑" w:cs="微软雅黑"/>
-        </w:rPr>
-        <w:t xml:space="preserve"> ACM SenSys 2024（第22届ACM嵌入式网络传感系统会议） 发表时间： 2024年11月</w:t>
-      </w:r>
-    </w:p>
-    <w:p>
-      <w:pPr>
-        <w:numPr>
-          <w:ilvl w:val="0"/>
-          <w:numId w:val="71"/>
-        </w:numPr>
-        <w:spacing w:line="288" w:lineRule="auto"/>
-        <w:jc w:val="left"/>
-      </w:pPr>
-      <w:r>
-        <w:rPr>
-          <w:rFonts w:ascii="微软雅黑" w:hAnsi="微软雅黑" w:eastAsia="微软雅黑" w:cs="微软雅黑"/>
-        </w:rPr>
       </w:r>
       <w:r>
         <w:rPr>
@@ -9613,7 +9233,7 @@
           <w:rFonts w:ascii="微软雅黑" w:hAnsi="微软雅黑" w:eastAsia="微软雅黑" w:cs="微软雅黑"/>
         </w:rPr>
       </w:r>
-      <w:hyperlink r:id="rId23">
+      <w:hyperlink r:id="rId22">
         <w:r>
           <w:rPr>
             <w:rFonts w:ascii="微软雅黑" w:hAnsi="微软雅黑" w:eastAsia="微软雅黑" w:cs="微软雅黑"/>
@@ -9736,6 +9356,192 @@
       <w:pPr>
         <w:numPr>
           <w:ilvl w:val="0"/>
+          <w:numId w:val="63"/>
+        </w:numPr>
+        <w:spacing w:line="288" w:lineRule="auto"/>
+        <w:jc w:val="left"/>
+      </w:pPr>
+      <w:r>
+        <w:rPr>
+          <w:rFonts w:ascii="微软雅黑" w:hAnsi="微软雅黑" w:eastAsia="微软雅黑" w:cs="微软雅黑"/>
+        </w:rPr>
+        <w:t>采集场景的多视角RGB图像，建立视觉空间表示；</w:t>
+      </w:r>
+    </w:p>
+    <w:p>
+      <w:pPr>
+        <w:numPr>
+          <w:ilvl w:val="0"/>
+          <w:numId w:val="64"/>
+        </w:numPr>
+        <w:spacing w:line="288" w:lineRule="auto"/>
+        <w:jc w:val="left"/>
+      </w:pPr>
+      <w:r>
+        <w:rPr>
+          <w:rFonts w:ascii="微软雅黑" w:hAnsi="微软雅黑" w:eastAsia="微软雅黑" w:cs="微软雅黑"/>
+        </w:rPr>
+        <w:t>在少数收发位置采集真实RF测量；</w:t>
+      </w:r>
+    </w:p>
+    <w:p>
+      <w:pPr>
+        <w:numPr>
+          <w:ilvl w:val="0"/>
+          <w:numId w:val="65"/>
+        </w:numPr>
+        <w:spacing w:line="288" w:lineRule="auto"/>
+        <w:jc w:val="left"/>
+      </w:pPr>
+      <w:r>
+        <w:rPr>
+          <w:rFonts w:ascii="微软雅黑" w:hAnsi="微软雅黑" w:eastAsia="微软雅黑" w:cs="微软雅黑"/>
+        </w:rPr>
+        <w:t>将RF测量与视觉场景表示进行融合；</w:t>
+      </w:r>
+    </w:p>
+    <w:p>
+      <w:pPr>
+        <w:numPr>
+          <w:ilvl w:val="0"/>
+          <w:numId w:val="66"/>
+        </w:numPr>
+        <w:spacing w:line="288" w:lineRule="auto"/>
+        <w:jc w:val="left"/>
+      </w:pPr>
+      <w:r>
+        <w:rPr>
+          <w:rFonts w:ascii="微软雅黑" w:hAnsi="微软雅黑" w:eastAsia="微软雅黑" w:cs="微软雅黑"/>
+        </w:rPr>
+        <w:t>学习场景结构、收发位置与无线信道之间的关系；</w:t>
+      </w:r>
+    </w:p>
+    <w:p>
+      <w:pPr>
+        <w:numPr>
+          <w:ilvl w:val="0"/>
+          <w:numId w:val="67"/>
+        </w:numPr>
+        <w:spacing w:line="288" w:lineRule="auto"/>
+        <w:jc w:val="left"/>
+      </w:pPr>
+      <w:r>
+        <w:rPr>
+          <w:rFonts w:ascii="微软雅黑" w:hAnsi="微软雅黑" w:eastAsia="微软雅黑" w:cs="微软雅黑"/>
+        </w:rPr>
+        <w:t>对未测量位置或新的收发配置预测信道分布。</w:t>
+      </w:r>
+    </w:p>
+    <w:p>
+      <w:pPr>
+        <w:spacing w:line="288" w:lineRule="auto"/>
+        <w:jc w:val="left"/>
+      </w:pPr>
+      <w:r>
+        <w:rPr>
+          <w:rFonts w:ascii="微软雅黑" w:hAnsi="微软雅黑" w:eastAsia="微软雅黑" w:cs="微软雅黑"/>
+        </w:rPr>
+        <w:t>这里的“few-shot RF measurements”不是完全不测，而是用少量、有代表性的实测数据替代密集的全场景扫测。</w:t>
+      </w:r>
+    </w:p>
+    <w:p>
+      <w:pPr>
+        <w:spacing w:line="288" w:lineRule="auto"/>
+        <w:jc w:val="left"/>
+      </w:pPr>
+      <w:r>
+        <w:rPr>
+          <w:rFonts w:ascii="微软雅黑" w:hAnsi="微软雅黑" w:eastAsia="微软雅黑" w:cs="微软雅黑"/>
+        </w:rPr>
+      </w:r>
+      <w:r>
+        <w:rPr>
+          <w:rFonts w:ascii="微软雅黑" w:hAnsi="微软雅黑" w:eastAsia="微软雅黑" w:cs="微软雅黑"/>
+          <w:b w:val="on"/>
+        </w:rPr>
+        <w:t>c. 应用方式</w:t>
+      </w:r>
+    </w:p>
+    <w:p>
+      <w:pPr>
+        <w:spacing w:line="288" w:lineRule="auto"/>
+        <w:jc w:val="left"/>
+      </w:pPr>
+      <w:r>
+        <w:rPr>
+          <w:rFonts w:ascii="微软雅黑" w:hAnsi="微软雅黑" w:eastAsia="微软雅黑" w:cs="微软雅黑"/>
+        </w:rPr>
+        <w:t>RFCanvas对应一种比较实际的轻量化测试方式。研究人员进入一个新场景后，可以先使用手机、相机或者已有监控设备采集场景图像，然后在少量位置测试RSSI、RSRP、CSI或信道响应，以此建立整个场景的无线传播模型。模型建立后，可以用于：</w:t>
+      </w:r>
+    </w:p>
+    <w:p>
+      <w:pPr>
+        <w:numPr>
+          <w:ilvl w:val="0"/>
+          <w:numId w:val="68"/>
+        </w:numPr>
+        <w:spacing w:line="288" w:lineRule="auto"/>
+        <w:jc w:val="left"/>
+      </w:pPr>
+      <w:r>
+        <w:rPr>
+          <w:rFonts w:ascii="微软雅黑" w:hAnsi="微软雅黑" w:eastAsia="微软雅黑" w:cs="微软雅黑"/>
+        </w:rPr>
+        <w:t>预测未测试位置的信号强度或信道状态；</w:t>
+      </w:r>
+    </w:p>
+    <w:p>
+      <w:pPr>
+        <w:numPr>
+          <w:ilvl w:val="0"/>
+          <w:numId w:val="69"/>
+        </w:numPr>
+        <w:spacing w:line="288" w:lineRule="auto"/>
+        <w:jc w:val="left"/>
+      </w:pPr>
+      <w:r>
+        <w:rPr>
+          <w:rFonts w:ascii="微软雅黑" w:hAnsi="微软雅黑" w:eastAsia="微软雅黑" w:cs="微软雅黑"/>
+        </w:rPr>
+        <w:t>估计场景中的覆盖盲区和高衰减区域；</w:t>
+      </w:r>
+    </w:p>
+    <w:p>
+      <w:pPr>
+        <w:numPr>
+          <w:ilvl w:val="0"/>
+          <w:numId w:val="70"/>
+        </w:numPr>
+        <w:spacing w:line="288" w:lineRule="auto"/>
+        <w:jc w:val="left"/>
+      </w:pPr>
+      <w:r>
+        <w:rPr>
+          <w:rFonts w:ascii="微软雅黑" w:hAnsi="微软雅黑" w:eastAsia="微软雅黑" w:cs="微软雅黑"/>
+        </w:rPr>
+        <w:t>分析墙体、家具和其他物体对传播路径的影响；</w:t>
+      </w:r>
+    </w:p>
+    <w:p>
+      <w:pPr>
+        <w:numPr>
+          <w:ilvl w:val="0"/>
+          <w:numId w:val="71"/>
+        </w:numPr>
+        <w:spacing w:line="288" w:lineRule="auto"/>
+        <w:jc w:val="left"/>
+      </w:pPr>
+      <w:r>
+        <w:rPr>
+          <w:rFonts w:ascii="微软雅黑" w:hAnsi="微软雅黑" w:eastAsia="微软雅黑" w:cs="微软雅黑"/>
+        </w:rPr>
+        <w:t>辅助选择后续需要补充测试的位置；</w:t>
+      </w:r>
+    </w:p>
+    <w:p>
+      <w:pPr>
+        <w:numPr>
+          <w:ilvl w:val="0"/>
           <w:numId w:val="72"/>
         </w:numPr>
         <w:spacing w:line="288" w:lineRule="auto"/>
@@ -9745,7 +9551,91 @@
         <w:rPr>
           <w:rFonts w:ascii="微软雅黑" w:hAnsi="微软雅黑" w:eastAsia="微软雅黑" w:cs="微软雅黑"/>
         </w:rPr>
-        <w:t>采集场景的多视角RGB图像，建立视觉空间表示；</w:t>
+        <w:t>评估不同AP、基站或终端部署位置的覆盖效果。</w:t>
+      </w:r>
+    </w:p>
+    <w:p>
+      <w:pPr>
+        <w:spacing w:line="288" w:lineRule="auto"/>
+        <w:jc w:val="left"/>
+      </w:pPr>
+      <w:r>
+        <w:rPr>
+          <w:rFonts w:ascii="微软雅黑" w:hAnsi="微软雅黑" w:eastAsia="微软雅黑" w:cs="微软雅黑"/>
+        </w:rPr>
+      </w:r>
+      <w:r>
+        <w:rPr>
+          <w:rFonts w:ascii="微软雅黑" w:hAnsi="微软雅黑" w:eastAsia="微软雅黑" w:cs="微软雅黑"/>
+          <w:b w:val="on"/>
+        </w:rPr>
+        <w:t>d. 研究启示</w:t>
+      </w:r>
+    </w:p>
+    <w:p>
+      <w:pPr>
+        <w:spacing w:line="288" w:lineRule="auto"/>
+        <w:jc w:val="left"/>
+      </w:pPr>
+      <w:r>
+        <w:rPr>
+          <w:rFonts w:ascii="微软雅黑" w:hAnsi="微软雅黑" w:eastAsia="微软雅黑" w:cs="微软雅黑"/>
+        </w:rPr>
+        <w:t>RFCanvas 最直接的启示是，可以利用视觉环境信息作为无线测试的先验，从而减少完全依赖 RF 密集扫测的需求。进一步而言，其显式场景表示使环境发生变化后可以根据新的视觉信息更新场景模型，因此适合研究“</w:t>
+      </w:r>
+      <w:r>
+        <w:rPr>
+          <w:rFonts w:ascii="微软雅黑" w:hAnsi="微软雅黑" w:eastAsia="微软雅黑" w:cs="微软雅黑"/>
+        </w:rPr>
+      </w:r>
+      <w:r>
+        <w:rPr>
+          <w:rFonts w:ascii="微软雅黑" w:hAnsi="微软雅黑" w:eastAsia="微软雅黑" w:cs="微软雅黑"/>
+          <w:b w:val="on"/>
+        </w:rPr>
+        <w:t>环境变化感知驱动的无线测试更新机制</w:t>
+      </w:r>
+      <w:r>
+        <w:rPr>
+          <w:rFonts w:ascii="微软雅黑" w:hAnsi="微软雅黑" w:eastAsia="微软雅黑" w:cs="微软雅黑"/>
+        </w:rPr>
+        <w:t>”。例如，当检测到门窗开闭、家具移动或新的遮挡物出现时，不必重新进行全场景无线测试，而是先根据视觉变化判断哪些区域的传播环境可能受到影响，再只对这些区域进行补充 RF 测量，实现“</w:t>
+      </w:r>
+      <w:r>
+        <w:rPr>
+          <w:rFonts w:ascii="微软雅黑" w:hAnsi="微软雅黑" w:eastAsia="微软雅黑" w:cs="微软雅黑"/>
+        </w:rPr>
+      </w:r>
+      <w:r>
+        <w:rPr>
+          <w:rFonts w:ascii="微软雅黑" w:hAnsi="微软雅黑" w:eastAsia="微软雅黑" w:cs="微软雅黑"/>
+          <w:b w:val="on"/>
+        </w:rPr>
+        <w:t>视觉检测变化 → 定位受影响区域 → 定向补测 → 更新 Radio Map</w:t>
+      </w:r>
+      <w:r>
+        <w:rPr>
+          <w:rFonts w:ascii="微软雅黑" w:hAnsi="微软雅黑" w:eastAsia="微软雅黑" w:cs="微软雅黑"/>
+        </w:rPr>
+        <w:t>”的动态测试流程。</w:t>
+      </w:r>
+    </w:p>
+    <w:p>
+      <w:pPr>
+        <w:spacing w:line="288" w:lineRule="auto"/>
+        <w:jc w:val="left"/>
+      </w:pPr>
+      <w:r>
+        <w:rPr>
+          <w:rFonts w:ascii="微软雅黑" w:hAnsi="微软雅黑" w:eastAsia="微软雅黑" w:cs="微软雅黑"/>
+        </w:rPr>
+      </w:r>
+      <w:r>
+        <w:rPr>
+          <w:rFonts w:ascii="微软雅黑" w:hAnsi="微软雅黑" w:eastAsia="微软雅黑" w:cs="微软雅黑"/>
+          <w:b w:val="on"/>
+        </w:rPr>
+        <w:t>（2）PropSplat：基于稀疏真实测量的无地图无线场重建</w:t>
       </w:r>
     </w:p>
     <w:p>
@@ -9761,7 +9651,19 @@
         <w:rPr>
           <w:rFonts w:ascii="微软雅黑" w:hAnsi="微软雅黑" w:eastAsia="微软雅黑" w:cs="微软雅黑"/>
         </w:rPr>
-        <w:t>在少数收发位置采集真实RF测量；</w:t>
+      </w:r>
+      <w:r>
+        <w:rPr>
+          <w:rFonts w:ascii="微软雅黑" w:hAnsi="微软雅黑" w:eastAsia="微软雅黑" w:cs="微软雅黑"/>
+          <w:b w:val="on"/>
+        </w:rPr>
+        <w:t>出处：</w:t>
+      </w:r>
+      <w:r>
+        <w:rPr>
+          <w:rFonts w:ascii="微软雅黑" w:hAnsi="微软雅黑" w:eastAsia="微软雅黑" w:cs="微软雅黑"/>
+        </w:rPr>
+        <w:t>出处：2026 IEEE International Symposium on Spectrum Innovation (DySPAN)，2026 年 5 月 11–14 日，pp.217–224</w:t>
       </w:r>
     </w:p>
     <w:p>
@@ -9777,252 +9679,6 @@
         <w:rPr>
           <w:rFonts w:ascii="微软雅黑" w:hAnsi="微软雅黑" w:eastAsia="微软雅黑" w:cs="微软雅黑"/>
         </w:rPr>
-        <w:t>将RF测量与视觉场景表示进行融合；</w:t>
-      </w:r>
-    </w:p>
-    <w:p>
-      <w:pPr>
-        <w:numPr>
-          <w:ilvl w:val="0"/>
-          <w:numId w:val="75"/>
-        </w:numPr>
-        <w:spacing w:line="288" w:lineRule="auto"/>
-        <w:jc w:val="left"/>
-      </w:pPr>
-      <w:r>
-        <w:rPr>
-          <w:rFonts w:ascii="微软雅黑" w:hAnsi="微软雅黑" w:eastAsia="微软雅黑" w:cs="微软雅黑"/>
-        </w:rPr>
-        <w:t>学习场景结构、收发位置与无线信道之间的关系；</w:t>
-      </w:r>
-    </w:p>
-    <w:p>
-      <w:pPr>
-        <w:numPr>
-          <w:ilvl w:val="0"/>
-          <w:numId w:val="76"/>
-        </w:numPr>
-        <w:spacing w:line="288" w:lineRule="auto"/>
-        <w:jc w:val="left"/>
-      </w:pPr>
-      <w:r>
-        <w:rPr>
-          <w:rFonts w:ascii="微软雅黑" w:hAnsi="微软雅黑" w:eastAsia="微软雅黑" w:cs="微软雅黑"/>
-        </w:rPr>
-        <w:t>对未测量位置或新的收发配置预测信道分布。</w:t>
-      </w:r>
-    </w:p>
-    <w:p>
-      <w:pPr>
-        <w:spacing w:line="288" w:lineRule="auto"/>
-        <w:jc w:val="left"/>
-      </w:pPr>
-      <w:r>
-        <w:rPr>
-          <w:rFonts w:ascii="微软雅黑" w:hAnsi="微软雅黑" w:eastAsia="微软雅黑" w:cs="微软雅黑"/>
-        </w:rPr>
-        <w:t>这里的“few-shot RF measurements”不是完全不测，而是用少量、有代表性的实测数据替代密集的全场景扫测。</w:t>
-      </w:r>
-    </w:p>
-    <w:p>
-      <w:pPr>
-        <w:spacing w:line="288" w:lineRule="auto"/>
-        <w:jc w:val="left"/>
-      </w:pPr>
-      <w:r>
-        <w:rPr>
-          <w:rFonts w:ascii="微软雅黑" w:hAnsi="微软雅黑" w:eastAsia="微软雅黑" w:cs="微软雅黑"/>
-        </w:rPr>
-      </w:r>
-      <w:r>
-        <w:rPr>
-          <w:rFonts w:ascii="微软雅黑" w:hAnsi="微软雅黑" w:eastAsia="微软雅黑" w:cs="微软雅黑"/>
-          <w:b w:val="on"/>
-        </w:rPr>
-        <w:t>c. 应用方式</w:t>
-      </w:r>
-    </w:p>
-    <w:p>
-      <w:pPr>
-        <w:spacing w:line="288" w:lineRule="auto"/>
-        <w:jc w:val="left"/>
-      </w:pPr>
-      <w:r>
-        <w:rPr>
-          <w:rFonts w:ascii="微软雅黑" w:hAnsi="微软雅黑" w:eastAsia="微软雅黑" w:cs="微软雅黑"/>
-        </w:rPr>
-        <w:t>RFCanvas对应一种比较实际的轻量化测试方式。研究人员进入一个新场景后，可以先使用手机、相机或者已有监控设备采集场景图像，然后在少量位置测试RSSI、RSRP、CSI或信道响应，以此建立整个场景的无线传播模型。模型建立后，可以用于：</w:t>
-      </w:r>
-    </w:p>
-    <w:p>
-      <w:pPr>
-        <w:numPr>
-          <w:ilvl w:val="0"/>
-          <w:numId w:val="77"/>
-        </w:numPr>
-        <w:spacing w:line="288" w:lineRule="auto"/>
-        <w:jc w:val="left"/>
-      </w:pPr>
-      <w:r>
-        <w:rPr>
-          <w:rFonts w:ascii="微软雅黑" w:hAnsi="微软雅黑" w:eastAsia="微软雅黑" w:cs="微软雅黑"/>
-        </w:rPr>
-        <w:t>预测未测试位置的信号强度或信道状态；</w:t>
-      </w:r>
-    </w:p>
-    <w:p>
-      <w:pPr>
-        <w:numPr>
-          <w:ilvl w:val="0"/>
-          <w:numId w:val="78"/>
-        </w:numPr>
-        <w:spacing w:line="288" w:lineRule="auto"/>
-        <w:jc w:val="left"/>
-      </w:pPr>
-      <w:r>
-        <w:rPr>
-          <w:rFonts w:ascii="微软雅黑" w:hAnsi="微软雅黑" w:eastAsia="微软雅黑" w:cs="微软雅黑"/>
-        </w:rPr>
-        <w:t>估计场景中的覆盖盲区和高衰减区域；</w:t>
-      </w:r>
-    </w:p>
-    <w:p>
-      <w:pPr>
-        <w:numPr>
-          <w:ilvl w:val="0"/>
-          <w:numId w:val="79"/>
-        </w:numPr>
-        <w:spacing w:line="288" w:lineRule="auto"/>
-        <w:jc w:val="left"/>
-      </w:pPr>
-      <w:r>
-        <w:rPr>
-          <w:rFonts w:ascii="微软雅黑" w:hAnsi="微软雅黑" w:eastAsia="微软雅黑" w:cs="微软雅黑"/>
-        </w:rPr>
-        <w:t>分析墙体、家具和其他物体对传播路径的影响；</w:t>
-      </w:r>
-    </w:p>
-    <w:p>
-      <w:pPr>
-        <w:numPr>
-          <w:ilvl w:val="0"/>
-          <w:numId w:val="80"/>
-        </w:numPr>
-        <w:spacing w:line="288" w:lineRule="auto"/>
-        <w:jc w:val="left"/>
-      </w:pPr>
-      <w:r>
-        <w:rPr>
-          <w:rFonts w:ascii="微软雅黑" w:hAnsi="微软雅黑" w:eastAsia="微软雅黑" w:cs="微软雅黑"/>
-        </w:rPr>
-        <w:t>辅助选择后续需要补充测试的位置；</w:t>
-      </w:r>
-    </w:p>
-    <w:p>
-      <w:pPr>
-        <w:numPr>
-          <w:ilvl w:val="0"/>
-          <w:numId w:val="81"/>
-        </w:numPr>
-        <w:spacing w:line="288" w:lineRule="auto"/>
-        <w:jc w:val="left"/>
-      </w:pPr>
-      <w:r>
-        <w:rPr>
-          <w:rFonts w:ascii="微软雅黑" w:hAnsi="微软雅黑" w:eastAsia="微软雅黑" w:cs="微软雅黑"/>
-        </w:rPr>
-        <w:t>评估不同AP、基站或终端部署位置的覆盖效果。</w:t>
-      </w:r>
-    </w:p>
-    <w:p>
-      <w:pPr>
-        <w:spacing w:line="288" w:lineRule="auto"/>
-        <w:jc w:val="left"/>
-      </w:pPr>
-      <w:r>
-        <w:rPr>
-          <w:rFonts w:ascii="微软雅黑" w:hAnsi="微软雅黑" w:eastAsia="微软雅黑" w:cs="微软雅黑"/>
-        </w:rPr>
-      </w:r>
-      <w:r>
-        <w:rPr>
-          <w:rFonts w:ascii="微软雅黑" w:hAnsi="微软雅黑" w:eastAsia="微软雅黑" w:cs="微软雅黑"/>
-          <w:b w:val="on"/>
-        </w:rPr>
-        <w:t>d. 研究启示</w:t>
-      </w:r>
-    </w:p>
-    <w:p>
-      <w:pPr>
-        <w:spacing w:line="288" w:lineRule="auto"/>
-        <w:jc w:val="left"/>
-      </w:pPr>
-      <w:r>
-        <w:rPr>
-          <w:rFonts w:ascii="微软雅黑" w:hAnsi="微软雅黑" w:eastAsia="微软雅黑" w:cs="微软雅黑"/>
-        </w:rPr>
-        <w:t>RFCanvas对后续研究最直接的启示是：可以研究一种面向室内动态场景的“视觉先验辅助少样本无线测试方法”。具体可以选择一个普通室内场景，用手机视频、照片或已有三维模型提取空间结构，只采集少量Wi-Fi RSSI、CSI或蜂窝网络RSRP数据，训练模型预测其他位置的信号分布。</w:t>
-      </w:r>
-    </w:p>
-    <w:p>
-      <w:pPr>
-        <w:spacing w:line="288" w:lineRule="auto"/>
-        <w:jc w:val="left"/>
-      </w:pPr>
-      <w:r>
-        <w:rPr>
-          <w:rFonts w:ascii="微软雅黑" w:hAnsi="微软雅黑" w:eastAsia="微软雅黑" w:cs="微软雅黑"/>
-        </w:rPr>
-      </w:r>
-      <w:r>
-        <w:rPr>
-          <w:rFonts w:ascii="微软雅黑" w:hAnsi="微软雅黑" w:eastAsia="微软雅黑" w:cs="微软雅黑"/>
-          <w:b w:val="on"/>
-        </w:rPr>
-        <w:t>（2）PropSplat：基于稀疏真实测量的无地图无线场重建</w:t>
-      </w:r>
-    </w:p>
-    <w:p>
-      <w:pPr>
-        <w:numPr>
-          <w:ilvl w:val="0"/>
-          <w:numId w:val="82"/>
-        </w:numPr>
-        <w:spacing w:line="288" w:lineRule="auto"/>
-        <w:jc w:val="left"/>
-      </w:pPr>
-      <w:r>
-        <w:rPr>
-          <w:rFonts w:ascii="微软雅黑" w:hAnsi="微软雅黑" w:eastAsia="微软雅黑" w:cs="微软雅黑"/>
-        </w:rPr>
-      </w:r>
-      <w:r>
-        <w:rPr>
-          <w:rFonts w:ascii="微软雅黑" w:hAnsi="微软雅黑" w:eastAsia="微软雅黑" w:cs="微软雅黑"/>
-          <w:b w:val="on"/>
-        </w:rPr>
-        <w:t>出处：</w:t>
-      </w:r>
-      <w:r>
-        <w:rPr>
-          <w:rFonts w:ascii="微软雅黑" w:hAnsi="微软雅黑" w:eastAsia="微软雅黑" w:cs="微软雅黑"/>
-        </w:rPr>
-        <w:t>IEEE DySPAN 2026 发表时间：2026年5月8日</w:t>
-      </w:r>
-    </w:p>
-    <w:p>
-      <w:pPr>
-        <w:numPr>
-          <w:ilvl w:val="0"/>
-          <w:numId w:val="83"/>
-        </w:numPr>
-        <w:spacing w:line="288" w:lineRule="auto"/>
-        <w:jc w:val="left"/>
-      </w:pPr>
-      <w:r>
-        <w:rPr>
-          <w:rFonts w:ascii="微软雅黑" w:hAnsi="微软雅黑" w:eastAsia="微软雅黑" w:cs="微软雅黑"/>
-        </w:rPr>
       </w:r>
       <w:r>
         <w:rPr>
@@ -10036,7 +9692,7 @@
           <w:rFonts w:ascii="微软雅黑" w:hAnsi="微软雅黑" w:eastAsia="微软雅黑" w:cs="微软雅黑"/>
         </w:rPr>
       </w:r>
-      <w:hyperlink r:id="rId24">
+      <w:hyperlink r:id="rId23">
         <w:r>
           <w:rPr>
             <w:rFonts w:ascii="微软雅黑" w:hAnsi="微软雅黑" w:eastAsia="微软雅黑" w:cs="微软雅黑"/>
@@ -10237,7 +9893,7 @@
       <w:pPr>
         <w:numPr>
           <w:ilvl w:val="0"/>
-          <w:numId w:val="84"/>
+          <w:numId w:val="75"/>
         </w:numPr>
         <w:spacing w:line="288" w:lineRule="auto"/>
         <w:jc w:val="left"/>
@@ -10253,7 +9909,7 @@
       <w:pPr>
         <w:numPr>
           <w:ilvl w:val="0"/>
-          <w:numId w:val="85"/>
+          <w:numId w:val="76"/>
         </w:numPr>
         <w:spacing w:line="288" w:lineRule="auto"/>
         <w:jc w:val="left"/>
@@ -10269,7 +9925,7 @@
           <w:rFonts w:ascii="微软雅黑" w:hAnsi="微软雅黑" w:eastAsia="微软雅黑" w:cs="微软雅黑"/>
         </w:rPr>
       </w:r>
-      <w:hyperlink r:id="rId25">
+      <w:hyperlink r:id="rId24">
         <w:r>
           <w:rPr>
             <w:rFonts w:ascii="微软雅黑" w:hAnsi="微软雅黑" w:eastAsia="微软雅黑" w:cs="微软雅黑"/>
@@ -10451,7 +10107,73 @@
         <w:rPr>
           <w:rFonts w:ascii="微软雅黑" w:hAnsi="微软雅黑" w:eastAsia="微软雅黑" w:cs="微软雅黑"/>
         </w:rPr>
-        <w:t>Point2Radio代表了无线场建模从单场景模型向跨场景通用模型发展的趋势。可借鉴其“共享场景编码器＋少量目标场景适配”的思路。选择若干结构不同的真实室内场景，在多个场景上训练一个轻量点云—无线预测模型，然后在新场景中只采集少量RF测量进行校准，研究空间结构信息能否减少新场景的数据需求。如果与电梯结合，可以研究一个模型能否在少量校准后迁移到不同电梯、不同楼层厅门或不同建筑的电梯环境，而无需为每部电梯重新建立完整模型。</w:t>
+        <w:t>Point2Radio 最重要的启示是将 Radio Map 建模从“</w:t>
+      </w:r>
+      <w:r>
+        <w:rPr>
+          <w:rFonts w:ascii="微软雅黑" w:hAnsi="微软雅黑" w:eastAsia="微软雅黑" w:cs="微软雅黑"/>
+        </w:rPr>
+      </w:r>
+      <w:r>
+        <w:rPr>
+          <w:rFonts w:ascii="微软雅黑" w:hAnsi="微软雅黑" w:eastAsia="微软雅黑" w:cs="微软雅黑"/>
+          <w:b w:val="on"/>
+        </w:rPr>
+        <w:t>每个场景单独训练一个模型</w:t>
+      </w:r>
+      <w:r>
+        <w:rPr>
+          <w:rFonts w:ascii="微软雅黑" w:hAnsi="微软雅黑" w:eastAsia="微软雅黑" w:cs="微软雅黑"/>
+        </w:rPr>
+        <w:t>”转向“</w:t>
+      </w:r>
+      <w:r>
+        <w:rPr>
+          <w:rFonts w:ascii="微软雅黑" w:hAnsi="微软雅黑" w:eastAsia="微软雅黑" w:cs="微软雅黑"/>
+        </w:rPr>
+      </w:r>
+      <w:r>
+        <w:rPr>
+          <w:rFonts w:ascii="微软雅黑" w:hAnsi="微软雅黑" w:eastAsia="微软雅黑" w:cs="微软雅黑"/>
+          <w:b w:val="on"/>
+        </w:rPr>
+        <w:t>多个场景共享一个传播模型，新场景只需少量适配</w:t>
+      </w:r>
+      <w:r>
+        <w:rPr>
+          <w:rFonts w:ascii="微软雅黑" w:hAnsi="微软雅黑" w:eastAsia="微软雅黑" w:cs="微软雅黑"/>
+        </w:rPr>
+        <w:t>”。这一思路可以用于降低通信测试在不同场景之间重复采集数据的成本：首先利用多个已有场景的数据学习通用的空间结构—材料—无线传播关系，在进入新场景后利用其点云或空间结构直接进行初始预测，再通过少量 RF 测量进行校准。由此可以进一步研究“</w:t>
+      </w:r>
+      <w:r>
+        <w:rPr>
+          <w:rFonts w:ascii="微软雅黑" w:hAnsi="微软雅黑" w:eastAsia="微软雅黑" w:cs="微软雅黑"/>
+        </w:rPr>
+      </w:r>
+      <w:r>
+        <w:rPr>
+          <w:rFonts w:ascii="微软雅黑" w:hAnsi="微软雅黑" w:eastAsia="微软雅黑" w:cs="微软雅黑"/>
+          <w:b w:val="on"/>
+        </w:rPr>
+        <w:t>跨场景预训练模型 + 少量现场测试 + 快速场景适配</w:t>
+      </w:r>
+      <w:r>
+        <w:rPr>
+          <w:rFonts w:ascii="微软雅黑" w:hAnsi="微软雅黑" w:eastAsia="微软雅黑" w:cs="微软雅黑"/>
+        </w:rPr>
+        <w:t>”的无线测试模式，使测试数据不仅服务于当前场景，还能够积累为后续新场景可复用的传播知识。</w:t>
+      </w:r>
+    </w:p>
+    <w:p>
+      <w:pPr>
+        <w:spacing w:line="288" w:lineRule="auto"/>
+        <w:jc w:val="left"/>
+      </w:pPr>
+      <w:r>
+        <w:rPr>
+          <w:rFonts w:ascii="微软雅黑" w:hAnsi="微软雅黑" w:eastAsia="微软雅黑" w:cs="微软雅黑"/>
+        </w:rPr>
+        <w:t>如果结合电梯场景，还可以落到：一个模型能否经过少量校准，迁移到新的楼宇、楼层或电梯环境，而不是每个现场重新进行完整无线扫测。</w:t>
       </w:r>
     </w:p>
     <w:p>
@@ -12098,111 +11820,48 @@
   <w:abstractNum w:abstractNumId="18">
     <w:lvl w:ilvl="0">
       <w:start w:val="1"/>
-      <w:numFmt w:val="bullet"/>
-      <w:lvlText w:val=""/>
-      <w:lvlJc w:val="left"/>
-      <w:pPr>
-        <w:ind w:leftChars="0" w:hangingChars="10"/>
-      </w:pPr>
-      <w:rPr>
-        <w:rFonts w:ascii="Symbol" w:hAnsi="Symbol"/>
-      </w:rPr>
+      <w:numFmt w:val="decimal"/>
+      <w:lvlText w:val="%1."/>
     </w:lvl>
     <w:lvl w:ilvl="1">
       <w:start w:val="1"/>
-      <w:numFmt w:val="bullet"/>
-      <w:lvlText w:val="o"/>
-      <w:lvlJc w:val="left"/>
-      <w:pPr>
-        <w:ind w:leftChars="210" w:hangingChars="10"/>
-      </w:pPr>
-      <w:rPr>
-        <w:rFonts w:ascii="Courier New" w:hAnsi="Courier New"/>
-      </w:rPr>
+      <w:numFmt w:val="decimal"/>
+      <w:lvlText w:val="(%2)"/>
     </w:lvl>
     <w:lvl w:ilvl="2">
       <w:start w:val="1"/>
-      <w:numFmt w:val="bullet"/>
-      <w:lvlText w:val=""/>
-      <w:lvlJc w:val="left"/>
-      <w:pPr>
-        <w:ind w:leftChars="420" w:hangingChars="10"/>
-      </w:pPr>
-      <w:rPr>
-        <w:rFonts w:ascii="Wingdings" w:hAnsi="Wingdings"/>
-      </w:rPr>
+      <w:numFmt w:val="lowerLetter"/>
+      <w:lvlText w:val="%3."/>
     </w:lvl>
     <w:lvl w:ilvl="3">
       <w:start w:val="1"/>
-      <w:numFmt w:val="bullet"/>
-      <w:lvlText w:val=""/>
-      <w:lvlJc w:val="left"/>
-      <w:pPr>
-        <w:ind w:leftChars="630" w:hangingChars="10"/>
-      </w:pPr>
-      <w:rPr>
-        <w:rFonts w:ascii="Symbol" w:hAnsi="Symbol"/>
-      </w:rPr>
+      <w:numFmt w:val="decimal"/>
+      <w:lvlText w:val="%4."/>
     </w:lvl>
     <w:lvl w:ilvl="4">
       <w:start w:val="1"/>
-      <w:numFmt w:val="bullet"/>
-      <w:lvlText w:val="o"/>
-      <w:lvlJc w:val="left"/>
-      <w:pPr>
-        <w:ind w:leftChars="840" w:hangingChars="10"/>
-      </w:pPr>
-      <w:rPr>
-        <w:rFonts w:ascii="Courier New" w:hAnsi="Courier New"/>
-      </w:rPr>
+      <w:numFmt w:val="decimal"/>
+      <w:lvlText w:val="(%5)"/>
     </w:lvl>
     <w:lvl w:ilvl="5">
       <w:start w:val="1"/>
-      <w:numFmt w:val="bullet"/>
-      <w:lvlText w:val=""/>
-      <w:lvlJc w:val="left"/>
-      <w:pPr>
-        <w:ind w:leftChars="1050" w:hangingChars="10"/>
-      </w:pPr>
-      <w:rPr>
-        <w:rFonts w:ascii="Wingdings" w:hAnsi="Wingdings"/>
-      </w:rPr>
+      <w:numFmt w:val="lowerLetter"/>
+      <w:lvlText w:val="%6."/>
     </w:lvl>
     <w:lvl w:ilvl="6">
       <w:start w:val="1"/>
-      <w:numFmt w:val="bullet"/>
-      <w:lvlText w:val=""/>
-      <w:lvlJc w:val="left"/>
-      <w:pPr>
-        <w:ind w:leftChars="1260" w:hangingChars="10"/>
-      </w:pPr>
-      <w:rPr>
-        <w:rFonts w:ascii="Symbol" w:hAnsi="Symbol"/>
-      </w:rPr>
+      <w:numFmt w:val="decimal"/>
+      <w:lvlText w:val="%7."/>
     </w:lvl>
     <w:lvl w:ilvl="7">
       <w:start w:val="1"/>
-      <w:numFmt w:val="bullet"/>
-      <w:lvlText w:val="o"/>
-      <w:lvlJc w:val="left"/>
-      <w:pPr>
-        <w:ind w:leftChars="1470" w:hangingChars="10"/>
-      </w:pPr>
-      <w:rPr>
-        <w:rFonts w:ascii="Courier New" w:hAnsi="Courier New"/>
-      </w:rPr>
+      <w:numFmt w:val="decimal"/>
+      <w:lvlText w:val="(%8)"/>
     </w:lvl>
     <w:lvl w:ilvl="8">
       <w:start w:val="1"/>
-      <w:numFmt w:val="bullet"/>
-      <w:lvlText w:val=""/>
-      <w:lvlJc w:val="left"/>
-      <w:pPr>
-        <w:ind w:leftChars="1680" w:hangingChars="10"/>
-      </w:pPr>
-      <w:rPr>
-        <w:rFonts w:ascii="Wingdings" w:hAnsi="Wingdings"/>
-      </w:rPr>
+      <w:numFmt w:val="lowerLetter"/>
+      <w:lvlText w:val="%9."/>
     </w:lvl>
   </w:abstractNum>
   <w:abstractNum w:abstractNumId="19">
@@ -12318,48 +11977,111 @@
   <w:abstractNum w:abstractNumId="20">
     <w:lvl w:ilvl="0">
       <w:start w:val="1"/>
-      <w:numFmt w:val="decimal"/>
-      <w:lvlText w:val="%1."/>
+      <w:numFmt w:val="bullet"/>
+      <w:lvlText w:val=""/>
+      <w:lvlJc w:val="left"/>
+      <w:pPr>
+        <w:ind w:leftChars="0" w:hangingChars="10"/>
+      </w:pPr>
+      <w:rPr>
+        <w:rFonts w:ascii="Symbol" w:hAnsi="Symbol"/>
+      </w:rPr>
     </w:lvl>
     <w:lvl w:ilvl="1">
       <w:start w:val="1"/>
-      <w:numFmt w:val="decimal"/>
-      <w:lvlText w:val="(%2)"/>
+      <w:numFmt w:val="bullet"/>
+      <w:lvlText w:val="o"/>
+      <w:lvlJc w:val="left"/>
+      <w:pPr>
+        <w:ind w:leftChars="210" w:hangingChars="10"/>
+      </w:pPr>
+      <w:rPr>
+        <w:rFonts w:ascii="Courier New" w:hAnsi="Courier New"/>
+      </w:rPr>
     </w:lvl>
     <w:lvl w:ilvl="2">
       <w:start w:val="1"/>
-      <w:numFmt w:val="lowerLetter"/>
-      <w:lvlText w:val="%3."/>
+      <w:numFmt w:val="bullet"/>
+      <w:lvlText w:val=""/>
+      <w:lvlJc w:val="left"/>
+      <w:pPr>
+        <w:ind w:leftChars="420" w:hangingChars="10"/>
+      </w:pPr>
+      <w:rPr>
+        <w:rFonts w:ascii="Wingdings" w:hAnsi="Wingdings"/>
+      </w:rPr>
     </w:lvl>
     <w:lvl w:ilvl="3">
       <w:start w:val="1"/>
-      <w:numFmt w:val="decimal"/>
-      <w:lvlText w:val="%4."/>
+      <w:numFmt w:val="bullet"/>
+      <w:lvlText w:val=""/>
+      <w:lvlJc w:val="left"/>
+      <w:pPr>
+        <w:ind w:leftChars="630" w:hangingChars="10"/>
+      </w:pPr>
+      <w:rPr>
+        <w:rFonts w:ascii="Symbol" w:hAnsi="Symbol"/>
+      </w:rPr>
     </w:lvl>
     <w:lvl w:ilvl="4">
       <w:start w:val="1"/>
-      <w:numFmt w:val="decimal"/>
-      <w:lvlText w:val="(%5)"/>
+      <w:numFmt w:val="bullet"/>
+      <w:lvlText w:val="o"/>
+      <w:lvlJc w:val="left"/>
+      <w:pPr>
+        <w:ind w:leftChars="840" w:hangingChars="10"/>
+      </w:pPr>
+      <w:rPr>
+        <w:rFonts w:ascii="Courier New" w:hAnsi="Courier New"/>
+      </w:rPr>
     </w:lvl>
     <w:lvl w:ilvl="5">
       <w:start w:val="1"/>
-      <w:numFmt w:val="lowerLetter"/>
-      <w:lvlText w:val="%6."/>
+      <w:numFmt w:val="bullet"/>
+      <w:lvlText w:val=""/>
+      <w:lvlJc w:val="left"/>
+      <w:pPr>
+        <w:ind w:leftChars="1050" w:hangingChars="10"/>
+      </w:pPr>
+      <w:rPr>
+        <w:rFonts w:ascii="Wingdings" w:hAnsi="Wingdings"/>
+      </w:rPr>
     </w:lvl>
     <w:lvl w:ilvl="6">
       <w:start w:val="1"/>
-      <w:numFmt w:val="decimal"/>
-      <w:lvlText w:val="%7."/>
+      <w:numFmt w:val="bullet"/>
+      <w:lvlText w:val=""/>
+      <w:lvlJc w:val="left"/>
+      <w:pPr>
+        <w:ind w:leftChars="1260" w:hangingChars="10"/>
+      </w:pPr>
+      <w:rPr>
+        <w:rFonts w:ascii="Symbol" w:hAnsi="Symbol"/>
+      </w:rPr>
     </w:lvl>
     <w:lvl w:ilvl="7">
       <w:start w:val="1"/>
-      <w:numFmt w:val="decimal"/>
-      <w:lvlText w:val="(%8)"/>
+      <w:numFmt w:val="bullet"/>
+      <w:lvlText w:val="o"/>
+      <w:lvlJc w:val="left"/>
+      <w:pPr>
+        <w:ind w:leftChars="1470" w:hangingChars="10"/>
+      </w:pPr>
+      <w:rPr>
+        <w:rFonts w:ascii="Courier New" w:hAnsi="Courier New"/>
+      </w:rPr>
     </w:lvl>
     <w:lvl w:ilvl="8">
       <w:start w:val="1"/>
-      <w:numFmt w:val="lowerLetter"/>
-      <w:lvlText w:val="%9."/>
+      <w:numFmt w:val="bullet"/>
+      <w:lvlText w:val=""/>
+      <w:lvlJc w:val="left"/>
+      <w:pPr>
+        <w:ind w:leftChars="1680" w:hangingChars="10"/>
+      </w:pPr>
+      <w:rPr>
+        <w:rFonts w:ascii="Wingdings" w:hAnsi="Wingdings"/>
+      </w:rPr>
     </w:lvl>
   </w:abstractNum>
   <w:abstractNum w:abstractNumId="21">
@@ -12695,111 +12417,48 @@
   <w:abstractNum w:abstractNumId="24">
     <w:lvl w:ilvl="0">
       <w:start w:val="1"/>
-      <w:numFmt w:val="bullet"/>
-      <w:lvlText w:val=""/>
-      <w:lvlJc w:val="left"/>
-      <w:pPr>
-        <w:ind w:leftChars="0" w:hangingChars="10"/>
-      </w:pPr>
-      <w:rPr>
-        <w:rFonts w:ascii="Symbol" w:hAnsi="Symbol"/>
-      </w:rPr>
+      <w:numFmt w:val="decimal"/>
+      <w:lvlText w:val="%1."/>
     </w:lvl>
     <w:lvl w:ilvl="1">
       <w:start w:val="1"/>
-      <w:numFmt w:val="bullet"/>
-      <w:lvlText w:val="o"/>
-      <w:lvlJc w:val="left"/>
-      <w:pPr>
-        <w:ind w:leftChars="210" w:hangingChars="10"/>
-      </w:pPr>
-      <w:rPr>
-        <w:rFonts w:ascii="Courier New" w:hAnsi="Courier New"/>
-      </w:rPr>
+      <w:numFmt w:val="decimal"/>
+      <w:lvlText w:val="(%2)"/>
     </w:lvl>
     <w:lvl w:ilvl="2">
       <w:start w:val="1"/>
-      <w:numFmt w:val="bullet"/>
-      <w:lvlText w:val=""/>
-      <w:lvlJc w:val="left"/>
-      <w:pPr>
-        <w:ind w:leftChars="420" w:hangingChars="10"/>
-      </w:pPr>
-      <w:rPr>
-        <w:rFonts w:ascii="Wingdings" w:hAnsi="Wingdings"/>
-      </w:rPr>
+      <w:numFmt w:val="lowerLetter"/>
+      <w:lvlText w:val="%3."/>
     </w:lvl>
     <w:lvl w:ilvl="3">
       <w:start w:val="1"/>
-      <w:numFmt w:val="bullet"/>
-      <w:lvlText w:val=""/>
-      <w:lvlJc w:val="left"/>
-      <w:pPr>
-        <w:ind w:leftChars="630" w:hangingChars="10"/>
-      </w:pPr>
-      <w:rPr>
-        <w:rFonts w:ascii="Symbol" w:hAnsi="Symbol"/>
-      </w:rPr>
+      <w:numFmt w:val="decimal"/>
+      <w:lvlText w:val="%4."/>
     </w:lvl>
     <w:lvl w:ilvl="4">
       <w:start w:val="1"/>
-      <w:numFmt w:val="bullet"/>
-      <w:lvlText w:val="o"/>
-      <w:lvlJc w:val="left"/>
-      <w:pPr>
-        <w:ind w:leftChars="840" w:hangingChars="10"/>
-      </w:pPr>
-      <w:rPr>
-        <w:rFonts w:ascii="Courier New" w:hAnsi="Courier New"/>
-      </w:rPr>
+      <w:numFmt w:val="decimal"/>
+      <w:lvlText w:val="(%5)"/>
     </w:lvl>
     <w:lvl w:ilvl="5">
       <w:start w:val="1"/>
-      <w:numFmt w:val="bullet"/>
-      <w:lvlText w:val=""/>
-      <w:lvlJc w:val="left"/>
-      <w:pPr>
-        <w:ind w:leftChars="1050" w:hangingChars="10"/>
-      </w:pPr>
-      <w:rPr>
-        <w:rFonts w:ascii="Wingdings" w:hAnsi="Wingdings"/>
-      </w:rPr>
+      <w:numFmt w:val="lowerLetter"/>
+      <w:lvlText w:val="%6."/>
     </w:lvl>
     <w:lvl w:ilvl="6">
       <w:start w:val="1"/>
-      <w:numFmt w:val="bullet"/>
-      <w:lvlText w:val=""/>
-      <w:lvlJc w:val="left"/>
-      <w:pPr>
-        <w:ind w:leftChars="1260" w:hangingChars="10"/>
-      </w:pPr>
-      <w:rPr>
-        <w:rFonts w:ascii="Symbol" w:hAnsi="Symbol"/>
-      </w:rPr>
+      <w:numFmt w:val="decimal"/>
+      <w:lvlText w:val="%7."/>
     </w:lvl>
     <w:lvl w:ilvl="7">
       <w:start w:val="1"/>
-      <w:numFmt w:val="bullet"/>
-      <w:lvlText w:val="o"/>
-      <w:lvlJc w:val="left"/>
-      <w:pPr>
-        <w:ind w:leftChars="1470" w:hangingChars="10"/>
-      </w:pPr>
-      <w:rPr>
-        <w:rFonts w:ascii="Courier New" w:hAnsi="Courier New"/>
-      </w:rPr>
+      <w:numFmt w:val="decimal"/>
+      <w:lvlText w:val="(%8)"/>
     </w:lvl>
     <w:lvl w:ilvl="8">
       <w:start w:val="1"/>
-      <w:numFmt w:val="bullet"/>
-      <w:lvlText w:val=""/>
-      <w:lvlJc w:val="left"/>
-      <w:pPr>
-        <w:ind w:leftChars="1680" w:hangingChars="10"/>
-      </w:pPr>
-      <w:rPr>
-        <w:rFonts w:ascii="Wingdings" w:hAnsi="Wingdings"/>
-      </w:rPr>
+      <w:numFmt w:val="lowerLetter"/>
+      <w:lvlText w:val="%9."/>
     </w:lvl>
   </w:abstractNum>
   <w:abstractNum w:abstractNumId="25">
@@ -13135,48 +12794,111 @@
   <w:abstractNum w:abstractNumId="28">
     <w:lvl w:ilvl="0">
       <w:start w:val="1"/>
-      <w:numFmt w:val="decimal"/>
-      <w:lvlText w:val="%1."/>
+      <w:numFmt w:val="bullet"/>
+      <w:lvlText w:val=""/>
+      <w:lvlJc w:val="left"/>
+      <w:pPr>
+        <w:ind w:leftChars="0" w:hangingChars="10"/>
+      </w:pPr>
+      <w:rPr>
+        <w:rFonts w:ascii="Symbol" w:hAnsi="Symbol"/>
+      </w:rPr>
     </w:lvl>
     <w:lvl w:ilvl="1">
       <w:start w:val="1"/>
-      <w:numFmt w:val="decimal"/>
-      <w:lvlText w:val="(%2)"/>
+      <w:numFmt w:val="bullet"/>
+      <w:lvlText w:val="o"/>
+      <w:lvlJc w:val="left"/>
+      <w:pPr>
+        <w:ind w:leftChars="210" w:hangingChars="10"/>
+      </w:pPr>
+      <w:rPr>
+        <w:rFonts w:ascii="Courier New" w:hAnsi="Courier New"/>
+      </w:rPr>
     </w:lvl>
     <w:lvl w:ilvl="2">
       <w:start w:val="1"/>
-      <w:numFmt w:val="lowerLetter"/>
-      <w:lvlText w:val="%3."/>
+      <w:numFmt w:val="bullet"/>
+      <w:lvlText w:val=""/>
+      <w:lvlJc w:val="left"/>
+      <w:pPr>
+        <w:ind w:leftChars="420" w:hangingChars="10"/>
+      </w:pPr>
+      <w:rPr>
+        <w:rFonts w:ascii="Wingdings" w:hAnsi="Wingdings"/>
+      </w:rPr>
     </w:lvl>
     <w:lvl w:ilvl="3">
       <w:start w:val="1"/>
-      <w:numFmt w:val="decimal"/>
-      <w:lvlText w:val="%4."/>
+      <w:numFmt w:val="bullet"/>
+      <w:lvlText w:val=""/>
+      <w:lvlJc w:val="left"/>
+      <w:pPr>
+        <w:ind w:leftChars="630" w:hangingChars="10"/>
+      </w:pPr>
+      <w:rPr>
+        <w:rFonts w:ascii="Symbol" w:hAnsi="Symbol"/>
+      </w:rPr>
     </w:lvl>
     <w:lvl w:ilvl="4">
       <w:start w:val="1"/>
-      <w:numFmt w:val="decimal"/>
-      <w:lvlText w:val="(%5)"/>
+      <w:numFmt w:val="bullet"/>
+      <w:lvlText w:val="o"/>
+      <w:lvlJc w:val="left"/>
+      <w:pPr>
+        <w:ind w:leftChars="840" w:hangingChars="10"/>
+      </w:pPr>
+      <w:rPr>
+        <w:rFonts w:ascii="Courier New" w:hAnsi="Courier New"/>
+      </w:rPr>
     </w:lvl>
     <w:lvl w:ilvl="5">
       <w:start w:val="1"/>
-      <w:numFmt w:val="lowerLetter"/>
-      <w:lvlText w:val="%6."/>
+      <w:numFmt w:val="bullet"/>
+      <w:lvlText w:val=""/>
+      <w:lvlJc w:val="left"/>
+      <w:pPr>
+        <w:ind w:leftChars="1050" w:hangingChars="10"/>
+      </w:pPr>
+      <w:rPr>
+        <w:rFonts w:ascii="Wingdings" w:hAnsi="Wingdings"/>
+      </w:rPr>
     </w:lvl>
     <w:lvl w:ilvl="6">
       <w:start w:val="1"/>
-      <w:numFmt w:val="decimal"/>
-      <w:lvlText w:val="%7."/>
+      <w:numFmt w:val="bullet"/>
+      <w:lvlText w:val=""/>
+      <w:lvlJc w:val="left"/>
+      <w:pPr>
+        <w:ind w:leftChars="1260" w:hangingChars="10"/>
+      </w:pPr>
+      <w:rPr>
+        <w:rFonts w:ascii="Symbol" w:hAnsi="Symbol"/>
+      </w:rPr>
     </w:lvl>
     <w:lvl w:ilvl="7">
       <w:start w:val="1"/>
-      <w:numFmt w:val="decimal"/>
-      <w:lvlText w:val="(%8)"/>
+      <w:numFmt w:val="bullet"/>
+      <w:lvlText w:val="o"/>
+      <w:lvlJc w:val="left"/>
+      <w:pPr>
+        <w:ind w:leftChars="1470" w:hangingChars="10"/>
+      </w:pPr>
+      <w:rPr>
+        <w:rFonts w:ascii="Courier New" w:hAnsi="Courier New"/>
+      </w:rPr>
     </w:lvl>
     <w:lvl w:ilvl="8">
       <w:start w:val="1"/>
-      <w:numFmt w:val="lowerLetter"/>
-      <w:lvlText w:val="%9."/>
+      <w:numFmt w:val="bullet"/>
+      <w:lvlText w:val=""/>
+      <w:lvlJc w:val="left"/>
+      <w:pPr>
+        <w:ind w:leftChars="1680" w:hangingChars="10"/>
+      </w:pPr>
+      <w:rPr>
+        <w:rFonts w:ascii="Wingdings" w:hAnsi="Wingdings"/>
+      </w:rPr>
     </w:lvl>
   </w:abstractNum>
   <w:abstractNum w:abstractNumId="29">
@@ -13292,111 +13014,48 @@
   <w:abstractNum w:abstractNumId="30">
     <w:lvl w:ilvl="0">
       <w:start w:val="1"/>
-      <w:numFmt w:val="bullet"/>
-      <w:lvlText w:val=""/>
-      <w:lvlJc w:val="left"/>
-      <w:pPr>
-        <w:ind w:leftChars="0" w:hangingChars="10"/>
-      </w:pPr>
-      <w:rPr>
-        <w:rFonts w:ascii="Symbol" w:hAnsi="Symbol"/>
-      </w:rPr>
+      <w:numFmt w:val="decimal"/>
+      <w:lvlText w:val="%1."/>
     </w:lvl>
     <w:lvl w:ilvl="1">
       <w:start w:val="1"/>
-      <w:numFmt w:val="bullet"/>
-      <w:lvlText w:val="o"/>
-      <w:lvlJc w:val="left"/>
-      <w:pPr>
-        <w:ind w:leftChars="210" w:hangingChars="10"/>
-      </w:pPr>
-      <w:rPr>
-        <w:rFonts w:ascii="Courier New" w:hAnsi="Courier New"/>
-      </w:rPr>
+      <w:numFmt w:val="decimal"/>
+      <w:lvlText w:val="(%2)"/>
     </w:lvl>
     <w:lvl w:ilvl="2">
       <w:start w:val="1"/>
-      <w:numFmt w:val="bullet"/>
-      <w:lvlText w:val=""/>
-      <w:lvlJc w:val="left"/>
-      <w:pPr>
-        <w:ind w:leftChars="420" w:hangingChars="10"/>
-      </w:pPr>
-      <w:rPr>
-        <w:rFonts w:ascii="Wingdings" w:hAnsi="Wingdings"/>
-      </w:rPr>
+      <w:numFmt w:val="lowerLetter"/>
+      <w:lvlText w:val="%3."/>
     </w:lvl>
     <w:lvl w:ilvl="3">
       <w:start w:val="1"/>
-      <w:numFmt w:val="bullet"/>
-      <w:lvlText w:val=""/>
-      <w:lvlJc w:val="left"/>
-      <w:pPr>
-        <w:ind w:leftChars="630" w:hangingChars="10"/>
-      </w:pPr>
-      <w:rPr>
-        <w:rFonts w:ascii="Symbol" w:hAnsi="Symbol"/>
-      </w:rPr>
+      <w:numFmt w:val="decimal"/>
+      <w:lvlText w:val="%4."/>
     </w:lvl>
     <w:lvl w:ilvl="4">
       <w:start w:val="1"/>
-      <w:numFmt w:val="bullet"/>
-      <w:lvlText w:val="o"/>
-      <w:lvlJc w:val="left"/>
-      <w:pPr>
-        <w:ind w:leftChars="840" w:hangingChars="10"/>
-      </w:pPr>
-      <w:rPr>
-        <w:rFonts w:ascii="Courier New" w:hAnsi="Courier New"/>
-      </w:rPr>
+      <w:numFmt w:val="decimal"/>
+      <w:lvlText w:val="(%5)"/>
     </w:lvl>
     <w:lvl w:ilvl="5">
       <w:start w:val="1"/>
-      <w:numFmt w:val="bullet"/>
-      <w:lvlText w:val=""/>
-      <w:lvlJc w:val="left"/>
-      <w:pPr>
-        <w:ind w:leftChars="1050" w:hangingChars="10"/>
-      </w:pPr>
-      <w:rPr>
-        <w:rFonts w:ascii="Wingdings" w:hAnsi="Wingdings"/>
-      </w:rPr>
+      <w:numFmt w:val="lowerLetter"/>
+      <w:lvlText w:val="%6."/>
     </w:lvl>
     <w:lvl w:ilvl="6">
       <w:start w:val="1"/>
-      <w:numFmt w:val="bullet"/>
-      <w:lvlText w:val=""/>
-      <w:lvlJc w:val="left"/>
-      <w:pPr>
-        <w:ind w:leftChars="1260" w:hangingChars="10"/>
-      </w:pPr>
-      <w:rPr>
-        <w:rFonts w:ascii="Symbol" w:hAnsi="Symbol"/>
-      </w:rPr>
+      <w:numFmt w:val="decimal"/>
+      <w:lvlText w:val="%7."/>
     </w:lvl>
     <w:lvl w:ilvl="7">
       <w:start w:val="1"/>
-      <w:numFmt w:val="bullet"/>
-      <w:lvlText w:val="o"/>
-      <w:lvlJc w:val="left"/>
-      <w:pPr>
-        <w:ind w:leftChars="1470" w:hangingChars="10"/>
-      </w:pPr>
-      <w:rPr>
-        <w:rFonts w:ascii="Courier New" w:hAnsi="Courier New"/>
-      </w:rPr>
+      <w:numFmt w:val="decimal"/>
+      <w:lvlText w:val="(%8)"/>
     </w:lvl>
     <w:lvl w:ilvl="8">
       <w:start w:val="1"/>
-      <w:numFmt w:val="bullet"/>
-      <w:lvlText w:val=""/>
-      <w:lvlJc w:val="left"/>
-      <w:pPr>
-        <w:ind w:leftChars="1680" w:hangingChars="10"/>
-      </w:pPr>
-      <w:rPr>
-        <w:rFonts w:ascii="Wingdings" w:hAnsi="Wingdings"/>
-      </w:rPr>
+      <w:numFmt w:val="lowerLetter"/>
+      <w:lvlText w:val="%9."/>
     </w:lvl>
   </w:abstractNum>
   <w:abstractNum w:abstractNumId="31">
@@ -13732,48 +13391,111 @@
   <w:abstractNum w:abstractNumId="34">
     <w:lvl w:ilvl="0">
       <w:start w:val="1"/>
-      <w:numFmt w:val="decimal"/>
-      <w:lvlText w:val="%1."/>
+      <w:numFmt w:val="bullet"/>
+      <w:lvlText w:val=""/>
+      <w:lvlJc w:val="left"/>
+      <w:pPr>
+        <w:ind w:leftChars="0" w:hangingChars="10"/>
+      </w:pPr>
+      <w:rPr>
+        <w:rFonts w:ascii="Symbol" w:hAnsi="Symbol"/>
+      </w:rPr>
     </w:lvl>
     <w:lvl w:ilvl="1">
       <w:start w:val="1"/>
-      <w:numFmt w:val="decimal"/>
-      <w:lvlText w:val="(%2)"/>
+      <w:numFmt w:val="bullet"/>
+      <w:lvlText w:val="o"/>
+      <w:lvlJc w:val="left"/>
+      <w:pPr>
+        <w:ind w:leftChars="210" w:hangingChars="10"/>
+      </w:pPr>
+      <w:rPr>
+        <w:rFonts w:ascii="Courier New" w:hAnsi="Courier New"/>
+      </w:rPr>
     </w:lvl>
     <w:lvl w:ilvl="2">
       <w:start w:val="1"/>
-      <w:numFmt w:val="lowerLetter"/>
-      <w:lvlText w:val="%3."/>
+      <w:numFmt w:val="bullet"/>
+      <w:lvlText w:val=""/>
+      <w:lvlJc w:val="left"/>
+      <w:pPr>
+        <w:ind w:leftChars="420" w:hangingChars="10"/>
+      </w:pPr>
+      <w:rPr>
+        <w:rFonts w:ascii="Wingdings" w:hAnsi="Wingdings"/>
+      </w:rPr>
     </w:lvl>
     <w:lvl w:ilvl="3">
       <w:start w:val="1"/>
-      <w:numFmt w:val="decimal"/>
-      <w:lvlText w:val="%4."/>
+      <w:numFmt w:val="bullet"/>
+      <w:lvlText w:val=""/>
+      <w:lvlJc w:val="left"/>
+      <w:pPr>
+        <w:ind w:leftChars="630" w:hangingChars="10"/>
+      </w:pPr>
+      <w:rPr>
+        <w:rFonts w:ascii="Symbol" w:hAnsi="Symbol"/>
+      </w:rPr>
     </w:lvl>
     <w:lvl w:ilvl="4">
       <w:start w:val="1"/>
-      <w:numFmt w:val="decimal"/>
-      <w:lvlText w:val="(%5)"/>
+      <w:numFmt w:val="bullet"/>
+      <w:lvlText w:val="o"/>
+      <w:lvlJc w:val="left"/>
+      <w:pPr>
+        <w:ind w:leftChars="840" w:hangingChars="10"/>
+      </w:pPr>
+      <w:rPr>
+        <w:rFonts w:ascii="Courier New" w:hAnsi="Courier New"/>
+      </w:rPr>
     </w:lvl>
     <w:lvl w:ilvl="5">
       <w:start w:val="1"/>
-      <w:numFmt w:val="lowerLetter"/>
-      <w:lvlText w:val="%6."/>
+      <w:numFmt w:val="bullet"/>
+      <w:lvlText w:val=""/>
+      <w:lvlJc w:val="left"/>
+      <w:pPr>
+        <w:ind w:leftChars="1050" w:hangingChars="10"/>
+      </w:pPr>
+      <w:rPr>
+        <w:rFonts w:ascii="Wingdings" w:hAnsi="Wingdings"/>
+      </w:rPr>
     </w:lvl>
     <w:lvl w:ilvl="6">
       <w:start w:val="1"/>
-      <w:numFmt w:val="decimal"/>
-      <w:lvlText w:val="%7."/>
+      <w:numFmt w:val="bullet"/>
+      <w:lvlText w:val=""/>
+      <w:lvlJc w:val="left"/>
+      <w:pPr>
+        <w:ind w:leftChars="1260" w:hangingChars="10"/>
+      </w:pPr>
+      <w:rPr>
+        <w:rFonts w:ascii="Symbol" w:hAnsi="Symbol"/>
+      </w:rPr>
     </w:lvl>
     <w:lvl w:ilvl="7">
       <w:start w:val="1"/>
-      <w:numFmt w:val="decimal"/>
-      <w:lvlText w:val="(%8)"/>
+      <w:numFmt w:val="bullet"/>
+      <w:lvlText w:val="o"/>
+      <w:lvlJc w:val="left"/>
+      <w:pPr>
+        <w:ind w:leftChars="1470" w:hangingChars="10"/>
+      </w:pPr>
+      <w:rPr>
+        <w:rFonts w:ascii="Courier New" w:hAnsi="Courier New"/>
+      </w:rPr>
     </w:lvl>
     <w:lvl w:ilvl="8">
       <w:start w:val="1"/>
-      <w:numFmt w:val="lowerLetter"/>
-      <w:lvlText w:val="%9."/>
+      <w:numFmt w:val="bullet"/>
+      <w:lvlText w:val=""/>
+      <w:lvlJc w:val="left"/>
+      <w:pPr>
+        <w:ind w:leftChars="1680" w:hangingChars="10"/>
+      </w:pPr>
+      <w:rPr>
+        <w:rFonts w:ascii="Wingdings" w:hAnsi="Wingdings"/>
+      </w:rPr>
     </w:lvl>
   </w:abstractNum>
   <w:abstractNum w:abstractNumId="35">
@@ -14659,111 +14381,48 @@
   <w:abstractNum w:abstractNumId="43">
     <w:lvl w:ilvl="0">
       <w:start w:val="1"/>
-      <w:numFmt w:val="bullet"/>
-      <w:lvlText w:val=""/>
-      <w:lvlJc w:val="left"/>
-      <w:pPr>
-        <w:ind w:leftChars="0" w:hangingChars="10"/>
-      </w:pPr>
-      <w:rPr>
-        <w:rFonts w:ascii="Symbol" w:hAnsi="Symbol"/>
-      </w:rPr>
+      <w:numFmt w:val="decimal"/>
+      <w:lvlText w:val="%1."/>
     </w:lvl>
     <w:lvl w:ilvl="1">
       <w:start w:val="1"/>
-      <w:numFmt w:val="bullet"/>
-      <w:lvlText w:val="o"/>
-      <w:lvlJc w:val="left"/>
-      <w:pPr>
-        <w:ind w:leftChars="210" w:hangingChars="10"/>
-      </w:pPr>
-      <w:rPr>
-        <w:rFonts w:ascii="Courier New" w:hAnsi="Courier New"/>
-      </w:rPr>
+      <w:numFmt w:val="decimal"/>
+      <w:lvlText w:val="(%2)"/>
     </w:lvl>
     <w:lvl w:ilvl="2">
       <w:start w:val="1"/>
-      <w:numFmt w:val="bullet"/>
-      <w:lvlText w:val=""/>
-      <w:lvlJc w:val="left"/>
-      <w:pPr>
-        <w:ind w:leftChars="420" w:hangingChars="10"/>
-      </w:pPr>
-      <w:rPr>
-        <w:rFonts w:ascii="Wingdings" w:hAnsi="Wingdings"/>
-      </w:rPr>
+      <w:numFmt w:val="lowerLetter"/>
+      <w:lvlText w:val="%3."/>
     </w:lvl>
     <w:lvl w:ilvl="3">
       <w:start w:val="1"/>
-      <w:numFmt w:val="bullet"/>
-      <w:lvlText w:val=""/>
-      <w:lvlJc w:val="left"/>
-      <w:pPr>
-        <w:ind w:leftChars="630" w:hangingChars="10"/>
-      </w:pPr>
-      <w:rPr>
-        <w:rFonts w:ascii="Symbol" w:hAnsi="Symbol"/>
-      </w:rPr>
+      <w:numFmt w:val="decimal"/>
+      <w:lvlText w:val="%4."/>
     </w:lvl>
     <w:lvl w:ilvl="4">
       <w:start w:val="1"/>
-      <w:numFmt w:val="bullet"/>
-      <w:lvlText w:val="o"/>
-      <w:lvlJc w:val="left"/>
-      <w:pPr>
-        <w:ind w:leftChars="840" w:hangingChars="10"/>
-      </w:pPr>
-      <w:rPr>
-        <w:rFonts w:ascii="Courier New" w:hAnsi="Courier New"/>
-      </w:rPr>
+      <w:numFmt w:val="decimal"/>
+      <w:lvlText w:val="(%5)"/>
     </w:lvl>
     <w:lvl w:ilvl="5">
       <w:start w:val="1"/>
-      <w:numFmt w:val="bullet"/>
-      <w:lvlText w:val=""/>
-      <w:lvlJc w:val="left"/>
-      <w:pPr>
-        <w:ind w:leftChars="1050" w:hangingChars="10"/>
-      </w:pPr>
-      <w:rPr>
-        <w:rFonts w:ascii="Wingdings" w:hAnsi="Wingdings"/>
-      </w:rPr>
+      <w:numFmt w:val="lowerLetter"/>
+      <w:lvlText w:val="%6."/>
     </w:lvl>
     <w:lvl w:ilvl="6">
       <w:start w:val="1"/>
-      <w:numFmt w:val="bullet"/>
-      <w:lvlText w:val=""/>
-      <w:lvlJc w:val="left"/>
-      <w:pPr>
-        <w:ind w:leftChars="1260" w:hangingChars="10"/>
-      </w:pPr>
-      <w:rPr>
-        <w:rFonts w:ascii="Symbol" w:hAnsi="Symbol"/>
-      </w:rPr>
+      <w:numFmt w:val="decimal"/>
+      <w:lvlText w:val="%7."/>
     </w:lvl>
     <w:lvl w:ilvl="7">
       <w:start w:val="1"/>
-      <w:numFmt w:val="bullet"/>
-      <w:lvlText w:val="o"/>
-      <w:lvlJc w:val="left"/>
-      <w:pPr>
-        <w:ind w:leftChars="1470" w:hangingChars="10"/>
-      </w:pPr>
-      <w:rPr>
-        <w:rFonts w:ascii="Courier New" w:hAnsi="Courier New"/>
-      </w:rPr>
+      <w:numFmt w:val="decimal"/>
+      <w:lvlText w:val="(%8)"/>
     </w:lvl>
     <w:lvl w:ilvl="8">
       <w:start w:val="1"/>
-      <w:numFmt w:val="bullet"/>
-      <w:lvlText w:val=""/>
-      <w:lvlJc w:val="left"/>
-      <w:pPr>
-        <w:ind w:leftChars="1680" w:hangingChars="10"/>
-      </w:pPr>
-      <w:rPr>
-        <w:rFonts w:ascii="Wingdings" w:hAnsi="Wingdings"/>
-      </w:rPr>
+      <w:numFmt w:val="lowerLetter"/>
+      <w:lvlText w:val="%9."/>
     </w:lvl>
   </w:abstractNum>
   <w:abstractNum w:abstractNumId="44">
@@ -14989,48 +14648,111 @@
   <w:abstractNum w:abstractNumId="46">
     <w:lvl w:ilvl="0">
       <w:start w:val="1"/>
-      <w:numFmt w:val="decimal"/>
-      <w:lvlText w:val="%1."/>
+      <w:numFmt w:val="bullet"/>
+      <w:lvlText w:val=""/>
+      <w:lvlJc w:val="left"/>
+      <w:pPr>
+        <w:ind w:leftChars="0" w:hangingChars="10"/>
+      </w:pPr>
+      <w:rPr>
+        <w:rFonts w:ascii="Symbol" w:hAnsi="Symbol"/>
+      </w:rPr>
     </w:lvl>
     <w:lvl w:ilvl="1">
       <w:start w:val="1"/>
-      <w:numFmt w:val="decimal"/>
-      <w:lvlText w:val="(%2)"/>
+      <w:numFmt w:val="bullet"/>
+      <w:lvlText w:val="o"/>
+      <w:lvlJc w:val="left"/>
+      <w:pPr>
+        <w:ind w:leftChars="210" w:hangingChars="10"/>
+      </w:pPr>
+      <w:rPr>
+        <w:rFonts w:ascii="Courier New" w:hAnsi="Courier New"/>
+      </w:rPr>
     </w:lvl>
     <w:lvl w:ilvl="2">
       <w:start w:val="1"/>
-      <w:numFmt w:val="lowerLetter"/>
-      <w:lvlText w:val="%3."/>
+      <w:numFmt w:val="bullet"/>
+      <w:lvlText w:val=""/>
+      <w:lvlJc w:val="left"/>
+      <w:pPr>
+        <w:ind w:leftChars="420" w:hangingChars="10"/>
+      </w:pPr>
+      <w:rPr>
+        <w:rFonts w:ascii="Wingdings" w:hAnsi="Wingdings"/>
+      </w:rPr>
     </w:lvl>
     <w:lvl w:ilvl="3">
       <w:start w:val="1"/>
-      <w:numFmt w:val="decimal"/>
-      <w:lvlText w:val="%4."/>
+      <w:numFmt w:val="bullet"/>
+      <w:lvlText w:val=""/>
+      <w:lvlJc w:val="left"/>
+      <w:pPr>
+        <w:ind w:leftChars="630" w:hangingChars="10"/>
+      </w:pPr>
+      <w:rPr>
+        <w:rFonts w:ascii="Symbol" w:hAnsi="Symbol"/>
+      </w:rPr>
     </w:lvl>
     <w:lvl w:ilvl="4">
       <w:start w:val="1"/>
-      <w:numFmt w:val="decimal"/>
-      <w:lvlText w:val="(%5)"/>
+      <w:numFmt w:val="bullet"/>
+      <w:lvlText w:val="o"/>
+      <w:lvlJc w:val="left"/>
+      <w:pPr>
+        <w:ind w:leftChars="840" w:hangingChars="10"/>
+      </w:pPr>
+      <w:rPr>
+        <w:rFonts w:ascii="Courier New" w:hAnsi="Courier New"/>
+      </w:rPr>
     </w:lvl>
     <w:lvl w:ilvl="5">
       <w:start w:val="1"/>
-      <w:numFmt w:val="lowerLetter"/>
-      <w:lvlText w:val="%6."/>
+      <w:numFmt w:val="bullet"/>
+      <w:lvlText w:val=""/>
+      <w:lvlJc w:val="left"/>
+      <w:pPr>
+        <w:ind w:leftChars="1050" w:hangingChars="10"/>
+      </w:pPr>
+      <w:rPr>
+        <w:rFonts w:ascii="Wingdings" w:hAnsi="Wingdings"/>
+      </w:rPr>
     </w:lvl>
     <w:lvl w:ilvl="6">
       <w:start w:val="1"/>
-      <w:numFmt w:val="decimal"/>
-      <w:lvlText w:val="%7."/>
+      <w:numFmt w:val="bullet"/>
+      <w:lvlText w:val=""/>
+      <w:lvlJc w:val="left"/>
+      <w:pPr>
+        <w:ind w:leftChars="1260" w:hangingChars="10"/>
+      </w:pPr>
+      <w:rPr>
+        <w:rFonts w:ascii="Symbol" w:hAnsi="Symbol"/>
+      </w:rPr>
     </w:lvl>
     <w:lvl w:ilvl="7">
       <w:start w:val="1"/>
-      <w:numFmt w:val="decimal"/>
-      <w:lvlText w:val="(%8)"/>
+      <w:numFmt w:val="bullet"/>
+      <w:lvlText w:val="o"/>
+      <w:lvlJc w:val="left"/>
+      <w:pPr>
+        <w:ind w:leftChars="1470" w:hangingChars="10"/>
+      </w:pPr>
+      <w:rPr>
+        <w:rFonts w:ascii="Courier New" w:hAnsi="Courier New"/>
+      </w:rPr>
     </w:lvl>
     <w:lvl w:ilvl="8">
       <w:start w:val="1"/>
-      <w:numFmt w:val="lowerLetter"/>
-      <w:lvlText w:val="%9."/>
+      <w:numFmt w:val="bullet"/>
+      <w:lvlText w:val=""/>
+      <w:lvlJc w:val="left"/>
+      <w:pPr>
+        <w:ind w:leftChars="1680" w:hangingChars="10"/>
+      </w:pPr>
+      <w:rPr>
+        <w:rFonts w:ascii="Wingdings" w:hAnsi="Wingdings"/>
+      </w:rPr>
     </w:lvl>
   </w:abstractNum>
   <w:abstractNum w:abstractNumId="47">
@@ -15696,111 +15418,48 @@
   <w:abstractNum w:abstractNumId="53">
     <w:lvl w:ilvl="0">
       <w:start w:val="1"/>
-      <w:numFmt w:val="bullet"/>
-      <w:lvlText w:val=""/>
-      <w:lvlJc w:val="left"/>
-      <w:pPr>
-        <w:ind w:leftChars="0" w:hangingChars="10"/>
-      </w:pPr>
-      <w:rPr>
-        <w:rFonts w:ascii="Symbol" w:hAnsi="Symbol"/>
-      </w:rPr>
+      <w:numFmt w:val="decimal"/>
+      <w:lvlText w:val="%1."/>
     </w:lvl>
     <w:lvl w:ilvl="1">
       <w:start w:val="1"/>
-      <w:numFmt w:val="bullet"/>
-      <w:lvlText w:val="o"/>
-      <w:lvlJc w:val="left"/>
-      <w:pPr>
-        <w:ind w:leftChars="210" w:hangingChars="10"/>
-      </w:pPr>
-      <w:rPr>
-        <w:rFonts w:ascii="Courier New" w:hAnsi="Courier New"/>
-      </w:rPr>
+      <w:numFmt w:val="decimal"/>
+      <w:lvlText w:val="(%2)"/>
     </w:lvl>
     <w:lvl w:ilvl="2">
       <w:start w:val="1"/>
-      <w:numFmt w:val="bullet"/>
-      <w:lvlText w:val=""/>
-      <w:lvlJc w:val="left"/>
-      <w:pPr>
-        <w:ind w:leftChars="420" w:hangingChars="10"/>
-      </w:pPr>
-      <w:rPr>
-        <w:rFonts w:ascii="Wingdings" w:hAnsi="Wingdings"/>
-      </w:rPr>
+      <w:numFmt w:val="lowerLetter"/>
+      <w:lvlText w:val="%3."/>
     </w:lvl>
     <w:lvl w:ilvl="3">
       <w:start w:val="1"/>
-      <w:numFmt w:val="bullet"/>
-      <w:lvlText w:val=""/>
-      <w:lvlJc w:val="left"/>
-      <w:pPr>
-        <w:ind w:leftChars="630" w:hangingChars="10"/>
-      </w:pPr>
-      <w:rPr>
-        <w:rFonts w:ascii="Symbol" w:hAnsi="Symbol"/>
-      </w:rPr>
+      <w:numFmt w:val="decimal"/>
+      <w:lvlText w:val="%4."/>
     </w:lvl>
     <w:lvl w:ilvl="4">
       <w:start w:val="1"/>
-      <w:numFmt w:val="bullet"/>
-      <w:lvlText w:val="o"/>
-      <w:lvlJc w:val="left"/>
-      <w:pPr>
-        <w:ind w:leftChars="840" w:hangingChars="10"/>
-      </w:pPr>
-      <w:rPr>
-        <w:rFonts w:ascii="Courier New" w:hAnsi="Courier New"/>
-      </w:rPr>
+      <w:numFmt w:val="decimal"/>
+      <w:lvlText w:val="(%5)"/>
     </w:lvl>
     <w:lvl w:ilvl="5">
       <w:start w:val="1"/>
-      <w:numFmt w:val="bullet"/>
-      <w:lvlText w:val=""/>
-      <w:lvlJc w:val="left"/>
-      <w:pPr>
-        <w:ind w:leftChars="1050" w:hangingChars="10"/>
-      </w:pPr>
-      <w:rPr>
-        <w:rFonts w:ascii="Wingdings" w:hAnsi="Wingdings"/>
-      </w:rPr>
+      <w:numFmt w:val="lowerLetter"/>
+      <w:lvlText w:val="%6."/>
     </w:lvl>
     <w:lvl w:ilvl="6">
       <w:start w:val="1"/>
-      <w:numFmt w:val="bullet"/>
-      <w:lvlText w:val=""/>
-      <w:lvlJc w:val="left"/>
-      <w:pPr>
-        <w:ind w:leftChars="1260" w:hangingChars="10"/>
-      </w:pPr>
-      <w:rPr>
-        <w:rFonts w:ascii="Symbol" w:hAnsi="Symbol"/>
-      </w:rPr>
+      <w:numFmt w:val="decimal"/>
+      <w:lvlText w:val="%7."/>
     </w:lvl>
     <w:lvl w:ilvl="7">
       <w:start w:val="1"/>
-      <w:numFmt w:val="bullet"/>
-      <w:lvlText w:val="o"/>
-      <w:lvlJc w:val="left"/>
-      <w:pPr>
-        <w:ind w:leftChars="1470" w:hangingChars="10"/>
-      </w:pPr>
-      <w:rPr>
-        <w:rFonts w:ascii="Courier New" w:hAnsi="Courier New"/>
-      </w:rPr>
+      <w:numFmt w:val="decimal"/>
+      <w:lvlText w:val="(%8)"/>
     </w:lvl>
     <w:lvl w:ilvl="8">
       <w:start w:val="1"/>
-      <w:numFmt w:val="bullet"/>
-      <w:lvlText w:val=""/>
-      <w:lvlJc w:val="left"/>
-      <w:pPr>
-        <w:ind w:leftChars="1680" w:hangingChars="10"/>
-      </w:pPr>
-      <w:rPr>
-        <w:rFonts w:ascii="Wingdings" w:hAnsi="Wingdings"/>
-      </w:rPr>
+      <w:numFmt w:val="lowerLetter"/>
+      <w:lvlText w:val="%9."/>
     </w:lvl>
   </w:abstractNum>
   <w:abstractNum w:abstractNumId="54">
@@ -16026,48 +15685,111 @@
   <w:abstractNum w:abstractNumId="56">
     <w:lvl w:ilvl="0">
       <w:start w:val="1"/>
-      <w:numFmt w:val="decimal"/>
-      <w:lvlText w:val="%1."/>
+      <w:numFmt w:val="bullet"/>
+      <w:lvlText w:val=""/>
+      <w:lvlJc w:val="left"/>
+      <w:pPr>
+        <w:ind w:leftChars="0" w:hangingChars="10"/>
+      </w:pPr>
+      <w:rPr>
+        <w:rFonts w:ascii="Symbol" w:hAnsi="Symbol"/>
+      </w:rPr>
     </w:lvl>
     <w:lvl w:ilvl="1">
       <w:start w:val="1"/>
-      <w:numFmt w:val="decimal"/>
-      <w:lvlText w:val="(%2)"/>
+      <w:numFmt w:val="bullet"/>
+      <w:lvlText w:val="o"/>
+      <w:lvlJc w:val="left"/>
+      <w:pPr>
+        <w:ind w:leftChars="210" w:hangingChars="10"/>
+      </w:pPr>
+      <w:rPr>
+        <w:rFonts w:ascii="Courier New" w:hAnsi="Courier New"/>
+      </w:rPr>
     </w:lvl>
     <w:lvl w:ilvl="2">
       <w:start w:val="1"/>
-      <w:numFmt w:val="lowerLetter"/>
-      <w:lvlText w:val="%3."/>
+      <w:numFmt w:val="bullet"/>
+      <w:lvlText w:val=""/>
+      <w:lvlJc w:val="left"/>
+      <w:pPr>
+        <w:ind w:leftChars="420" w:hangingChars="10"/>
+      </w:pPr>
+      <w:rPr>
+        <w:rFonts w:ascii="Wingdings" w:hAnsi="Wingdings"/>
+      </w:rPr>
     </w:lvl>
     <w:lvl w:ilvl="3">
       <w:start w:val="1"/>
-      <w:numFmt w:val="decimal"/>
-      <w:lvlText w:val="%4."/>
+      <w:numFmt w:val="bullet"/>
+      <w:lvlText w:val=""/>
+      <w:lvlJc w:val="left"/>
+      <w:pPr>
+        <w:ind w:leftChars="630" w:hangingChars="10"/>
+      </w:pPr>
+      <w:rPr>
+        <w:rFonts w:ascii="Symbol" w:hAnsi="Symbol"/>
+      </w:rPr>
     </w:lvl>
     <w:lvl w:ilvl="4">
       <w:start w:val="1"/>
-      <w:numFmt w:val="decimal"/>
-      <w:lvlText w:val="(%5)"/>
+      <w:numFmt w:val="bullet"/>
+      <w:lvlText w:val="o"/>
+      <w:lvlJc w:val="left"/>
+      <w:pPr>
+        <w:ind w:leftChars="840" w:hangingChars="10"/>
+      </w:pPr>
+      <w:rPr>
+        <w:rFonts w:ascii="Courier New" w:hAnsi="Courier New"/>
+      </w:rPr>
     </w:lvl>
     <w:lvl w:ilvl="5">
       <w:start w:val="1"/>
-      <w:numFmt w:val="lowerLetter"/>
-      <w:lvlText w:val="%6."/>
+      <w:numFmt w:val="bullet"/>
+      <w:lvlText w:val=""/>
+      <w:lvlJc w:val="left"/>
+      <w:pPr>
+        <w:ind w:leftChars="1050" w:hangingChars="10"/>
+      </w:pPr>
+      <w:rPr>
+        <w:rFonts w:ascii="Wingdings" w:hAnsi="Wingdings"/>
+      </w:rPr>
     </w:lvl>
     <w:lvl w:ilvl="6">
       <w:start w:val="1"/>
-      <w:numFmt w:val="decimal"/>
-      <w:lvlText w:val="%7."/>
+      <w:numFmt w:val="bullet"/>
+      <w:lvlText w:val=""/>
+      <w:lvlJc w:val="left"/>
+      <w:pPr>
+        <w:ind w:leftChars="1260" w:hangingChars="10"/>
+      </w:pPr>
+      <w:rPr>
+        <w:rFonts w:ascii="Symbol" w:hAnsi="Symbol"/>
+      </w:rPr>
     </w:lvl>
     <w:lvl w:ilvl="7">
       <w:start w:val="1"/>
-      <w:numFmt w:val="decimal"/>
-      <w:lvlText w:val="(%8)"/>
+      <w:numFmt w:val="bullet"/>
+      <w:lvlText w:val="o"/>
+      <w:lvlJc w:val="left"/>
+      <w:pPr>
+        <w:ind w:leftChars="1470" w:hangingChars="10"/>
+      </w:pPr>
+      <w:rPr>
+        <w:rFonts w:ascii="Courier New" w:hAnsi="Courier New"/>
+      </w:rPr>
     </w:lvl>
     <w:lvl w:ilvl="8">
       <w:start w:val="1"/>
-      <w:numFmt w:val="lowerLetter"/>
-      <w:lvlText w:val="%9."/>
+      <w:numFmt w:val="bullet"/>
+      <w:lvlText w:val=""/>
+      <w:lvlJc w:val="left"/>
+      <w:pPr>
+        <w:ind w:leftChars="1680" w:hangingChars="10"/>
+      </w:pPr>
+      <w:rPr>
+        <w:rFonts w:ascii="Wingdings" w:hAnsi="Wingdings"/>
+      </w:rPr>
     </w:lvl>
   </w:abstractNum>
   <w:abstractNum w:abstractNumId="57">
@@ -16403,111 +16125,48 @@
   <w:abstractNum w:abstractNumId="60">
     <w:lvl w:ilvl="0">
       <w:start w:val="1"/>
-      <w:numFmt w:val="bullet"/>
-      <w:lvlText w:val=""/>
-      <w:lvlJc w:val="left"/>
-      <w:pPr>
-        <w:ind w:leftChars="0" w:hangingChars="10"/>
-      </w:pPr>
-      <w:rPr>
-        <w:rFonts w:ascii="Symbol" w:hAnsi="Symbol"/>
-      </w:rPr>
+      <w:numFmt w:val="decimal"/>
+      <w:lvlText w:val="%1."/>
     </w:lvl>
     <w:lvl w:ilvl="1">
       <w:start w:val="1"/>
-      <w:numFmt w:val="bullet"/>
-      <w:lvlText w:val="o"/>
-      <w:lvlJc w:val="left"/>
-      <w:pPr>
-        <w:ind w:leftChars="210" w:hangingChars="10"/>
-      </w:pPr>
-      <w:rPr>
-        <w:rFonts w:ascii="Courier New" w:hAnsi="Courier New"/>
-      </w:rPr>
+      <w:numFmt w:val="decimal"/>
+      <w:lvlText w:val="(%2)"/>
     </w:lvl>
     <w:lvl w:ilvl="2">
       <w:start w:val="1"/>
-      <w:numFmt w:val="bullet"/>
-      <w:lvlText w:val=""/>
-      <w:lvlJc w:val="left"/>
-      <w:pPr>
-        <w:ind w:leftChars="420" w:hangingChars="10"/>
-      </w:pPr>
-      <w:rPr>
-        <w:rFonts w:ascii="Wingdings" w:hAnsi="Wingdings"/>
-      </w:rPr>
+      <w:numFmt w:val="lowerLetter"/>
+      <w:lvlText w:val="%3."/>
     </w:lvl>
     <w:lvl w:ilvl="3">
       <w:start w:val="1"/>
-      <w:numFmt w:val="bullet"/>
-      <w:lvlText w:val=""/>
-      <w:lvlJc w:val="left"/>
-      <w:pPr>
-        <w:ind w:leftChars="630" w:hangingChars="10"/>
-      </w:pPr>
-      <w:rPr>
-        <w:rFonts w:ascii="Symbol" w:hAnsi="Symbol"/>
-      </w:rPr>
+      <w:numFmt w:val="decimal"/>
+      <w:lvlText w:val="%4."/>
     </w:lvl>
     <w:lvl w:ilvl="4">
       <w:start w:val="1"/>
-      <w:numFmt w:val="bullet"/>
-      <w:lvlText w:val="o"/>
-      <w:lvlJc w:val="left"/>
-      <w:pPr>
-        <w:ind w:leftChars="840" w:hangingChars="10"/>
-      </w:pPr>
-      <w:rPr>
-        <w:rFonts w:ascii="Courier New" w:hAnsi="Courier New"/>
-      </w:rPr>
+      <w:numFmt w:val="decimal"/>
+      <w:lvlText w:val="(%5)"/>
     </w:lvl>
     <w:lvl w:ilvl="5">
       <w:start w:val="1"/>
-      <w:numFmt w:val="bullet"/>
-      <w:lvlText w:val=""/>
-      <w:lvlJc w:val="left"/>
-      <w:pPr>
-        <w:ind w:leftChars="1050" w:hangingChars="10"/>
-      </w:pPr>
-      <w:rPr>
-        <w:rFonts w:ascii="Wingdings" w:hAnsi="Wingdings"/>
-      </w:rPr>
+      <w:numFmt w:val="lowerLetter"/>
+      <w:lvlText w:val="%6."/>
     </w:lvl>
     <w:lvl w:ilvl="6">
       <w:start w:val="1"/>
-      <w:numFmt w:val="bullet"/>
-      <w:lvlText w:val=""/>
-      <w:lvlJc w:val="left"/>
-      <w:pPr>
-        <w:ind w:leftChars="1260" w:hangingChars="10"/>
-      </w:pPr>
-      <w:rPr>
-        <w:rFonts w:ascii="Symbol" w:hAnsi="Symbol"/>
-      </w:rPr>
+      <w:numFmt w:val="decimal"/>
+      <w:lvlText w:val="%7."/>
     </w:lvl>
     <w:lvl w:ilvl="7">
       <w:start w:val="1"/>
-      <w:numFmt w:val="bullet"/>
-      <w:lvlText w:val="o"/>
-      <w:lvlJc w:val="left"/>
-      <w:pPr>
-        <w:ind w:leftChars="1470" w:hangingChars="10"/>
-      </w:pPr>
-      <w:rPr>
-        <w:rFonts w:ascii="Courier New" w:hAnsi="Courier New"/>
-      </w:rPr>
+      <w:numFmt w:val="decimal"/>
+      <w:lvlText w:val="(%8)"/>
     </w:lvl>
     <w:lvl w:ilvl="8">
       <w:start w:val="1"/>
-      <w:numFmt w:val="bullet"/>
-      <w:lvlText w:val=""/>
-      <w:lvlJc w:val="left"/>
-      <w:pPr>
-        <w:ind w:leftChars="1680" w:hangingChars="10"/>
-      </w:pPr>
-      <w:rPr>
-        <w:rFonts w:ascii="Wingdings" w:hAnsi="Wingdings"/>
-      </w:rPr>
+      <w:numFmt w:val="lowerLetter"/>
+      <w:lvlText w:val="%9."/>
     </w:lvl>
   </w:abstractNum>
   <w:abstractNum w:abstractNumId="61">
@@ -17393,48 +17052,111 @@
   <w:abstractNum w:abstractNumId="69">
     <w:lvl w:ilvl="0">
       <w:start w:val="1"/>
-      <w:numFmt w:val="decimal"/>
-      <w:lvlText w:val="%1."/>
+      <w:numFmt w:val="bullet"/>
+      <w:lvlText w:val=""/>
+      <w:lvlJc w:val="left"/>
+      <w:pPr>
+        <w:ind w:leftChars="0" w:hangingChars="10"/>
+      </w:pPr>
+      <w:rPr>
+        <w:rFonts w:ascii="Symbol" w:hAnsi="Symbol"/>
+      </w:rPr>
     </w:lvl>
     <w:lvl w:ilvl="1">
       <w:start w:val="1"/>
-      <w:numFmt w:val="decimal"/>
-      <w:lvlText w:val="(%2)"/>
+      <w:numFmt w:val="bullet"/>
+      <w:lvlText w:val="o"/>
+      <w:lvlJc w:val="left"/>
+      <w:pPr>
+        <w:ind w:leftChars="210" w:hangingChars="10"/>
+      </w:pPr>
+      <w:rPr>
+        <w:rFonts w:ascii="Courier New" w:hAnsi="Courier New"/>
+      </w:rPr>
     </w:lvl>
     <w:lvl w:ilvl="2">
       <w:start w:val="1"/>
-      <w:numFmt w:val="lowerLetter"/>
-      <w:lvlText w:val="%3."/>
+      <w:numFmt w:val="bullet"/>
+      <w:lvlText w:val=""/>
+      <w:lvlJc w:val="left"/>
+      <w:pPr>
+        <w:ind w:leftChars="420" w:hangingChars="10"/>
+      </w:pPr>
+      <w:rPr>
+        <w:rFonts w:ascii="Wingdings" w:hAnsi="Wingdings"/>
+      </w:rPr>
     </w:lvl>
     <w:lvl w:ilvl="3">
       <w:start w:val="1"/>
-      <w:numFmt w:val="decimal"/>
-      <w:lvlText w:val="%4."/>
+      <w:numFmt w:val="bullet"/>
+      <w:lvlText w:val=""/>
+      <w:lvlJc w:val="left"/>
+      <w:pPr>
+        <w:ind w:leftChars="630" w:hangingChars="10"/>
+      </w:pPr>
+      <w:rPr>
+        <w:rFonts w:ascii="Symbol" w:hAnsi="Symbol"/>
+      </w:rPr>
     </w:lvl>
     <w:lvl w:ilvl="4">
       <w:start w:val="1"/>
-      <w:numFmt w:val="decimal"/>
-      <w:lvlText w:val="(%5)"/>
+      <w:numFmt w:val="bullet"/>
+      <w:lvlText w:val="o"/>
+      <w:lvlJc w:val="left"/>
+      <w:pPr>
+        <w:ind w:leftChars="840" w:hangingChars="10"/>
+      </w:pPr>
+      <w:rPr>
+        <w:rFonts w:ascii="Courier New" w:hAnsi="Courier New"/>
+      </w:rPr>
     </w:lvl>
     <w:lvl w:ilvl="5">
       <w:start w:val="1"/>
-      <w:numFmt w:val="lowerLetter"/>
-      <w:lvlText w:val="%6."/>
+      <w:numFmt w:val="bullet"/>
+      <w:lvlText w:val=""/>
+      <w:lvlJc w:val="left"/>
+      <w:pPr>
+        <w:ind w:leftChars="1050" w:hangingChars="10"/>
+      </w:pPr>
+      <w:rPr>
+        <w:rFonts w:ascii="Wingdings" w:hAnsi="Wingdings"/>
+      </w:rPr>
     </w:lvl>
     <w:lvl w:ilvl="6">
       <w:start w:val="1"/>
-      <w:numFmt w:val="decimal"/>
-      <w:lvlText w:val="%7."/>
+      <w:numFmt w:val="bullet"/>
+      <w:lvlText w:val=""/>
+      <w:lvlJc w:val="left"/>
+      <w:pPr>
+        <w:ind w:leftChars="1260" w:hangingChars="10"/>
+      </w:pPr>
+      <w:rPr>
+        <w:rFonts w:ascii="Symbol" w:hAnsi="Symbol"/>
+      </w:rPr>
     </w:lvl>
     <w:lvl w:ilvl="7">
       <w:start w:val="1"/>
-      <w:numFmt w:val="decimal"/>
-      <w:lvlText w:val="(%8)"/>
+      <w:numFmt w:val="bullet"/>
+      <w:lvlText w:val="o"/>
+      <w:lvlJc w:val="left"/>
+      <w:pPr>
+        <w:ind w:leftChars="1470" w:hangingChars="10"/>
+      </w:pPr>
+      <w:rPr>
+        <w:rFonts w:ascii="Courier New" w:hAnsi="Courier New"/>
+      </w:rPr>
     </w:lvl>
     <w:lvl w:ilvl="8">
       <w:start w:val="1"/>
-      <w:numFmt w:val="lowerLetter"/>
-      <w:lvlText w:val="%9."/>
+      <w:numFmt w:val="bullet"/>
+      <w:lvlText w:val=""/>
+      <w:lvlJc w:val="left"/>
+      <w:pPr>
+        <w:ind w:leftChars="1680" w:hangingChars="10"/>
+      </w:pPr>
+      <w:rPr>
+        <w:rFonts w:ascii="Wingdings" w:hAnsi="Wingdings"/>
+      </w:rPr>
     </w:lvl>
   </w:abstractNum>
   <w:abstractNum w:abstractNumId="70">
@@ -18098,996 +17820,6 @@
     </w:lvl>
   </w:abstractNum>
   <w:abstractNum w:abstractNumId="76">
-    <w:lvl w:ilvl="0">
-      <w:start w:val="1"/>
-      <w:numFmt w:val="bullet"/>
-      <w:lvlText w:val=""/>
-      <w:lvlJc w:val="left"/>
-      <w:pPr>
-        <w:ind w:leftChars="0" w:hangingChars="10"/>
-      </w:pPr>
-      <w:rPr>
-        <w:rFonts w:ascii="Symbol" w:hAnsi="Symbol"/>
-      </w:rPr>
-    </w:lvl>
-    <w:lvl w:ilvl="1">
-      <w:start w:val="1"/>
-      <w:numFmt w:val="bullet"/>
-      <w:lvlText w:val="o"/>
-      <w:lvlJc w:val="left"/>
-      <w:pPr>
-        <w:ind w:leftChars="210" w:hangingChars="10"/>
-      </w:pPr>
-      <w:rPr>
-        <w:rFonts w:ascii="Courier New" w:hAnsi="Courier New"/>
-      </w:rPr>
-    </w:lvl>
-    <w:lvl w:ilvl="2">
-      <w:start w:val="1"/>
-      <w:numFmt w:val="bullet"/>
-      <w:lvlText w:val=""/>
-      <w:lvlJc w:val="left"/>
-      <w:pPr>
-        <w:ind w:leftChars="420" w:hangingChars="10"/>
-      </w:pPr>
-      <w:rPr>
-        <w:rFonts w:ascii="Wingdings" w:hAnsi="Wingdings"/>
-      </w:rPr>
-    </w:lvl>
-    <w:lvl w:ilvl="3">
-      <w:start w:val="1"/>
-      <w:numFmt w:val="bullet"/>
-      <w:lvlText w:val=""/>
-      <w:lvlJc w:val="left"/>
-      <w:pPr>
-        <w:ind w:leftChars="630" w:hangingChars="10"/>
-      </w:pPr>
-      <w:rPr>
-        <w:rFonts w:ascii="Symbol" w:hAnsi="Symbol"/>
-      </w:rPr>
-    </w:lvl>
-    <w:lvl w:ilvl="4">
-      <w:start w:val="1"/>
-      <w:numFmt w:val="bullet"/>
-      <w:lvlText w:val="o"/>
-      <w:lvlJc w:val="left"/>
-      <w:pPr>
-        <w:ind w:leftChars="840" w:hangingChars="10"/>
-      </w:pPr>
-      <w:rPr>
-        <w:rFonts w:ascii="Courier New" w:hAnsi="Courier New"/>
-      </w:rPr>
-    </w:lvl>
-    <w:lvl w:ilvl="5">
-      <w:start w:val="1"/>
-      <w:numFmt w:val="bullet"/>
-      <w:lvlText w:val=""/>
-      <w:lvlJc w:val="left"/>
-      <w:pPr>
-        <w:ind w:leftChars="1050" w:hangingChars="10"/>
-      </w:pPr>
-      <w:rPr>
-        <w:rFonts w:ascii="Wingdings" w:hAnsi="Wingdings"/>
-      </w:rPr>
-    </w:lvl>
-    <w:lvl w:ilvl="6">
-      <w:start w:val="1"/>
-      <w:numFmt w:val="bullet"/>
-      <w:lvlText w:val=""/>
-      <w:lvlJc w:val="left"/>
-      <w:pPr>
-        <w:ind w:leftChars="1260" w:hangingChars="10"/>
-      </w:pPr>
-      <w:rPr>
-        <w:rFonts w:ascii="Symbol" w:hAnsi="Symbol"/>
-      </w:rPr>
-    </w:lvl>
-    <w:lvl w:ilvl="7">
-      <w:start w:val="1"/>
-      <w:numFmt w:val="bullet"/>
-      <w:lvlText w:val="o"/>
-      <w:lvlJc w:val="left"/>
-      <w:pPr>
-        <w:ind w:leftChars="1470" w:hangingChars="10"/>
-      </w:pPr>
-      <w:rPr>
-        <w:rFonts w:ascii="Courier New" w:hAnsi="Courier New"/>
-      </w:rPr>
-    </w:lvl>
-    <w:lvl w:ilvl="8">
-      <w:start w:val="1"/>
-      <w:numFmt w:val="bullet"/>
-      <w:lvlText w:val=""/>
-      <w:lvlJc w:val="left"/>
-      <w:pPr>
-        <w:ind w:leftChars="1680" w:hangingChars="10"/>
-      </w:pPr>
-      <w:rPr>
-        <w:rFonts w:ascii="Wingdings" w:hAnsi="Wingdings"/>
-      </w:rPr>
-    </w:lvl>
-  </w:abstractNum>
-  <w:abstractNum w:abstractNumId="77">
-    <w:lvl w:ilvl="0">
-      <w:start w:val="1"/>
-      <w:numFmt w:val="bullet"/>
-      <w:lvlText w:val=""/>
-      <w:lvlJc w:val="left"/>
-      <w:pPr>
-        <w:ind w:leftChars="0" w:hangingChars="10"/>
-      </w:pPr>
-      <w:rPr>
-        <w:rFonts w:ascii="Symbol" w:hAnsi="Symbol"/>
-      </w:rPr>
-    </w:lvl>
-    <w:lvl w:ilvl="1">
-      <w:start w:val="1"/>
-      <w:numFmt w:val="bullet"/>
-      <w:lvlText w:val="o"/>
-      <w:lvlJc w:val="left"/>
-      <w:pPr>
-        <w:ind w:leftChars="210" w:hangingChars="10"/>
-      </w:pPr>
-      <w:rPr>
-        <w:rFonts w:ascii="Courier New" w:hAnsi="Courier New"/>
-      </w:rPr>
-    </w:lvl>
-    <w:lvl w:ilvl="2">
-      <w:start w:val="1"/>
-      <w:numFmt w:val="bullet"/>
-      <w:lvlText w:val=""/>
-      <w:lvlJc w:val="left"/>
-      <w:pPr>
-        <w:ind w:leftChars="420" w:hangingChars="10"/>
-      </w:pPr>
-      <w:rPr>
-        <w:rFonts w:ascii="Wingdings" w:hAnsi="Wingdings"/>
-      </w:rPr>
-    </w:lvl>
-    <w:lvl w:ilvl="3">
-      <w:start w:val="1"/>
-      <w:numFmt w:val="bullet"/>
-      <w:lvlText w:val=""/>
-      <w:lvlJc w:val="left"/>
-      <w:pPr>
-        <w:ind w:leftChars="630" w:hangingChars="10"/>
-      </w:pPr>
-      <w:rPr>
-        <w:rFonts w:ascii="Symbol" w:hAnsi="Symbol"/>
-      </w:rPr>
-    </w:lvl>
-    <w:lvl w:ilvl="4">
-      <w:start w:val="1"/>
-      <w:numFmt w:val="bullet"/>
-      <w:lvlText w:val="o"/>
-      <w:lvlJc w:val="left"/>
-      <w:pPr>
-        <w:ind w:leftChars="840" w:hangingChars="10"/>
-      </w:pPr>
-      <w:rPr>
-        <w:rFonts w:ascii="Courier New" w:hAnsi="Courier New"/>
-      </w:rPr>
-    </w:lvl>
-    <w:lvl w:ilvl="5">
-      <w:start w:val="1"/>
-      <w:numFmt w:val="bullet"/>
-      <w:lvlText w:val=""/>
-      <w:lvlJc w:val="left"/>
-      <w:pPr>
-        <w:ind w:leftChars="1050" w:hangingChars="10"/>
-      </w:pPr>
-      <w:rPr>
-        <w:rFonts w:ascii="Wingdings" w:hAnsi="Wingdings"/>
-      </w:rPr>
-    </w:lvl>
-    <w:lvl w:ilvl="6">
-      <w:start w:val="1"/>
-      <w:numFmt w:val="bullet"/>
-      <w:lvlText w:val=""/>
-      <w:lvlJc w:val="left"/>
-      <w:pPr>
-        <w:ind w:leftChars="1260" w:hangingChars="10"/>
-      </w:pPr>
-      <w:rPr>
-        <w:rFonts w:ascii="Symbol" w:hAnsi="Symbol"/>
-      </w:rPr>
-    </w:lvl>
-    <w:lvl w:ilvl="7">
-      <w:start w:val="1"/>
-      <w:numFmt w:val="bullet"/>
-      <w:lvlText w:val="o"/>
-      <w:lvlJc w:val="left"/>
-      <w:pPr>
-        <w:ind w:leftChars="1470" w:hangingChars="10"/>
-      </w:pPr>
-      <w:rPr>
-        <w:rFonts w:ascii="Courier New" w:hAnsi="Courier New"/>
-      </w:rPr>
-    </w:lvl>
-    <w:lvl w:ilvl="8">
-      <w:start w:val="1"/>
-      <w:numFmt w:val="bullet"/>
-      <w:lvlText w:val=""/>
-      <w:lvlJc w:val="left"/>
-      <w:pPr>
-        <w:ind w:leftChars="1680" w:hangingChars="10"/>
-      </w:pPr>
-      <w:rPr>
-        <w:rFonts w:ascii="Wingdings" w:hAnsi="Wingdings"/>
-      </w:rPr>
-    </w:lvl>
-  </w:abstractNum>
-  <w:abstractNum w:abstractNumId="78">
-    <w:lvl w:ilvl="0">
-      <w:start w:val="1"/>
-      <w:numFmt w:val="bullet"/>
-      <w:lvlText w:val=""/>
-      <w:lvlJc w:val="left"/>
-      <w:pPr>
-        <w:ind w:leftChars="0" w:hangingChars="10"/>
-      </w:pPr>
-      <w:rPr>
-        <w:rFonts w:ascii="Symbol" w:hAnsi="Symbol"/>
-      </w:rPr>
-    </w:lvl>
-    <w:lvl w:ilvl="1">
-      <w:start w:val="1"/>
-      <w:numFmt w:val="bullet"/>
-      <w:lvlText w:val="o"/>
-      <w:lvlJc w:val="left"/>
-      <w:pPr>
-        <w:ind w:leftChars="210" w:hangingChars="10"/>
-      </w:pPr>
-      <w:rPr>
-        <w:rFonts w:ascii="Courier New" w:hAnsi="Courier New"/>
-      </w:rPr>
-    </w:lvl>
-    <w:lvl w:ilvl="2">
-      <w:start w:val="1"/>
-      <w:numFmt w:val="bullet"/>
-      <w:lvlText w:val=""/>
-      <w:lvlJc w:val="left"/>
-      <w:pPr>
-        <w:ind w:leftChars="420" w:hangingChars="10"/>
-      </w:pPr>
-      <w:rPr>
-        <w:rFonts w:ascii="Wingdings" w:hAnsi="Wingdings"/>
-      </w:rPr>
-    </w:lvl>
-    <w:lvl w:ilvl="3">
-      <w:start w:val="1"/>
-      <w:numFmt w:val="bullet"/>
-      <w:lvlText w:val=""/>
-      <w:lvlJc w:val="left"/>
-      <w:pPr>
-        <w:ind w:leftChars="630" w:hangingChars="10"/>
-      </w:pPr>
-      <w:rPr>
-        <w:rFonts w:ascii="Symbol" w:hAnsi="Symbol"/>
-      </w:rPr>
-    </w:lvl>
-    <w:lvl w:ilvl="4">
-      <w:start w:val="1"/>
-      <w:numFmt w:val="bullet"/>
-      <w:lvlText w:val="o"/>
-      <w:lvlJc w:val="left"/>
-      <w:pPr>
-        <w:ind w:leftChars="840" w:hangingChars="10"/>
-      </w:pPr>
-      <w:rPr>
-        <w:rFonts w:ascii="Courier New" w:hAnsi="Courier New"/>
-      </w:rPr>
-    </w:lvl>
-    <w:lvl w:ilvl="5">
-      <w:start w:val="1"/>
-      <w:numFmt w:val="bullet"/>
-      <w:lvlText w:val=""/>
-      <w:lvlJc w:val="left"/>
-      <w:pPr>
-        <w:ind w:leftChars="1050" w:hangingChars="10"/>
-      </w:pPr>
-      <w:rPr>
-        <w:rFonts w:ascii="Wingdings" w:hAnsi="Wingdings"/>
-      </w:rPr>
-    </w:lvl>
-    <w:lvl w:ilvl="6">
-      <w:start w:val="1"/>
-      <w:numFmt w:val="bullet"/>
-      <w:lvlText w:val=""/>
-      <w:lvlJc w:val="left"/>
-      <w:pPr>
-        <w:ind w:leftChars="1260" w:hangingChars="10"/>
-      </w:pPr>
-      <w:rPr>
-        <w:rFonts w:ascii="Symbol" w:hAnsi="Symbol"/>
-      </w:rPr>
-    </w:lvl>
-    <w:lvl w:ilvl="7">
-      <w:start w:val="1"/>
-      <w:numFmt w:val="bullet"/>
-      <w:lvlText w:val="o"/>
-      <w:lvlJc w:val="left"/>
-      <w:pPr>
-        <w:ind w:leftChars="1470" w:hangingChars="10"/>
-      </w:pPr>
-      <w:rPr>
-        <w:rFonts w:ascii="Courier New" w:hAnsi="Courier New"/>
-      </w:rPr>
-    </w:lvl>
-    <w:lvl w:ilvl="8">
-      <w:start w:val="1"/>
-      <w:numFmt w:val="bullet"/>
-      <w:lvlText w:val=""/>
-      <w:lvlJc w:val="left"/>
-      <w:pPr>
-        <w:ind w:leftChars="1680" w:hangingChars="10"/>
-      </w:pPr>
-      <w:rPr>
-        <w:rFonts w:ascii="Wingdings" w:hAnsi="Wingdings"/>
-      </w:rPr>
-    </w:lvl>
-  </w:abstractNum>
-  <w:abstractNum w:abstractNumId="79">
-    <w:lvl w:ilvl="0">
-      <w:start w:val="1"/>
-      <w:numFmt w:val="bullet"/>
-      <w:lvlText w:val=""/>
-      <w:lvlJc w:val="left"/>
-      <w:pPr>
-        <w:ind w:leftChars="0" w:hangingChars="10"/>
-      </w:pPr>
-      <w:rPr>
-        <w:rFonts w:ascii="Symbol" w:hAnsi="Symbol"/>
-      </w:rPr>
-    </w:lvl>
-    <w:lvl w:ilvl="1">
-      <w:start w:val="1"/>
-      <w:numFmt w:val="bullet"/>
-      <w:lvlText w:val="o"/>
-      <w:lvlJc w:val="left"/>
-      <w:pPr>
-        <w:ind w:leftChars="210" w:hangingChars="10"/>
-      </w:pPr>
-      <w:rPr>
-        <w:rFonts w:ascii="Courier New" w:hAnsi="Courier New"/>
-      </w:rPr>
-    </w:lvl>
-    <w:lvl w:ilvl="2">
-      <w:start w:val="1"/>
-      <w:numFmt w:val="bullet"/>
-      <w:lvlText w:val=""/>
-      <w:lvlJc w:val="left"/>
-      <w:pPr>
-        <w:ind w:leftChars="420" w:hangingChars="10"/>
-      </w:pPr>
-      <w:rPr>
-        <w:rFonts w:ascii="Wingdings" w:hAnsi="Wingdings"/>
-      </w:rPr>
-    </w:lvl>
-    <w:lvl w:ilvl="3">
-      <w:start w:val="1"/>
-      <w:numFmt w:val="bullet"/>
-      <w:lvlText w:val=""/>
-      <w:lvlJc w:val="left"/>
-      <w:pPr>
-        <w:ind w:leftChars="630" w:hangingChars="10"/>
-      </w:pPr>
-      <w:rPr>
-        <w:rFonts w:ascii="Symbol" w:hAnsi="Symbol"/>
-      </w:rPr>
-    </w:lvl>
-    <w:lvl w:ilvl="4">
-      <w:start w:val="1"/>
-      <w:numFmt w:val="bullet"/>
-      <w:lvlText w:val="o"/>
-      <w:lvlJc w:val="left"/>
-      <w:pPr>
-        <w:ind w:leftChars="840" w:hangingChars="10"/>
-      </w:pPr>
-      <w:rPr>
-        <w:rFonts w:ascii="Courier New" w:hAnsi="Courier New"/>
-      </w:rPr>
-    </w:lvl>
-    <w:lvl w:ilvl="5">
-      <w:start w:val="1"/>
-      <w:numFmt w:val="bullet"/>
-      <w:lvlText w:val=""/>
-      <w:lvlJc w:val="left"/>
-      <w:pPr>
-        <w:ind w:leftChars="1050" w:hangingChars="10"/>
-      </w:pPr>
-      <w:rPr>
-        <w:rFonts w:ascii="Wingdings" w:hAnsi="Wingdings"/>
-      </w:rPr>
-    </w:lvl>
-    <w:lvl w:ilvl="6">
-      <w:start w:val="1"/>
-      <w:numFmt w:val="bullet"/>
-      <w:lvlText w:val=""/>
-      <w:lvlJc w:val="left"/>
-      <w:pPr>
-        <w:ind w:leftChars="1260" w:hangingChars="10"/>
-      </w:pPr>
-      <w:rPr>
-        <w:rFonts w:ascii="Symbol" w:hAnsi="Symbol"/>
-      </w:rPr>
-    </w:lvl>
-    <w:lvl w:ilvl="7">
-      <w:start w:val="1"/>
-      <w:numFmt w:val="bullet"/>
-      <w:lvlText w:val="o"/>
-      <w:lvlJc w:val="left"/>
-      <w:pPr>
-        <w:ind w:leftChars="1470" w:hangingChars="10"/>
-      </w:pPr>
-      <w:rPr>
-        <w:rFonts w:ascii="Courier New" w:hAnsi="Courier New"/>
-      </w:rPr>
-    </w:lvl>
-    <w:lvl w:ilvl="8">
-      <w:start w:val="1"/>
-      <w:numFmt w:val="bullet"/>
-      <w:lvlText w:val=""/>
-      <w:lvlJc w:val="left"/>
-      <w:pPr>
-        <w:ind w:leftChars="1680" w:hangingChars="10"/>
-      </w:pPr>
-      <w:rPr>
-        <w:rFonts w:ascii="Wingdings" w:hAnsi="Wingdings"/>
-      </w:rPr>
-    </w:lvl>
-  </w:abstractNum>
-  <w:abstractNum w:abstractNumId="80">
-    <w:lvl w:ilvl="0">
-      <w:start w:val="1"/>
-      <w:numFmt w:val="bullet"/>
-      <w:lvlText w:val=""/>
-      <w:lvlJc w:val="left"/>
-      <w:pPr>
-        <w:ind w:leftChars="0" w:hangingChars="10"/>
-      </w:pPr>
-      <w:rPr>
-        <w:rFonts w:ascii="Symbol" w:hAnsi="Symbol"/>
-      </w:rPr>
-    </w:lvl>
-    <w:lvl w:ilvl="1">
-      <w:start w:val="1"/>
-      <w:numFmt w:val="bullet"/>
-      <w:lvlText w:val="o"/>
-      <w:lvlJc w:val="left"/>
-      <w:pPr>
-        <w:ind w:leftChars="210" w:hangingChars="10"/>
-      </w:pPr>
-      <w:rPr>
-        <w:rFonts w:ascii="Courier New" w:hAnsi="Courier New"/>
-      </w:rPr>
-    </w:lvl>
-    <w:lvl w:ilvl="2">
-      <w:start w:val="1"/>
-      <w:numFmt w:val="bullet"/>
-      <w:lvlText w:val=""/>
-      <w:lvlJc w:val="left"/>
-      <w:pPr>
-        <w:ind w:leftChars="420" w:hangingChars="10"/>
-      </w:pPr>
-      <w:rPr>
-        <w:rFonts w:ascii="Wingdings" w:hAnsi="Wingdings"/>
-      </w:rPr>
-    </w:lvl>
-    <w:lvl w:ilvl="3">
-      <w:start w:val="1"/>
-      <w:numFmt w:val="bullet"/>
-      <w:lvlText w:val=""/>
-      <w:lvlJc w:val="left"/>
-      <w:pPr>
-        <w:ind w:leftChars="630" w:hangingChars="10"/>
-      </w:pPr>
-      <w:rPr>
-        <w:rFonts w:ascii="Symbol" w:hAnsi="Symbol"/>
-      </w:rPr>
-    </w:lvl>
-    <w:lvl w:ilvl="4">
-      <w:start w:val="1"/>
-      <w:numFmt w:val="bullet"/>
-      <w:lvlText w:val="o"/>
-      <w:lvlJc w:val="left"/>
-      <w:pPr>
-        <w:ind w:leftChars="840" w:hangingChars="10"/>
-      </w:pPr>
-      <w:rPr>
-        <w:rFonts w:ascii="Courier New" w:hAnsi="Courier New"/>
-      </w:rPr>
-    </w:lvl>
-    <w:lvl w:ilvl="5">
-      <w:start w:val="1"/>
-      <w:numFmt w:val="bullet"/>
-      <w:lvlText w:val=""/>
-      <w:lvlJc w:val="left"/>
-      <w:pPr>
-        <w:ind w:leftChars="1050" w:hangingChars="10"/>
-      </w:pPr>
-      <w:rPr>
-        <w:rFonts w:ascii="Wingdings" w:hAnsi="Wingdings"/>
-      </w:rPr>
-    </w:lvl>
-    <w:lvl w:ilvl="6">
-      <w:start w:val="1"/>
-      <w:numFmt w:val="bullet"/>
-      <w:lvlText w:val=""/>
-      <w:lvlJc w:val="left"/>
-      <w:pPr>
-        <w:ind w:leftChars="1260" w:hangingChars="10"/>
-      </w:pPr>
-      <w:rPr>
-        <w:rFonts w:ascii="Symbol" w:hAnsi="Symbol"/>
-      </w:rPr>
-    </w:lvl>
-    <w:lvl w:ilvl="7">
-      <w:start w:val="1"/>
-      <w:numFmt w:val="bullet"/>
-      <w:lvlText w:val="o"/>
-      <w:lvlJc w:val="left"/>
-      <w:pPr>
-        <w:ind w:leftChars="1470" w:hangingChars="10"/>
-      </w:pPr>
-      <w:rPr>
-        <w:rFonts w:ascii="Courier New" w:hAnsi="Courier New"/>
-      </w:rPr>
-    </w:lvl>
-    <w:lvl w:ilvl="8">
-      <w:start w:val="1"/>
-      <w:numFmt w:val="bullet"/>
-      <w:lvlText w:val=""/>
-      <w:lvlJc w:val="left"/>
-      <w:pPr>
-        <w:ind w:leftChars="1680" w:hangingChars="10"/>
-      </w:pPr>
-      <w:rPr>
-        <w:rFonts w:ascii="Wingdings" w:hAnsi="Wingdings"/>
-      </w:rPr>
-    </w:lvl>
-  </w:abstractNum>
-  <w:abstractNum w:abstractNumId="81">
-    <w:lvl w:ilvl="0">
-      <w:start w:val="1"/>
-      <w:numFmt w:val="bullet"/>
-      <w:lvlText w:val=""/>
-      <w:lvlJc w:val="left"/>
-      <w:pPr>
-        <w:ind w:leftChars="0" w:hangingChars="10"/>
-      </w:pPr>
-      <w:rPr>
-        <w:rFonts w:ascii="Symbol" w:hAnsi="Symbol"/>
-      </w:rPr>
-    </w:lvl>
-    <w:lvl w:ilvl="1">
-      <w:start w:val="1"/>
-      <w:numFmt w:val="bullet"/>
-      <w:lvlText w:val="o"/>
-      <w:lvlJc w:val="left"/>
-      <w:pPr>
-        <w:ind w:leftChars="210" w:hangingChars="10"/>
-      </w:pPr>
-      <w:rPr>
-        <w:rFonts w:ascii="Courier New" w:hAnsi="Courier New"/>
-      </w:rPr>
-    </w:lvl>
-    <w:lvl w:ilvl="2">
-      <w:start w:val="1"/>
-      <w:numFmt w:val="bullet"/>
-      <w:lvlText w:val=""/>
-      <w:lvlJc w:val="left"/>
-      <w:pPr>
-        <w:ind w:leftChars="420" w:hangingChars="10"/>
-      </w:pPr>
-      <w:rPr>
-        <w:rFonts w:ascii="Wingdings" w:hAnsi="Wingdings"/>
-      </w:rPr>
-    </w:lvl>
-    <w:lvl w:ilvl="3">
-      <w:start w:val="1"/>
-      <w:numFmt w:val="bullet"/>
-      <w:lvlText w:val=""/>
-      <w:lvlJc w:val="left"/>
-      <w:pPr>
-        <w:ind w:leftChars="630" w:hangingChars="10"/>
-      </w:pPr>
-      <w:rPr>
-        <w:rFonts w:ascii="Symbol" w:hAnsi="Symbol"/>
-      </w:rPr>
-    </w:lvl>
-    <w:lvl w:ilvl="4">
-      <w:start w:val="1"/>
-      <w:numFmt w:val="bullet"/>
-      <w:lvlText w:val="o"/>
-      <w:lvlJc w:val="left"/>
-      <w:pPr>
-        <w:ind w:leftChars="840" w:hangingChars="10"/>
-      </w:pPr>
-      <w:rPr>
-        <w:rFonts w:ascii="Courier New" w:hAnsi="Courier New"/>
-      </w:rPr>
-    </w:lvl>
-    <w:lvl w:ilvl="5">
-      <w:start w:val="1"/>
-      <w:numFmt w:val="bullet"/>
-      <w:lvlText w:val=""/>
-      <w:lvlJc w:val="left"/>
-      <w:pPr>
-        <w:ind w:leftChars="1050" w:hangingChars="10"/>
-      </w:pPr>
-      <w:rPr>
-        <w:rFonts w:ascii="Wingdings" w:hAnsi="Wingdings"/>
-      </w:rPr>
-    </w:lvl>
-    <w:lvl w:ilvl="6">
-      <w:start w:val="1"/>
-      <w:numFmt w:val="bullet"/>
-      <w:lvlText w:val=""/>
-      <w:lvlJc w:val="left"/>
-      <w:pPr>
-        <w:ind w:leftChars="1260" w:hangingChars="10"/>
-      </w:pPr>
-      <w:rPr>
-        <w:rFonts w:ascii="Symbol" w:hAnsi="Symbol"/>
-      </w:rPr>
-    </w:lvl>
-    <w:lvl w:ilvl="7">
-      <w:start w:val="1"/>
-      <w:numFmt w:val="bullet"/>
-      <w:lvlText w:val="o"/>
-      <w:lvlJc w:val="left"/>
-      <w:pPr>
-        <w:ind w:leftChars="1470" w:hangingChars="10"/>
-      </w:pPr>
-      <w:rPr>
-        <w:rFonts w:ascii="Courier New" w:hAnsi="Courier New"/>
-      </w:rPr>
-    </w:lvl>
-    <w:lvl w:ilvl="8">
-      <w:start w:val="1"/>
-      <w:numFmt w:val="bullet"/>
-      <w:lvlText w:val=""/>
-      <w:lvlJc w:val="left"/>
-      <w:pPr>
-        <w:ind w:leftChars="1680" w:hangingChars="10"/>
-      </w:pPr>
-      <w:rPr>
-        <w:rFonts w:ascii="Wingdings" w:hAnsi="Wingdings"/>
-      </w:rPr>
-    </w:lvl>
-  </w:abstractNum>
-  <w:abstractNum w:abstractNumId="82">
-    <w:lvl w:ilvl="0">
-      <w:start w:val="1"/>
-      <w:numFmt w:val="bullet"/>
-      <w:lvlText w:val=""/>
-      <w:lvlJc w:val="left"/>
-      <w:pPr>
-        <w:ind w:leftChars="0" w:hangingChars="10"/>
-      </w:pPr>
-      <w:rPr>
-        <w:rFonts w:ascii="Symbol" w:hAnsi="Symbol"/>
-      </w:rPr>
-    </w:lvl>
-    <w:lvl w:ilvl="1">
-      <w:start w:val="1"/>
-      <w:numFmt w:val="bullet"/>
-      <w:lvlText w:val="o"/>
-      <w:lvlJc w:val="left"/>
-      <w:pPr>
-        <w:ind w:leftChars="210" w:hangingChars="10"/>
-      </w:pPr>
-      <w:rPr>
-        <w:rFonts w:ascii="Courier New" w:hAnsi="Courier New"/>
-      </w:rPr>
-    </w:lvl>
-    <w:lvl w:ilvl="2">
-      <w:start w:val="1"/>
-      <w:numFmt w:val="bullet"/>
-      <w:lvlText w:val=""/>
-      <w:lvlJc w:val="left"/>
-      <w:pPr>
-        <w:ind w:leftChars="420" w:hangingChars="10"/>
-      </w:pPr>
-      <w:rPr>
-        <w:rFonts w:ascii="Wingdings" w:hAnsi="Wingdings"/>
-      </w:rPr>
-    </w:lvl>
-    <w:lvl w:ilvl="3">
-      <w:start w:val="1"/>
-      <w:numFmt w:val="bullet"/>
-      <w:lvlText w:val=""/>
-      <w:lvlJc w:val="left"/>
-      <w:pPr>
-        <w:ind w:leftChars="630" w:hangingChars="10"/>
-      </w:pPr>
-      <w:rPr>
-        <w:rFonts w:ascii="Symbol" w:hAnsi="Symbol"/>
-      </w:rPr>
-    </w:lvl>
-    <w:lvl w:ilvl="4">
-      <w:start w:val="1"/>
-      <w:numFmt w:val="bullet"/>
-      <w:lvlText w:val="o"/>
-      <w:lvlJc w:val="left"/>
-      <w:pPr>
-        <w:ind w:leftChars="840" w:hangingChars="10"/>
-      </w:pPr>
-      <w:rPr>
-        <w:rFonts w:ascii="Courier New" w:hAnsi="Courier New"/>
-      </w:rPr>
-    </w:lvl>
-    <w:lvl w:ilvl="5">
-      <w:start w:val="1"/>
-      <w:numFmt w:val="bullet"/>
-      <w:lvlText w:val=""/>
-      <w:lvlJc w:val="left"/>
-      <w:pPr>
-        <w:ind w:leftChars="1050" w:hangingChars="10"/>
-      </w:pPr>
-      <w:rPr>
-        <w:rFonts w:ascii="Wingdings" w:hAnsi="Wingdings"/>
-      </w:rPr>
-    </w:lvl>
-    <w:lvl w:ilvl="6">
-      <w:start w:val="1"/>
-      <w:numFmt w:val="bullet"/>
-      <w:lvlText w:val=""/>
-      <w:lvlJc w:val="left"/>
-      <w:pPr>
-        <w:ind w:leftChars="1260" w:hangingChars="10"/>
-      </w:pPr>
-      <w:rPr>
-        <w:rFonts w:ascii="Symbol" w:hAnsi="Symbol"/>
-      </w:rPr>
-    </w:lvl>
-    <w:lvl w:ilvl="7">
-      <w:start w:val="1"/>
-      <w:numFmt w:val="bullet"/>
-      <w:lvlText w:val="o"/>
-      <w:lvlJc w:val="left"/>
-      <w:pPr>
-        <w:ind w:leftChars="1470" w:hangingChars="10"/>
-      </w:pPr>
-      <w:rPr>
-        <w:rFonts w:ascii="Courier New" w:hAnsi="Courier New"/>
-      </w:rPr>
-    </w:lvl>
-    <w:lvl w:ilvl="8">
-      <w:start w:val="1"/>
-      <w:numFmt w:val="bullet"/>
-      <w:lvlText w:val=""/>
-      <w:lvlJc w:val="left"/>
-      <w:pPr>
-        <w:ind w:leftChars="1680" w:hangingChars="10"/>
-      </w:pPr>
-      <w:rPr>
-        <w:rFonts w:ascii="Wingdings" w:hAnsi="Wingdings"/>
-      </w:rPr>
-    </w:lvl>
-  </w:abstractNum>
-  <w:abstractNum w:abstractNumId="83">
-    <w:lvl w:ilvl="0">
-      <w:start w:val="1"/>
-      <w:numFmt w:val="bullet"/>
-      <w:lvlText w:val=""/>
-      <w:lvlJc w:val="left"/>
-      <w:pPr>
-        <w:ind w:leftChars="0" w:hangingChars="10"/>
-      </w:pPr>
-      <w:rPr>
-        <w:rFonts w:ascii="Symbol" w:hAnsi="Symbol"/>
-      </w:rPr>
-    </w:lvl>
-    <w:lvl w:ilvl="1">
-      <w:start w:val="1"/>
-      <w:numFmt w:val="bullet"/>
-      <w:lvlText w:val="o"/>
-      <w:lvlJc w:val="left"/>
-      <w:pPr>
-        <w:ind w:leftChars="210" w:hangingChars="10"/>
-      </w:pPr>
-      <w:rPr>
-        <w:rFonts w:ascii="Courier New" w:hAnsi="Courier New"/>
-      </w:rPr>
-    </w:lvl>
-    <w:lvl w:ilvl="2">
-      <w:start w:val="1"/>
-      <w:numFmt w:val="bullet"/>
-      <w:lvlText w:val=""/>
-      <w:lvlJc w:val="left"/>
-      <w:pPr>
-        <w:ind w:leftChars="420" w:hangingChars="10"/>
-      </w:pPr>
-      <w:rPr>
-        <w:rFonts w:ascii="Wingdings" w:hAnsi="Wingdings"/>
-      </w:rPr>
-    </w:lvl>
-    <w:lvl w:ilvl="3">
-      <w:start w:val="1"/>
-      <w:numFmt w:val="bullet"/>
-      <w:lvlText w:val=""/>
-      <w:lvlJc w:val="left"/>
-      <w:pPr>
-        <w:ind w:leftChars="630" w:hangingChars="10"/>
-      </w:pPr>
-      <w:rPr>
-        <w:rFonts w:ascii="Symbol" w:hAnsi="Symbol"/>
-      </w:rPr>
-    </w:lvl>
-    <w:lvl w:ilvl="4">
-      <w:start w:val="1"/>
-      <w:numFmt w:val="bullet"/>
-      <w:lvlText w:val="o"/>
-      <w:lvlJc w:val="left"/>
-      <w:pPr>
-        <w:ind w:leftChars="840" w:hangingChars="10"/>
-      </w:pPr>
-      <w:rPr>
-        <w:rFonts w:ascii="Courier New" w:hAnsi="Courier New"/>
-      </w:rPr>
-    </w:lvl>
-    <w:lvl w:ilvl="5">
-      <w:start w:val="1"/>
-      <w:numFmt w:val="bullet"/>
-      <w:lvlText w:val=""/>
-      <w:lvlJc w:val="left"/>
-      <w:pPr>
-        <w:ind w:leftChars="1050" w:hangingChars="10"/>
-      </w:pPr>
-      <w:rPr>
-        <w:rFonts w:ascii="Wingdings" w:hAnsi="Wingdings"/>
-      </w:rPr>
-    </w:lvl>
-    <w:lvl w:ilvl="6">
-      <w:start w:val="1"/>
-      <w:numFmt w:val="bullet"/>
-      <w:lvlText w:val=""/>
-      <w:lvlJc w:val="left"/>
-      <w:pPr>
-        <w:ind w:leftChars="1260" w:hangingChars="10"/>
-      </w:pPr>
-      <w:rPr>
-        <w:rFonts w:ascii="Symbol" w:hAnsi="Symbol"/>
-      </w:rPr>
-    </w:lvl>
-    <w:lvl w:ilvl="7">
-      <w:start w:val="1"/>
-      <w:numFmt w:val="bullet"/>
-      <w:lvlText w:val="o"/>
-      <w:lvlJc w:val="left"/>
-      <w:pPr>
-        <w:ind w:leftChars="1470" w:hangingChars="10"/>
-      </w:pPr>
-      <w:rPr>
-        <w:rFonts w:ascii="Courier New" w:hAnsi="Courier New"/>
-      </w:rPr>
-    </w:lvl>
-    <w:lvl w:ilvl="8">
-      <w:start w:val="1"/>
-      <w:numFmt w:val="bullet"/>
-      <w:lvlText w:val=""/>
-      <w:lvlJc w:val="left"/>
-      <w:pPr>
-        <w:ind w:leftChars="1680" w:hangingChars="10"/>
-      </w:pPr>
-      <w:rPr>
-        <w:rFonts w:ascii="Wingdings" w:hAnsi="Wingdings"/>
-      </w:rPr>
-    </w:lvl>
-  </w:abstractNum>
-  <w:abstractNum w:abstractNumId="84">
-    <w:lvl w:ilvl="0">
-      <w:start w:val="1"/>
-      <w:numFmt w:val="bullet"/>
-      <w:lvlText w:val=""/>
-      <w:lvlJc w:val="left"/>
-      <w:pPr>
-        <w:ind w:leftChars="0" w:hangingChars="10"/>
-      </w:pPr>
-      <w:rPr>
-        <w:rFonts w:ascii="Symbol" w:hAnsi="Symbol"/>
-      </w:rPr>
-    </w:lvl>
-    <w:lvl w:ilvl="1">
-      <w:start w:val="1"/>
-      <w:numFmt w:val="bullet"/>
-      <w:lvlText w:val="o"/>
-      <w:lvlJc w:val="left"/>
-      <w:pPr>
-        <w:ind w:leftChars="210" w:hangingChars="10"/>
-      </w:pPr>
-      <w:rPr>
-        <w:rFonts w:ascii="Courier New" w:hAnsi="Courier New"/>
-      </w:rPr>
-    </w:lvl>
-    <w:lvl w:ilvl="2">
-      <w:start w:val="1"/>
-      <w:numFmt w:val="bullet"/>
-      <w:lvlText w:val=""/>
-      <w:lvlJc w:val="left"/>
-      <w:pPr>
-        <w:ind w:leftChars="420" w:hangingChars="10"/>
-      </w:pPr>
-      <w:rPr>
-        <w:rFonts w:ascii="Wingdings" w:hAnsi="Wingdings"/>
-      </w:rPr>
-    </w:lvl>
-    <w:lvl w:ilvl="3">
-      <w:start w:val="1"/>
-      <w:numFmt w:val="bullet"/>
-      <w:lvlText w:val=""/>
-      <w:lvlJc w:val="left"/>
-      <w:pPr>
-        <w:ind w:leftChars="630" w:hangingChars="10"/>
-      </w:pPr>
-      <w:rPr>
-        <w:rFonts w:ascii="Symbol" w:hAnsi="Symbol"/>
-      </w:rPr>
-    </w:lvl>
-    <w:lvl w:ilvl="4">
-      <w:start w:val="1"/>
-      <w:numFmt w:val="bullet"/>
-      <w:lvlText w:val="o"/>
-      <w:lvlJc w:val="left"/>
-      <w:pPr>
-        <w:ind w:leftChars="840" w:hangingChars="10"/>
-      </w:pPr>
-      <w:rPr>
-        <w:rFonts w:ascii="Courier New" w:hAnsi="Courier New"/>
-      </w:rPr>
-    </w:lvl>
-    <w:lvl w:ilvl="5">
-      <w:start w:val="1"/>
-      <w:numFmt w:val="bullet"/>
-      <w:lvlText w:val=""/>
-      <w:lvlJc w:val="left"/>
-      <w:pPr>
-        <w:ind w:leftChars="1050" w:hangingChars="10"/>
-      </w:pPr>
-      <w:rPr>
-        <w:rFonts w:ascii="Wingdings" w:hAnsi="Wingdings"/>
-      </w:rPr>
-    </w:lvl>
-    <w:lvl w:ilvl="6">
-      <w:start w:val="1"/>
-      <w:numFmt w:val="bullet"/>
-      <w:lvlText w:val=""/>
-      <w:lvlJc w:val="left"/>
-      <w:pPr>
-        <w:ind w:leftChars="1260" w:hangingChars="10"/>
-      </w:pPr>
-      <w:rPr>
-        <w:rFonts w:ascii="Symbol" w:hAnsi="Symbol"/>
-      </w:rPr>
-    </w:lvl>
-    <w:lvl w:ilvl="7">
-      <w:start w:val="1"/>
-      <w:numFmt w:val="bullet"/>
-      <w:lvlText w:val="o"/>
-      <w:lvlJc w:val="left"/>
-      <w:pPr>
-        <w:ind w:leftChars="1470" w:hangingChars="10"/>
-      </w:pPr>
-      <w:rPr>
-        <w:rFonts w:ascii="Courier New" w:hAnsi="Courier New"/>
-      </w:rPr>
-    </w:lvl>
-    <w:lvl w:ilvl="8">
-      <w:start w:val="1"/>
-      <w:numFmt w:val="bullet"/>
-      <w:lvlText w:val=""/>
-      <w:lvlJc w:val="left"/>
-      <w:pPr>
-        <w:ind w:leftChars="1680" w:hangingChars="10"/>
-      </w:pPr>
-      <w:rPr>
-        <w:rFonts w:ascii="Wingdings" w:hAnsi="Wingdings"/>
-      </w:rPr>
-    </w:lvl>
-  </w:abstractNum>
-  <w:abstractNum w:abstractNumId="85">
     <w:lvl w:ilvl="0">
       <w:start w:val="1"/>
       <w:numFmt w:val="bullet"/>
@@ -19425,33 +18157,6 @@
   <w:num w:numId="76">
     <w:abstractNumId w:val="76"/>
   </w:num>
-  <w:num w:numId="77">
-    <w:abstractNumId w:val="77"/>
-  </w:num>
-  <w:num w:numId="78">
-    <w:abstractNumId w:val="78"/>
-  </w:num>
-  <w:num w:numId="79">
-    <w:abstractNumId w:val="79"/>
-  </w:num>
-  <w:num w:numId="80">
-    <w:abstractNumId w:val="80"/>
-  </w:num>
-  <w:num w:numId="81">
-    <w:abstractNumId w:val="81"/>
-  </w:num>
-  <w:num w:numId="82">
-    <w:abstractNumId w:val="82"/>
-  </w:num>
-  <w:num w:numId="83">
-    <w:abstractNumId w:val="83"/>
-  </w:num>
-  <w:num w:numId="84">
-    <w:abstractNumId w:val="84"/>
-  </w:num>
-  <w:num w:numId="85">
-    <w:abstractNumId w:val="85"/>
-  </w:num>
 </w:numbering>
 </file>
 

--- a/2026.9.7-2026.9.18_AI 通信进展调研.docx
+++ b/2026.9.7-2026.9.18_AI 通信进展调研.docx
@@ -293,7 +293,7 @@
         <w:rPr>
           <w:rFonts w:ascii="微软雅黑" w:hAnsi="微软雅黑" w:eastAsia="微软雅黑" w:cs="微软雅黑"/>
         </w:rPr>
-        <w:t>该专利确立了"面向孪生体的业务级数据采集"这一范式：网络数字孪生不仅需要设备级数据，更需要反映真实业务流传输特征的细粒度数据，比如</w:t>
+        <w:t>该专利体现了面向网络数字孪生的业务级数据采集思路：网络数字孪生除设备级 KPI 外，还需要能够反映真实业务流传输特征的细粒度数据。以 VR 业务为例，可从采集指标、采集域、传输方向和评估目标等维度组织测试数据</w:t>
       </w:r>
       <w:r>
         <w:rPr>
@@ -1589,7 +1589,7 @@
         <w:rPr>
           <w:rFonts w:ascii="微软雅黑" w:hAnsi="微软雅黑" w:eastAsia="微软雅黑" w:cs="微软雅黑"/>
         </w:rPr>
-        <w:t>：在信任预测结果之前，先评估这个预测有多可靠。启示：① 在 QoE 预测中，模型应同时输出预测值及其置信度/不确定性；② 当预测置信度低于阈值时，可触发主动测试来获取真实测量数据以校准模型，形成"预测→评估→不确信→主动测量→更新模型"的闭环；③ 多候选模型 + 质量筛选的架构，可解决终端侧单一模型在不同场景下泛化能力不足的问题。</w:t>
+        <w:t>：在信任预测结果之前，先评估这个预测有多可靠。启示：① 在 QoE 预测中，模型应同时输出预测值及其置信度/不确定性；② 当预测置信度低于阈值时，可触发主动测试来获取真实测量数据以校准模型，形成"预测→评估→不确信→主动测量→更新模型"的闭环；③ 多候选模型 + 质量筛选的架构，可为缓解单一模型在不同网络场景下泛化能力不足的问题提供参考。</w:t>
       </w:r>
     </w:p>
     <w:p>
@@ -3227,25 +3227,25 @@
         <w:rPr>
           <w:rFonts w:ascii="微软雅黑" w:hAnsi="微软雅黑" w:eastAsia="微软雅黑" w:cs="微软雅黑"/>
         </w:rPr>
-        <w:t>加质量标签（“这个测量值有多可信”）。两者的共同趋势是：</w:t>
-      </w:r>
-      <w:r>
-        <w:rPr>
-          <w:rFonts w:ascii="微软雅黑" w:hAnsi="微软雅黑" w:eastAsia="微软雅黑" w:cs="微软雅黑"/>
-        </w:rPr>
-      </w:r>
-      <w:r>
-        <w:rPr>
-          <w:rFonts w:ascii="微软雅黑" w:hAnsi="微软雅黑" w:eastAsia="微软雅黑" w:cs="微软雅黑"/>
-          <w:b w:val="on"/>
-        </w:rPr>
-        <w:t>AI/ML 驱动的网络管理正在从"裸数据"时代进入"数据 + 置信度"时代</w:t>
-      </w:r>
-      <w:r>
-        <w:rPr>
-          <w:rFonts w:ascii="微软雅黑" w:hAnsi="微软雅黑" w:eastAsia="微软雅黑" w:cs="微软雅黑"/>
-        </w:rPr>
-        <w:t>。启示：终端侧 QoE 预测系统应同时考虑两端的质量标签——输入端（RSRP/SINR 等物理层测量附带的质量信息决定模型接收到的数据可信度）和输出端（模型预测的 QoE 值附带置信度决定是否触发主动测试）。当两端质量都低时，说明当前场景的数据基础和模型能力都不足以支撑可靠决策，这恰是触发主动测试获取高质量真实数据的信号。</w:t>
+        <w:t>加质量标签（“这个测量值有多可信”）。两项工作共同反映出一个趋势：</w:t>
+      </w:r>
+      <w:r>
+        <w:rPr>
+          <w:rFonts w:ascii="微软雅黑" w:hAnsi="微软雅黑" w:eastAsia="微软雅黑" w:cs="微软雅黑"/>
+        </w:rPr>
+      </w:r>
+      <w:r>
+        <w:rPr>
+          <w:rFonts w:ascii="微软雅黑" w:hAnsi="微软雅黑" w:eastAsia="微软雅黑" w:cs="微软雅黑"/>
+          <w:b w:val="on"/>
+        </w:rPr>
+        <w:t>AI/ML 驱动的网络管理正在从仅使用测量值或预测值，向同时显式描述输入数据质量和模型输出可信度演进。</w:t>
+      </w:r>
+      <w:r>
+        <w:rPr>
+          <w:rFonts w:ascii="微软雅黑" w:hAnsi="微软雅黑" w:eastAsia="微软雅黑" w:cs="微软雅黑"/>
+        </w:rPr>
+        <w:t>启示：终端侧 QoE 预测系统应同时考虑两端的质量标签——输入端（RSRP/SINR 等物理层测量附带的质量信息决定模型接收到的数据可信度）和输出端（模型预测的 QoE 值附带置信度决定是否触发主动测试）。当两端质量都低时，说明当前场景的数据基础和模型能力都不足以支撑可靠决策，这恰是触发主动测试获取高质量真实数据的信号。</w:t>
       </w:r>
     </w:p>
     <w:p>
@@ -4259,17 +4259,7 @@
         <w:rPr>
           <w:rFonts w:ascii="微软雅黑" w:hAnsi="微软雅黑" w:eastAsia="微软雅黑" w:cs="微软雅黑"/>
         </w:rPr>
-        <w:t>——UE 不再是网络侧指令的被动执行者，而是根据自身状态主动参与测量策略的决策。启示：① 主动测试的触发条件不应仅考虑网络状态，还应纳入终端自身状态（电量、温度、移动速度、用户隐私偏好）作为决策因子；② 苹果的"请求/通知"双模式为主动测试触发机制提供了协议设计参考——测试策略调整可先向网络侧请求（请求模式），也可在紧急情况下先执行后通知（通知模式）；③ 该专利与前述苹果 US12621840B2（卡顿预期上报）共同构成了苹果在终端侧 QoE 感知体系中的两个关键环节——前者是"终端主动报告 QoE 问题"，后者是"终端主动控制测量节奏"，两者结合实现了终端侧 QoE 感知的完整闭环。</w:t>
-      </w:r>
-    </w:p>
-    <w:p>
-      <w:pPr>
-        <w:spacing w:line="288" w:lineRule="auto"/>
-      </w:pPr>
-      <w:r>
-        <w:rPr>
-          <w:rFonts w:ascii="微软雅黑" w:hAnsi="微软雅黑" w:eastAsia="微软雅黑" w:cs="微软雅黑"/>
-        </w:rPr>
+        <w:t>——UE 不再是网络侧指令的被动执行者，而是根据自身状态主动参与测量策略的决策。启示：① 主动测试的触发条件不应仅考虑网络状态，还应纳入终端自身状态（电量、温度、移动速度、用户隐私偏好）作为决策因子；② 苹果的"请求/通知"双模式为主动测试触发机制提供了协议设计参考——测试策略调整可先向网络侧请求（请求模式），也可在紧急情况下先执行后通知（通知模式）；③ 该专利与前述苹果 US12621840B2（卡顿预期上报）共同构成了苹果在终端侧 QoE 感知体系中的两个关键环节——两项专利分别从 QoE 问题主动上报和测量上报策略调整两个方面体现了 UE 主动参与 QoE 感知的趋势，形成了相互补充的终端侧 QoE 感知机制。</w:t>
       </w:r>
     </w:p>
     <w:p>
@@ -4319,7 +4309,7 @@
           <w:rFonts w:ascii="微软雅黑" w:hAnsi="微软雅黑" w:eastAsia="微软雅黑" w:cs="微软雅黑"/>
           <w:b w:val="on"/>
         </w:rPr>
-        <w:t>研究思路：</w:t>
+        <w:t>调研思路：</w:t>
       </w:r>
       <w:r>
         <w:rPr>
@@ -5595,7 +5585,7 @@
         <w:rPr>
           <w:rFonts w:ascii="微软雅黑" w:hAnsi="微软雅黑" w:eastAsia="微软雅黑" w:cs="微软雅黑"/>
         </w:rPr>
-        <w:t>。当对多个小区的 KPI 进行求和聚合时，各小区的量化误差随机叠加、相互抵消，而有用的流量分量相干叠加。例如，聚合 1000 个小区时，即使单小区 SNR 仅 15 dB（对应 1-2 bit/样本），聚合后的 SNR 仍可达 30 dB。这意味着：对单小区可大胆压缩，在核心网级别的聚合视图中几乎无损还原。</w:t>
+        <w:t>。当对多个小区的 KPI 进行求和聚合时，各小区的量化误差随机叠加、相互抵消，而有用的流量分量相干叠加。例如，聚合 1000 个小区时，即使单小区 SNR 仅 15 dB（对应 1-2 bit/样本），聚合后的 SNR 仍可达 30 dB。这说明在面向大规模小区聚合分析时，可以采用更激进的单小区压缩策略，而聚合后的整体统计特征受量化噪声影响相对较小。</w:t>
       </w:r>
     </w:p>
     <w:p>
@@ -6240,61 +6230,7 @@
         <w:rPr>
           <w:rFonts w:ascii="微软雅黑" w:hAnsi="微软雅黑" w:eastAsia="微软雅黑" w:cs="微软雅黑"/>
         </w:rPr>
-        <w:t>该系列工作的核心启示是，可以利用少量真实测试或仿真样本训练一个轻量级代理模型，再用数字孪生快速探索大量尚未实际测试的参数组合，从而将“</w:t>
-      </w:r>
-      <w:r>
-        <w:rPr>
-          <w:rFonts w:ascii="微软雅黑" w:hAnsi="微软雅黑" w:eastAsia="微软雅黑" w:cs="微软雅黑"/>
-        </w:rPr>
-      </w:r>
-      <w:r>
-        <w:rPr>
-          <w:rFonts w:ascii="微软雅黑" w:hAnsi="微软雅黑" w:eastAsia="微软雅黑" w:cs="微软雅黑"/>
-          <w:b w:val="on"/>
-        </w:rPr>
-        <w:t>逐一真实测试</w:t>
-      </w:r>
-      <w:r>
-        <w:rPr>
-          <w:rFonts w:ascii="微软雅黑" w:hAnsi="微软雅黑" w:eastAsia="微软雅黑" w:cs="微软雅黑"/>
-        </w:rPr>
-        <w:t>”转化为“</w:t>
-      </w:r>
-      <w:r>
-        <w:rPr>
-          <w:rFonts w:ascii="微软雅黑" w:hAnsi="微软雅黑" w:eastAsia="微软雅黑" w:cs="微软雅黑"/>
-        </w:rPr>
-      </w:r>
-      <w:r>
-        <w:rPr>
-          <w:rFonts w:ascii="微软雅黑" w:hAnsi="微软雅黑" w:eastAsia="微软雅黑" w:cs="微软雅黑"/>
-          <w:b w:val="on"/>
-        </w:rPr>
-        <w:t>少量真实测试 + 大量虚拟测试</w:t>
-      </w:r>
-      <w:r>
-        <w:rPr>
-          <w:rFonts w:ascii="微软雅黑" w:hAnsi="微软雅黑" w:eastAsia="微软雅黑" w:cs="微软雅黑"/>
-        </w:rPr>
-        <w:t>”。这一思路可以应用于主动网络测试：首先选择少量具有代表性的测试点建立场景模型，再利用数字孪生预测其他配置、位置或网络状态下的测试结果；当模型在某些区域预测不确定性较高时，再主动选择这些位置进行补充测试。这样可以形成“</w:t>
-      </w:r>
-      <w:r>
-        <w:rPr>
-          <w:rFonts w:ascii="微软雅黑" w:hAnsi="微软雅黑" w:eastAsia="微软雅黑" w:cs="微软雅黑"/>
-        </w:rPr>
-      </w:r>
-      <w:r>
-        <w:rPr>
-          <w:rFonts w:ascii="微软雅黑" w:hAnsi="微软雅黑" w:eastAsia="微软雅黑" w:cs="微软雅黑"/>
-          <w:b w:val="on"/>
-        </w:rPr>
-        <w:t>少量采样 → 自动生成 DT → 大规模虚拟测试 → 识别不确定区域 → 定向补测</w:t>
-      </w:r>
-      <w:r>
-        <w:rPr>
-          <w:rFonts w:ascii="微软雅黑" w:hAnsi="微软雅黑" w:eastAsia="微软雅黑" w:cs="微软雅黑"/>
-        </w:rPr>
-        <w:t>”的循环，提高有限测试预算的利用效率。</w:t>
+        <w:t>该系列工作的核心启示是，可以利用少量测试或仿真样本训练轻量级代理模型，再通过数字孪生快速评估大量尚未实际执行的网络配置，从而将“逐一测试”转化为“少量采样 + 大规模虚拟评估”。这一思路可以用于主动网络测试：首先选择少量具有代表性的网络配置获取样本并训练 DT，再利用 DT 探索更大的配置空间；对于预测不确定性较高的配置，再补充实际测试，形成“少量采样 → 自动生成 DT → 大规模虚拟测试 → 识别高不确定配置 → 定向补测”的循环。</w:t>
       </w:r>
     </w:p>
     <w:p>
@@ -6785,7 +6721,7 @@
           <w:rFonts w:ascii="微软雅黑" w:hAnsi="微软雅黑" w:eastAsia="微软雅黑" w:cs="微软雅黑"/>
           <w:b w:val="on"/>
         </w:rPr>
-        <w:t>（4）AT&amp;T与加州大学圣迭戈分校：从用户投诉反向定位网络侧或终端侧根因</w:t>
+        <w:t>（4）AT&amp;T：从用户投诉反向定位网络侧或终端侧根因</w:t>
       </w:r>
     </w:p>
     <w:p>
@@ -7041,7 +6977,7 @@
         <w:rPr>
           <w:rFonts w:ascii="微软雅黑" w:hAnsi="微软雅黑" w:eastAsia="微软雅黑" w:cs="微软雅黑"/>
         </w:rPr>
-        <w:t>该专利从运营商视角证明了"从用户投诉反向定位根因"的可行性和商业价值——加快投诉处理速度、减少工单流转次数。启示：在终端侧 QoE 感知和主动测试中，同样面临"信号差了到底是网络问题还是终端问题"的判断需求——如果终端能自动判断是网络侧异常（可上报）还是终端自身问题（无需上报或需本地处理），就能进一步减少不必要的上报开销。</w:t>
+        <w:t>该专利从运营商视角展示了利用多层级 ML 从用户投诉和网络数据辅助进行根因定位的应用思路。启示：在终端侧 QoE 感知和主动测试中，同样面临"信号差了到底是网络问题还是终端问题"的判断需求——如果终端能自动判断是网络侧异常（可上报）还是终端自身问题（无需上报或需本地处理），就能进一步减少不必要的上报开销。</w:t>
       </w:r>
     </w:p>
     <w:p>
@@ -7323,7 +7259,7 @@
         <w:rPr>
           <w:rFonts w:ascii="微软雅黑" w:hAnsi="微软雅黑" w:eastAsia="微软雅黑" w:cs="微软雅黑"/>
         </w:rPr>
-        <w:t>这项工作的价值是将分析目标从RSRP或吞吐量提升到了用户实际体验，而且不是只对QoE进行离线分类，而是预测下一时间段的体验。它证明了RAN测试结果 → 应用体验预测这条链路可以在实际系统中运行。</w:t>
+        <w:t>这项工作的价值是将分析目标从RSRP或吞吐量提升到了用户实际体验，而且不是只对QoE进行离线分类，而是预测下一时间段的体验。它表明 RAN 测试结果可以进一步用于预测应用层用户体验，并能够在实际原型系统中实现。</w:t>
       </w:r>
     </w:p>
     <w:p>
@@ -7487,7 +7423,7 @@
         <w:rPr>
           <w:rFonts w:ascii="微软雅黑" w:hAnsi="微软雅黑" w:eastAsia="微软雅黑" w:cs="微软雅黑"/>
         </w:rPr>
-        <w:t>与 7 种基线方法（Autoencoder、Isolation Forest、LOF、OCSVM、HDBSCAN、DBSCAN、Z-Score）对比，RANGAN 在检测网络资源争用异常上取得最优，滑动窗口消融实验表明窗口越大性能越好，足够的时序上下文对于区分正常与异常行为至关重要。</w:t>
+        <w:t>与 7 种基线方法（Autoencoder、Isolation Forest、LOF、OCSVM、HDBSCAN、DBSCAN、Z-Score）对比，RANGAN 在检测网络资源争用异常上取得最优。在论文测试的窗口范围内，较大的滑动窗口取得了更好的异常检测效果，说明足够的时序上下文有助于区分正常波动与异常行为。</w:t>
       </w:r>
     </w:p>
     <w:p>
@@ -7848,7 +7784,7 @@
         <w:rPr>
           <w:rFonts w:ascii="微软雅黑" w:hAnsi="微软雅黑" w:eastAsia="微软雅黑" w:cs="微软雅黑"/>
         </w:rPr>
-        <w:t>xxSlice 的设计主要解决两个问题：一是无线信道、业务负载和 QoS 需求不断变化；二是网络中的活跃用户和业务会话数量不是固定的。</w:t>
+        <w:t>xSlice 的设计主要解决两个问题：一是无线信道、业务负载和 QoS 需求不断变化；二是网络中的活跃用户和业务会话数量不是固定的。</w:t>
       </w:r>
     </w:p>
     <w:p>
@@ -9663,7 +9599,7 @@
         <w:rPr>
           <w:rFonts w:ascii="微软雅黑" w:hAnsi="微软雅黑" w:eastAsia="微软雅黑" w:cs="微软雅黑"/>
         </w:rPr>
-        <w:t>出处：2026 IEEE International Symposium on Spectrum Innovation (DySPAN)，2026 年 5 月 11–14 日，pp.217–224</w:t>
+        <w:t>2026 IEEE International Symposium on Spectrum Innovation (DySPAN)，2026 年 5 月 11–14 日，pp.217–224</w:t>
       </w:r>
     </w:p>
     <w:p>
@@ -9868,7 +9804,7 @@
         <w:rPr>
           <w:rFonts w:ascii="微软雅黑" w:hAnsi="微软雅黑" w:eastAsia="微软雅黑" w:cs="微软雅黑"/>
         </w:rPr>
-        <w:t>PropSplat的重要启示是：空间智能通信研究不能默认视觉、点云或3DGS场景一定能够提高无线预测效果，而应与仅使用RF测量的轻量方法进行比较。后续研究可以分别建立“仅位置＋RF测量”和“环境空间信息＋RF测量”两类模型，比较在相同测量数量下的覆盖预测精度、盲区识别能力和环境变化适应能力。只有当加入视觉或空间结构后能够明显减少测量数量或提高动态场景下的稳定性，才能证明环境感知的实际价值。</w:t>
+        <w:t>PropSplat的重要启示是：空间智能通信研究不能默认视觉、点云或3DGS场景一定能够提高无线预测效果，而应与仅使用RF测量的轻量方法进行比较。后续研究可以分别建立“仅位置＋RF测量”和“环境空间信息＋RF测量”两类模型，比较在相同测量数量下的覆盖预测精度、盲区识别能力和环境变化适应能力。只有当加入视觉或空间结构后能够明显减少 RF 测量数量，或提高复杂场景下的预测稳定性，才能更有力地说明环境信息对无线测试的实际价值。</w:t>
       </w:r>
     </w:p>
     <w:p>
@@ -10107,73 +10043,25 @@
         <w:rPr>
           <w:rFonts w:ascii="微软雅黑" w:hAnsi="微软雅黑" w:eastAsia="微软雅黑" w:cs="微软雅黑"/>
         </w:rPr>
-        <w:t>Point2Radio 最重要的启示是将 Radio Map 建模从“</w:t>
-      </w:r>
-      <w:r>
-        <w:rPr>
-          <w:rFonts w:ascii="微软雅黑" w:hAnsi="微软雅黑" w:eastAsia="微软雅黑" w:cs="微软雅黑"/>
-        </w:rPr>
-      </w:r>
-      <w:r>
-        <w:rPr>
-          <w:rFonts w:ascii="微软雅黑" w:hAnsi="微软雅黑" w:eastAsia="微软雅黑" w:cs="微软雅黑"/>
-          <w:b w:val="on"/>
-        </w:rPr>
-        <w:t>每个场景单独训练一个模型</w:t>
-      </w:r>
-      <w:r>
-        <w:rPr>
-          <w:rFonts w:ascii="微软雅黑" w:hAnsi="微软雅黑" w:eastAsia="微软雅黑" w:cs="微软雅黑"/>
-        </w:rPr>
-        <w:t>”转向“</w:t>
-      </w:r>
-      <w:r>
-        <w:rPr>
-          <w:rFonts w:ascii="微软雅黑" w:hAnsi="微软雅黑" w:eastAsia="微软雅黑" w:cs="微软雅黑"/>
-        </w:rPr>
-      </w:r>
-      <w:r>
-        <w:rPr>
-          <w:rFonts w:ascii="微软雅黑" w:hAnsi="微软雅黑" w:eastAsia="微软雅黑" w:cs="微软雅黑"/>
-          <w:b w:val="on"/>
-        </w:rPr>
-        <w:t>多个场景共享一个传播模型，新场景只需少量适配</w:t>
-      </w:r>
-      <w:r>
-        <w:rPr>
-          <w:rFonts w:ascii="微软雅黑" w:hAnsi="微软雅黑" w:eastAsia="微软雅黑" w:cs="微软雅黑"/>
-        </w:rPr>
-        <w:t>”。这一思路可以用于降低通信测试在不同场景之间重复采集数据的成本：首先利用多个已有场景的数据学习通用的空间结构—材料—无线传播关系，在进入新场景后利用其点云或空间结构直接进行初始预测，再通过少量 RF 测量进行校准。由此可以进一步研究“</w:t>
-      </w:r>
-      <w:r>
-        <w:rPr>
-          <w:rFonts w:ascii="微软雅黑" w:hAnsi="微软雅黑" w:eastAsia="微软雅黑" w:cs="微软雅黑"/>
-        </w:rPr>
-      </w:r>
-      <w:r>
-        <w:rPr>
-          <w:rFonts w:ascii="微软雅黑" w:hAnsi="微软雅黑" w:eastAsia="微软雅黑" w:cs="微软雅黑"/>
-          <w:b w:val="on"/>
-        </w:rPr>
-        <w:t>跨场景预训练模型 + 少量现场测试 + 快速场景适配</w:t>
-      </w:r>
-      <w:r>
-        <w:rPr>
-          <w:rFonts w:ascii="微软雅黑" w:hAnsi="微软雅黑" w:eastAsia="微软雅黑" w:cs="微软雅黑"/>
-        </w:rPr>
-        <w:t>”的无线测试模式，使测试数据不仅服务于当前场景，还能够积累为后续新场景可复用的传播知识。</w:t>
-      </w:r>
-    </w:p>
-    <w:p>
-      <w:pPr>
-        <w:spacing w:line="288" w:lineRule="auto"/>
-        <w:jc w:val="left"/>
-      </w:pPr>
-      <w:r>
-        <w:rPr>
-          <w:rFonts w:ascii="微软雅黑" w:hAnsi="微软雅黑" w:eastAsia="微软雅黑" w:cs="微软雅黑"/>
-        </w:rPr>
-        <w:t>如果结合电梯场景，还可以落到：一个模型能否经过少量校准，迁移到新的楼宇、楼层或电梯环境，而不是每个现场重新进行完整无线扫测。</w:t>
+        <w:t>Point2Radio 最重要的启示是将 Radio Map 建模</w:t>
+      </w:r>
+      <w:r>
+        <w:rPr>
+          <w:rFonts w:ascii="微软雅黑" w:hAnsi="微软雅黑" w:eastAsia="微软雅黑" w:cs="微软雅黑"/>
+        </w:rPr>
+      </w:r>
+      <w:r>
+        <w:rPr>
+          <w:rFonts w:ascii="微软雅黑" w:hAnsi="微软雅黑" w:eastAsia="微软雅黑" w:cs="微软雅黑"/>
+          <w:b w:val="on"/>
+        </w:rPr>
+        <w:t>从“每个场景单独训练一个模型”转向“多个场景共享一个传播模型”</w:t>
+      </w:r>
+      <w:r>
+        <w:rPr>
+          <w:rFonts w:ascii="微软雅黑" w:hAnsi="微软雅黑" w:eastAsia="微软雅黑" w:cs="微软雅黑"/>
+        </w:rPr>
+        <w:t>。在此基础上，后续可以进一步研究“跨场景预训练模型 + 少量现场 RF 测量 + 快速场景适配”的无线测试方式：先利用新场景的空间信息获得初始无线场预测，再通过少量现场测量进行校准，从而减少每个新场景重复采集数据的成本。如果结合电梯场景，还可以落到：一个模型能否经过少量校准，迁移到新的楼宇、楼层或电梯环境，而不是每个现场重新进行完整无线扫测。</w:t>
       </w:r>
     </w:p>
     <w:p>

--- a/2026.9.7-2026.9.18_AI 通信进展调研.docx
+++ b/2026.9.7-2026.9.18_AI 通信进展调研.docx
@@ -161,7 +161,7 @@
         <w:rPr>
           <w:rFonts w:ascii="微软雅黑" w:hAnsi="微软雅黑" w:eastAsia="微软雅黑" w:cs="微软雅黑"/>
         </w:rPr>
-        <w:t xml:space="preserve">（BSS/第三方应用）发起评估请求 → </w:t>
+        <w:t xml:space="preserve">（业务系统/第三方应用）发起评估请求 → </w:t>
       </w:r>
       <w:r>
         <w:rPr>
@@ -215,6 +215,144 @@
           <w:rFonts w:ascii="微软雅黑" w:hAnsi="微软雅黑" w:eastAsia="微软雅黑" w:cs="微软雅黑"/>
           <w:b w:val="on"/>
         </w:rPr>
+        <w:t>真实网络中的具体业务</w:t>
+      </w:r>
+      <w:r>
+        <w:rPr>
+          <w:rFonts w:ascii="微软雅黑" w:hAnsi="微软雅黑" w:eastAsia="微软雅黑" w:cs="微软雅黑"/>
+        </w:rPr>
+        <w:t/>
+      </w:r>
+      <w:r>
+        <w:rPr>
+          <w:rFonts w:ascii="微软雅黑" w:hAnsi="微软雅黑" w:eastAsia="微软雅黑" w:cs="微软雅黑"/>
+        </w:rPr>
+        <w:t>↓</w:t>
+      </w:r>
+      <w:r>
+        <w:rPr>
+          <w:rFonts w:ascii="微软雅黑" w:hAnsi="微软雅黑" w:eastAsia="微软雅黑" w:cs="微软雅黑"/>
+        </w:rPr>
+        <w:t/>
+      </w:r>
+      <w:r>
+        <w:rPr>
+          <w:rFonts w:ascii="微软雅黑" w:hAnsi="微软雅黑" w:eastAsia="微软雅黑" w:cs="微软雅黑"/>
+        </w:rPr>
+      </w:r>
+      <w:r>
+        <w:rPr>
+          <w:rFonts w:ascii="微软雅黑" w:hAnsi="微软雅黑" w:eastAsia="微软雅黑" w:cs="微软雅黑"/>
+          <w:b w:val="on"/>
+        </w:rPr>
+        <w:t>采集这个业务的数据流特征</w:t>
+      </w:r>
+      <w:r>
+        <w:rPr>
+          <w:rFonts w:ascii="微软雅黑" w:hAnsi="微软雅黑" w:eastAsia="微软雅黑" w:cs="微软雅黑"/>
+        </w:rPr>
+        <w:t/>
+      </w:r>
+      <w:r>
+        <w:rPr>
+          <w:rFonts w:ascii="微软雅黑" w:hAnsi="微软雅黑" w:eastAsia="微软雅黑" w:cs="微软雅黑"/>
+        </w:rPr>
+        <w:t>↓</w:t>
+      </w:r>
+      <w:r>
+        <w:rPr>
+          <w:rFonts w:ascii="微软雅黑" w:hAnsi="微软雅黑" w:eastAsia="微软雅黑" w:cs="微软雅黑"/>
+        </w:rPr>
+        <w:t/>
+      </w:r>
+      <w:r>
+        <w:rPr>
+          <w:rFonts w:ascii="微软雅黑" w:hAnsi="微软雅黑" w:eastAsia="微软雅黑" w:cs="微软雅黑"/>
+        </w:rPr>
+      </w:r>
+      <w:r>
+        <w:rPr>
+          <w:rFonts w:ascii="微软雅黑" w:hAnsi="微软雅黑" w:eastAsia="微软雅黑" w:cs="微软雅黑"/>
+          <w:b w:val="on"/>
+        </w:rPr>
+        <w:t>建立/更新数字孪生中的业务模型</w:t>
+      </w:r>
+      <w:r>
+        <w:rPr>
+          <w:rFonts w:ascii="微软雅黑" w:hAnsi="微软雅黑" w:eastAsia="微软雅黑" w:cs="微软雅黑"/>
+        </w:rPr>
+        <w:t/>
+      </w:r>
+      <w:r>
+        <w:rPr>
+          <w:rFonts w:ascii="微软雅黑" w:hAnsi="微软雅黑" w:eastAsia="微软雅黑" w:cs="微软雅黑"/>
+        </w:rPr>
+        <w:t>↓</w:t>
+      </w:r>
+      <w:r>
+        <w:rPr>
+          <w:rFonts w:ascii="微软雅黑" w:hAnsi="微软雅黑" w:eastAsia="微软雅黑" w:cs="微软雅黑"/>
+        </w:rPr>
+        <w:t/>
+      </w:r>
+      <w:r>
+        <w:rPr>
+          <w:rFonts w:ascii="微软雅黑" w:hAnsi="微软雅黑" w:eastAsia="微软雅黑" w:cs="微软雅黑"/>
+        </w:rPr>
+      </w:r>
+      <w:r>
+        <w:rPr>
+          <w:rFonts w:ascii="微软雅黑" w:hAnsi="微软雅黑" w:eastAsia="微软雅黑" w:cs="微软雅黑"/>
+          <w:b w:val="on"/>
+        </w:rPr>
+        <w:t>在数字孪生中模拟这个业务的数据流传输</w:t>
+      </w:r>
+      <w:r>
+        <w:rPr>
+          <w:rFonts w:ascii="微软雅黑" w:hAnsi="微软雅黑" w:eastAsia="微软雅黑" w:cs="微软雅黑"/>
+        </w:rPr>
+        <w:t/>
+      </w:r>
+      <w:r>
+        <w:rPr>
+          <w:rFonts w:ascii="微软雅黑" w:hAnsi="微软雅黑" w:eastAsia="微软雅黑" w:cs="微软雅黑"/>
+        </w:rPr>
+        <w:t>↓</w:t>
+      </w:r>
+      <w:r>
+        <w:rPr>
+          <w:rFonts w:ascii="微软雅黑" w:hAnsi="微软雅黑" w:eastAsia="微软雅黑" w:cs="微软雅黑"/>
+        </w:rPr>
+        <w:t/>
+      </w:r>
+      <w:r>
+        <w:rPr>
+          <w:rFonts w:ascii="微软雅黑" w:hAnsi="微软雅黑" w:eastAsia="微软雅黑" w:cs="微软雅黑"/>
+        </w:rPr>
+      </w:r>
+      <w:r>
+        <w:rPr>
+          <w:rFonts w:ascii="微软雅黑" w:hAnsi="微软雅黑" w:eastAsia="微软雅黑" w:cs="微软雅黑"/>
+          <w:b w:val="on"/>
+        </w:rPr>
+        <w:t>评估这个业务的性能和体验</w:t>
+      </w:r>
+    </w:p>
+    <w:p>
+      <w:pPr>
+        <w:spacing w:line="288" w:lineRule="auto"/>
+        <w:jc w:val="left"/>
+      </w:pPr>
+      <w:r>
+        <w:rPr>
+          <w:rFonts w:ascii="微软雅黑" w:hAnsi="微软雅黑" w:eastAsia="微软雅黑" w:cs="微软雅黑"/>
+        </w:rPr>
+      </w:r>
+      <w:r>
+        <w:rPr>
+          <w:rFonts w:ascii="微软雅黑" w:hAnsi="微软雅黑" w:eastAsia="微软雅黑" w:cs="微软雅黑"/>
+          <w:b w:val="on"/>
+        </w:rPr>
         <w:t>（3）采集策略</w:t>
       </w:r>
     </w:p>
@@ -245,7 +383,7 @@
         <w:rPr>
           <w:rFonts w:ascii="微软雅黑" w:hAnsi="微软雅黑" w:eastAsia="微软雅黑" w:cs="微软雅黑"/>
         </w:rPr>
-        <w:t>（固定周期上报）和</w:t>
+        <w:t>（如天线配置、UE 支持频段等，固定周期上报）和</w:t>
       </w:r>
       <w:r>
         <w:rPr>
@@ -263,7 +401,25 @@
         <w:rPr>
           <w:rFonts w:ascii="微软雅黑" w:hAnsi="微软雅黑" w:eastAsia="微软雅黑" w:cs="微软雅黑"/>
         </w:rPr>
-        <w:t>（根据数据变化频率自适应触发，变化快多采、变化慢少采），实现了采集开销与数据新鲜度的动态平衡。</w:t>
+        <w:t>（如用户速度、用户位置等，根据数据自身的特点，调整测量周期和上报周期/条件，变化快多采、变化慢少采），实现了采集开销与数据新鲜度的动态平衡。</w:t>
+      </w:r>
+    </w:p>
+    <w:p>
+      <w:pPr>
+        <w:spacing w:line="288" w:lineRule="auto"/>
+        <w:jc w:val="left"/>
+      </w:pPr>
+      <w:r>
+        <w:rPr>
+          <w:rFonts w:ascii="微软雅黑" w:hAnsi="微软雅黑" w:eastAsia="微软雅黑" w:cs="微软雅黑"/>
+        </w:rPr>
+      </w:r>
+      <w:r>
+        <w:rPr>
+          <w:rFonts w:ascii="微软雅黑" w:hAnsi="微软雅黑" w:eastAsia="微软雅黑" w:cs="微软雅黑"/>
+          <w:b w:val="on"/>
+        </w:rPr>
+        <w:t>先采一轮 → 获得历史变化数据 → 认识这种数据是怎么变化的 → 再调整后面的测量与上报任务</w:t>
       </w:r>
     </w:p>
     <w:p>
@@ -412,7 +568,7 @@
         <w:rPr>
           <w:rFonts w:ascii="微软雅黑" w:hAnsi="微软雅黑" w:eastAsia="微软雅黑" w:cs="微软雅黑"/>
         </w:rPr>
-        <w:t>是根据网络状态变化动态调整测试/采集的频率和内容。</w:t>
+        <w:t>是根据网络状态变化动态调整测试/采集的频率和内容。华为提出了面向网络数字孪生的业务级、自适应数据采集机制，为后续网络数字孪生建模、QoE评估、预测和网络管理提供数据基础。</w:t>
       </w:r>
     </w:p>
     <w:p>
@@ -722,7 +878,25 @@
         <w:rPr>
           <w:rFonts w:ascii="微软雅黑" w:hAnsi="微软雅黑" w:eastAsia="微软雅黑" w:cs="微软雅黑"/>
         </w:rPr>
-        <w:t xml:space="preserve">该专利最关键的设计是将"计划执行的网络动作"作为注意力机制中的 </w:t>
+        <w:t>该专利最关键的设计是将"</w:t>
+      </w:r>
+      <w:r>
+        <w:rPr>
+          <w:rFonts w:ascii="微软雅黑" w:hAnsi="微软雅黑" w:eastAsia="微软雅黑" w:cs="微软雅黑"/>
+        </w:rPr>
+      </w:r>
+      <w:r>
+        <w:rPr>
+          <w:rFonts w:ascii="微软雅黑" w:hAnsi="微软雅黑" w:eastAsia="微软雅黑" w:cs="微软雅黑"/>
+          <w:b w:val="on"/>
+        </w:rPr>
+        <w:t>计划执行的网络动作</w:t>
+      </w:r>
+      <w:r>
+        <w:rPr>
+          <w:rFonts w:ascii="微软雅黑" w:hAnsi="微软雅黑" w:eastAsia="微软雅黑" w:cs="微软雅黑"/>
+        </w:rPr>
+        <w:t xml:space="preserve">"作为注意力机制中的 </w:t>
       </w:r>
       <w:r>
         <w:rPr>

--- a/2026.9.7-2026.9.18_AI 通信进展调研.docx
+++ b/2026.9.7-2026.9.18_AI 通信进展调研.docx
@@ -3215,7 +3215,37 @@
         <w:rPr>
           <w:rFonts w:ascii="微软雅黑" w:hAnsi="微软雅黑" w:eastAsia="微软雅黑" w:cs="微软雅黑"/>
         </w:rPr>
-        <w:t>网络侧可配置所需的粒度级别，也可指定优先级顺序。UE 根据自身能力选择能支持的粒度。粒度越细，质量信息越精准，但上报开销越大。</w:t>
+      </w:r>
+      <w:r>
+        <w:rPr>
+          <w:rFonts w:ascii="微软雅黑" w:hAnsi="微软雅黑" w:eastAsia="微软雅黑" w:cs="微软雅黑"/>
+          <w:b w:val="on"/>
+        </w:rPr>
+        <w:t>网络侧可配置所需的粒度级别，</w:t>
+      </w:r>
+      <w:r>
+        <w:rPr>
+          <w:rFonts w:ascii="微软雅黑" w:hAnsi="微软雅黑" w:eastAsia="微软雅黑" w:cs="微软雅黑"/>
+        </w:rPr>
+        <w:t>也可指定优先级顺序。</w:t>
+      </w:r>
+      <w:r>
+        <w:rPr>
+          <w:rFonts w:ascii="微软雅黑" w:hAnsi="微软雅黑" w:eastAsia="微软雅黑" w:cs="微软雅黑"/>
+        </w:rPr>
+      </w:r>
+      <w:r>
+        <w:rPr>
+          <w:rFonts w:ascii="微软雅黑" w:hAnsi="微软雅黑" w:eastAsia="微软雅黑" w:cs="微软雅黑"/>
+          <w:b w:val="on"/>
+        </w:rPr>
+        <w:t>UE 根据自身能力选择能支持的粒度。</w:t>
+      </w:r>
+      <w:r>
+        <w:rPr>
+          <w:rFonts w:ascii="微软雅黑" w:hAnsi="微软雅黑" w:eastAsia="微软雅黑" w:cs="微软雅黑"/>
+        </w:rPr>
+        <w:t>粒度越细，质量信息越精准，但上报开销越大。</w:t>
       </w:r>
     </w:p>
     <w:p>
@@ -5291,7 +5321,19 @@
         <w:rPr>
           <w:rFonts w:ascii="微软雅黑" w:hAnsi="微软雅黑" w:eastAsia="微软雅黑" w:cs="微软雅黑"/>
         </w:rPr>
-        <w:t>发表：IEEE Networking Letters，2026</w:t>
+      </w:r>
+      <w:r>
+        <w:rPr>
+          <w:rFonts w:ascii="微软雅黑" w:hAnsi="微软雅黑" w:eastAsia="微软雅黑" w:cs="微软雅黑"/>
+          <w:b w:val="on"/>
+        </w:rPr>
+        <w:t>出处：</w:t>
+      </w:r>
+      <w:r>
+        <w:rPr>
+          <w:rFonts w:ascii="微软雅黑" w:hAnsi="微软雅黑" w:eastAsia="微软雅黑" w:cs="微软雅黑"/>
+        </w:rPr>
+        <w:t>IEEE Networking Letters，2026</w:t>
       </w:r>
     </w:p>
     <w:p>
@@ -6125,6 +6167,179 @@
           <w:rFonts w:ascii="微软雅黑" w:hAnsi="微软雅黑" w:eastAsia="微软雅黑" w:cs="微软雅黑"/>
           <w:b w:val="on"/>
         </w:rPr>
+        <w:t>网络控制器</w:t>
+      </w:r>
+      <w:r>
+        <w:rPr>
+          <w:rFonts w:ascii="微软雅黑" w:hAnsi="微软雅黑" w:eastAsia="微软雅黑" w:cs="微软雅黑"/>
+        </w:rPr>
+        <w:t/>
+      </w:r>
+      <w:r>
+        <w:rPr>
+          <w:rFonts w:ascii="微软雅黑" w:hAnsi="微软雅黑" w:eastAsia="微软雅黑" w:cs="微软雅黑"/>
+        </w:rPr>
+        <w:t>↓</w:t>
+      </w:r>
+      <w:r>
+        <w:rPr>
+          <w:rFonts w:ascii="微软雅黑" w:hAnsi="微软雅黑" w:eastAsia="微软雅黑" w:cs="微软雅黑"/>
+        </w:rPr>
+        <w:t/>
+      </w:r>
+      <w:r>
+        <w:rPr>
+          <w:rFonts w:ascii="微软雅黑" w:hAnsi="微软雅黑" w:eastAsia="微软雅黑" w:cs="微软雅黑"/>
+        </w:rPr>
+        <w:t>提出某个带宽、队列配置</w:t>
+      </w:r>
+      <w:r>
+        <w:rPr>
+          <w:rFonts w:ascii="微软雅黑" w:hAnsi="微软雅黑" w:eastAsia="微软雅黑" w:cs="微软雅黑"/>
+        </w:rPr>
+        <w:t/>
+      </w:r>
+      <w:r>
+        <w:rPr>
+          <w:rFonts w:ascii="微软雅黑" w:hAnsi="微软雅黑" w:eastAsia="微软雅黑" w:cs="微软雅黑"/>
+        </w:rPr>
+        <w:t>↓</w:t>
+      </w:r>
+      <w:r>
+        <w:rPr>
+          <w:rFonts w:ascii="微软雅黑" w:hAnsi="微软雅黑" w:eastAsia="微软雅黑" w:cs="微软雅黑"/>
+        </w:rPr>
+        <w:t/>
+      </w:r>
+      <w:r>
+        <w:rPr>
+          <w:rFonts w:ascii="微软雅黑" w:hAnsi="微软雅黑" w:eastAsia="微软雅黑" w:cs="微软雅黑"/>
+        </w:rPr>
+      </w:r>
+      <w:r>
+        <w:rPr>
+          <w:rFonts w:ascii="微软雅黑" w:hAnsi="微软雅黑" w:eastAsia="微软雅黑" w:cs="微软雅黑"/>
+          <w:b w:val="on"/>
+        </w:rPr>
+        <w:t>数字孪生快速预测这个配置的时延</w:t>
+      </w:r>
+      <w:r>
+        <w:rPr>
+          <w:rFonts w:ascii="微软雅黑" w:hAnsi="微软雅黑" w:eastAsia="微软雅黑" w:cs="微软雅黑"/>
+        </w:rPr>
+        <w:t/>
+      </w:r>
+      <w:r>
+        <w:rPr>
+          <w:rFonts w:ascii="微软雅黑" w:hAnsi="微软雅黑" w:eastAsia="微软雅黑" w:cs="微软雅黑"/>
+        </w:rPr>
+        <w:t>↓</w:t>
+      </w:r>
+      <w:r>
+        <w:rPr>
+          <w:rFonts w:ascii="微软雅黑" w:hAnsi="微软雅黑" w:eastAsia="微软雅黑" w:cs="微软雅黑"/>
+        </w:rPr>
+        <w:t/>
+      </w:r>
+      <w:r>
+        <w:rPr>
+          <w:rFonts w:ascii="微软雅黑" w:hAnsi="微软雅黑" w:eastAsia="微软雅黑" w:cs="微软雅黑"/>
+        </w:rPr>
+        <w:t>控制器继续搜索</w:t>
+      </w:r>
+      <w:r>
+        <w:rPr>
+          <w:rFonts w:ascii="微软雅黑" w:hAnsi="微软雅黑" w:eastAsia="微软雅黑" w:cs="微软雅黑"/>
+        </w:rPr>
+        <w:t/>
+      </w:r>
+      <w:r>
+        <w:rPr>
+          <w:rFonts w:ascii="微软雅黑" w:hAnsi="微软雅黑" w:eastAsia="微软雅黑" w:cs="微软雅黑"/>
+        </w:rPr>
+        <w:t>↓</w:t>
+      </w:r>
+      <w:r>
+        <w:rPr>
+          <w:rFonts w:ascii="微软雅黑" w:hAnsi="微软雅黑" w:eastAsia="微软雅黑" w:cs="微软雅黑"/>
+        </w:rPr>
+        <w:t/>
+      </w:r>
+      <w:r>
+        <w:rPr>
+          <w:rFonts w:ascii="微软雅黑" w:hAnsi="微软雅黑" w:eastAsia="微软雅黑" w:cs="微软雅黑"/>
+        </w:rPr>
+        <w:t>找到比较好的网络配置</w:t>
+      </w:r>
+    </w:p>
+    <w:p>
+      <w:pPr>
+        <w:spacing w:line="288" w:lineRule="auto"/>
+        <w:jc w:val="left"/>
+      </w:pPr>
+      <w:r>
+        <w:rPr>
+          <w:rFonts w:ascii="微软雅黑" w:hAnsi="微软雅黑" w:eastAsia="微软雅黑" w:cs="微软雅黑"/>
+        </w:rPr>
+        <w:t>这样就已经从：</w:t>
+      </w:r>
+    </w:p>
+    <w:p>
+      <w:pPr>
+        <w:pBdr>
+          <w:left w:color="AEAAAA" w:space="4" w:sz="24" w:val="single"/>
+        </w:pBdr>
+        <w:jc w:val="left"/>
+      </w:pPr>
+      <w:r>
+        <w:rPr>
+          <w:rFonts w:ascii="微软雅黑" w:hAnsi="微软雅黑" w:eastAsia="微软雅黑" w:cs="微软雅黑"/>
+        </w:rPr>
+        <w:t>“DT会预测”</w:t>
+      </w:r>
+    </w:p>
+    <w:p>
+      <w:pPr>
+        <w:spacing w:line="288" w:lineRule="auto"/>
+        <w:jc w:val="left"/>
+      </w:pPr>
+      <w:r>
+        <w:rPr>
+          <w:rFonts w:ascii="微软雅黑" w:hAnsi="微软雅黑" w:eastAsia="微软雅黑" w:cs="微软雅黑"/>
+        </w:rPr>
+        <w:t>变成：</w:t>
+      </w:r>
+    </w:p>
+    <w:p>
+      <w:pPr>
+        <w:pBdr>
+          <w:left w:color="AEAAAA" w:space="4" w:sz="24" w:val="single"/>
+        </w:pBdr>
+        <w:jc w:val="left"/>
+      </w:pPr>
+      <w:r>
+        <w:rPr>
+          <w:rFonts w:ascii="微软雅黑" w:hAnsi="微软雅黑" w:eastAsia="微软雅黑" w:cs="微软雅黑"/>
+          <w:b w:val="on"/>
+        </w:rPr>
+        <w:t>“DT可以服务于网络配置搜索和测试。”</w:t>
+      </w:r>
+    </w:p>
+    <w:p>
+      <w:pPr>
+        <w:spacing w:line="288" w:lineRule="auto"/>
+        <w:jc w:val="left"/>
+      </w:pPr>
+      <w:r>
+        <w:rPr>
+          <w:rFonts w:ascii="微软雅黑" w:hAnsi="微软雅黑" w:eastAsia="微软雅黑" w:cs="微软雅黑"/>
+        </w:rPr>
+      </w:r>
+      <w:r>
+        <w:rPr>
+          <w:rFonts w:ascii="微软雅黑" w:hAnsi="微软雅黑" w:eastAsia="微软雅黑" w:cs="微软雅黑"/>
+          <w:b w:val="on"/>
+        </w:rPr>
         <w:t>c. 核心结论</w:t>
       </w:r>
     </w:p>
@@ -6662,7 +6877,519 @@
           <w:rFonts w:ascii="微软雅黑" w:hAnsi="微软雅黑" w:eastAsia="微软雅黑" w:cs="微软雅黑"/>
           <w:b w:val="on"/>
         </w:rPr>
-        <w:t>（3）爱立信：持续监测通信网络中AI模型是否已经失效</w:t>
+        <w:t>（3）</w:t>
+      </w:r>
+      <w:r>
+        <w:rPr>
+          <w:rFonts w:ascii="微软雅黑" w:hAnsi="微软雅黑" w:eastAsia="微软雅黑" w:cs="微软雅黑"/>
+        </w:rPr>
+      </w:r>
+      <w:hyperlink r:id="rId15">
+        <w:r>
+          <w:rPr>
+            <w:rFonts w:ascii="微软雅黑" w:hAnsi="微软雅黑" w:eastAsia="微软雅黑" w:cs="微软雅黑"/>
+            <w:b w:val="on"/>
+            <w:color w:val="0000FF"/>
+            <w:u w:val="single"/>
+          </w:rPr>
+          <w:t>QoE Prediction in RIC-Assisted Wireless Real-Time Video Transmission System With Transformer</w:t>
+        </w:r>
+      </w:hyperlink>
+      <w:r>
+        <w:rPr>
+          <w:rFonts w:ascii="微软雅黑" w:hAnsi="微软雅黑" w:eastAsia="微软雅黑" w:cs="微软雅黑"/>
+        </w:rPr>
+      </w:r>
+      <w:r>
+        <w:rPr>
+          <w:rFonts w:ascii="微软雅黑" w:hAnsi="微软雅黑" w:eastAsia="微软雅黑" w:cs="微软雅黑"/>
+          <w:b w:val="on"/>
+        </w:rPr>
+        <w:t xml:space="preserve"> 基于 Transformer 的 RIC 辅助无线实时视频传输系统的 QoE 预测</w:t>
+      </w:r>
+    </w:p>
+    <w:p>
+      <w:pPr>
+        <w:numPr>
+          <w:ilvl w:val="0"/>
+          <w:numId w:val="47"/>
+        </w:numPr>
+        <w:spacing w:line="288" w:lineRule="auto"/>
+        <w:jc w:val="left"/>
+      </w:pPr>
+      <w:r>
+        <w:rPr>
+          <w:rFonts w:ascii="微软雅黑" w:hAnsi="微软雅黑" w:eastAsia="微软雅黑" w:cs="微软雅黑"/>
+        </w:rPr>
+      </w:r>
+      <w:r>
+        <w:rPr>
+          <w:rFonts w:ascii="微软雅黑" w:hAnsi="微软雅黑" w:eastAsia="微软雅黑" w:cs="微软雅黑"/>
+          <w:b w:val="on"/>
+        </w:rPr>
+        <w:t>出处</w:t>
+      </w:r>
+      <w:r>
+        <w:rPr>
+          <w:rFonts w:ascii="微软雅黑" w:hAnsi="微软雅黑" w:eastAsia="微软雅黑" w:cs="微软雅黑"/>
+        </w:rPr>
+        <w:t>：IEEE Transactions on Vehicular Technology，2025年</w:t>
+      </w:r>
+    </w:p>
+    <w:p>
+      <w:pPr>
+        <w:spacing w:line="288" w:lineRule="auto"/>
+        <w:jc w:val="left"/>
+      </w:pPr>
+      <w:r>
+        <w:rPr>
+          <w:rFonts w:ascii="微软雅黑" w:hAnsi="微软雅黑" w:eastAsia="微软雅黑" w:cs="微软雅黑"/>
+        </w:rPr>
+      </w:r>
+      <w:r>
+        <w:rPr>
+          <w:rFonts w:ascii="微软雅黑" w:hAnsi="微软雅黑" w:eastAsia="微软雅黑" w:cs="微软雅黑"/>
+          <w:b w:val="on"/>
+        </w:rPr>
+        <w:t>a. 技术概述</w:t>
+      </w:r>
+    </w:p>
+    <w:p>
+      <w:pPr>
+        <w:spacing w:line="288" w:lineRule="auto"/>
+        <w:jc w:val="left"/>
+      </w:pPr>
+      <w:r>
+        <w:rPr>
+          <w:rFonts w:ascii="微软雅黑" w:hAnsi="微软雅黑" w:eastAsia="微软雅黑" w:cs="微软雅黑"/>
+        </w:rPr>
+        <w:t>该论文提出了一套</w:t>
+      </w:r>
+      <w:r>
+        <w:rPr>
+          <w:rFonts w:ascii="微软雅黑" w:hAnsi="微软雅黑" w:eastAsia="微软雅黑" w:cs="微软雅黑"/>
+        </w:rPr>
+      </w:r>
+      <w:r>
+        <w:rPr>
+          <w:rFonts w:ascii="微软雅黑" w:hAnsi="微软雅黑" w:eastAsia="微软雅黑" w:cs="微软雅黑"/>
+          <w:b w:val="on"/>
+        </w:rPr>
+        <w:t>RIC 辅助的无线实时视频 QoE 预测系统</w:t>
+      </w:r>
+      <w:r>
+        <w:rPr>
+          <w:rFonts w:ascii="微软雅黑" w:hAnsi="微软雅黑" w:eastAsia="微软雅黑" w:cs="微软雅黑"/>
+        </w:rPr>
+        <w:t>，在真实硬件平台上实现了"网络测量 → AI 预测 → 网络控制"的闭环。系统基于 OpenAirInterface（OAI）搭建 4G/5G 基站和核心网、Edgegallery 作为 RIC 平台、USRP B210 作为射频前端，同时搭建 WebRTC 实时视频传输服务，使 6 台华为 Nexus 6P 商用手机作为 UE 接入并播放视频。UE 在移动过程中——论文通过</w:t>
+      </w:r>
+      <w:r>
+        <w:rPr>
+          <w:rFonts w:ascii="微软雅黑" w:hAnsi="微软雅黑" w:eastAsia="微软雅黑" w:cs="微软雅黑"/>
+        </w:rPr>
+      </w:r>
+      <w:r>
+        <w:rPr>
+          <w:rFonts w:ascii="微软雅黑" w:hAnsi="微软雅黑" w:eastAsia="微软雅黑" w:cs="微软雅黑"/>
+          <w:b w:val="on"/>
+        </w:rPr>
+        <w:t>移动 UE 的位置来改变无线网络状态</w:t>
+      </w:r>
+      <w:r>
+        <w:rPr>
+          <w:rFonts w:ascii="微软雅黑" w:hAnsi="微软雅黑" w:eastAsia="微软雅黑" w:cs="微软雅黑"/>
+        </w:rPr>
+        <w:t>——产生不同传输条件下的数据，RIC 服务器通过 flexRAN 反馈接口采集 RAN 侧的上下文测量数据，WebRTC 服务器同时记录视频 QoE 指标，形成"网络状态 + QoE 标签"的配对数据集。</w:t>
+      </w:r>
+    </w:p>
+    <w:p>
+      <w:pPr>
+        <w:spacing w:line="288" w:lineRule="auto"/>
+        <w:jc w:val="left"/>
+      </w:pPr>
+      <w:r>
+        <w:rPr>
+          <w:rFonts w:ascii="微软雅黑" w:hAnsi="微软雅黑" w:eastAsia="微软雅黑" w:cs="微软雅黑"/>
+        </w:rPr>
+      </w:r>
+      <w:r>
+        <w:rPr>
+          <w:rFonts w:ascii="微软雅黑" w:hAnsi="微软雅黑" w:eastAsia="微软雅黑" w:cs="微软雅黑"/>
+          <w:b w:val="on"/>
+        </w:rPr>
+        <w:t>b. 预测模型与核心设计</w:t>
+      </w:r>
+    </w:p>
+    <w:p>
+      <w:pPr>
+        <w:spacing w:line="288" w:lineRule="auto"/>
+        <w:jc w:val="left"/>
+      </w:pPr>
+      <w:r>
+        <w:rPr>
+          <w:rFonts w:ascii="微软雅黑" w:hAnsi="微软雅黑" w:eastAsia="微软雅黑" w:cs="微软雅黑"/>
+        </w:rPr>
+        <w:t>论文提出</w:t>
+      </w:r>
+      <w:r>
+        <w:rPr>
+          <w:rFonts w:ascii="微软雅黑" w:hAnsi="微软雅黑" w:eastAsia="微软雅黑" w:cs="微软雅黑"/>
+        </w:rPr>
+      </w:r>
+      <w:r>
+        <w:rPr>
+          <w:rFonts w:ascii="微软雅黑" w:hAnsi="微软雅黑" w:eastAsia="微软雅黑" w:cs="微软雅黑"/>
+          <w:b w:val="on"/>
+        </w:rPr>
+        <w:t>两阶段Transformer感知与预测模型 TTPP（Transformer-based Transmission Period Prediction）</w:t>
+      </w:r>
+      <w:r>
+        <w:rPr>
+          <w:rFonts w:ascii="微软雅黑" w:hAnsi="微软雅黑" w:eastAsia="微软雅黑" w:cs="微软雅黑"/>
+        </w:rPr>
+        <w:t xml:space="preserve"> 方案：</w:t>
+      </w:r>
+    </w:p>
+    <w:p>
+      <w:pPr>
+        <w:numPr>
+          <w:ilvl w:val="0"/>
+          <w:numId w:val="48"/>
+        </w:numPr>
+        <w:spacing w:line="288" w:lineRule="auto"/>
+        <w:jc w:val="left"/>
+      </w:pPr>
+      <w:r>
+        <w:rPr>
+          <w:rFonts w:ascii="微软雅黑" w:hAnsi="微软雅黑" w:eastAsia="微软雅黑" w:cs="微软雅黑"/>
+        </w:rPr>
+        <w:t>第一阶段根据网络测量估计当前视频QoE；</w:t>
+      </w:r>
+    </w:p>
+    <w:p>
+      <w:pPr>
+        <w:numPr>
+          <w:ilvl w:val="0"/>
+          <w:numId w:val="49"/>
+        </w:numPr>
+        <w:spacing w:line="288" w:lineRule="auto"/>
+        <w:jc w:val="left"/>
+      </w:pPr>
+      <w:r>
+        <w:rPr>
+          <w:rFonts w:ascii="微软雅黑" w:hAnsi="微软雅黑" w:eastAsia="微软雅黑" w:cs="微软雅黑"/>
+        </w:rPr>
+        <w:t>第二阶段结合历史序列预测下一周期QoE；</w:t>
+      </w:r>
+    </w:p>
+    <w:p>
+      <w:pPr>
+        <w:numPr>
+          <w:ilvl w:val="0"/>
+          <w:numId w:val="50"/>
+        </w:numPr>
+        <w:spacing w:line="288" w:lineRule="auto"/>
+        <w:jc w:val="left"/>
+      </w:pPr>
+      <w:r>
+        <w:rPr>
+          <w:rFonts w:ascii="微软雅黑" w:hAnsi="微软雅黑" w:eastAsia="微软雅黑" w:cs="微软雅黑"/>
+        </w:rPr>
+        <w:t>通过两种数据增强方法提升模型对无线波动的鲁棒性；</w:t>
+      </w:r>
+    </w:p>
+    <w:p>
+      <w:pPr>
+        <w:numPr>
+          <w:ilvl w:val="0"/>
+          <w:numId w:val="51"/>
+        </w:numPr>
+        <w:spacing w:line="288" w:lineRule="auto"/>
+        <w:jc w:val="left"/>
+      </w:pPr>
+      <w:r>
+        <w:rPr>
+          <w:rFonts w:ascii="微软雅黑" w:hAnsi="微软雅黑" w:eastAsia="微软雅黑" w:cs="微软雅黑"/>
+        </w:rPr>
+        <w:t>在RIC辅助的实时视频传输原型系统中进行部署测试。</w:t>
+      </w:r>
+    </w:p>
+    <w:p>
+      <w:pPr>
+        <w:spacing w:line="288" w:lineRule="auto"/>
+        <w:jc w:val="left"/>
+      </w:pPr>
+      <w:r>
+        <w:rPr>
+          <w:rFonts w:ascii="微软雅黑" w:hAnsi="微软雅黑" w:eastAsia="微软雅黑" w:cs="微软雅黑"/>
+        </w:rPr>
+      </w:r>
+      <w:r>
+        <w:rPr>
+          <w:rFonts w:ascii="微软雅黑" w:hAnsi="微软雅黑" w:eastAsia="微软雅黑" w:cs="微软雅黑"/>
+          <w:b w:val="on"/>
+        </w:rPr>
+        <w:t>c. 研究启示</w:t>
+      </w:r>
+    </w:p>
+    <w:p>
+      <w:pPr>
+        <w:spacing w:line="288" w:lineRule="auto"/>
+        <w:jc w:val="left"/>
+      </w:pPr>
+      <w:r>
+        <w:rPr>
+          <w:rFonts w:ascii="微软雅黑" w:hAnsi="微软雅黑" w:eastAsia="微软雅黑" w:cs="微软雅黑"/>
+        </w:rPr>
+        <w:t>这项工作的价值是将分析目标从RSRP或吞吐量提升到了用户实际体验，而且不是只对QoE进行离线分类，而是预测下一时间段的体验。它表明 RAN 测试结果可以进一步用于预测应用层用户体验，并能够在实际原型系统中实现。</w:t>
+      </w:r>
+    </w:p>
+    <w:p>
+      <w:pPr>
+        <w:spacing w:line="288" w:lineRule="auto"/>
+        <w:jc w:val="left"/>
+      </w:pPr>
+      <w:r>
+        <w:rPr>
+          <w:rFonts w:ascii="微软雅黑" w:hAnsi="微软雅黑" w:eastAsia="微软雅黑" w:cs="微软雅黑"/>
+        </w:rPr>
+      </w:r>
+      <w:r>
+        <w:rPr>
+          <w:rFonts w:ascii="微软雅黑" w:hAnsi="微软雅黑" w:eastAsia="微软雅黑" w:cs="微软雅黑"/>
+          <w:b w:val="on"/>
+        </w:rPr>
+        <w:t>（4）</w:t>
+      </w:r>
+      <w:r>
+        <w:rPr>
+          <w:rFonts w:ascii="微软雅黑" w:hAnsi="微软雅黑" w:eastAsia="微软雅黑" w:cs="微软雅黑"/>
+        </w:rPr>
+      </w:r>
+      <w:hyperlink r:id="rId16">
+        <w:r>
+          <w:rPr>
+            <w:rFonts w:ascii="微软雅黑" w:hAnsi="微软雅黑" w:eastAsia="微软雅黑" w:cs="微软雅黑"/>
+            <w:b w:val="on"/>
+            <w:color w:val="0000FF"/>
+            <w:u w:val="single"/>
+          </w:rPr>
+          <w:t>RANGAN: GAN-empowered Anomaly Detection in 5G Cloud RAN</w:t>
+        </w:r>
+      </w:hyperlink>
+      <w:r>
+        <w:rPr>
+          <w:rFonts w:ascii="微软雅黑" w:hAnsi="微软雅黑" w:eastAsia="微软雅黑" w:cs="微软雅黑"/>
+        </w:rPr>
+      </w:r>
+      <w:r>
+        <w:rPr>
+          <w:rFonts w:ascii="微软雅黑" w:hAnsi="微软雅黑" w:eastAsia="微软雅黑" w:cs="微软雅黑"/>
+          <w:b w:val="on"/>
+        </w:rPr>
+        <w:t xml:space="preserve"> 基于 GAN 的 5G 云 RAN 异常检测</w:t>
+      </w:r>
+    </w:p>
+    <w:p>
+      <w:pPr>
+        <w:numPr>
+          <w:ilvl w:val="0"/>
+          <w:numId w:val="52"/>
+        </w:numPr>
+        <w:spacing w:line="288" w:lineRule="auto"/>
+        <w:jc w:val="left"/>
+      </w:pPr>
+      <w:r>
+        <w:rPr>
+          <w:rFonts w:ascii="微软雅黑" w:hAnsi="微软雅黑" w:eastAsia="微软雅黑" w:cs="微软雅黑"/>
+        </w:rPr>
+      </w:r>
+      <w:r>
+        <w:rPr>
+          <w:rFonts w:ascii="微软雅黑" w:hAnsi="微软雅黑" w:eastAsia="微软雅黑" w:cs="微软雅黑"/>
+          <w:b w:val="on"/>
+        </w:rPr>
+        <w:t>出处：</w:t>
+      </w:r>
+      <w:r>
+        <w:rPr>
+          <w:rFonts w:ascii="微软雅黑" w:hAnsi="微软雅黑" w:eastAsia="微软雅黑" w:cs="微软雅黑"/>
+        </w:rPr>
+        <w:t>2025 IEEE Conference on Standards for Communications and Networking，CSCN 2025</w:t>
+      </w:r>
+    </w:p>
+    <w:p>
+      <w:pPr>
+        <w:spacing w:line="288" w:lineRule="auto"/>
+        <w:jc w:val="left"/>
+      </w:pPr>
+      <w:r>
+        <w:rPr>
+          <w:rFonts w:ascii="微软雅黑" w:hAnsi="微软雅黑" w:eastAsia="微软雅黑" w:cs="微软雅黑"/>
+        </w:rPr>
+      </w:r>
+      <w:r>
+        <w:rPr>
+          <w:rFonts w:ascii="微软雅黑" w:hAnsi="微软雅黑" w:eastAsia="微软雅黑" w:cs="微软雅黑"/>
+          <w:b w:val="on"/>
+        </w:rPr>
+        <w:t>a. 技术概述</w:t>
+      </w:r>
+    </w:p>
+    <w:p>
+      <w:pPr>
+        <w:spacing w:line="288" w:lineRule="auto"/>
+        <w:jc w:val="left"/>
+      </w:pPr>
+      <w:r>
+        <w:rPr>
+          <w:rFonts w:ascii="微软雅黑" w:hAnsi="微软雅黑" w:eastAsia="微软雅黑" w:cs="微软雅黑"/>
+        </w:rPr>
+        <w:t>5G 云化 RAN 每秒产生海量 KPI 数据，传统基于固定阈值和规则的异常检测方法在动态变化的网络环境中效果急剧下降。该论文提出 RANGAN，一种将生成对抗网络（GAN）与 Transformer 架构结合的无监督异常检测框架。核心思路是：用 GAN 学习 RAN 正常运行时 KPI 的分布模式，当输入数据的分布偏离所学模式时判定为异常。Transformer 的注意力机制使模型能捕捉 KPI 时序中的长距离依赖关系，而 GAN 的无监督特性使模型无需标注数据即可训练——这对标注获取困难的实际网络运维场景尤为重要。</w:t>
+      </w:r>
+    </w:p>
+    <w:p>
+      <w:pPr>
+        <w:spacing w:line="288" w:lineRule="auto"/>
+        <w:jc w:val="left"/>
+      </w:pPr>
+      <w:r>
+        <w:rPr>
+          <w:rFonts w:ascii="微软雅黑" w:hAnsi="微软雅黑" w:eastAsia="微软雅黑" w:cs="微软雅黑"/>
+        </w:rPr>
+      </w:r>
+      <w:r>
+        <w:rPr>
+          <w:rFonts w:ascii="微软雅黑" w:hAnsi="微软雅黑" w:eastAsia="微软雅黑" w:cs="微软雅黑"/>
+          <w:b w:val="on"/>
+        </w:rPr>
+        <w:t>b. 数据处理与模型设计</w:t>
+      </w:r>
+    </w:p>
+    <w:p>
+      <w:pPr>
+        <w:spacing w:line="288" w:lineRule="auto"/>
+        <w:jc w:val="left"/>
+      </w:pPr>
+      <w:r>
+        <w:rPr>
+          <w:rFonts w:ascii="微软雅黑" w:hAnsi="微软雅黑" w:eastAsia="微软雅黑" w:cs="微软雅黑"/>
+        </w:rPr>
+        <w:t>使用公开的 SpotLight 数据集（模拟 5 个 UE 在多种流量类型下的 RAN KPI，按 3GPP 标准定义，涵盖前传链路使用率和 CPU 线程调度等类别），经最小-最大归一化后，用滑动窗口将 KPI 时序切分为固定长度重叠片段。窗口大小从 20 到 60 可调。GAN 的生成器接收随机噪声产生与训练样本同维度的输出，判别器区分真实样本与生成样本，两者对抗训练。Transformer 模块嵌入生成器和判别器中，通过注意力权重使模型聚焦于输入序列中最具信息量的时间片段。</w:t>
+      </w:r>
+    </w:p>
+    <w:p>
+      <w:pPr>
+        <w:spacing w:line="288" w:lineRule="auto"/>
+        <w:jc w:val="left"/>
+      </w:pPr>
+      <w:r>
+        <w:rPr>
+          <w:rFonts w:ascii="微软雅黑" w:hAnsi="微软雅黑" w:eastAsia="微软雅黑" w:cs="微软雅黑"/>
+        </w:rPr>
+      </w:r>
+      <w:r>
+        <w:rPr>
+          <w:rFonts w:ascii="微软雅黑" w:hAnsi="微软雅黑" w:eastAsia="微软雅黑" w:cs="微软雅黑"/>
+          <w:b w:val="on"/>
+        </w:rPr>
+        <w:t>c. 实验结果</w:t>
+      </w:r>
+    </w:p>
+    <w:p>
+      <w:pPr>
+        <w:spacing w:line="288" w:lineRule="auto"/>
+        <w:jc w:val="left"/>
+      </w:pPr>
+      <w:r>
+        <w:rPr>
+          <w:rFonts w:ascii="微软雅黑" w:hAnsi="微软雅黑" w:eastAsia="微软雅黑" w:cs="微软雅黑"/>
+        </w:rPr>
+        <w:t>与 7 种基线方法（Autoencoder、Isolation Forest、LOF、OCSVM、HDBSCAN、DBSCAN、Z-Score）对比，RANGAN 在检测网络资源争用异常上取得最优。在论文测试的窗口范围内，较大的滑动窗口取得了更好的异常检测效果，说明足够的时序上下文有助于区分正常波动与异常行为。</w:t>
+      </w:r>
+    </w:p>
+    <w:p>
+      <w:pPr>
+        <w:spacing w:line="288" w:lineRule="auto"/>
+        <w:jc w:val="left"/>
+      </w:pPr>
+      <w:r>
+        <w:rPr>
+          <w:rFonts w:ascii="微软雅黑" w:hAnsi="微软雅黑" w:eastAsia="微软雅黑" w:cs="微软雅黑"/>
+        </w:rPr>
+      </w:r>
+      <w:r>
+        <w:rPr>
+          <w:rFonts w:ascii="微软雅黑" w:hAnsi="微软雅黑" w:eastAsia="微软雅黑" w:cs="微软雅黑"/>
+          <w:b w:val="on"/>
+        </w:rPr>
+        <w:t>d. 研究启示</w:t>
+      </w:r>
+    </w:p>
+    <w:p>
+      <w:pPr>
+        <w:spacing w:line="288" w:lineRule="auto"/>
+        <w:jc w:val="left"/>
+      </w:pPr>
+      <w:r>
+        <w:rPr>
+          <w:rFonts w:ascii="微软雅黑" w:hAnsi="微软雅黑" w:eastAsia="微软雅黑" w:cs="微软雅黑"/>
+        </w:rPr>
+        <w:t>该论文的核心价值在于验证了 GAN+Transformer 的组合在 RAN KPI 无监督异常检测中的有效性，且在与爱立信的合作背景下完成，贴近实际运维需求。论文说明异常判断不能只看某个瞬时KPI是否越过阈值。例如吞吐量突然下降，在高负载、切换和无线衰落情况下可能具有完全不同的含义。以后主动测试触发条件可以从</w:t>
+      </w:r>
+      <w:r>
+        <w:rPr>
+          <w:rFonts w:ascii="微软雅黑" w:hAnsi="微软雅黑" w:eastAsia="微软雅黑" w:cs="微软雅黑"/>
+        </w:rPr>
+      </w:r>
+      <w:r>
+        <w:rPr>
+          <w:rFonts w:ascii="微软雅黑" w:hAnsi="微软雅黑" w:eastAsia="微软雅黑" w:cs="微软雅黑"/>
+          <w:b w:val="on"/>
+        </w:rPr>
+        <w:t>单点阈值触发</w:t>
+      </w:r>
+      <w:r>
+        <w:rPr>
+          <w:rFonts w:ascii="微软雅黑" w:hAnsi="微软雅黑" w:eastAsia="微软雅黑" w:cs="微软雅黑"/>
+        </w:rPr>
+        <w:t>变成：</w:t>
+      </w:r>
+      <w:r>
+        <w:rPr>
+          <w:rFonts w:ascii="微软雅黑" w:hAnsi="微软雅黑" w:eastAsia="微软雅黑" w:cs="微软雅黑"/>
+        </w:rPr>
+      </w:r>
+      <w:r>
+        <w:rPr>
+          <w:rFonts w:ascii="微软雅黑" w:hAnsi="微软雅黑" w:eastAsia="微软雅黑" w:cs="微软雅黑"/>
+          <w:b w:val="on"/>
+        </w:rPr>
+        <w:t>时序异常模式触发，</w:t>
+      </w:r>
+      <w:r>
+        <w:rPr>
+          <w:rFonts w:ascii="微软雅黑" w:hAnsi="微软雅黑" w:eastAsia="微软雅黑" w:cs="微软雅黑"/>
+        </w:rPr>
+        <w:t>异常判断要利用异常前后的变化轨迹，而不是只看某一个瞬时 KPI。</w:t>
+      </w:r>
+    </w:p>
+    <w:p>
+      <w:pPr>
+        <w:spacing w:line="288" w:lineRule="auto"/>
+        <w:jc w:val="left"/>
+      </w:pPr>
+      <w:r>
+        <w:rPr>
+          <w:rFonts w:ascii="微软雅黑" w:hAnsi="微软雅黑" w:eastAsia="微软雅黑" w:cs="微软雅黑"/>
+        </w:rPr>
+      </w:r>
+      <w:r>
+        <w:rPr>
+          <w:rFonts w:ascii="微软雅黑" w:hAnsi="微软雅黑" w:eastAsia="微软雅黑" w:cs="微软雅黑"/>
+          <w:b w:val="on"/>
+        </w:rPr>
+        <w:t>（5）爱立信：持续监测通信网络中AI模型是否已经失效</w:t>
       </w:r>
     </w:p>
     <w:p>
@@ -6705,7 +7432,7 @@
           <w:rFonts w:ascii="微软雅黑" w:hAnsi="微软雅黑" w:eastAsia="微软雅黑" w:cs="微软雅黑"/>
         </w:rPr>
       </w:r>
-      <w:hyperlink r:id="rId15">
+      <w:hyperlink r:id="rId17">
         <w:r>
           <w:rPr>
             <w:rFonts w:ascii="微软雅黑" w:hAnsi="微软雅黑" w:eastAsia="微软雅黑" w:cs="微软雅黑"/>
@@ -6796,10 +7523,78 @@
       <w:r>
         <w:rPr>
           <w:rFonts w:ascii="微软雅黑" w:hAnsi="微软雅黑" w:eastAsia="微软雅黑" w:cs="微软雅黑"/>
+          <w:b w:val="on"/>
           <w:color w:val="0D0D0D"/>
           <w:shd w:val="clear" w:fill="FFFFFF"/>
         </w:rPr>
-        <w:t>监测节点向数据采集节点订阅历史数据（可按区域、时间窗口、UE 类型、切片等多种条件过滤） → 数据采集节点按订阅条件返回历史数据 → 监测节点比较"当时模型的预测值"和"当时的真实测量值"，计算性能指标（准确度、偏差、不确定性水平） → 判断是否满足重训练准则（如准确率连续一段时间低于阈值、平均误差超过阈值等） → 若满足，触发模型重训练，用最新数据训练新版模型替换旧版。</w:t>
+        <w:t>监测节点向数据采集节点订阅历史数据</w:t>
+      </w:r>
+      <w:r>
+        <w:rPr>
+          <w:rFonts w:ascii="微软雅黑" w:hAnsi="微软雅黑" w:eastAsia="微软雅黑" w:cs="微软雅黑"/>
+        </w:rPr>
+      </w:r>
+      <w:r>
+        <w:rPr>
+          <w:rFonts w:ascii="微软雅黑" w:hAnsi="微软雅黑" w:eastAsia="微软雅黑" w:cs="微软雅黑"/>
+          <w:color w:val="0D0D0D"/>
+          <w:shd w:val="clear" w:fill="FFFFFF"/>
+        </w:rPr>
+        <w:t xml:space="preserve">（可按区域、时间窗口、UE 类型、切片等多种条件过滤） → </w:t>
+      </w:r>
+      <w:r>
+        <w:rPr>
+          <w:rFonts w:ascii="微软雅黑" w:hAnsi="微软雅黑" w:eastAsia="微软雅黑" w:cs="微软雅黑"/>
+        </w:rPr>
+      </w:r>
+      <w:r>
+        <w:rPr>
+          <w:rFonts w:ascii="微软雅黑" w:hAnsi="微软雅黑" w:eastAsia="微软雅黑" w:cs="微软雅黑"/>
+          <w:b w:val="on"/>
+          <w:color w:val="0D0D0D"/>
+          <w:shd w:val="clear" w:fill="FFFFFF"/>
+        </w:rPr>
+        <w:t xml:space="preserve">数据采集节点按订阅条件返回历史数据 </w:t>
+      </w:r>
+      <w:r>
+        <w:rPr>
+          <w:rFonts w:ascii="微软雅黑" w:hAnsi="微软雅黑" w:eastAsia="微软雅黑" w:cs="微软雅黑"/>
+        </w:rPr>
+      </w:r>
+      <w:r>
+        <w:rPr>
+          <w:rFonts w:ascii="微软雅黑" w:hAnsi="微软雅黑" w:eastAsia="微软雅黑" w:cs="微软雅黑"/>
+          <w:color w:val="0D0D0D"/>
+          <w:shd w:val="clear" w:fill="FFFFFF"/>
+        </w:rPr>
+        <w:t xml:space="preserve">→ 监测节点比较"当时模型的预测值"和"当时的真实测量值"，计算性能指标（准确度、偏差、不确定性水平） → </w:t>
+      </w:r>
+      <w:r>
+        <w:rPr>
+          <w:rFonts w:ascii="微软雅黑" w:hAnsi="微软雅黑" w:eastAsia="微软雅黑" w:cs="微软雅黑"/>
+        </w:rPr>
+      </w:r>
+      <w:r>
+        <w:rPr>
+          <w:rFonts w:ascii="微软雅黑" w:hAnsi="微软雅黑" w:eastAsia="微软雅黑" w:cs="微软雅黑"/>
+          <w:b w:val="on"/>
+          <w:color w:val="0D0D0D"/>
+          <w:shd w:val="clear" w:fill="FFFFFF"/>
+        </w:rPr>
+        <w:t>判断是否满足重训练准则（如准确率连续一段时间低于阈值、平均误差超过阈值等）</w:t>
+      </w:r>
+      <w:r>
+        <w:rPr>
+          <w:rFonts w:ascii="微软雅黑" w:hAnsi="微软雅黑" w:eastAsia="微软雅黑" w:cs="微软雅黑"/>
+        </w:rPr>
+      </w:r>
+      <w:r>
+        <w:rPr>
+          <w:rFonts w:ascii="微软雅黑" w:hAnsi="微软雅黑" w:eastAsia="微软雅黑" w:cs="微软雅黑"/>
+          <w:color w:val="0D0D0D"/>
+          <w:shd w:val="clear" w:fill="FFFFFF"/>
+        </w:rPr>
+        <w:t xml:space="preserve"> → 若满足，触发模型重训练，用最新数据训练新版模型替换旧版。</w:t>
       </w:r>
     </w:p>
     <w:p>
@@ -6895,7 +7690,7 @@
           <w:rFonts w:ascii="微软雅黑" w:hAnsi="微软雅黑" w:eastAsia="微软雅黑" w:cs="微软雅黑"/>
           <w:b w:val="on"/>
         </w:rPr>
-        <w:t>（4）AT&amp;T：从用户投诉反向定位网络侧或终端侧根因</w:t>
+        <w:t>（6）AT&amp;T：从用户投诉反向定位网络侧或终端侧根因</w:t>
       </w:r>
     </w:p>
     <w:p>
@@ -6938,7 +7733,7 @@
           <w:rFonts w:ascii="微软雅黑" w:hAnsi="微软雅黑" w:eastAsia="微软雅黑" w:cs="微软雅黑"/>
         </w:rPr>
       </w:r>
-      <w:hyperlink r:id="rId16">
+      <w:hyperlink r:id="rId18">
         <w:r>
           <w:rPr>
             <w:rFonts w:ascii="微软雅黑" w:hAnsi="微软雅黑" w:eastAsia="微软雅黑" w:cs="微软雅黑"/>
@@ -7157,477 +7952,11 @@
     <w:p>
       <w:pPr>
         <w:spacing w:line="288" w:lineRule="auto"/>
-        <w:jc w:val="left"/>
-      </w:pPr>
-      <w:r>
-        <w:rPr>
-          <w:rFonts w:ascii="微软雅黑" w:hAnsi="微软雅黑" w:eastAsia="微软雅黑" w:cs="微软雅黑"/>
-        </w:rPr>
-      </w:r>
-      <w:r>
-        <w:rPr>
-          <w:rFonts w:ascii="微软雅黑" w:hAnsi="微软雅黑" w:eastAsia="微软雅黑" w:cs="微软雅黑"/>
-          <w:b w:val="on"/>
-        </w:rPr>
-        <w:t>（5）</w:t>
-      </w:r>
-      <w:r>
-        <w:rPr>
-          <w:rFonts w:ascii="微软雅黑" w:hAnsi="微软雅黑" w:eastAsia="微软雅黑" w:cs="微软雅黑"/>
-        </w:rPr>
-      </w:r>
-      <w:hyperlink r:id="rId17">
-        <w:r>
-          <w:rPr>
-            <w:rFonts w:ascii="微软雅黑" w:hAnsi="微软雅黑" w:eastAsia="微软雅黑" w:cs="微软雅黑"/>
-            <w:b w:val="on"/>
-            <w:color w:val="0000FF"/>
-            <w:u w:val="single"/>
-          </w:rPr>
-          <w:t>QoE Prediction in RIC-Assisted Wireless Real-Time Video Transmission System With Transformer</w:t>
-        </w:r>
-      </w:hyperlink>
-      <w:r>
-        <w:rPr>
-          <w:rFonts w:ascii="微软雅黑" w:hAnsi="微软雅黑" w:eastAsia="微软雅黑" w:cs="微软雅黑"/>
-        </w:rPr>
-      </w:r>
-      <w:r>
-        <w:rPr>
-          <w:rFonts w:ascii="微软雅黑" w:hAnsi="微软雅黑" w:eastAsia="微软雅黑" w:cs="微软雅黑"/>
-          <w:b w:val="on"/>
-        </w:rPr>
-        <w:t xml:space="preserve"> 基于 Transformer 的 RIC 辅助无线实时视频传输系统的 QoE 预测</w:t>
-      </w:r>
-    </w:p>
-    <w:p>
-      <w:pPr>
-        <w:numPr>
-          <w:ilvl w:val="0"/>
-          <w:numId w:val="47"/>
-        </w:numPr>
-        <w:spacing w:line="288" w:lineRule="auto"/>
-        <w:jc w:val="left"/>
-      </w:pPr>
-      <w:r>
-        <w:rPr>
-          <w:rFonts w:ascii="微软雅黑" w:hAnsi="微软雅黑" w:eastAsia="微软雅黑" w:cs="微软雅黑"/>
-        </w:rPr>
-      </w:r>
-      <w:r>
-        <w:rPr>
-          <w:rFonts w:ascii="微软雅黑" w:hAnsi="微软雅黑" w:eastAsia="微软雅黑" w:cs="微软雅黑"/>
-          <w:b w:val="on"/>
-        </w:rPr>
-        <w:t>出处</w:t>
-      </w:r>
-      <w:r>
-        <w:rPr>
-          <w:rFonts w:ascii="微软雅黑" w:hAnsi="微软雅黑" w:eastAsia="微软雅黑" w:cs="微软雅黑"/>
-        </w:rPr>
-        <w:t>：IEEE Transactions on Vehicular Technology，2025年</w:t>
-      </w:r>
-    </w:p>
-    <w:p>
-      <w:pPr>
-        <w:spacing w:line="288" w:lineRule="auto"/>
-        <w:jc w:val="left"/>
-      </w:pPr>
-      <w:r>
-        <w:rPr>
-          <w:rFonts w:ascii="微软雅黑" w:hAnsi="微软雅黑" w:eastAsia="微软雅黑" w:cs="微软雅黑"/>
-        </w:rPr>
-      </w:r>
-      <w:r>
-        <w:rPr>
-          <w:rFonts w:ascii="微软雅黑" w:hAnsi="微软雅黑" w:eastAsia="微软雅黑" w:cs="微软雅黑"/>
-          <w:b w:val="on"/>
-        </w:rPr>
-        <w:t>a. 技术概述</w:t>
-      </w:r>
-    </w:p>
-    <w:p>
-      <w:pPr>
-        <w:spacing w:line="288" w:lineRule="auto"/>
-        <w:jc w:val="left"/>
-      </w:pPr>
-      <w:r>
-        <w:rPr>
-          <w:rFonts w:ascii="微软雅黑" w:hAnsi="微软雅黑" w:eastAsia="微软雅黑" w:cs="微软雅黑"/>
-        </w:rPr>
-        <w:t>该论文提出了一套</w:t>
-      </w:r>
-      <w:r>
-        <w:rPr>
-          <w:rFonts w:ascii="微软雅黑" w:hAnsi="微软雅黑" w:eastAsia="微软雅黑" w:cs="微软雅黑"/>
-        </w:rPr>
-      </w:r>
-      <w:r>
-        <w:rPr>
-          <w:rFonts w:ascii="微软雅黑" w:hAnsi="微软雅黑" w:eastAsia="微软雅黑" w:cs="微软雅黑"/>
-          <w:b w:val="on"/>
-        </w:rPr>
-        <w:t>RIC 辅助的无线实时视频 QoE 预测系统</w:t>
-      </w:r>
-      <w:r>
-        <w:rPr>
-          <w:rFonts w:ascii="微软雅黑" w:hAnsi="微软雅黑" w:eastAsia="微软雅黑" w:cs="微软雅黑"/>
-        </w:rPr>
-        <w:t>，在真实硬件平台上实现了"网络测量 → AI 预测 → 网络控制"的闭环。系统基于 OpenAirInterface（OAI）搭建 4G/5G 基站和核心网、Edgegallery 作为 RIC 平台、USRP B210 作为射频前端，同时搭建 WebRTC 实时视频传输服务，使 6 台华为 Nexus 6P 商用手机作为 UE 接入并播放视频。UE 在移动过程中——论文通过</w:t>
-      </w:r>
-      <w:r>
-        <w:rPr>
-          <w:rFonts w:ascii="微软雅黑" w:hAnsi="微软雅黑" w:eastAsia="微软雅黑" w:cs="微软雅黑"/>
-        </w:rPr>
-      </w:r>
-      <w:r>
-        <w:rPr>
-          <w:rFonts w:ascii="微软雅黑" w:hAnsi="微软雅黑" w:eastAsia="微软雅黑" w:cs="微软雅黑"/>
-          <w:b w:val="on"/>
-        </w:rPr>
-        <w:t>移动 UE 的位置来改变无线网络状态</w:t>
-      </w:r>
-      <w:r>
-        <w:rPr>
-          <w:rFonts w:ascii="微软雅黑" w:hAnsi="微软雅黑" w:eastAsia="微软雅黑" w:cs="微软雅黑"/>
-        </w:rPr>
-        <w:t>——产生不同传输条件下的数据，RIC 服务器通过 flexRAN 反馈接口采集 RAN 侧的上下文测量数据，WebRTC 服务器同时记录视频 QoE 指标，形成"网络状态 + QoE 标签"的配对数据集。</w:t>
-      </w:r>
-    </w:p>
-    <w:p>
-      <w:pPr>
-        <w:spacing w:line="288" w:lineRule="auto"/>
-        <w:jc w:val="left"/>
-      </w:pPr>
-      <w:r>
-        <w:rPr>
-          <w:rFonts w:ascii="微软雅黑" w:hAnsi="微软雅黑" w:eastAsia="微软雅黑" w:cs="微软雅黑"/>
-        </w:rPr>
-      </w:r>
-      <w:r>
-        <w:rPr>
-          <w:rFonts w:ascii="微软雅黑" w:hAnsi="微软雅黑" w:eastAsia="微软雅黑" w:cs="微软雅黑"/>
-          <w:b w:val="on"/>
-        </w:rPr>
-        <w:t>b. 预测模型与核心设计</w:t>
-      </w:r>
-    </w:p>
-    <w:p>
-      <w:pPr>
-        <w:spacing w:line="288" w:lineRule="auto"/>
-        <w:jc w:val="left"/>
-      </w:pPr>
-      <w:r>
-        <w:rPr>
-          <w:rFonts w:ascii="微软雅黑" w:hAnsi="微软雅黑" w:eastAsia="微软雅黑" w:cs="微软雅黑"/>
-        </w:rPr>
-        <w:t>论文提出</w:t>
-      </w:r>
-      <w:r>
-        <w:rPr>
-          <w:rFonts w:ascii="微软雅黑" w:hAnsi="微软雅黑" w:eastAsia="微软雅黑" w:cs="微软雅黑"/>
-        </w:rPr>
-      </w:r>
-      <w:r>
-        <w:rPr>
-          <w:rFonts w:ascii="微软雅黑" w:hAnsi="微软雅黑" w:eastAsia="微软雅黑" w:cs="微软雅黑"/>
-          <w:b w:val="on"/>
-        </w:rPr>
-        <w:t>两阶段Transformer感知与预测模型 TTPP（Transformer-based Transmission Period Prediction）</w:t>
-      </w:r>
-      <w:r>
-        <w:rPr>
-          <w:rFonts w:ascii="微软雅黑" w:hAnsi="微软雅黑" w:eastAsia="微软雅黑" w:cs="微软雅黑"/>
-        </w:rPr>
-        <w:t xml:space="preserve"> 方案：</w:t>
-      </w:r>
-    </w:p>
-    <w:p>
-      <w:pPr>
-        <w:numPr>
-          <w:ilvl w:val="0"/>
-          <w:numId w:val="48"/>
-        </w:numPr>
-        <w:spacing w:line="288" w:lineRule="auto"/>
-        <w:jc w:val="left"/>
-      </w:pPr>
-      <w:r>
-        <w:rPr>
-          <w:rFonts w:ascii="微软雅黑" w:hAnsi="微软雅黑" w:eastAsia="微软雅黑" w:cs="微软雅黑"/>
-        </w:rPr>
-        <w:t>第一阶段根据网络测量估计当前视频QoE；</w:t>
-      </w:r>
-    </w:p>
-    <w:p>
-      <w:pPr>
-        <w:numPr>
-          <w:ilvl w:val="0"/>
-          <w:numId w:val="49"/>
-        </w:numPr>
-        <w:spacing w:line="288" w:lineRule="auto"/>
-        <w:jc w:val="left"/>
-      </w:pPr>
-      <w:r>
-        <w:rPr>
-          <w:rFonts w:ascii="微软雅黑" w:hAnsi="微软雅黑" w:eastAsia="微软雅黑" w:cs="微软雅黑"/>
-        </w:rPr>
-        <w:t>第二阶段结合历史序列预测下一周期QoE；</w:t>
-      </w:r>
-    </w:p>
-    <w:p>
-      <w:pPr>
-        <w:numPr>
-          <w:ilvl w:val="0"/>
-          <w:numId w:val="50"/>
-        </w:numPr>
-        <w:spacing w:line="288" w:lineRule="auto"/>
-        <w:jc w:val="left"/>
-      </w:pPr>
-      <w:r>
-        <w:rPr>
-          <w:rFonts w:ascii="微软雅黑" w:hAnsi="微软雅黑" w:eastAsia="微软雅黑" w:cs="微软雅黑"/>
-        </w:rPr>
-        <w:t>通过两种数据增强方法提升模型对无线波动的鲁棒性；</w:t>
-      </w:r>
-    </w:p>
-    <w:p>
-      <w:pPr>
-        <w:numPr>
-          <w:ilvl w:val="0"/>
-          <w:numId w:val="51"/>
-        </w:numPr>
-        <w:spacing w:line="288" w:lineRule="auto"/>
-        <w:jc w:val="left"/>
-      </w:pPr>
-      <w:r>
-        <w:rPr>
-          <w:rFonts w:ascii="微软雅黑" w:hAnsi="微软雅黑" w:eastAsia="微软雅黑" w:cs="微软雅黑"/>
-        </w:rPr>
-        <w:t>在RIC辅助的实时视频传输原型系统中进行部署测试。</w:t>
-      </w:r>
-    </w:p>
-    <w:p>
-      <w:pPr>
-        <w:spacing w:line="288" w:lineRule="auto"/>
-        <w:jc w:val="left"/>
-      </w:pPr>
-      <w:r>
-        <w:rPr>
-          <w:rFonts w:ascii="微软雅黑" w:hAnsi="微软雅黑" w:eastAsia="微软雅黑" w:cs="微软雅黑"/>
-        </w:rPr>
-      </w:r>
-      <w:r>
-        <w:rPr>
-          <w:rFonts w:ascii="微软雅黑" w:hAnsi="微软雅黑" w:eastAsia="微软雅黑" w:cs="微软雅黑"/>
-          <w:b w:val="on"/>
-        </w:rPr>
-        <w:t>c. 研究启示</w:t>
-      </w:r>
-    </w:p>
-    <w:p>
-      <w:pPr>
-        <w:spacing w:line="288" w:lineRule="auto"/>
-        <w:jc w:val="left"/>
-      </w:pPr>
-      <w:r>
-        <w:rPr>
-          <w:rFonts w:ascii="微软雅黑" w:hAnsi="微软雅黑" w:eastAsia="微软雅黑" w:cs="微软雅黑"/>
-        </w:rPr>
-        <w:t>这项工作的价值是将分析目标从RSRP或吞吐量提升到了用户实际体验，而且不是只对QoE进行离线分类，而是预测下一时间段的体验。它表明 RAN 测试结果可以进一步用于预测应用层用户体验，并能够在实际原型系统中实现。</w:t>
-      </w:r>
-    </w:p>
-    <w:p>
-      <w:pPr>
-        <w:spacing w:line="288" w:lineRule="auto"/>
-        <w:jc w:val="left"/>
-      </w:pPr>
-      <w:r>
-        <w:rPr>
-          <w:rFonts w:ascii="微软雅黑" w:hAnsi="微软雅黑" w:eastAsia="微软雅黑" w:cs="微软雅黑"/>
-        </w:rPr>
-      </w:r>
-      <w:r>
-        <w:rPr>
-          <w:rFonts w:ascii="微软雅黑" w:hAnsi="微软雅黑" w:eastAsia="微软雅黑" w:cs="微软雅黑"/>
-          <w:b w:val="on"/>
-        </w:rPr>
-        <w:t>（6）</w:t>
-      </w:r>
-      <w:r>
-        <w:rPr>
-          <w:rFonts w:ascii="微软雅黑" w:hAnsi="微软雅黑" w:eastAsia="微软雅黑" w:cs="微软雅黑"/>
-        </w:rPr>
-      </w:r>
-      <w:hyperlink r:id="rId18">
-        <w:r>
-          <w:rPr>
-            <w:rFonts w:ascii="微软雅黑" w:hAnsi="微软雅黑" w:eastAsia="微软雅黑" w:cs="微软雅黑"/>
-            <w:b w:val="on"/>
-            <w:color w:val="0000FF"/>
-            <w:u w:val="single"/>
-          </w:rPr>
-          <w:t>RANGAN: GAN-empowered Anomaly Detection in 5G Cloud RAN</w:t>
-        </w:r>
-      </w:hyperlink>
-      <w:r>
-        <w:rPr>
-          <w:rFonts w:ascii="微软雅黑" w:hAnsi="微软雅黑" w:eastAsia="微软雅黑" w:cs="微软雅黑"/>
-        </w:rPr>
-      </w:r>
-      <w:r>
-        <w:rPr>
-          <w:rFonts w:ascii="微软雅黑" w:hAnsi="微软雅黑" w:eastAsia="微软雅黑" w:cs="微软雅黑"/>
-          <w:b w:val="on"/>
-        </w:rPr>
-        <w:t xml:space="preserve"> 基于 GAN 的 5G 云 RAN 异常检测</w:t>
-      </w:r>
-    </w:p>
-    <w:p>
-      <w:pPr>
-        <w:numPr>
-          <w:ilvl w:val="0"/>
-          <w:numId w:val="52"/>
-        </w:numPr>
-        <w:spacing w:line="288" w:lineRule="auto"/>
-        <w:jc w:val="left"/>
-      </w:pPr>
-      <w:r>
-        <w:rPr>
-          <w:rFonts w:ascii="微软雅黑" w:hAnsi="微软雅黑" w:eastAsia="微软雅黑" w:cs="微软雅黑"/>
-        </w:rPr>
-      </w:r>
-      <w:r>
-        <w:rPr>
-          <w:rFonts w:ascii="微软雅黑" w:hAnsi="微软雅黑" w:eastAsia="微软雅黑" w:cs="微软雅黑"/>
-          <w:b w:val="on"/>
-        </w:rPr>
-        <w:t>出处：</w:t>
-      </w:r>
-      <w:r>
-        <w:rPr>
-          <w:rFonts w:ascii="微软雅黑" w:hAnsi="微软雅黑" w:eastAsia="微软雅黑" w:cs="微软雅黑"/>
-        </w:rPr>
-        <w:t>2025 IEEE Conference on Standards for Communications and Networking，CSCN 2025</w:t>
-      </w:r>
-    </w:p>
-    <w:p>
-      <w:pPr>
-        <w:spacing w:line="288" w:lineRule="auto"/>
-        <w:jc w:val="left"/>
-      </w:pPr>
-      <w:r>
-        <w:rPr>
-          <w:rFonts w:ascii="微软雅黑" w:hAnsi="微软雅黑" w:eastAsia="微软雅黑" w:cs="微软雅黑"/>
-        </w:rPr>
-      </w:r>
-      <w:r>
-        <w:rPr>
-          <w:rFonts w:ascii="微软雅黑" w:hAnsi="微软雅黑" w:eastAsia="微软雅黑" w:cs="微软雅黑"/>
-          <w:b w:val="on"/>
-        </w:rPr>
-        <w:t>a. 技术概述</w:t>
-      </w:r>
-    </w:p>
-    <w:p>
-      <w:pPr>
-        <w:spacing w:line="288" w:lineRule="auto"/>
-        <w:jc w:val="left"/>
-      </w:pPr>
-      <w:r>
-        <w:rPr>
-          <w:rFonts w:ascii="微软雅黑" w:hAnsi="微软雅黑" w:eastAsia="微软雅黑" w:cs="微软雅黑"/>
-        </w:rPr>
-        <w:t>5G 云化 RAN 每秒产生海量 KPI 数据，传统基于固定阈值和规则的异常检测方法在动态变化的网络环境中效果急剧下降。该论文提出 RANGAN，一种将生成对抗网络（GAN）与 Transformer 架构结合的无监督异常检测框架。核心思路是：用 GAN 学习 RAN 正常运行时 KPI 的分布模式，当输入数据的分布偏离所学模式时判定为异常。Transformer 的注意力机制使模型能捕捉 KPI 时序中的长距离依赖关系，而 GAN 的无监督特性使模型无需标注数据即可训练——这对标注获取困难的实际网络运维场景尤为重要。</w:t>
-      </w:r>
-    </w:p>
-    <w:p>
-      <w:pPr>
-        <w:spacing w:line="288" w:lineRule="auto"/>
-        <w:jc w:val="left"/>
-      </w:pPr>
-      <w:r>
-        <w:rPr>
-          <w:rFonts w:ascii="微软雅黑" w:hAnsi="微软雅黑" w:eastAsia="微软雅黑" w:cs="微软雅黑"/>
-        </w:rPr>
-      </w:r>
-      <w:r>
-        <w:rPr>
-          <w:rFonts w:ascii="微软雅黑" w:hAnsi="微软雅黑" w:eastAsia="微软雅黑" w:cs="微软雅黑"/>
-          <w:b w:val="on"/>
-        </w:rPr>
-        <w:t>b. 数据处理与模型设计</w:t>
-      </w:r>
-    </w:p>
-    <w:p>
-      <w:pPr>
-        <w:spacing w:line="288" w:lineRule="auto"/>
-        <w:jc w:val="left"/>
-      </w:pPr>
-      <w:r>
-        <w:rPr>
-          <w:rFonts w:ascii="微软雅黑" w:hAnsi="微软雅黑" w:eastAsia="微软雅黑" w:cs="微软雅黑"/>
-        </w:rPr>
-        <w:t>使用公开的 SpotLight 数据集（模拟 5 个 UE 在多种流量类型下的 RAN KPI，按 3GPP 标准定义，涵盖前传链路使用率和 CPU 线程调度等类别），经最小-最大归一化后，用滑动窗口将 KPI 时序切分为固定长度重叠片段。窗口大小从 20 到 60 可调。GAN 的生成器接收随机噪声产生与训练样本同维度的输出，判别器区分真实样本与生成样本，两者对抗训练。Transformer 模块嵌入生成器和判别器中，通过注意力权重使模型聚焦于输入序列中最具信息量的时间片段。</w:t>
-      </w:r>
-    </w:p>
-    <w:p>
-      <w:pPr>
-        <w:spacing w:line="288" w:lineRule="auto"/>
-        <w:jc w:val="left"/>
-      </w:pPr>
-      <w:r>
-        <w:rPr>
-          <w:rFonts w:ascii="微软雅黑" w:hAnsi="微软雅黑" w:eastAsia="微软雅黑" w:cs="微软雅黑"/>
-        </w:rPr>
-      </w:r>
-      <w:r>
-        <w:rPr>
-          <w:rFonts w:ascii="微软雅黑" w:hAnsi="微软雅黑" w:eastAsia="微软雅黑" w:cs="微软雅黑"/>
-          <w:b w:val="on"/>
-        </w:rPr>
-        <w:t>c. 实验结果</w:t>
-      </w:r>
-    </w:p>
-    <w:p>
-      <w:pPr>
-        <w:spacing w:line="288" w:lineRule="auto"/>
-        <w:jc w:val="left"/>
-      </w:pPr>
-      <w:r>
-        <w:rPr>
-          <w:rFonts w:ascii="微软雅黑" w:hAnsi="微软雅黑" w:eastAsia="微软雅黑" w:cs="微软雅黑"/>
-        </w:rPr>
-        <w:t>与 7 种基线方法（Autoencoder、Isolation Forest、LOF、OCSVM、HDBSCAN、DBSCAN、Z-Score）对比，RANGAN 在检测网络资源争用异常上取得最优。在论文测试的窗口范围内，较大的滑动窗口取得了更好的异常检测效果，说明足够的时序上下文有助于区分正常波动与异常行为。</w:t>
-      </w:r>
-    </w:p>
-    <w:p>
-      <w:pPr>
-        <w:spacing w:line="288" w:lineRule="auto"/>
-        <w:jc w:val="left"/>
-      </w:pPr>
-      <w:r>
-        <w:rPr>
-          <w:rFonts w:ascii="微软雅黑" w:hAnsi="微软雅黑" w:eastAsia="微软雅黑" w:cs="微软雅黑"/>
-        </w:rPr>
-      </w:r>
-      <w:r>
-        <w:rPr>
-          <w:rFonts w:ascii="微软雅黑" w:hAnsi="微软雅黑" w:eastAsia="微软雅黑" w:cs="微软雅黑"/>
-          <w:b w:val="on"/>
-        </w:rPr>
-        <w:t>d. 研究启示</w:t>
-      </w:r>
-    </w:p>
-    <w:p>
-      <w:pPr>
-        <w:spacing w:line="288" w:lineRule="auto"/>
-        <w:jc w:val="left"/>
-      </w:pPr>
-      <w:r>
-        <w:rPr>
-          <w:rFonts w:ascii="微软雅黑" w:hAnsi="微软雅黑" w:eastAsia="微软雅黑" w:cs="微软雅黑"/>
-        </w:rPr>
-        <w:t>该论文的核心价值在于验证了 GAN+Transformer 的组合在 RAN KPI 无监督异常检测中的有效性，且在与爱立信的合作背景下完成，贴近实际运维需求。论文说明异常判断不能只看某个瞬时KPI是否越过阈值。例如吞吐量突然下降，在高负载、切换和无线衰落情况下可能具有完全不同的含义。滑动窗口能够利用异常发生前后的变化轨迹。</w:t>
+      </w:pPr>
+      <w:r>
+        <w:rPr>
+          <w:rFonts w:ascii="微软雅黑" w:hAnsi="微软雅黑" w:eastAsia="微软雅黑" w:cs="微软雅黑"/>
+        </w:rPr>
       </w:r>
     </w:p>
     <w:p>
@@ -7922,7 +8251,7 @@
           <w:rFonts w:ascii="微软雅黑" w:hAnsi="微软雅黑" w:eastAsia="微软雅黑" w:cs="微软雅黑"/>
           <w:b w:val="on"/>
         </w:rPr>
-        <w:t>KPI 和业务 QoS 需求 → DRL 生成 PRB 分配动作 → xApp 下发资源配置 → RAN 执行 → 测量新的吞吐量、时延和 BLER → 更新策略</w:t>
+        <w:t>当前网络 KPI + 当前业务会话状态 + 各业务 QoS 要求 → DRL 生成 PRB 分配动作 → xApp 下发资源配置 → RAN 执行 → 测量新的吞吐量、时延和 BLER → 更新策略</w:t>
       </w:r>
     </w:p>
     <w:p>
@@ -8838,7 +9167,43 @@
         <w:rPr>
           <w:rFonts w:ascii="微软雅黑" w:hAnsi="微软雅黑" w:eastAsia="微软雅黑" w:cs="微软雅黑"/>
         </w:rPr>
-        <w:t>5G 网络中可以采用普通切换（Traditional Handover，THO）和条件切换（Conditional Handover，CHO）。THO 通常是在满足 A3 等测量条件后，由网络启动后续切换流程，资源和信令开销较低，但在高速移动或无线状态快速变化的情况下可能因准备不及时而发生切换失败。</w:t>
+        <w:t>5G 网络中可以采用</w:t>
+      </w:r>
+      <w:r>
+        <w:rPr>
+          <w:rFonts w:ascii="微软雅黑" w:hAnsi="微软雅黑" w:eastAsia="微软雅黑" w:cs="微软雅黑"/>
+        </w:rPr>
+      </w:r>
+      <w:r>
+        <w:rPr>
+          <w:rFonts w:ascii="微软雅黑" w:hAnsi="微软雅黑" w:eastAsia="微软雅黑" w:cs="微软雅黑"/>
+          <w:b w:val="on"/>
+        </w:rPr>
+        <w:t>普通切换（Traditional Handover，THO）</w:t>
+      </w:r>
+      <w:r>
+        <w:rPr>
+          <w:rFonts w:ascii="微软雅黑" w:hAnsi="微软雅黑" w:eastAsia="微软雅黑" w:cs="微软雅黑"/>
+        </w:rPr>
+        <w:t>和</w:t>
+      </w:r>
+      <w:r>
+        <w:rPr>
+          <w:rFonts w:ascii="微软雅黑" w:hAnsi="微软雅黑" w:eastAsia="微软雅黑" w:cs="微软雅黑"/>
+        </w:rPr>
+      </w:r>
+      <w:r>
+        <w:rPr>
+          <w:rFonts w:ascii="微软雅黑" w:hAnsi="微软雅黑" w:eastAsia="微软雅黑" w:cs="微软雅黑"/>
+          <w:b w:val="on"/>
+        </w:rPr>
+        <w:t>条件切换（Conditional Handover，CHO）</w:t>
+      </w:r>
+      <w:r>
+        <w:rPr>
+          <w:rFonts w:ascii="微软雅黑" w:hAnsi="微软雅黑" w:eastAsia="微软雅黑" w:cs="微软雅黑"/>
+        </w:rPr>
+        <w:t>。THO 通常是在满足 A3 等测量条件后，由网络启动后续切换流程，资源和信令开销较低，但在高速移动或无线状态快速变化的情况下可能因准备不及时而发生切换失败。</w:t>
       </w:r>
     </w:p>
     <w:p>
@@ -8892,7 +9257,7 @@
         <w:rPr>
           <w:rFonts w:ascii="微软雅黑" w:hAnsi="微软雅黑" w:eastAsia="微软雅黑" w:cs="微软雅黑"/>
         </w:rPr>
-        <w:t>CONTRA 通过元学习机制在不同切换策略之间进行动态选择。系统维护多个针对不同信号条件或移动模式的候选策略，可以理解为多个具有不同特长的“专家”。元学习器根据这些策略在最近一段时间内的实际表现，例如用户吞吐量、切换失败以及切换成本等，不断调整不同策略的权重，从而根据当前环境选择更加合适的切换方式。</w:t>
+        <w:t>CONTRA 通过元学习机制在不同切换策略之间进行动态选择。系统维护多个针对不同信号条件或移动模式的候选策略，可以理解为多个具有不同特长的“专家”。元学习器根据这些策略在最近一段时间内的实际表现，例如用户吞吐量、切换失败以及切换成本等，不断调整不同策略的权重，从而根据当前环境选择更加合适的切换方式。CONTRA采用元学习机制，根据运行时观察适应动态环境，在不同网络状态下调整切换决策。</w:t>
       </w:r>
     </w:p>
     <w:p>
